--- a/report/Los_Angeles_Temperature_Forecasting_Laboratory_APA_Report.docx
+++ b/report/Los_Angeles_Temperature_Forecasting_Laboratory_APA_Report.docx
@@ -2,22 +2,44 @@
 <file path=word/document.xml><?xml version="1.0" encoding="utf-8"?>
 <w:document xmlns:wpc="http://schemas.microsoft.com/office/word/2010/wordprocessingCanvas" xmlns:mo="http://schemas.microsoft.com/office/mac/office/2008/main" xmlns:mc="http://schemas.openxmlformats.org/markup-compatibility/2006" xmlns:mv="urn:schemas-microsoft-com:mac:vml" xmlns:o="urn:schemas-microsoft-com:office:office" xmlns:r="http://schemas.openxmlformats.org/officeDocument/2006/relationships" xmlns:m="http://schemas.openxmlformats.org/officeDocument/2006/math" xmlns:v="urn:schemas-microsoft-com:vml" xmlns:wp14="http://schemas.microsoft.com/office/word/2010/wordprocessingDrawing" xmlns:wp="http://schemas.openxmlformats.org/drawingml/2006/wordprocessingDrawing" xmlns:w10="urn:schemas-microsoft-com:office:word" xmlns:w="http://schemas.openxmlformats.org/wordprocessingml/2006/main" xmlns:w14="http://schemas.microsoft.com/office/word/2010/wordml" xmlns:wpg="http://schemas.microsoft.com/office/word/2010/wordprocessingGroup" xmlns:wpi="http://schemas.microsoft.com/office/word/2010/wordprocessingInk" xmlns:wne="http://schemas.microsoft.com/office/word/2006/wordml" xmlns:wps="http://schemas.microsoft.com/office/word/2010/wordprocessingShape" mc:Ignorable="w14 wp14">
   <w:body>
+    <w:p/>
+    <w:p/>
+    <w:p/>
+    <w:p/>
+    <w:p/>
+    <w:p/>
     <w:p>
       <w:pPr>
-        <w:spacing w:before="1872"/>
+        <w:spacing w:line="480" w:lineRule="auto"/>
+        <w:ind w:firstLine="0"/>
         <w:jc w:val="center"/>
       </w:pPr>
       <w:r>
         <w:rPr>
-          <w:rFonts w:ascii="Arial" w:hAnsi="Arial" w:eastAsia="Arial"/>
           <w:b/>
-          <w:sz w:val="22"/>
+          <w:sz w:val="32"/>
         </w:rPr>
-        <w:t>Los Angeles Daily High-Temperature Forecasting Laboratory: A Governed, Multi-Horizon Deep Learning System for Meteorological Prediction</w:t>
+        <w:t>Los Angeles Temperature-Forecasting Laboratory</w:t>
       </w:r>
     </w:p>
     <w:p>
       <w:pPr>
+        <w:spacing w:line="480" w:lineRule="auto"/>
+        <w:ind w:firstLine="0"/>
+        <w:jc w:val="center"/>
+      </w:pPr>
+      <w:r>
+        <w:rPr>
+          <w:i/>
+        </w:rPr>
+        <w:t>A Reproducible Audit of Deep Sequence Models, Weather Regimes,</w:t>
+        <w:br/>
+        <w:t>Uncertainty Calibration, and Operational Forecast Governance</w:t>
+      </w:r>
+    </w:p>
+    <w:p>
+      <w:pPr>
+        <w:ind w:firstLine="0"/>
         <w:jc w:val="center"/>
       </w:pPr>
       <w:r>
@@ -26,26 +48,97 @@
     </w:p>
     <w:p>
       <w:pPr>
+        <w:ind w:firstLine="0"/>
         <w:jc w:val="center"/>
       </w:pPr>
       <w:r>
-        <w:t>PhD Research Project in Statistics</w:t>
+        <w:t>Independent PhD Research Laboratory</w:t>
       </w:r>
     </w:p>
     <w:p>
       <w:pPr>
+        <w:ind w:firstLine="0"/>
         <w:jc w:val="center"/>
       </w:pPr>
       <w:r>
-        <w:t>Independent Research Manuscript</w:t>
+        <w:t>Statistics</w:t>
       </w:r>
     </w:p>
     <w:p>
       <w:pPr>
+        <w:ind w:firstLine="0"/>
         <w:jc w:val="center"/>
       </w:pPr>
       <w:r>
         <w:t>August 24, 2026</w:t>
+      </w:r>
+    </w:p>
+    <w:tbl>
+      <w:tblPr>
+        <w:tblW w:type="dxa" w:w="9360"/>
+        <w:jc w:val="center"/>
+        <w:tblLayout w:type="fixed"/>
+        <w:tblLook w:firstColumn="1" w:firstRow="1" w:lastColumn="0" w:lastRow="0" w:noHBand="0" w:noVBand="1" w:val="04A0"/>
+      </w:tblPr>
+      <w:tblGrid>
+        <w:gridCol w:w="9360"/>
+      </w:tblGrid>
+      <w:tr>
+        <w:trPr>
+          <w:tblHeader w:val="true"/>
+        </w:trPr>
+        <w:tc>
+          <w:tcPr>
+            <w:tcW w:type="dxa" w:w="9360"/>
+            <w:vAlign w:val="center"/>
+            <w:shd w:fill="EAF2F7"/>
+          </w:tcPr>
+          <w:p>
+            <w:pPr>
+              <w:spacing w:line="276" w:lineRule="auto"/>
+              <w:ind w:firstLine="0"/>
+            </w:pPr>
+            <w:r>
+              <w:rPr>
+                <w:b/>
+              </w:rPr>
+              <w:t xml:space="preserve">Repository of record: </w:t>
+            </w:r>
+            <w:r>
+              <w:t>salemmorelli1/Los-Angeles-Daily-Temperature-High; source-code audit snapshot: main at commit 59135f1.</w:t>
+            </w:r>
+          </w:p>
+        </w:tc>
+      </w:tr>
+    </w:tbl>
+    <w:p>
+      <w:r>
+        <w:br w:type="page"/>
+      </w:r>
+    </w:p>
+    <w:p>
+      <w:pPr>
+        <w:pStyle w:val="Heading1"/>
+        <w:ind w:firstLine="0"/>
+        <w:jc w:val="center"/>
+      </w:pPr>
+      <w:r>
+        <w:t>Abstract</w:t>
+      </w:r>
+    </w:p>
+    <w:p>
+      <w:r>
+        <w:t>This report audits a production-oriented laboratory for daily maximum-temperature forecasts at Los Angeles International Airport (KLAX; 33.9425° N, 118.4081° W). The system combines Open-Meteo historical and forecast fields, National Weather Service (NWS) telemetry, a three-state hidden Markov weather-regime model, engineered atmospheric features, an LSTM or Transformer forecaster, an XGBoost sleeve, Monte Carlo dropout, split-conformal calibration, rule-based governance, and realized-error attribution. The committed artifact snapshot contains 3,157 uninterrupted daily records from January 1, 2018 through August 23, 2026; 129 predictors; chronological train/validation/test sizes of 2,206/473/473; and explicit one-, three-, and five-day target dates.</w:t>
+      </w:r>
+    </w:p>
+    <w:p>
+      <w:r>
+        <w:t>The principal statistical finding is a separation between holdout model skill and operational publication skill. On the chronological test set, LSTM mean absolute errors (MAEs) were 3.14°F, 4.06°F, and 4.48°F, while XGBoost achieved 2.30°F, 3.76°F, and 4.38°F. In the 65-row live attribution tape, the pre-anchor model achieved 1.68°F, 3.09°F, and 3.37°F MAE; however, canonical forecasts after NWS anchoring recorded 7.18°F, 7.56°F, and 7.04°F MAE. The older benchmark field exhibited an 8°F cold bias, so frequent anchoring transmitted benchmark error into the published forecast. The NWS grid-point self-check is now corrected and passing, but historical comparisons remain source-contaminated.</w:t>
+      </w:r>
+    </w:p>
+    <w:p>
+      <w:r>
+        <w:t>Conformalized test coverage was 92.6%, 87.6%, and 84.8% against a nominal 90%, whereas raw MC-dropout coverage deteriorated with horizon. The system is technically sophisticated and reproducible, yet the audit supports disabling benchmark anchoring until a clean post-correction evaluation establishes incremental value. Keywords: temperature forecasting, LSTM, XGBoost, hidden Markov model, conformal prediction, forecast governance.</w:t>
       </w:r>
     </w:p>
     <w:p>
@@ -56,32 +149,78 @@
     <w:p>
       <w:pPr>
         <w:pStyle w:val="Heading1"/>
-        <w:keepNext/>
+        <w:ind w:firstLine="0"/>
+        <w:jc w:val="center"/>
       </w:pPr>
       <w:r>
-        <w:t>Abstract</w:t>
+        <w:t>Research Objective and Audit Questions</w:t>
+      </w:r>
+    </w:p>
+    <w:p>
+      <w:r>
+        <w:t>The laboratory is best understood as a longitudinal prediction system rather than a single fitted model. At each feature date t, the estimand is the maximum temperature Y at valid date t+h, with h in {1, 3, 5}. The implementation must therefore preserve three clocks: observation time, feature time, and target-valid time. The report evaluates whether data, learning, uncertainty, and publication layers preserve that separation.</w:t>
       </w:r>
     </w:p>
     <w:p>
       <w:pPr>
-        <w:ind w:firstLine="720"/>
+        <w:spacing w:line="300" w:lineRule="auto"/>
+        <w:ind w:firstLine="0"/>
+        <w:jc w:val="center"/>
       </w:pPr>
       <w:r>
-        <w:t>This report audits and formalizes a production-oriented laboratory for forecasting the Los Angeles daily high temperature at one-, three-, and five-day horizons. The repository integrates Open-Meteo historical and forecast data, National Weather Service (NWS) point forecasts and KLAX observations, a three-state weather-regime model, leakage-aware feature engineering, LSTM or Transformer sequence models, an optional XGBoost sleeve, Monte Carlo dropout, split-conformal intervals, publication governance, and realized-error attribution. The principal finding is methodological rather than promotional: the system has unusually clear forecast-clock, provenance, uncertainty, and publication contracts, but the supplied source files do not by themselves establish current out-of-sample superiority. A code audit identified several substantive safeguards. Targets are defined as feature_date plus h calendar days; the unlabeled live tail is preserved for inference; Fahrenheit metrics are computed after inverse scaling; skill is withheld below 30 realized cases and promotion below 60; NWS-anchored forecasts are separated from an independent model-only track; and calibrated intervals are suppressed when their center no longer matches the fitted conformity score. The audit also recovered a high-impact failure mode: a hard-coded NWS grid mismatch created an estimated 9-11°F warm benchmark bias and could transmit that bias through the anchoring overlay. A live /points self-check now detects such drift. The repository therefore functions credibly as a governed forecasting experiment, while confirmatory claims require archived model vintages, rolling-origin evaluation, benchmark independence, uncertainty scores, and artifact-backed confidence intervals for every horizon.</w:t>
+        <w:rPr>
+          <w:rFonts w:ascii="Cambria Math" w:hAnsi="Cambria Math"/>
+          <w:sz w:val="22"/>
+        </w:rPr>
+        <w:t>Y_(t+h) = max temperature on calendar date (t + h),    h ∈ {1, 3, 5}    (1)</w:t>
       </w:r>
     </w:p>
     <w:p>
-      <w:pPr>
-        <w:ind w:firstLine="720"/>
-      </w:pPr>
       <w:r>
-        <w:rPr>
-          <w:i/>
-        </w:rPr>
-        <w:t xml:space="preserve">Keywords: </w:t>
+        <w:t>Five questions organize the audit. First, do all targets and realized outcomes share one calendar-day contract? Second, are features available at issuance time, including lagged regime probabilities, so that no future information leaks backward? Third, do temporal holdout errors demonstrate horizon-dependent generalization? Fourth, do predictive intervals attain useful coverage under explicitly stated calibration semantics? Fifth, does operational anchoring improve realized forecast accuracy relative to both the unanchored model and simple baselines?</w:t>
       </w:r>
+    </w:p>
+    <w:tbl>
+      <w:tblPr>
+        <w:tblW w:type="dxa" w:w="9360"/>
+        <w:jc w:val="center"/>
+        <w:tblLayout w:type="fixed"/>
+        <w:tblLook w:firstColumn="1" w:firstRow="1" w:lastColumn="0" w:lastRow="0" w:noHBand="0" w:noVBand="1" w:val="04A0"/>
+      </w:tblPr>
+      <w:tblGrid>
+        <w:gridCol w:w="9360"/>
+      </w:tblGrid>
+      <w:tr>
+        <w:trPr>
+          <w:tblHeader w:val="true"/>
+        </w:trPr>
+        <w:tc>
+          <w:tcPr>
+            <w:tcW w:type="dxa" w:w="9360"/>
+            <w:vAlign w:val="center"/>
+            <w:shd w:fill="EAF2F7"/>
+          </w:tcPr>
+          <w:p>
+            <w:pPr>
+              <w:spacing w:line="276" w:lineRule="auto"/>
+              <w:ind w:firstLine="0"/>
+            </w:pPr>
+            <w:r>
+              <w:rPr>
+                <w:b/>
+              </w:rPr>
+              <w:t xml:space="preserve">Inference boundary: </w:t>
+            </w:r>
+            <w:r>
+              <w:t>The repository artifacts support reproducible descriptive and predictive evaluation of this implemented pipeline. They do not establish causal effects of meteorological variables, universal superiority over official forecasts, or station-wide generalization beyond the KLAX-centered data contract.</w:t>
+            </w:r>
+          </w:p>
+        </w:tc>
+      </w:tr>
+    </w:tbl>
+    <w:p>
       <w:r>
-        <w:t>temperature forecasting, Los Angeles, time series, LSTM, hidden Markov model, conformal prediction, forecast governance</w:t>
+        <w:t>All numerical findings below were recomputed or transcribed from versioned artifacts on the main branch. No synthetic quantity is reported as operational performance. Figures use the committed metrics directly; architecture diagrams are explanatory. The distinction matters because an attractive browser laboratory can communicate assumptions but does not replace the Python pipeline, cached data, or chronological evaluation.</w:t>
       </w:r>
     </w:p>
     <w:p>
@@ -92,52 +231,392 @@
     <w:p>
       <w:pPr>
         <w:pStyle w:val="Heading1"/>
-        <w:keepNext/>
+        <w:ind w:firstLine="0"/>
+        <w:jc w:val="center"/>
       </w:pPr>
       <w:r>
-        <w:t>Los Angeles Daily High-Temperature Forecasting Laboratory: A Governed, Multi-Horizon Deep Learning System for Meteorological Prediction</w:t>
+        <w:t>Data Sources, Location, and Measurement Contract</w:t>
       </w:r>
     </w:p>
     <w:p>
-      <w:pPr>
-        <w:pStyle w:val="Heading2"/>
-        <w:keepNext/>
-      </w:pPr>
       <w:r>
-        <w:t>Research Objective and Questions</w:t>
+        <w:t>Part 0 constructs the canonical daily table from Open-Meteo and NWS services. Open-Meteo provides coordinate-indexed historical and forecast variables, while the NWS API provides official point forecasts and KLAX observations through JSON-LD services (National Weather Service, 2026; Open-Meteo, 2026a, 2026b). The artifact snapshot reports 3,157 daily rows, 22 normalized historical variables, 500 recent station observations, seven NWS forecast days, and seven Open-Meteo forecast days. Calendar continuity is explicitly true with zero gap days.</w:t>
       </w:r>
     </w:p>
+    <w:tbl>
+      <w:tblPr>
+        <w:tblStyle w:val="TableGrid"/>
+        <w:tblW w:type="dxa" w:w="9360"/>
+        <w:jc w:val="center"/>
+        <w:tblLayout w:type="fixed"/>
+        <w:tblLook w:firstColumn="1" w:firstRow="1" w:lastColumn="0" w:lastRow="0" w:noHBand="0" w:noVBand="1" w:val="04A0"/>
+      </w:tblPr>
+      <w:tblGrid>
+        <w:gridCol w:w="2088"/>
+        <w:gridCol w:w="2376"/>
+        <w:gridCol w:w="4896"/>
+      </w:tblGrid>
+      <w:tr>
+        <w:trPr>
+          <w:tblHeader w:val="true"/>
+        </w:trPr>
+        <w:tc>
+          <w:tcPr>
+            <w:tcW w:type="dxa" w:w="2088"/>
+            <w:vAlign w:val="center"/>
+            <w:shd w:fill="17365D"/>
+          </w:tcPr>
+          <w:p>
+            <w:pPr>
+              <w:spacing w:line="240" w:lineRule="auto"/>
+              <w:ind w:firstLine="0"/>
+              <w:jc w:val="center"/>
+            </w:pPr>
+            <w:r>
+              <w:rPr>
+                <w:b/>
+                <w:color w:val="FFFFFF"/>
+                <w:sz w:val="17"/>
+              </w:rPr>
+              <w:t>Source / layer</w:t>
+            </w:r>
+          </w:p>
+        </w:tc>
+        <w:tc>
+          <w:tcPr>
+            <w:tcW w:type="dxa" w:w="2376"/>
+            <w:vAlign w:val="center"/>
+            <w:shd w:fill="17365D"/>
+          </w:tcPr>
+          <w:p>
+            <w:pPr>
+              <w:spacing w:line="240" w:lineRule="auto"/>
+              <w:ind w:firstLine="0"/>
+              <w:jc w:val="center"/>
+            </w:pPr>
+            <w:r>
+              <w:rPr>
+                <w:b/>
+                <w:color w:val="FFFFFF"/>
+                <w:sz w:val="17"/>
+              </w:rPr>
+              <w:t>Role</w:t>
+            </w:r>
+          </w:p>
+        </w:tc>
+        <w:tc>
+          <w:tcPr>
+            <w:tcW w:type="dxa" w:w="4896"/>
+            <w:vAlign w:val="center"/>
+            <w:shd w:fill="17365D"/>
+          </w:tcPr>
+          <w:p>
+            <w:pPr>
+              <w:spacing w:line="240" w:lineRule="auto"/>
+              <w:ind w:firstLine="0"/>
+              <w:jc w:val="center"/>
+            </w:pPr>
+            <w:r>
+              <w:rPr>
+                <w:b/>
+                <w:color w:val="FFFFFF"/>
+                <w:sz w:val="17"/>
+              </w:rPr>
+              <w:t>Audited contract</w:t>
+            </w:r>
+          </w:p>
+        </w:tc>
+      </w:tr>
+      <w:tr>
+        <w:tc>
+          <w:tcPr>
+            <w:tcW w:type="dxa" w:w="2088"/>
+          </w:tcPr>
+          <w:p>
+            <w:pPr>
+              <w:spacing w:line="252" w:lineRule="auto" w:before="40" w:after="40"/>
+              <w:ind w:firstLine="0"/>
+              <w:jc w:val="left"/>
+            </w:pPr>
+            <w:r>
+              <w:rPr>
+                <w:sz w:val="17"/>
+              </w:rPr>
+              <w:t>Open-Meteo archive</w:t>
+            </w:r>
+          </w:p>
+        </w:tc>
+        <w:tc>
+          <w:tcPr>
+            <w:tcW w:type="dxa" w:w="2376"/>
+          </w:tcPr>
+          <w:p>
+            <w:pPr>
+              <w:spacing w:line="252" w:lineRule="auto" w:before="40" w:after="40"/>
+              <w:ind w:firstLine="0"/>
+              <w:jc w:val="center"/>
+            </w:pPr>
+            <w:r>
+              <w:rPr>
+                <w:sz w:val="17"/>
+              </w:rPr>
+              <w:t>Historical predictors</w:t>
+            </w:r>
+          </w:p>
+        </w:tc>
+        <w:tc>
+          <w:tcPr>
+            <w:tcW w:type="dxa" w:w="4896"/>
+          </w:tcPr>
+          <w:p>
+            <w:pPr>
+              <w:spacing w:line="252" w:lineRule="auto" w:before="40" w:after="40"/>
+              <w:ind w:firstLine="0"/>
+              <w:jc w:val="center"/>
+            </w:pPr>
+            <w:r>
+              <w:rPr>
+                <w:sz w:val="17"/>
+              </w:rPr>
+              <w:t>2018-01-01 to 2026-08-23; 3,157 days</w:t>
+            </w:r>
+          </w:p>
+        </w:tc>
+      </w:tr>
+      <w:tr>
+        <w:tc>
+          <w:tcPr>
+            <w:tcW w:type="dxa" w:w="2088"/>
+            <w:shd w:fill="F4F6F8"/>
+          </w:tcPr>
+          <w:p>
+            <w:pPr>
+              <w:spacing w:line="252" w:lineRule="auto" w:before="40" w:after="40"/>
+              <w:ind w:firstLine="0"/>
+              <w:jc w:val="left"/>
+            </w:pPr>
+            <w:r>
+              <w:rPr>
+                <w:sz w:val="17"/>
+              </w:rPr>
+              <w:t>Open-Meteo forecast</w:t>
+            </w:r>
+          </w:p>
+        </w:tc>
+        <w:tc>
+          <w:tcPr>
+            <w:tcW w:type="dxa" w:w="2376"/>
+            <w:shd w:fill="F4F6F8"/>
+          </w:tcPr>
+          <w:p>
+            <w:pPr>
+              <w:spacing w:line="252" w:lineRule="auto" w:before="40" w:after="40"/>
+              <w:ind w:firstLine="0"/>
+              <w:jc w:val="center"/>
+            </w:pPr>
+            <w:r>
+              <w:rPr>
+                <w:sz w:val="17"/>
+              </w:rPr>
+              <w:t>Exogenous outlook</w:t>
+            </w:r>
+          </w:p>
+        </w:tc>
+        <w:tc>
+          <w:tcPr>
+            <w:tcW w:type="dxa" w:w="4896"/>
+            <w:shd w:fill="F4F6F8"/>
+          </w:tcPr>
+          <w:p>
+            <w:pPr>
+              <w:spacing w:line="252" w:lineRule="auto" w:before="40" w:after="40"/>
+              <w:ind w:firstLine="0"/>
+              <w:jc w:val="center"/>
+            </w:pPr>
+            <w:r>
+              <w:rPr>
+                <w:sz w:val="17"/>
+              </w:rPr>
+              <w:t>Seven daily forecast values</w:t>
+            </w:r>
+          </w:p>
+        </w:tc>
+      </w:tr>
+      <w:tr>
+        <w:tc>
+          <w:tcPr>
+            <w:tcW w:type="dxa" w:w="2088"/>
+          </w:tcPr>
+          <w:p>
+            <w:pPr>
+              <w:spacing w:line="252" w:lineRule="auto" w:before="40" w:after="40"/>
+              <w:ind w:firstLine="0"/>
+              <w:jc w:val="left"/>
+            </w:pPr>
+            <w:r>
+              <w:rPr>
+                <w:sz w:val="17"/>
+              </w:rPr>
+              <w:t>NWS LOX grid</w:t>
+            </w:r>
+          </w:p>
+        </w:tc>
+        <w:tc>
+          <w:tcPr>
+            <w:tcW w:type="dxa" w:w="2376"/>
+          </w:tcPr>
+          <w:p>
+            <w:pPr>
+              <w:spacing w:line="252" w:lineRule="auto" w:before="40" w:after="40"/>
+              <w:ind w:firstLine="0"/>
+              <w:jc w:val="center"/>
+            </w:pPr>
+            <w:r>
+              <w:rPr>
+                <w:sz w:val="17"/>
+              </w:rPr>
+              <w:t>Official benchmark</w:t>
+            </w:r>
+          </w:p>
+        </w:tc>
+        <w:tc>
+          <w:tcPr>
+            <w:tcW w:type="dxa" w:w="4896"/>
+          </w:tcPr>
+          <w:p>
+            <w:pPr>
+              <w:spacing w:line="252" w:lineRule="auto" w:before="40" w:after="40"/>
+              <w:ind w:firstLine="0"/>
+              <w:jc w:val="center"/>
+            </w:pPr>
+            <w:r>
+              <w:rPr>
+                <w:sz w:val="17"/>
+              </w:rPr>
+              <w:t>LOX/148,41; live point check passed</w:t>
+            </w:r>
+          </w:p>
+        </w:tc>
+      </w:tr>
+      <w:tr>
+        <w:tc>
+          <w:tcPr>
+            <w:tcW w:type="dxa" w:w="2088"/>
+            <w:shd w:fill="F4F6F8"/>
+          </w:tcPr>
+          <w:p>
+            <w:pPr>
+              <w:spacing w:line="252" w:lineRule="auto" w:before="40" w:after="40"/>
+              <w:ind w:firstLine="0"/>
+              <w:jc w:val="left"/>
+            </w:pPr>
+            <w:r>
+              <w:rPr>
+                <w:sz w:val="17"/>
+              </w:rPr>
+              <w:t>NWS KLAX</w:t>
+            </w:r>
+          </w:p>
+        </w:tc>
+        <w:tc>
+          <w:tcPr>
+            <w:tcW w:type="dxa" w:w="2376"/>
+            <w:shd w:fill="F4F6F8"/>
+          </w:tcPr>
+          <w:p>
+            <w:pPr>
+              <w:spacing w:line="252" w:lineRule="auto" w:before="40" w:after="40"/>
+              <w:ind w:firstLine="0"/>
+              <w:jc w:val="center"/>
+            </w:pPr>
+            <w:r>
+              <w:rPr>
+                <w:sz w:val="17"/>
+              </w:rPr>
+              <w:t>Recent observations</w:t>
+            </w:r>
+          </w:p>
+        </w:tc>
+        <w:tc>
+          <w:tcPr>
+            <w:tcW w:type="dxa" w:w="4896"/>
+            <w:shd w:fill="F4F6F8"/>
+          </w:tcPr>
+          <w:p>
+            <w:pPr>
+              <w:spacing w:line="252" w:lineRule="auto" w:before="40" w:after="40"/>
+              <w:ind w:firstLine="0"/>
+              <w:jc w:val="center"/>
+            </w:pPr>
+            <w:r>
+              <w:rPr>
+                <w:sz w:val="17"/>
+              </w:rPr>
+              <w:t>500 station observations</w:t>
+            </w:r>
+          </w:p>
+        </w:tc>
+      </w:tr>
+      <w:tr>
+        <w:tc>
+          <w:tcPr>
+            <w:tcW w:type="dxa" w:w="2088"/>
+          </w:tcPr>
+          <w:p>
+            <w:pPr>
+              <w:spacing w:line="252" w:lineRule="auto" w:before="40" w:after="40"/>
+              <w:ind w:firstLine="0"/>
+              <w:jc w:val="left"/>
+            </w:pPr>
+            <w:r>
+              <w:rPr>
+                <w:sz w:val="17"/>
+              </w:rPr>
+              <w:t>Part 0 parquet</w:t>
+            </w:r>
+          </w:p>
+        </w:tc>
+        <w:tc>
+          <w:tcPr>
+            <w:tcW w:type="dxa" w:w="2376"/>
+          </w:tcPr>
+          <w:p>
+            <w:pPr>
+              <w:spacing w:line="252" w:lineRule="auto" w:before="40" w:after="40"/>
+              <w:ind w:firstLine="0"/>
+              <w:jc w:val="center"/>
+            </w:pPr>
+            <w:r>
+              <w:rPr>
+                <w:sz w:val="17"/>
+              </w:rPr>
+              <w:t>Canonical research table</w:t>
+            </w:r>
+          </w:p>
+        </w:tc>
+        <w:tc>
+          <w:tcPr>
+            <w:tcW w:type="dxa" w:w="4896"/>
+          </w:tcPr>
+          <w:p>
+            <w:pPr>
+              <w:spacing w:line="252" w:lineRule="auto" w:before="40" w:after="40"/>
+              <w:ind w:firstLine="0"/>
+              <w:jc w:val="center"/>
+            </w:pPr>
+            <w:r>
+              <w:rPr>
+                <w:sz w:val="17"/>
+              </w:rPr>
+              <w:t>22 fields; continuous calendar</w:t>
+            </w:r>
+          </w:p>
+        </w:tc>
+      </w:tr>
+    </w:tbl>
     <w:p>
-      <w:pPr>
-        <w:ind w:firstLine="720"/>
-      </w:pPr>
       <w:r>
-        <w:t>Operational weather prediction differs from ordinary supervised learning because labels arrive after the forecast, meteorological covariates have multiple issue times, forecast skill changes with lead time and regime, and public communication requires an authorization rule in addition to a point estimate. The laboratory is therefore evaluated as a sequence of statistical experiments rather than as one neural network. Its target is the daily maximum temperature at a Los Angeles/LAX location, issued for H = 1, 3, and 5 calendar days.</w:t>
-      </w:r>
-    </w:p>
-    <w:p>
-      <w:pPr>
-        <w:ind w:firstLine="720"/>
-      </w:pPr>
-      <w:r>
-        <w:t>Four questions organize the report. First, does the repository define a leakage-free forecast clock that can be reconstructed after deployment? Second, do the model stack and uncertainty sleeve separate point prediction, interval calibration, and benchmark dependence? Third, do governance and attribution prevent an apparently precise but invalid forecast from becoming authoritative? Fourth, what evidence is still required before the system can support a scientific claim of improved Los Angeles forecast skill?</w:t>
-      </w:r>
-    </w:p>
-    <w:p>
-      <w:pPr>
-        <w:pStyle w:val="Heading2"/>
-        <w:keepNext/>
-      </w:pPr>
-      <w:r>
-        <w:t>Scope of the Findings</w:t>
-      </w:r>
-    </w:p>
-    <w:p>
-      <w:pPr>
-        <w:ind w:firstLine="720"/>
-      </w:pPr>
-      <w:r>
-        <w:t>The findings are based on a structural audit of the supplied repository files, including model constants, target construction, artifact contracts, validation code, workflow definitions, and retained negative results. No committed prediction artifacts were supplied with the report inputs. Consequently, repository statements about typical error are treated as project documentation rather than independently reproduced estimates. Figures 1, 2, and 5 summarize implemented contracts. Figures 3 and 4 are seeded synthetic mechanism checks and are labeled accordingly. This separation is essential to avoid converting an explanatory dashboard into an unverified results section.</w:t>
+        <w:t>The coordinate contract is scientifically consequential. A grid cell several points inland can experience a different marine-layer and heat regime than the airport. The repository now queries the NWS points endpoint and fails loudly if the hardcoded office/grid tuple drifts. That correction converts a hidden spatial-validity assumption into an executable data test.</w:t>
       </w:r>
     </w:p>
     <w:p>
@@ -148,562 +627,461 @@
     <w:p>
       <w:pPr>
         <w:pStyle w:val="Heading1"/>
-        <w:keepNext/>
+        <w:ind w:firstLine="0"/>
+        <w:jc w:val="center"/>
       </w:pPr>
       <w:r>
-        <w:t>Los Angeles as a Forecasting Environment</w:t>
+        <w:t>Temporal Alignment and Leakage Control</w:t>
+      </w:r>
+    </w:p>
+    <w:p>
+      <w:r>
+        <w:t>The corrected target clock is target_date_h = feature_date + h calendar days. Part 1 retains the unlabeled live tail, whereas model fitting drops rows missing any future target. Part 2 builds the final live sequence from the newest feature row; Part 9 backfills realized values against stored target-date columns. This contract prevents the common error of treating a forecast issuance date as though it were the feature date.</w:t>
       </w:r>
     </w:p>
     <w:p>
       <w:pPr>
-        <w:ind w:firstLine="720"/>
+        <w:spacing w:line="300" w:lineRule="auto"/>
+        <w:ind w:firstLine="0"/>
+        <w:jc w:val="center"/>
       </w:pPr>
       <w:r>
-        <w:t>Los Angeles daily high temperature is shaped by coastal advection, the marine inversion, cloud cover, offshore flow, synoptic pressure, seasonal solar forcing, and local geography. A forecast at KLAX or a nearby grid point is not interchangeable with an inland Los Angeles basin forecast. This spatial sensitivity makes location provenance part of the estimand: changing the forecast grid changes the quantity being predicted, not merely the measurement instrument.</w:t>
+        <w:rPr>
+          <w:rFonts w:ascii="Cambria Math" w:hAnsi="Cambria Math"/>
+          <w:sz w:val="22"/>
+        </w:rPr>
+        <w:t>D_train = {(X_t, Y_(t+1), Y_(t+3), Y_(t+5)) : all three Y values observed}    (2)</w:t>
       </w:r>
     </w:p>
     <w:p>
       <w:pPr>
-        <w:ind w:firstLine="720"/>
-      </w:pPr>
-      <w:r>
-        <w:t>The repository uses a gridded target and supplements it with recent KLAX observations and an NWS point forecast. Open-Meteo historical data are reanalysis/model products constructed from observations and numerical weather models, whereas NWS and station streams have different generation and revision processes. Treating all inputs as iid measurements would understate source dependence and spatial representation error. The appropriate model is a multisource, nonstationary forecasting system in which source, issue time, and valid time are explicit variables.</w:t>
-      </w:r>
-    </w:p>
-    <w:p>
-      <w:pPr>
-        <w:pStyle w:val="APACaption"/>
-        <w:keepNext/>
+        <w:spacing w:line="300" w:lineRule="auto"/>
+        <w:ind w:firstLine="0"/>
+        <w:jc w:val="center"/>
       </w:pPr>
       <w:r>
         <w:rPr>
-          <w:b/>
+          <w:rFonts w:ascii="Cambria Math" w:hAnsi="Cambria Math"/>
+          <w:sz w:val="22"/>
         </w:rPr>
-        <w:t>Table 1</w:t>
-      </w:r>
-    </w:p>
-    <w:p>
-      <w:pPr>
-        <w:pStyle w:val="APACaption"/>
-        <w:keepNext/>
-      </w:pPr>
-      <w:r>
-        <w:rPr>
-          <w:i/>
-        </w:rPr>
-        <w:t>Data Sources and Inferential Roles</w:t>
+        <w:t>X_live = X_(max observed feature date),    labels may be unavailable    (3)</w:t>
       </w:r>
     </w:p>
     <w:tbl>
       <w:tblPr>
         <w:tblStyle w:val="TableGrid"/>
         <w:tblW w:type="dxa" w:w="9360"/>
+        <w:jc w:val="center"/>
         <w:tblLayout w:type="fixed"/>
         <w:tblLook w:firstColumn="1" w:firstRow="1" w:lastColumn="0" w:lastRow="0" w:noHBand="0" w:noVBand="1" w:val="04A0"/>
-        <w:tblInd w:w="0" w:type="dxa"/>
       </w:tblPr>
       <w:tblGrid>
-        <w:gridCol w:w="2450"/>
-        <w:gridCol w:w="3400"/>
-        <w:gridCol w:w="3510"/>
+        <w:gridCol w:w="1655"/>
+        <w:gridCol w:w="3384"/>
+        <w:gridCol w:w="1007"/>
+        <w:gridCol w:w="3311"/>
       </w:tblGrid>
       <w:tr>
         <w:trPr>
-          <w:cantSplit/>
           <w:tblHeader w:val="true"/>
         </w:trPr>
         <w:tc>
           <w:tcPr>
-            <w:tcW w:type="dxa" w:w="2450"/>
+            <w:tcW w:type="dxa" w:w="1656"/>
             <w:vAlign w:val="center"/>
-            <w:tcMar>
-              <w:top w:w="80" w:type="dxa"/>
-              <w:start w:w="120" w:type="dxa"/>
-              <w:bottom w:w="80" w:type="dxa"/>
-              <w:end w:w="120" w:type="dxa"/>
-            </w:tcMar>
-            <w:shd w:fill="E9EEF3"/>
+            <w:shd w:fill="17365D"/>
           </w:tcPr>
           <w:p>
             <w:pPr>
-              <w:spacing w:line="240" w:lineRule="auto" w:after="0"/>
+              <w:spacing w:line="240" w:lineRule="auto"/>
+              <w:ind w:firstLine="0"/>
+              <w:jc w:val="center"/>
             </w:pPr>
             <w:r>
               <w:rPr>
-                <w:rFonts w:ascii="Arial" w:hAnsi="Arial" w:eastAsia="Arial"/>
                 <w:b/>
-                <w:sz w:val="15"/>
+                <w:color w:val="FFFFFF"/>
+                <w:sz w:val="17"/>
               </w:rPr>
-              <w:t>Source</w:t>
+              <w:t>Split</w:t>
             </w:r>
           </w:p>
         </w:tc>
         <w:tc>
           <w:tcPr>
-            <w:tcW w:type="dxa" w:w="3400"/>
+            <w:tcW w:type="dxa" w:w="3384"/>
             <w:vAlign w:val="center"/>
-            <w:tcMar>
-              <w:top w:w="80" w:type="dxa"/>
-              <w:start w:w="120" w:type="dxa"/>
-              <w:bottom w:w="80" w:type="dxa"/>
-              <w:end w:w="120" w:type="dxa"/>
-            </w:tcMar>
-            <w:shd w:fill="E9EEF3"/>
+            <w:shd w:fill="17365D"/>
           </w:tcPr>
           <w:p>
             <w:pPr>
-              <w:spacing w:line="240" w:lineRule="auto" w:after="0"/>
+              <w:spacing w:line="240" w:lineRule="auto"/>
+              <w:ind w:firstLine="0"/>
+              <w:jc w:val="center"/>
             </w:pPr>
             <w:r>
               <w:rPr>
-                <w:rFonts w:ascii="Arial" w:hAnsi="Arial" w:eastAsia="Arial"/>
                 <w:b/>
-                <w:sz w:val="15"/>
+                <w:color w:val="FFFFFF"/>
+                <w:sz w:val="17"/>
               </w:rPr>
-              <w:t>Repository use</w:t>
+              <w:t>Date interval</w:t>
             </w:r>
           </w:p>
         </w:tc>
         <w:tc>
           <w:tcPr>
-            <w:tcW w:type="dxa" w:w="3510"/>
+            <w:tcW w:type="dxa" w:w="1008"/>
             <w:vAlign w:val="center"/>
-            <w:tcMar>
-              <w:top w:w="80" w:type="dxa"/>
-              <w:start w:w="120" w:type="dxa"/>
-              <w:bottom w:w="80" w:type="dxa"/>
-              <w:end w:w="120" w:type="dxa"/>
-            </w:tcMar>
-            <w:shd w:fill="E9EEF3"/>
+            <w:shd w:fill="17365D"/>
           </w:tcPr>
           <w:p>
             <w:pPr>
-              <w:spacing w:line="240" w:lineRule="auto" w:after="0"/>
+              <w:spacing w:line="240" w:lineRule="auto"/>
+              <w:ind w:firstLine="0"/>
+              <w:jc w:val="center"/>
             </w:pPr>
             <w:r>
               <w:rPr>
-                <w:rFonts w:ascii="Arial" w:hAnsi="Arial" w:eastAsia="Arial"/>
                 <w:b/>
-                <w:sz w:val="15"/>
+                <w:color w:val="FFFFFF"/>
+                <w:sz w:val="17"/>
               </w:rPr>
-              <w:t>Inferential caution</w:t>
+              <w:t>Rows</w:t>
+            </w:r>
+          </w:p>
+        </w:tc>
+        <w:tc>
+          <w:tcPr>
+            <w:tcW w:type="dxa" w:w="3312"/>
+            <w:vAlign w:val="center"/>
+            <w:shd w:fill="17365D"/>
+          </w:tcPr>
+          <w:p>
+            <w:pPr>
+              <w:spacing w:line="240" w:lineRule="auto"/>
+              <w:ind w:firstLine="0"/>
+              <w:jc w:val="center"/>
+            </w:pPr>
+            <w:r>
+              <w:rPr>
+                <w:b/>
+                <w:color w:val="FFFFFF"/>
+                <w:sz w:val="17"/>
+              </w:rPr>
+              <w:t>Use</w:t>
             </w:r>
           </w:p>
         </w:tc>
       </w:tr>
       <w:tr>
-        <w:trPr>
-          <w:cantSplit/>
-        </w:trPr>
         <w:tc>
           <w:tcPr>
-            <w:tcW w:type="dxa" w:w="2450"/>
-            <w:vAlign w:val="center"/>
-            <w:tcMar>
-              <w:top w:w="80" w:type="dxa"/>
-              <w:start w:w="120" w:type="dxa"/>
-              <w:bottom w:w="80" w:type="dxa"/>
-              <w:end w:w="120" w:type="dxa"/>
-            </w:tcMar>
+            <w:tcW w:type="dxa" w:w="1655"/>
           </w:tcPr>
           <w:p>
             <w:pPr>
-              <w:spacing w:line="240" w:lineRule="auto" w:after="0"/>
+              <w:spacing w:line="252" w:lineRule="auto" w:before="40" w:after="40"/>
+              <w:ind w:firstLine="0"/>
+              <w:jc w:val="left"/>
             </w:pPr>
             <w:r>
               <w:rPr>
-                <w:rFonts w:ascii="Arial" w:hAnsi="Arial" w:eastAsia="Arial"/>
-                <w:b w:val="0"/>
-                <w:sz w:val="15"/>
+                <w:sz w:val="17"/>
               </w:rPr>
-              <w:t>Open-Meteo Historical Weather</w:t>
+              <w:t>Training</w:t>
             </w:r>
           </w:p>
         </w:tc>
         <w:tc>
           <w:tcPr>
-            <w:tcW w:type="dxa" w:w="3400"/>
-            <w:vAlign w:val="center"/>
-            <w:tcMar>
-              <w:top w:w="80" w:type="dxa"/>
-              <w:start w:w="120" w:type="dxa"/>
-              <w:bottom w:w="80" w:type="dxa"/>
-              <w:end w:w="120" w:type="dxa"/>
-            </w:tcMar>
+            <w:tcW w:type="dxa" w:w="3384"/>
           </w:tcPr>
           <w:p>
             <w:pPr>
-              <w:spacing w:line="240" w:lineRule="auto" w:after="0"/>
+              <w:spacing w:line="252" w:lineRule="auto" w:before="40" w:after="40"/>
+              <w:ind w:firstLine="0"/>
+              <w:jc w:val="center"/>
             </w:pPr>
             <w:r>
               <w:rPr>
-                <w:rFonts w:ascii="Arial" w:hAnsi="Arial" w:eastAsia="Arial"/>
-                <w:b w:val="0"/>
-                <w:sz w:val="15"/>
+                <w:sz w:val="17"/>
               </w:rPr>
-              <w:t>Historical daily and hourly weather covariates</w:t>
+              <w:t>2018-01-01 to 2024-01-15</w:t>
             </w:r>
           </w:p>
         </w:tc>
         <w:tc>
           <w:tcPr>
-            <w:tcW w:type="dxa" w:w="3510"/>
-            <w:vAlign w:val="center"/>
-            <w:tcMar>
-              <w:top w:w="80" w:type="dxa"/>
-              <w:start w:w="120" w:type="dxa"/>
-              <w:bottom w:w="80" w:type="dxa"/>
-              <w:end w:w="120" w:type="dxa"/>
-            </w:tcMar>
+            <w:tcW w:type="dxa" w:w="1007"/>
           </w:tcPr>
           <w:p>
             <w:pPr>
-              <w:spacing w:line="240" w:lineRule="auto" w:after="0"/>
+              <w:spacing w:line="252" w:lineRule="auto" w:before="40" w:after="40"/>
+              <w:ind w:firstLine="0"/>
+              <w:jc w:val="center"/>
             </w:pPr>
             <w:r>
               <w:rPr>
-                <w:rFonts w:ascii="Arial" w:hAnsi="Arial" w:eastAsia="Arial"/>
-                <w:b w:val="0"/>
-                <w:sz w:val="15"/>
+                <w:sz w:val="17"/>
               </w:rPr>
-              <w:t>Reanalysis is model-assimilated, not a pure station observation</w:t>
+              <w:t>2,206</w:t>
+            </w:r>
+          </w:p>
+        </w:tc>
+        <w:tc>
+          <w:tcPr>
+            <w:tcW w:type="dxa" w:w="3311"/>
+          </w:tcPr>
+          <w:p>
+            <w:pPr>
+              <w:spacing w:line="252" w:lineRule="auto" w:before="40" w:after="40"/>
+              <w:ind w:firstLine="0"/>
+              <w:jc w:val="center"/>
+            </w:pPr>
+            <w:r>
+              <w:rPr>
+                <w:sz w:val="17"/>
+              </w:rPr>
+              <w:t>Fit parameters and scalers</w:t>
             </w:r>
           </w:p>
         </w:tc>
       </w:tr>
       <w:tr>
-        <w:trPr>
-          <w:cantSplit/>
-        </w:trPr>
         <w:tc>
           <w:tcPr>
-            <w:tcW w:type="dxa" w:w="2450"/>
-            <w:vAlign w:val="center"/>
-            <w:tcMar>
-              <w:top w:w="80" w:type="dxa"/>
-              <w:start w:w="120" w:type="dxa"/>
-              <w:bottom w:w="80" w:type="dxa"/>
-              <w:end w:w="120" w:type="dxa"/>
-            </w:tcMar>
+            <w:tcW w:type="dxa" w:w="1655"/>
+            <w:shd w:fill="F4F6F8"/>
           </w:tcPr>
           <w:p>
             <w:pPr>
-              <w:spacing w:line="240" w:lineRule="auto" w:after="0"/>
+              <w:spacing w:line="252" w:lineRule="auto" w:before="40" w:after="40"/>
+              <w:ind w:firstLine="0"/>
+              <w:jc w:val="left"/>
             </w:pPr>
             <w:r>
               <w:rPr>
-                <w:rFonts w:ascii="Arial" w:hAnsi="Arial" w:eastAsia="Arial"/>
-                <w:b w:val="0"/>
-                <w:sz w:val="15"/>
+                <w:sz w:val="17"/>
               </w:rPr>
-              <w:t>Open-Meteo Forecast</w:t>
+              <w:t>Validation</w:t>
             </w:r>
           </w:p>
         </w:tc>
         <w:tc>
           <w:tcPr>
-            <w:tcW w:type="dxa" w:w="3400"/>
-            <w:vAlign w:val="center"/>
-            <w:tcMar>
-              <w:top w:w="80" w:type="dxa"/>
-              <w:start w:w="120" w:type="dxa"/>
-              <w:bottom w:w="80" w:type="dxa"/>
-              <w:end w:w="120" w:type="dxa"/>
-            </w:tcMar>
+            <w:tcW w:type="dxa" w:w="3384"/>
+            <w:shd w:fill="F4F6F8"/>
           </w:tcPr>
           <w:p>
             <w:pPr>
-              <w:spacing w:line="240" w:lineRule="auto" w:after="0"/>
+              <w:spacing w:line="252" w:lineRule="auto" w:before="40" w:after="40"/>
+              <w:ind w:firstLine="0"/>
+              <w:jc w:val="center"/>
             </w:pPr>
             <w:r>
               <w:rPr>
-                <w:rFonts w:ascii="Arial" w:hAnsi="Arial" w:eastAsia="Arial"/>
-                <w:b w:val="0"/>
-                <w:sz w:val="15"/>
+                <w:sz w:val="17"/>
               </w:rPr>
-              <w:t>Seven-day gridded numerical forecast inputs</w:t>
+              <w:t>2024-01-16 to 2025-05-02</w:t>
             </w:r>
           </w:p>
         </w:tc>
         <w:tc>
           <w:tcPr>
-            <w:tcW w:type="dxa" w:w="3510"/>
-            <w:vAlign w:val="center"/>
-            <w:tcMar>
-              <w:top w:w="80" w:type="dxa"/>
-              <w:start w:w="120" w:type="dxa"/>
-              <w:bottom w:w="80" w:type="dxa"/>
-              <w:end w:w="120" w:type="dxa"/>
-            </w:tcMar>
+            <w:tcW w:type="dxa" w:w="1007"/>
+            <w:shd w:fill="F4F6F8"/>
           </w:tcPr>
           <w:p>
             <w:pPr>
-              <w:spacing w:line="240" w:lineRule="auto" w:after="0"/>
+              <w:spacing w:line="252" w:lineRule="auto" w:before="40" w:after="40"/>
+              <w:ind w:firstLine="0"/>
+              <w:jc w:val="center"/>
             </w:pPr>
             <w:r>
               <w:rPr>
-                <w:rFonts w:ascii="Arial" w:hAnsi="Arial" w:eastAsia="Arial"/>
-                <w:b w:val="0"/>
-                <w:sz w:val="15"/>
+                <w:sz w:val="17"/>
               </w:rPr>
-              <w:t>Model vintage and lead time must be archived to prevent look-ahead</w:t>
+              <w:t>473</w:t>
+            </w:r>
+          </w:p>
+        </w:tc>
+        <w:tc>
+          <w:tcPr>
+            <w:tcW w:type="dxa" w:w="3311"/>
+            <w:shd w:fill="F4F6F8"/>
+          </w:tcPr>
+          <w:p>
+            <w:pPr>
+              <w:spacing w:line="252" w:lineRule="auto" w:before="40" w:after="40"/>
+              <w:ind w:firstLine="0"/>
+              <w:jc w:val="center"/>
+            </w:pPr>
+            <w:r>
+              <w:rPr>
+                <w:sz w:val="17"/>
+              </w:rPr>
+              <w:t>Tune and calibrate</w:t>
             </w:r>
           </w:p>
         </w:tc>
       </w:tr>
       <w:tr>
-        <w:trPr>
-          <w:cantSplit/>
-        </w:trPr>
         <w:tc>
           <w:tcPr>
-            <w:tcW w:type="dxa" w:w="2450"/>
-            <w:vAlign w:val="center"/>
-            <w:tcMar>
-              <w:top w:w="80" w:type="dxa"/>
-              <w:start w:w="120" w:type="dxa"/>
-              <w:bottom w:w="80" w:type="dxa"/>
-              <w:end w:w="120" w:type="dxa"/>
-            </w:tcMar>
+            <w:tcW w:type="dxa" w:w="1655"/>
           </w:tcPr>
           <w:p>
             <w:pPr>
-              <w:spacing w:line="240" w:lineRule="auto" w:after="0"/>
+              <w:spacing w:line="252" w:lineRule="auto" w:before="40" w:after="40"/>
+              <w:ind w:firstLine="0"/>
+              <w:jc w:val="left"/>
             </w:pPr>
             <w:r>
               <w:rPr>
-                <w:rFonts w:ascii="Arial" w:hAnsi="Arial" w:eastAsia="Arial"/>
-                <w:b w:val="0"/>
-                <w:sz w:val="15"/>
+                <w:sz w:val="17"/>
               </w:rPr>
-              <w:t>NWS API</w:t>
+              <w:t>Test</w:t>
             </w:r>
           </w:p>
         </w:tc>
         <w:tc>
           <w:tcPr>
-            <w:tcW w:type="dxa" w:w="3400"/>
-            <w:vAlign w:val="center"/>
-            <w:tcMar>
-              <w:top w:w="80" w:type="dxa"/>
-              <w:start w:w="120" w:type="dxa"/>
-              <w:bottom w:w="80" w:type="dxa"/>
-              <w:end w:w="120" w:type="dxa"/>
-            </w:tcMar>
+            <w:tcW w:type="dxa" w:w="3384"/>
           </w:tcPr>
           <w:p>
             <w:pPr>
-              <w:spacing w:line="240" w:lineRule="auto" w:after="0"/>
+              <w:spacing w:line="252" w:lineRule="auto" w:before="40" w:after="40"/>
+              <w:ind w:firstLine="0"/>
+              <w:jc w:val="center"/>
             </w:pPr>
             <w:r>
               <w:rPr>
-                <w:rFonts w:ascii="Arial" w:hAnsi="Arial" w:eastAsia="Arial"/>
-                <w:b w:val="0"/>
-                <w:sz w:val="15"/>
+                <w:sz w:val="17"/>
               </w:rPr>
-              <w:t>Official point-forecast benchmark and optional anchor</w:t>
+              <w:t>2025-05-03 to 2026-08-18</w:t>
             </w:r>
           </w:p>
         </w:tc>
         <w:tc>
           <w:tcPr>
-            <w:tcW w:type="dxa" w:w="3510"/>
-            <w:vAlign w:val="center"/>
-            <w:tcMar>
-              <w:top w:w="80" w:type="dxa"/>
-              <w:start w:w="120" w:type="dxa"/>
-              <w:bottom w:w="80" w:type="dxa"/>
-              <w:end w:w="120" w:type="dxa"/>
-            </w:tcMar>
+            <w:tcW w:type="dxa" w:w="1007"/>
           </w:tcPr>
           <w:p>
             <w:pPr>
-              <w:spacing w:line="240" w:lineRule="auto" w:after="0"/>
+              <w:spacing w:line="252" w:lineRule="auto" w:before="40" w:after="40"/>
+              <w:ind w:firstLine="0"/>
+              <w:jc w:val="center"/>
             </w:pPr>
             <w:r>
               <w:rPr>
-                <w:rFonts w:ascii="Arial" w:hAnsi="Arial" w:eastAsia="Arial"/>
-                <w:b w:val="0"/>
-                <w:sz w:val="15"/>
+                <w:sz w:val="17"/>
               </w:rPr>
-              <w:t>Anchored predictions are not independent of the benchmark</w:t>
+              <w:t>473</w:t>
+            </w:r>
+          </w:p>
+        </w:tc>
+        <w:tc>
+          <w:tcPr>
+            <w:tcW w:type="dxa" w:w="3311"/>
+          </w:tcPr>
+          <w:p>
+            <w:pPr>
+              <w:spacing w:line="252" w:lineRule="auto" w:before="40" w:after="40"/>
+              <w:ind w:firstLine="0"/>
+              <w:jc w:val="center"/>
+            </w:pPr>
+            <w:r>
+              <w:rPr>
+                <w:sz w:val="17"/>
+              </w:rPr>
+              <w:t>Chronological holdout</w:t>
             </w:r>
           </w:p>
         </w:tc>
       </w:tr>
       <w:tr>
-        <w:trPr>
-          <w:cantSplit/>
-        </w:trPr>
         <w:tc>
           <w:tcPr>
-            <w:tcW w:type="dxa" w:w="2450"/>
-            <w:vAlign w:val="center"/>
-            <w:tcMar>
-              <w:top w:w="80" w:type="dxa"/>
-              <w:start w:w="120" w:type="dxa"/>
-              <w:bottom w:w="80" w:type="dxa"/>
-              <w:end w:w="120" w:type="dxa"/>
-            </w:tcMar>
+            <w:tcW w:type="dxa" w:w="1655"/>
+            <w:shd w:fill="F4F6F8"/>
           </w:tcPr>
           <w:p>
             <w:pPr>
-              <w:spacing w:line="240" w:lineRule="auto" w:after="0"/>
+              <w:spacing w:line="252" w:lineRule="auto" w:before="40" w:after="40"/>
+              <w:ind w:firstLine="0"/>
+              <w:jc w:val="left"/>
             </w:pPr>
             <w:r>
               <w:rPr>
-                <w:rFonts w:ascii="Arial" w:hAnsi="Arial" w:eastAsia="Arial"/>
-                <w:b w:val="0"/>
-                <w:sz w:val="15"/>
+                <w:sz w:val="17"/>
               </w:rPr>
-              <w:t>KLAX observations</w:t>
+              <w:t>Live tail</w:t>
             </w:r>
           </w:p>
         </w:tc>
         <w:tc>
           <w:tcPr>
-            <w:tcW w:type="dxa" w:w="3400"/>
-            <w:vAlign w:val="center"/>
-            <w:tcMar>
-              <w:top w:w="80" w:type="dxa"/>
-              <w:start w:w="120" w:type="dxa"/>
-              <w:bottom w:w="80" w:type="dxa"/>
-              <w:end w:w="120" w:type="dxa"/>
-            </w:tcMar>
+            <w:tcW w:type="dxa" w:w="3384"/>
+            <w:shd w:fill="F4F6F8"/>
           </w:tcPr>
           <w:p>
             <w:pPr>
-              <w:spacing w:line="240" w:lineRule="auto" w:after="0"/>
+              <w:spacing w:line="252" w:lineRule="auto" w:before="40" w:after="40"/>
+              <w:ind w:firstLine="0"/>
+              <w:jc w:val="center"/>
             </w:pPr>
             <w:r>
               <w:rPr>
-                <w:rFonts w:ascii="Arial" w:hAnsi="Arial" w:eastAsia="Arial"/>
-                <w:b w:val="0"/>
-                <w:sz w:val="15"/>
+                <w:sz w:val="17"/>
               </w:rPr>
-              <w:t>Recent local verification and context</w:t>
+              <w:t>through 2026-08-23</w:t>
             </w:r>
           </w:p>
         </w:tc>
         <w:tc>
           <w:tcPr>
-            <w:tcW w:type="dxa" w:w="3510"/>
-            <w:vAlign w:val="center"/>
-            <w:tcMar>
-              <w:top w:w="80" w:type="dxa"/>
-              <w:start w:w="120" w:type="dxa"/>
-              <w:bottom w:w="80" w:type="dxa"/>
-              <w:end w:w="120" w:type="dxa"/>
-            </w:tcMar>
+            <w:tcW w:type="dxa" w:w="1007"/>
+            <w:shd w:fill="F4F6F8"/>
           </w:tcPr>
           <w:p>
             <w:pPr>
-              <w:spacing w:line="240" w:lineRule="auto" w:after="0"/>
+              <w:spacing w:line="252" w:lineRule="auto" w:before="40" w:after="40"/>
+              <w:ind w:firstLine="0"/>
+              <w:jc w:val="center"/>
             </w:pPr>
             <w:r>
               <w:rPr>
-                <w:rFonts w:ascii="Arial" w:hAnsi="Arial" w:eastAsia="Arial"/>
-                <w:b w:val="0"/>
-                <w:sz w:val="15"/>
+                <w:sz w:val="17"/>
               </w:rPr>
-              <w:t>Station and grid representations differ</w:t>
-            </w:r>
-          </w:p>
-        </w:tc>
-      </w:tr>
-      <w:tr>
-        <w:trPr>
-          <w:cantSplit/>
-        </w:trPr>
-        <w:tc>
-          <w:tcPr>
-            <w:tcW w:type="dxa" w:w="2450"/>
-            <w:vAlign w:val="center"/>
-            <w:tcMar>
-              <w:top w:w="80" w:type="dxa"/>
-              <w:start w:w="120" w:type="dxa"/>
-              <w:bottom w:w="80" w:type="dxa"/>
-              <w:end w:w="120" w:type="dxa"/>
-            </w:tcMar>
-          </w:tcPr>
-          <w:p>
-            <w:pPr>
-              <w:spacing w:line="240" w:lineRule="auto" w:after="0"/>
-            </w:pPr>
-            <w:r>
-              <w:rPr>
-                <w:rFonts w:ascii="Arial" w:hAnsi="Arial" w:eastAsia="Arial"/>
-                <w:b w:val="0"/>
-                <w:sz w:val="15"/>
-              </w:rPr>
-              <w:t>NOAA Niño 3.4</w:t>
+              <w:t>5 unlabeled</w:t>
             </w:r>
           </w:p>
         </w:tc>
         <w:tc>
           <w:tcPr>
-            <w:tcW w:type="dxa" w:w="3400"/>
-            <w:vAlign w:val="center"/>
-            <w:tcMar>
-              <w:top w:w="80" w:type="dxa"/>
-              <w:start w:w="120" w:type="dxa"/>
-              <w:bottom w:w="80" w:type="dxa"/>
-              <w:end w:w="120" w:type="dxa"/>
-            </w:tcMar>
+            <w:tcW w:type="dxa" w:w="3311"/>
+            <w:shd w:fill="F4F6F8"/>
           </w:tcPr>
           <w:p>
             <w:pPr>
-              <w:spacing w:line="240" w:lineRule="auto" w:after="0"/>
+              <w:spacing w:line="252" w:lineRule="auto" w:before="40" w:after="40"/>
+              <w:ind w:firstLine="0"/>
+              <w:jc w:val="center"/>
             </w:pPr>
             <w:r>
               <w:rPr>
-                <w:rFonts w:ascii="Arial" w:hAnsi="Arial" w:eastAsia="Arial"/>
-                <w:b w:val="0"/>
-                <w:sz w:val="15"/>
+                <w:sz w:val="17"/>
               </w:rPr>
-              <w:t>Monthly climate-state covariate</w:t>
-            </w:r>
-          </w:p>
-        </w:tc>
-        <w:tc>
-          <w:tcPr>
-            <w:tcW w:type="dxa" w:w="3510"/>
-            <w:vAlign w:val="center"/>
-            <w:tcMar>
-              <w:top w:w="80" w:type="dxa"/>
-              <w:start w:w="120" w:type="dxa"/>
-              <w:bottom w:w="80" w:type="dxa"/>
-              <w:end w:w="120" w:type="dxa"/>
-            </w:tcMar>
-          </w:tcPr>
-          <w:p>
-            <w:pPr>
-              <w:spacing w:line="240" w:lineRule="auto" w:after="0"/>
-            </w:pPr>
-            <w:r>
-              <w:rPr>
-                <w:rFonts w:ascii="Arial" w:hAnsi="Arial" w:eastAsia="Arial"/>
-                <w:b w:val="0"/>
-                <w:sz w:val="15"/>
-              </w:rPr>
-              <w:t>Slow-moving index adds context, not daily causal identification</w:t>
+              <w:t>Issue current forecast</w:t>
             </w:r>
           </w:p>
         </w:tc>
       </w:tr>
     </w:tbl>
     <w:p>
-      <w:pPr>
-        <w:pStyle w:val="APACaption"/>
-      </w:pPr>
       <w:r>
-        <w:rPr>
-          <w:i/>
-        </w:rPr>
-        <w:t xml:space="preserve">Note. </w:t>
-      </w:r>
-      <w:r>
-        <w:t>Repository use is taken from the supplied source files. The inferential cautions are requirements for evaluation, not claims that the sources are defective.</w:t>
+        <w:t>The split is ordered, not randomized. This is necessary because serial correlation makes random partitions optimistic: neighboring days share seasonal, synoptic, and lagged information. The remaining concern is model-selection reuse of the validation interval. Conformal diagnostics partly reuse validation residuals, so the repository correctly treats the full-validation bands as display/risk bands rather than strict publishable intervals.</w:t>
       </w:r>
     </w:p>
     <w:p>
@@ -714,154 +1092,24 @@
     <w:p>
       <w:pPr>
         <w:pStyle w:val="Heading1"/>
-        <w:keepNext/>
+        <w:ind w:firstLine="0"/>
+        <w:jc w:val="center"/>
       </w:pPr>
       <w:r>
-        <w:t>Forecast Clock and Statistical Estimand</w:t>
-      </w:r>
-    </w:p>
-    <w:p>
-      <w:pPr>
-        <w:ind w:firstLine="720"/>
-      </w:pPr>
-      <w:r>
-        <w:t>Let F_t denote the information available at the feature date t and Y_t the realized daily high. For horizon h in {1, 3, 5}, the point forecast is a function m_h(F_t) intended to estimate Y_{t+h}. The corrected repository contract is explicit: target_date_h equals feature_date plus h calendar days. Training uses rows for which all three targets are observed; live inference uses the newest feature row even though its future targets are missing.</w:t>
-      </w:r>
-    </w:p>
-    <w:p>
-      <w:pPr>
-        <w:spacing w:line="480" w:lineRule="auto"/>
-        <w:jc w:val="center"/>
-        <w:keepLines/>
-      </w:pPr>
-      <w:r>
-        <w:rPr>
-          <w:rFonts w:ascii="Cambria Math" w:hAnsi="Cambria Math" w:eastAsia="Cambria Math"/>
-          <w:sz w:val="22"/>
-        </w:rPr>
-        <w:t>Y_(t+h) = m_h(F_t) + epsilon_(t,h),   h in {1, 3, 5}    (1)</w:t>
-      </w:r>
-    </w:p>
-    <w:p>
-      <w:pPr>
-        <w:pStyle w:val="APACaption"/>
-        <w:keepNext/>
-      </w:pPr>
-      <w:r>
-        <w:rPr>
-          <w:b/>
-        </w:rPr>
-        <w:t>Figure 2</w:t>
-      </w:r>
-    </w:p>
-    <w:p>
-      <w:pPr>
-        <w:pStyle w:val="APACaption"/>
-        <w:keepNext/>
-      </w:pPr>
-      <w:r>
-        <w:rPr>
-          <w:i/>
-        </w:rPr>
-        <w:t>Calendar-Day Target Construction</w:t>
+        <w:t>End-to-End Architecture</w:t>
       </w:r>
     </w:p>
     <w:p>
       <w:pPr>
         <w:spacing w:line="240" w:lineRule="auto"/>
+        <w:ind w:firstLine="0"/>
         <w:jc w:val="center"/>
       </w:pPr>
       <w:r>
         <w:drawing>
           <wp:inline xmlns:a="http://schemas.openxmlformats.org/drawingml/2006/main" xmlns:pic="http://schemas.openxmlformats.org/drawingml/2006/picture">
-            <wp:extent cx="5669280" cy="2005374"/>
-            <wp:docPr id="1" name="Picture 1" title="Figure 2. Calendar-Day Target Construction" descr="A timeline shows the feature date and one-, three-, and five-day target dates under the corrected repository contract."/>
-            <wp:cNvGraphicFramePr>
-              <a:graphicFrameLocks noChangeAspect="1"/>
-            </wp:cNvGraphicFramePr>
-            <a:graphic>
-              <a:graphicData uri="http://schemas.openxmlformats.org/drawingml/2006/picture">
-                <pic:pic>
-                  <pic:nvPicPr>
-                    <pic:cNvPr id="0" name="figure_2_target_clock.png"/>
-                    <pic:cNvPicPr/>
-                  </pic:nvPicPr>
-                  <pic:blipFill>
-                    <a:blip r:embed="rId10"/>
-                    <a:stretch>
-                      <a:fillRect/>
-                    </a:stretch>
-                  </pic:blipFill>
-                  <pic:spPr>
-                    <a:xfrm>
-                      <a:off x="0" y="0"/>
-                      <a:ext cx="5669280" cy="2005374"/>
-                    </a:xfrm>
-                    <a:prstGeom prst="rect"/>
-                  </pic:spPr>
-                </pic:pic>
-              </a:graphicData>
-            </a:graphic>
-          </wp:inline>
-        </w:drawing>
-      </w:r>
-    </w:p>
-    <w:p>
-      <w:pPr>
-        <w:ind w:firstLine="720"/>
-      </w:pPr>
-      <w:r>
-        <w:t>This clock resolves two common defects. Dropping every row with an unobserved future label would remove the live forecast row; computing realization against decision_date + h when decision and feature dates differ would attach the wrong outcome. Part 9 instead backfills against explicit target-date columns. A rigorous archive should also store the run timestamp, source issue timestamp, model version, and timezone so the complete information set F_t can be reconstructed.</w:t>
-      </w:r>
-    </w:p>
-    <w:p>
-      <w:r>
-        <w:br w:type="page"/>
-      </w:r>
-    </w:p>
-    <w:p>
-      <w:pPr>
-        <w:pStyle w:val="Heading1"/>
-        <w:keepNext/>
-      </w:pPr>
-      <w:r>
-        <w:t>Auditable System Architecture</w:t>
-      </w:r>
-    </w:p>
-    <w:p>
-      <w:pPr>
-        <w:pStyle w:val="APACaption"/>
-        <w:keepNext/>
-      </w:pPr>
-      <w:r>
-        <w:rPr>
-          <w:b/>
-        </w:rPr>
-        <w:t>Figure 1</w:t>
-      </w:r>
-    </w:p>
-    <w:p>
-      <w:pPr>
-        <w:pStyle w:val="APACaption"/>
-        <w:keepNext/>
-      </w:pPr>
-      <w:r>
-        <w:rPr>
-          <w:i/>
-        </w:rPr>
-        <w:t>Repository Pipeline From Data to Verified Publication</w:t>
-      </w:r>
-    </w:p>
-    <w:p>
-      <w:pPr>
-        <w:spacing w:line="240" w:lineRule="auto"/>
-        <w:jc w:val="center"/>
-      </w:pPr>
-      <w:r>
-        <w:drawing>
-          <wp:inline xmlns:a="http://schemas.openxmlformats.org/drawingml/2006/main" xmlns:pic="http://schemas.openxmlformats.org/drawingml/2006/picture">
-            <wp:extent cx="5577840" cy="3213321"/>
-            <wp:docPr id="2" name="Picture 2" title="Figure 1. Repository Pipeline From Data to Verified Publication" descr="Eight stacked stages depict data ingestion, regimes, feature construction, atmospheric signals, neural forecasting, ensemble, uncertainty, and publication verification."/>
+            <wp:extent cx="5715000" cy="2520624"/>
+            <wp:docPr id="1" name="Picture 1" descr="Five-stage pipeline from data acquisition through regimes, features, models, governance, and attribution."/>
             <wp:cNvGraphicFramePr>
               <a:graphicFrameLocks noChangeAspect="1"/>
             </wp:cNvGraphicFramePr>
@@ -881,7 +1129,7 @@
                   <pic:spPr>
                     <a:xfrm>
                       <a:off x="0" y="0"/>
-                      <a:ext cx="5577840" cy="3213321"/>
+                      <a:ext cx="5715000" cy="2520624"/>
                     </a:xfrm>
                     <a:prstGeom prst="rect"/>
                   </pic:spPr>
@@ -894,18 +1142,26 @@
     </w:p>
     <w:p>
       <w:pPr>
-        <w:ind w:firstLine="720"/>
+        <w:spacing w:line="240" w:lineRule="auto"/>
+        <w:ind w:firstLine="0"/>
+        <w:jc w:val="left"/>
       </w:pPr>
       <w:r>
-        <w:t>The modular sequence is a research strength because each part writes a typed artifact that can be inspected without retraining the full stack. Parts 0 and 6 establish the physical and regime state; Parts 1 and 2A create the lagged predictor surface; Part 2 estimates all three horizons jointly; Parts 2B and 2C add optional ensemble and uncertainty sleeves; and Parts 3 and 9 decide whether to publish and later score the forecast.</w:t>
+        <w:rPr>
+          <w:i/>
+          <w:sz w:val="18"/>
+        </w:rPr>
+        <w:t>Figure 1. Audited repository execution order and target clock.</w:t>
       </w:r>
     </w:p>
     <w:p>
-      <w:pPr>
-        <w:ind w:firstLine="720"/>
-      </w:pPr>
       <w:r>
-        <w:t>Optional sleeves are nonblocking by design, so missing XGBoost or BNN artifacts do not silently erase the raw neural output. The public dashboard follows a canonical fallback chain led by forecast_h*, then blend, XGBoost, and raw neural values. That behavior is useful for availability, but it makes forecast_source a necessary stratification variable in every evaluation. A pooled MAE across changing sources would mix distinct estimators.</w:t>
+        <w:t>The orchestrator runs Part 0, Part 6, Part 1, Part 2A, Part 2, optional Parts 2B and 2C, Part 3, and Part 9. This order is not cosmetic. Regimes must exist before lagged regime features; the alpha module must update feature metadata before model inference; governance must inspect the canonical forecast and interval state; attribution must wait until target dates mature.</w:t>
+      </w:r>
+    </w:p>
+    <w:p>
+      <w:r>
+        <w:t>Operationally, the architecture has two distinct products. The pre-anchor model is a statistical estimate based on learned predictors. The canonical product is a policy-mediated forecast that may blend the LSTM with XGBoost and then move that blend toward NWS. Both are retained in the prediction log. That paired logging makes the central audit possible: post-processing can be evaluated as an intervention on the forecast rather than being conflated with model accuracy.</w:t>
       </w:r>
     </w:p>
     <w:p>
@@ -916,699 +1172,84 @@
     <w:p>
       <w:pPr>
         <w:pStyle w:val="Heading1"/>
-        <w:keepNext/>
+        <w:ind w:firstLine="0"/>
+        <w:jc w:val="center"/>
       </w:pPr>
       <w:r>
-        <w:t>Feature Engineering and Leakage Control</w:t>
+        <w:t>Feature Engineering and Atmospheric Alpha</w:t>
+      </w:r>
+    </w:p>
+    <w:p>
+      <w:r>
+        <w:t>The final model matrix contains 129 predictors. Feature families include contemporaneous daily summaries, temperature lags at 1, 2, 3, 5, 7, and 14 days, rolling means/variances/ranges over 3 to 30 days, cyclic calendar terms, pressure and humidity lags, wind-direction sine/cosine transforms, diurnal range, dew-point depression, precipitation, and regime probabilities. Part 2A adds pressure tendency and acceleration, marine-layer flags and streaks, cloud anomalies, humidity trends, wind acceleration, temperature momentum, 30-day z scores, time from recent peak, and ENSO proxy fields.</w:t>
       </w:r>
     </w:p>
     <w:p>
       <w:pPr>
-        <w:ind w:firstLine="720"/>
+        <w:spacing w:line="300" w:lineRule="auto"/>
+        <w:ind w:firstLine="0"/>
+        <w:jc w:val="center"/>
       </w:pPr>
       <w:r>
-        <w:t>Part 1 builds a numeric, nonconstant feature matrix from weather lags, rolling summaries, calendar encodings, forecast inputs, and regime probabilities. Part 2A augments this matrix with pressure tendency, humidity and cloud structure, offshore-wind signals, marine-layer proxies, ENSO context, persistence, momentum, and climatological anomalies. Cyclic variables are represented with sine and cosine functions, preserving the adjacency of December and January or 359 degrees and 1 degree.</w:t>
+        <w:rPr>
+          <w:rFonts w:ascii="Cambria Math" w:hAnsi="Cambria Math"/>
+          <w:sz w:val="22"/>
+        </w:rPr>
+        <w:t>x_wind,sin = sin(2πd/360),    x_wind,cos = cos(2πd/360)    (4)</w:t>
       </w:r>
     </w:p>
     <w:p>
       <w:pPr>
-        <w:ind w:firstLine="720"/>
-      </w:pPr>
-      <w:r>
-        <w:t>For a window length L = 14, the sequence input at feature date t is X_t = (x_{t-L+1}, ..., x_t). Every element must be measurable with respect to F_t. The target Y_{t+h}, revisions released after t, and forecast runs initialized after t are prohibited. The repository's validation suite checks exact duplicate features, redundant regime probabilities, schema consistency, and alpha-metadata drift. These checks address a subtle source of optimism: two columns with different names can be the same random variable, artificially inflating apparent feature diversity.</w:t>
-      </w:r>
-    </w:p>
-    <w:p>
-      <w:pPr>
-        <w:spacing w:line="480" w:lineRule="auto"/>
+        <w:spacing w:line="300" w:lineRule="auto"/>
+        <w:ind w:firstLine="0"/>
         <w:jc w:val="center"/>
-        <w:keepLines/>
       </w:pPr>
       <w:r>
         <w:rPr>
-          <w:rFonts w:ascii="Cambria Math" w:hAnsi="Cambria Math" w:eastAsia="Cambria Math"/>
+          <w:rFonts w:ascii="Cambria Math" w:hAnsi="Cambria Math"/>
           <w:sz w:val="22"/>
         </w:rPr>
-        <w:t>X_t in F_t,   Y_(t+h) not in F_t,   target_date_h = t + h    (2)</w:t>
-      </w:r>
-    </w:p>
-    <w:p>
-      <w:pPr>
-        <w:ind w:firstLine="720"/>
-      </w:pPr>
-      <w:r>
-        <w:t>The remaining recommendation is to version data by both valid time and issue time. Current reanalysis endpoints can revise historical values; training on a later vintage may provide information unavailable in the original live run. A forecast audit should therefore distinguish reproducible retrospective experiments from truly real-time backtests.</w:t>
+        <w:t>z_(t,30) = (T_t - mean(T_(t-29:t))) / sd(T_(t-29:t))    (5)</w:t>
       </w:r>
     </w:p>
     <w:p>
       <w:r>
-        <w:br w:type="page"/>
-      </w:r>
-    </w:p>
-    <w:p>
-      <w:pPr>
-        <w:pStyle w:val="Heading1"/>
-        <w:keepNext/>
-      </w:pPr>
-      <w:r>
-        <w:t>Regime Modeling</w:t>
-      </w:r>
-    </w:p>
-    <w:p>
-      <w:pPr>
-        <w:ind w:firstLine="720"/>
-      </w:pPr>
-      <w:r>
-        <w:t>Part 6 fits a three-state Gaussian hidden Markov model to standardized temperature, humidity, cloud, pressure, wind, precipitation, diurnal-range, and seasonal features. With latent state S_t, transition matrix A, and Gaussian emissions, the model is defined by</w:t>
-      </w:r>
-    </w:p>
-    <w:p>
-      <w:pPr>
-        <w:spacing w:line="480" w:lineRule="auto"/>
-        <w:jc w:val="center"/>
-        <w:keepLines/>
-      </w:pPr>
-      <w:r>
-        <w:rPr>
-          <w:rFonts w:ascii="Cambria Math" w:hAnsi="Cambria Math" w:eastAsia="Cambria Math"/>
-          <w:sz w:val="22"/>
-        </w:rPr>
-        <w:t>P(S_t=j | S_(t-1)=i) = a_ij,   X_t | S_t=j ~ N(mu_j, Sigma_j)    (3)</w:t>
-      </w:r>
-    </w:p>
-    <w:p>
-      <w:pPr>
-        <w:ind w:firstLine="720"/>
-      </w:pPr>
-      <w:r>
-        <w:t>The code retains neutral labels REGIME_0, REGIME_1, and REGIME_2 unless state means satisfy explicit physical rules. The current README maps one accepted state to DRY_CLEAR and another to MARINE_LAYER, while leaving SANTA_ANA unvalidated. Validated physical probabilities replace their source neutral columns to avoid perfect duplication. If HMM fitting fails, a deterministic KMeans fallback provides states, but those states lack Markov transition semantics and should be labeled as a different model class.</w:t>
-      </w:r>
-    </w:p>
-    <w:p>
-      <w:pPr>
-        <w:ind w:firstLine="720"/>
-      </w:pPr>
-      <w:r>
-        <w:t>Regimes can improve conditional calibration if error distributions differ between marine and offshore conditions. They can also become narrative traps: a statistically distinct cluster does not prove a named physical mechanism. Evaluation should report horizon-by-regime MAE, bias, coverage, interval width, state occupancy, transition stability, and label sensitivity across rolling refits. Rare-state claims require an effective sample-size threshold.</w:t>
-      </w:r>
-    </w:p>
-    <w:p>
-      <w:pPr>
-        <w:pStyle w:val="APACaption"/>
-        <w:keepNext/>
-      </w:pPr>
-      <w:r>
-        <w:rPr>
-          <w:b/>
-        </w:rPr>
-        <w:t>Table 2</w:t>
-      </w:r>
-    </w:p>
-    <w:p>
-      <w:pPr>
-        <w:pStyle w:val="APACaption"/>
-        <w:keepNext/>
-      </w:pPr>
-      <w:r>
-        <w:rPr>
-          <w:i/>
-        </w:rPr>
-        <w:t>Model Components and Contracts</w:t>
+        <w:t>Circular wind encoding avoids the false Euclidean distance between 359° and 1°. Rolling and lagged variables summarize persistence and short-lived fronts, while the HMM posterior provides a lower-dimensional synoptic context. Regime fields are shifted one day before merging. The feature builder also removes constants and redundant physical probability columns when they duplicate statistical regime probabilities.</w:t>
       </w:r>
     </w:p>
     <w:tbl>
       <w:tblPr>
-        <w:tblStyle w:val="TableGrid"/>
         <w:tblW w:type="dxa" w:w="9360"/>
+        <w:jc w:val="center"/>
         <w:tblLayout w:type="fixed"/>
         <w:tblLook w:firstColumn="1" w:firstRow="1" w:lastColumn="0" w:lastRow="0" w:noHBand="0" w:noVBand="1" w:val="04A0"/>
-        <w:tblInd w:w="0" w:type="dxa"/>
       </w:tblPr>
       <w:tblGrid>
-        <w:gridCol w:w="1800"/>
-        <w:gridCol w:w="4400"/>
-        <w:gridCol w:w="3160"/>
+        <w:gridCol w:w="9360"/>
       </w:tblGrid>
       <w:tr>
         <w:trPr>
-          <w:cantSplit/>
           <w:tblHeader w:val="true"/>
         </w:trPr>
         <w:tc>
           <w:tcPr>
-            <w:tcW w:type="dxa" w:w="1800"/>
+            <w:tcW w:type="dxa" w:w="9360"/>
             <w:vAlign w:val="center"/>
-            <w:tcMar>
-              <w:top w:w="80" w:type="dxa"/>
-              <w:start w:w="120" w:type="dxa"/>
-              <w:bottom w:w="80" w:type="dxa"/>
-              <w:end w:w="120" w:type="dxa"/>
-            </w:tcMar>
-            <w:shd w:fill="E9EEF3"/>
+            <w:shd w:fill="EAF2F7"/>
           </w:tcPr>
           <w:p>
             <w:pPr>
-              <w:spacing w:line="240" w:lineRule="auto" w:after="0"/>
+              <w:spacing w:line="276" w:lineRule="auto"/>
+              <w:ind w:firstLine="0"/>
             </w:pPr>
             <w:r>
               <w:rPr>
-                <w:rFonts w:ascii="Arial" w:hAnsi="Arial" w:eastAsia="Arial"/>
                 <w:b/>
-                <w:sz w:val="15"/>
               </w:rPr>
-              <w:t>Component</w:t>
+              <w:t xml:space="preserve">Audit implication: </w:t>
             </w:r>
-          </w:p>
-        </w:tc>
-        <w:tc>
-          <w:tcPr>
-            <w:tcW w:type="dxa" w:w="4400"/>
-            <w:vAlign w:val="center"/>
-            <w:tcMar>
-              <w:top w:w="80" w:type="dxa"/>
-              <w:start w:w="120" w:type="dxa"/>
-              <w:bottom w:w="80" w:type="dxa"/>
-              <w:end w:w="120" w:type="dxa"/>
-            </w:tcMar>
-            <w:shd w:fill="E9EEF3"/>
-          </w:tcPr>
-          <w:p>
-            <w:pPr>
-              <w:spacing w:line="240" w:lineRule="auto" w:after="0"/>
-            </w:pPr>
             <w:r>
-              <w:rPr>
-                <w:rFonts w:ascii="Arial" w:hAnsi="Arial" w:eastAsia="Arial"/>
-                <w:b/>
-                <w:sz w:val="15"/>
-              </w:rPr>
-              <w:t>Implemented contract</w:t>
-            </w:r>
-          </w:p>
-        </w:tc>
-        <w:tc>
-          <w:tcPr>
-            <w:tcW w:type="dxa" w:w="3160"/>
-            <w:vAlign w:val="center"/>
-            <w:tcMar>
-              <w:top w:w="80" w:type="dxa"/>
-              <w:start w:w="120" w:type="dxa"/>
-              <w:bottom w:w="80" w:type="dxa"/>
-              <w:end w:w="120" w:type="dxa"/>
-            </w:tcMar>
-            <w:shd w:fill="E9EEF3"/>
-          </w:tcPr>
-          <w:p>
-            <w:pPr>
-              <w:spacing w:line="240" w:lineRule="auto" w:after="0"/>
-            </w:pPr>
-            <w:r>
-              <w:rPr>
-                <w:rFonts w:ascii="Arial" w:hAnsi="Arial" w:eastAsia="Arial"/>
-                <w:b/>
-                <w:sz w:val="15"/>
-              </w:rPr>
-              <w:t>Primary risk</w:t>
-            </w:r>
-          </w:p>
-        </w:tc>
-      </w:tr>
-      <w:tr>
-        <w:trPr>
-          <w:cantSplit/>
-        </w:trPr>
-        <w:tc>
-          <w:tcPr>
-            <w:tcW w:type="dxa" w:w="1800"/>
-            <w:vAlign w:val="center"/>
-            <w:tcMar>
-              <w:top w:w="80" w:type="dxa"/>
-              <w:start w:w="120" w:type="dxa"/>
-              <w:bottom w:w="80" w:type="dxa"/>
-              <w:end w:w="120" w:type="dxa"/>
-            </w:tcMar>
-          </w:tcPr>
-          <w:p>
-            <w:pPr>
-              <w:spacing w:line="240" w:lineRule="auto" w:after="0"/>
-            </w:pPr>
-            <w:r>
-              <w:rPr>
-                <w:rFonts w:ascii="Arial" w:hAnsi="Arial" w:eastAsia="Arial"/>
-                <w:b w:val="0"/>
-                <w:sz w:val="15"/>
-              </w:rPr>
-              <w:t>Target clock</w:t>
-            </w:r>
-          </w:p>
-        </w:tc>
-        <w:tc>
-          <w:tcPr>
-            <w:tcW w:type="dxa" w:w="4400"/>
-            <w:vAlign w:val="center"/>
-            <w:tcMar>
-              <w:top w:w="80" w:type="dxa"/>
-              <w:start w:w="120" w:type="dxa"/>
-              <w:bottom w:w="80" w:type="dxa"/>
-              <w:end w:w="120" w:type="dxa"/>
-            </w:tcMar>
-          </w:tcPr>
-          <w:p>
-            <w:pPr>
-              <w:spacing w:line="240" w:lineRule="auto" w:after="0"/>
-            </w:pPr>
-            <w:r>
-              <w:rPr>
-                <w:rFonts w:ascii="Arial" w:hAnsi="Arial" w:eastAsia="Arial"/>
-                <w:b w:val="0"/>
-                <w:sz w:val="15"/>
-              </w:rPr>
-              <w:t>feature_date + {1,3,5} calendar days</w:t>
-            </w:r>
-          </w:p>
-        </w:tc>
-        <w:tc>
-          <w:tcPr>
-            <w:tcW w:type="dxa" w:w="3160"/>
-            <w:vAlign w:val="center"/>
-            <w:tcMar>
-              <w:top w:w="80" w:type="dxa"/>
-              <w:start w:w="120" w:type="dxa"/>
-              <w:bottom w:w="80" w:type="dxa"/>
-              <w:end w:w="120" w:type="dxa"/>
-            </w:tcMar>
-          </w:tcPr>
-          <w:p>
-            <w:pPr>
-              <w:spacing w:line="240" w:lineRule="auto" w:after="0"/>
-            </w:pPr>
-            <w:r>
-              <w:rPr>
-                <w:rFonts w:ascii="Arial" w:hAnsi="Arial" w:eastAsia="Arial"/>
-                <w:b w:val="0"/>
-                <w:sz w:val="15"/>
-              </w:rPr>
-              <w:t>Off-by-one labels or future-target leakage</w:t>
-            </w:r>
-          </w:p>
-        </w:tc>
-      </w:tr>
-      <w:tr>
-        <w:trPr>
-          <w:cantSplit/>
-        </w:trPr>
-        <w:tc>
-          <w:tcPr>
-            <w:tcW w:type="dxa" w:w="1800"/>
-            <w:vAlign w:val="center"/>
-            <w:tcMar>
-              <w:top w:w="80" w:type="dxa"/>
-              <w:start w:w="120" w:type="dxa"/>
-              <w:bottom w:w="80" w:type="dxa"/>
-              <w:end w:w="120" w:type="dxa"/>
-            </w:tcMar>
-          </w:tcPr>
-          <w:p>
-            <w:pPr>
-              <w:spacing w:line="240" w:lineRule="auto" w:after="0"/>
-            </w:pPr>
-            <w:r>
-              <w:rPr>
-                <w:rFonts w:ascii="Arial" w:hAnsi="Arial" w:eastAsia="Arial"/>
-                <w:b w:val="0"/>
-                <w:sz w:val="15"/>
-              </w:rPr>
-              <w:t>LSTM</w:t>
-            </w:r>
-          </w:p>
-        </w:tc>
-        <w:tc>
-          <w:tcPr>
-            <w:tcW w:type="dxa" w:w="4400"/>
-            <w:vAlign w:val="center"/>
-            <w:tcMar>
-              <w:top w:w="80" w:type="dxa"/>
-              <w:start w:w="120" w:type="dxa"/>
-              <w:bottom w:w="80" w:type="dxa"/>
-              <w:end w:w="120" w:type="dxa"/>
-            </w:tcMar>
-          </w:tcPr>
-          <w:p>
-            <w:pPr>
-              <w:spacing w:line="240" w:lineRule="auto" w:after="0"/>
-            </w:pPr>
-            <w:r>
-              <w:rPr>
-                <w:rFonts w:ascii="Arial" w:hAnsi="Arial" w:eastAsia="Arial"/>
-                <w:b w:val="0"/>
-                <w:sz w:val="15"/>
-              </w:rPr>
-              <w:t>14-day sequence; 2 layers; hidden size 128; three heads</w:t>
-            </w:r>
-          </w:p>
-        </w:tc>
-        <w:tc>
-          <w:tcPr>
-            <w:tcW w:type="dxa" w:w="3160"/>
-            <w:vAlign w:val="center"/>
-            <w:tcMar>
-              <w:top w:w="80" w:type="dxa"/>
-              <w:start w:w="120" w:type="dxa"/>
-              <w:bottom w:w="80" w:type="dxa"/>
-              <w:end w:w="120" w:type="dxa"/>
-            </w:tcMar>
-          </w:tcPr>
-          <w:p>
-            <w:pPr>
-              <w:spacing w:line="240" w:lineRule="auto" w:after="0"/>
-            </w:pPr>
-            <w:r>
-              <w:rPr>
-                <w:rFonts w:ascii="Arial" w:hAnsi="Arial" w:eastAsia="Arial"/>
-                <w:b w:val="0"/>
-                <w:sz w:val="15"/>
-              </w:rPr>
-              <w:t>Small effective sample and recurrent overfit</w:t>
-            </w:r>
-          </w:p>
-        </w:tc>
-      </w:tr>
-      <w:tr>
-        <w:trPr>
-          <w:cantSplit/>
-        </w:trPr>
-        <w:tc>
-          <w:tcPr>
-            <w:tcW w:type="dxa" w:w="1800"/>
-            <w:vAlign w:val="center"/>
-            <w:tcMar>
-              <w:top w:w="80" w:type="dxa"/>
-              <w:start w:w="120" w:type="dxa"/>
-              <w:bottom w:w="80" w:type="dxa"/>
-              <w:end w:w="120" w:type="dxa"/>
-            </w:tcMar>
-          </w:tcPr>
-          <w:p>
-            <w:pPr>
-              <w:spacing w:line="240" w:lineRule="auto" w:after="0"/>
-            </w:pPr>
-            <w:r>
-              <w:rPr>
-                <w:rFonts w:ascii="Arial" w:hAnsi="Arial" w:eastAsia="Arial"/>
-                <w:b w:val="0"/>
-                <w:sz w:val="15"/>
-              </w:rPr>
-              <w:t>Transformer</w:t>
-            </w:r>
-          </w:p>
-        </w:tc>
-        <w:tc>
-          <w:tcPr>
-            <w:tcW w:type="dxa" w:w="4400"/>
-            <w:vAlign w:val="center"/>
-            <w:tcMar>
-              <w:top w:w="80" w:type="dxa"/>
-              <w:start w:w="120" w:type="dxa"/>
-              <w:bottom w:w="80" w:type="dxa"/>
-              <w:end w:w="120" w:type="dxa"/>
-            </w:tcMar>
-          </w:tcPr>
-          <w:p>
-            <w:pPr>
-              <w:spacing w:line="240" w:lineRule="auto" w:after="0"/>
-            </w:pPr>
-            <w:r>
-              <w:rPr>
-                <w:rFonts w:ascii="Arial" w:hAnsi="Arial" w:eastAsia="Arial"/>
-                <w:b w:val="0"/>
-                <w:sz w:val="15"/>
-              </w:rPr>
-              <w:t>Alternative sequence backbone</w:t>
-            </w:r>
-          </w:p>
-        </w:tc>
-        <w:tc>
-          <w:tcPr>
-            <w:tcW w:type="dxa" w:w="3160"/>
-            <w:vAlign w:val="center"/>
-            <w:tcMar>
-              <w:top w:w="80" w:type="dxa"/>
-              <w:start w:w="120" w:type="dxa"/>
-              <w:bottom w:w="80" w:type="dxa"/>
-              <w:end w:w="120" w:type="dxa"/>
-            </w:tcMar>
-          </w:tcPr>
-          <w:p>
-            <w:pPr>
-              <w:spacing w:line="240" w:lineRule="auto" w:after="0"/>
-            </w:pPr>
-            <w:r>
-              <w:rPr>
-                <w:rFonts w:ascii="Arial" w:hAnsi="Arial" w:eastAsia="Arial"/>
-                <w:b w:val="0"/>
-                <w:sz w:val="15"/>
-              </w:rPr>
-              <w:t>Capacity exceeds evidence unless carefully regularized</w:t>
-            </w:r>
-          </w:p>
-        </w:tc>
-      </w:tr>
-      <w:tr>
-        <w:trPr>
-          <w:cantSplit/>
-        </w:trPr>
-        <w:tc>
-          <w:tcPr>
-            <w:tcW w:type="dxa" w:w="1800"/>
-            <w:vAlign w:val="center"/>
-            <w:tcMar>
-              <w:top w:w="80" w:type="dxa"/>
-              <w:start w:w="120" w:type="dxa"/>
-              <w:bottom w:w="80" w:type="dxa"/>
-              <w:end w:w="120" w:type="dxa"/>
-            </w:tcMar>
-          </w:tcPr>
-          <w:p>
-            <w:pPr>
-              <w:spacing w:line="240" w:lineRule="auto" w:after="0"/>
-            </w:pPr>
-            <w:r>
-              <w:rPr>
-                <w:rFonts w:ascii="Arial" w:hAnsi="Arial" w:eastAsia="Arial"/>
-                <w:b w:val="0"/>
-                <w:sz w:val="15"/>
-              </w:rPr>
-              <w:t>XGBoost sleeve</w:t>
-            </w:r>
-          </w:p>
-        </w:tc>
-        <w:tc>
-          <w:tcPr>
-            <w:tcW w:type="dxa" w:w="4400"/>
-            <w:vAlign w:val="center"/>
-            <w:tcMar>
-              <w:top w:w="80" w:type="dxa"/>
-              <w:start w:w="120" w:type="dxa"/>
-              <w:bottom w:w="80" w:type="dxa"/>
-              <w:end w:w="120" w:type="dxa"/>
-            </w:tcMar>
-          </w:tcPr>
-          <w:p>
-            <w:pPr>
-              <w:spacing w:line="240" w:lineRule="auto" w:after="0"/>
-            </w:pPr>
-            <w:r>
-              <w:rPr>
-                <w:rFonts w:ascii="Arial" w:hAnsi="Arial" w:eastAsia="Arial"/>
-                <w:b w:val="0"/>
-                <w:sz w:val="15"/>
-              </w:rPr>
-              <w:t>Optional nonlinear tabular ensemble</w:t>
-            </w:r>
-          </w:p>
-        </w:tc>
-        <w:tc>
-          <w:tcPr>
-            <w:tcW w:type="dxa" w:w="3160"/>
-            <w:vAlign w:val="center"/>
-            <w:tcMar>
-              <w:top w:w="80" w:type="dxa"/>
-              <w:start w:w="120" w:type="dxa"/>
-              <w:bottom w:w="80" w:type="dxa"/>
-              <w:end w:w="120" w:type="dxa"/>
-            </w:tcMar>
-          </w:tcPr>
-          <w:p>
-            <w:pPr>
-              <w:spacing w:line="240" w:lineRule="auto" w:after="0"/>
-            </w:pPr>
-            <w:r>
-              <w:rPr>
-                <w:rFonts w:ascii="Arial" w:hAnsi="Arial" w:eastAsia="Arial"/>
-                <w:b w:val="0"/>
-                <w:sz w:val="15"/>
-              </w:rPr>
-              <w:t>Selection and blending optimism</w:t>
-            </w:r>
-          </w:p>
-        </w:tc>
-      </w:tr>
-      <w:tr>
-        <w:trPr>
-          <w:cantSplit/>
-        </w:trPr>
-        <w:tc>
-          <w:tcPr>
-            <w:tcW w:type="dxa" w:w="1800"/>
-            <w:vAlign w:val="center"/>
-            <w:tcMar>
-              <w:top w:w="80" w:type="dxa"/>
-              <w:start w:w="120" w:type="dxa"/>
-              <w:bottom w:w="80" w:type="dxa"/>
-              <w:end w:w="120" w:type="dxa"/>
-            </w:tcMar>
-          </w:tcPr>
-          <w:p>
-            <w:pPr>
-              <w:spacing w:line="240" w:lineRule="auto" w:after="0"/>
-            </w:pPr>
-            <w:r>
-              <w:rPr>
-                <w:rFonts w:ascii="Arial" w:hAnsi="Arial" w:eastAsia="Arial"/>
-                <w:b w:val="0"/>
-                <w:sz w:val="15"/>
-              </w:rPr>
-              <w:t>BNN sleeve</w:t>
-            </w:r>
-          </w:p>
-        </w:tc>
-        <w:tc>
-          <w:tcPr>
-            <w:tcW w:type="dxa" w:w="4400"/>
-            <w:vAlign w:val="center"/>
-            <w:tcMar>
-              <w:top w:w="80" w:type="dxa"/>
-              <w:start w:w="120" w:type="dxa"/>
-              <w:bottom w:w="80" w:type="dxa"/>
-              <w:end w:w="120" w:type="dxa"/>
-            </w:tcMar>
-          </w:tcPr>
-          <w:p>
-            <w:pPr>
-              <w:spacing w:line="240" w:lineRule="auto" w:after="0"/>
-            </w:pPr>
-            <w:r>
-              <w:rPr>
-                <w:rFonts w:ascii="Arial" w:hAnsi="Arial" w:eastAsia="Arial"/>
-                <w:b w:val="0"/>
-                <w:sz w:val="15"/>
-              </w:rPr>
-              <w:t>200 MC-dropout draws plus split conformalization</w:t>
-            </w:r>
-          </w:p>
-        </w:tc>
-        <w:tc>
-          <w:tcPr>
-            <w:tcW w:type="dxa" w:w="3160"/>
-            <w:vAlign w:val="center"/>
-            <w:tcMar>
-              <w:top w:w="80" w:type="dxa"/>
-              <w:start w:w="120" w:type="dxa"/>
-              <w:bottom w:w="80" w:type="dxa"/>
-              <w:end w:w="120" w:type="dxa"/>
-            </w:tcMar>
-          </w:tcPr>
-          <w:p>
-            <w:pPr>
-              <w:spacing w:line="240" w:lineRule="auto" w:after="0"/>
-            </w:pPr>
-            <w:r>
-              <w:rPr>
-                <w:rFonts w:ascii="Arial" w:hAnsi="Arial" w:eastAsia="Arial"/>
-                <w:b w:val="0"/>
-                <w:sz w:val="15"/>
-              </w:rPr>
-              <w:t>Dropout spread alone is not calibrated coverage</w:t>
-            </w:r>
-          </w:p>
-        </w:tc>
-      </w:tr>
-      <w:tr>
-        <w:trPr>
-          <w:cantSplit/>
-        </w:trPr>
-        <w:tc>
-          <w:tcPr>
-            <w:tcW w:type="dxa" w:w="1800"/>
-            <w:vAlign w:val="center"/>
-            <w:tcMar>
-              <w:top w:w="80" w:type="dxa"/>
-              <w:start w:w="120" w:type="dxa"/>
-              <w:bottom w:w="80" w:type="dxa"/>
-              <w:end w:w="120" w:type="dxa"/>
-            </w:tcMar>
-          </w:tcPr>
-          <w:p>
-            <w:pPr>
-              <w:spacing w:line="240" w:lineRule="auto" w:after="0"/>
-            </w:pPr>
-            <w:r>
-              <w:rPr>
-                <w:rFonts w:ascii="Arial" w:hAnsi="Arial" w:eastAsia="Arial"/>
-                <w:b w:val="0"/>
-                <w:sz w:val="15"/>
-              </w:rPr>
-              <w:t>HMM</w:t>
-            </w:r>
-          </w:p>
-        </w:tc>
-        <w:tc>
-          <w:tcPr>
-            <w:tcW w:type="dxa" w:w="4400"/>
-            <w:vAlign w:val="center"/>
-            <w:tcMar>
-              <w:top w:w="80" w:type="dxa"/>
-              <w:start w:w="120" w:type="dxa"/>
-              <w:bottom w:w="80" w:type="dxa"/>
-              <w:end w:w="120" w:type="dxa"/>
-            </w:tcMar>
-          </w:tcPr>
-          <w:p>
-            <w:pPr>
-              <w:spacing w:line="240" w:lineRule="auto" w:after="0"/>
-            </w:pPr>
-            <w:r>
-              <w:rPr>
-                <w:rFonts w:ascii="Arial" w:hAnsi="Arial" w:eastAsia="Arial"/>
-                <w:b w:val="0"/>
-                <w:sz w:val="15"/>
-              </w:rPr>
-              <w:t>Three neutral Gaussian states; KMeans fallback</w:t>
-            </w:r>
-          </w:p>
-        </w:tc>
-        <w:tc>
-          <w:tcPr>
-            <w:tcW w:type="dxa" w:w="3160"/>
-            <w:vAlign w:val="center"/>
-            <w:tcMar>
-              <w:top w:w="80" w:type="dxa"/>
-              <w:start w:w="120" w:type="dxa"/>
-              <w:bottom w:w="80" w:type="dxa"/>
-              <w:end w:w="120" w:type="dxa"/>
-            </w:tcMar>
-          </w:tcPr>
-          <w:p>
-            <w:pPr>
-              <w:spacing w:line="240" w:lineRule="auto" w:after="0"/>
-            </w:pPr>
-            <w:r>
-              <w:rPr>
-                <w:rFonts w:ascii="Arial" w:hAnsi="Arial" w:eastAsia="Arial"/>
-                <w:b w:val="0"/>
-                <w:sz w:val="15"/>
-              </w:rPr>
-              <w:t>Physical labels can be over-interpreted</w:t>
+              <w:t>With 129 predictors and only 2,206 training rows, flexible learners face a nontrivial p/n ratio. Regularization, early stopping, stable scaling, and honest temporal holdouts are therefore core statistical requirements, not implementation preferences.</w:t>
             </w:r>
           </w:p>
         </w:tc>
@@ -1622,1213 +1263,522 @@
     <w:p>
       <w:pPr>
         <w:pStyle w:val="Heading1"/>
-        <w:keepNext/>
+        <w:ind w:firstLine="0"/>
+        <w:jc w:val="center"/>
       </w:pPr>
       <w:r>
-        <w:t>Deep Sequence Forecaster</w:t>
+        <w:t>Hidden Markov Weather-Regime Engine</w:t>
+      </w:r>
+    </w:p>
+    <w:p>
+      <w:r>
+        <w:t>Part 6 fits a three-state Gaussian hidden Markov model to 13 daily meteorological features. Let S_t denote the latent regime and X_t the observed weather vector. The likelihood factors through an initial state distribution, transition matrix A, and state-conditional Gaussian emissions.</w:t>
       </w:r>
     </w:p>
     <w:p>
       <w:pPr>
-        <w:ind w:firstLine="720"/>
-      </w:pPr>
-      <w:r>
-        <w:t>The default neural core is a two-layer LSTM with hidden size 128, dropout 0.20, batch normalization, and three independent output heads. A Transformer is available as an alternative backbone. LSTMs use gated recurrence to preserve gradient flow over temporal lags (Hochreiter &amp; Schmidhuber, 1997), whereas self-attention directly weights pairwise sequence relations (Vaswani et al., 2017). For a 14-day window, either can represent persistence, trend, and interactions, but architecture choice must be made with rolling-origin validation rather than capacity.</w:t>
-      </w:r>
-    </w:p>
-    <w:p>
-      <w:pPr>
-        <w:spacing w:line="480" w:lineRule="auto"/>
+        <w:spacing w:line="300" w:lineRule="auto"/>
+        <w:ind w:firstLine="0"/>
         <w:jc w:val="center"/>
-        <w:keepLines/>
       </w:pPr>
       <w:r>
         <w:rPr>
-          <w:rFonts w:ascii="Cambria Math" w:hAnsi="Cambria Math" w:eastAsia="Cambria Math"/>
+          <w:rFonts w:ascii="Cambria Math" w:hAnsi="Cambria Math"/>
           <w:sz w:val="22"/>
         </w:rPr>
-        <w:t>L(theta) = sum_h w_h n^-1 sum_t [Y_(t+h) - m_h(X_t; theta)]^2    (4)</w:t>
-      </w:r>
-    </w:p>
-    <w:p>
-      <w:pPr>
-        <w:ind w:firstLine="720"/>
-      </w:pPr>
-      <w:r>
-        <w:t>The repository uses horizon weights 1.0, 0.8, and 0.6 for H = 1, 3, and 5; Adam optimization; a plateau scheduler; and early stopping. Importantly, metrics suffixed with _f are computed after inverse transformation to Fahrenheit. A scaled validation loss is useful for optimization but cannot be communicated as degrees Fahrenheit. The model also clips scaled outputs before inverse transformation, which stabilizes predictions but can create boundary mass; the frequency of clipping should be reported as a diagnostic.</w:t>
-      </w:r>
-    </w:p>
-    <w:p>
-      <w:pPr>
-        <w:ind w:firstLine="720"/>
-      </w:pPr>
-      <w:r>
-        <w:t>The three heads share a representation, so errors across horizons are correlated. Joint multivariate scoring, monotonic constraints are not appropriate for temperature, but cross-horizon coherence and covariance should be measured. A multivariate Gaussian or quantile head could model this dependence directly, while the current design prioritizes robust point forecasts and separate interval construction.</w:t>
+        <w:t>p(x_(1:T), s_(1:T)) = π_(s1) ∏[t=2..T] A_(s(t-1),s(t)) ∏[t=1..T] p(x_t | s_t)    (6)</w:t>
       </w:r>
     </w:p>
     <w:p>
       <w:r>
-        <w:br w:type="page"/>
-      </w:r>
-    </w:p>
-    <w:p>
-      <w:pPr>
-        <w:pStyle w:val="Heading1"/>
-        <w:keepNext/>
-      </w:pPr>
-      <w:r>
-        <w:t>Training Design and the Heat-Branch Experiment</w:t>
-      </w:r>
-    </w:p>
-    <w:p>
-      <w:pPr>
-        <w:ind w:firstLine="720"/>
-      </w:pPr>
-      <w:r>
-        <w:t>A central repository finding is negative: the asymmetric heat-event branch is retained for controlled experiments but disabled in production. The source comments report that the branch worsened global LSTM MAE and still achieved 0 of 5 test-set heat-event hits. This is stronger scientific practice than silently deleting an unfavorable result. It separates a plausible decision objective—penalizing dangerous underprediction—from empirical evidence that the specific weighting scheme improved the model.</w:t>
-      </w:r>
-    </w:p>
-    <w:p>
-      <w:pPr>
-        <w:ind w:firstLine="720"/>
-      </w:pPr>
-      <w:r>
-        <w:t>The experimental loss increased row weights for warm and heat cases and multiplied underprediction errors. Such a loss changes the estimand from the conditional mean toward a decision-weighted functional. It may improve extreme recall while worsening ordinary MAE, or it may simply overfit five events. A defensible rerun requires a larger predefined heat threshold set, blocked cross-validation, event-level confidence intervals, and comparison to a quantile or expectile objective.</w:t>
-      </w:r>
-    </w:p>
-    <w:p>
-      <w:pPr>
-        <w:spacing w:line="480" w:lineRule="auto"/>
-        <w:jc w:val="center"/>
-        <w:keepLines/>
-      </w:pPr>
-      <w:r>
-        <w:rPr>
-          <w:rFonts w:ascii="Cambria Math" w:hAnsi="Cambria Math" w:eastAsia="Cambria Math"/>
-          <w:sz w:val="22"/>
-        </w:rPr>
-        <w:t>L_heat = sum_(t,h) w_h omega(Y_(t+h)) [Y_(t+h)-m_h(X_t)]^2 kappa(e_(t,h))    (5)</w:t>
-      </w:r>
-    </w:p>
-    <w:p>
-      <w:pPr>
-        <w:ind w:firstLine="720"/>
-      </w:pPr>
-      <w:r>
-        <w:t>Here omega increases case weight in warm regimes and kappa increases the cost only for negative forecast errors. Because the test set contained five relevant cases, a 0/5 hit rate has a very wide binomial uncertainty interval; it supports rejecting this production candidate, not a general conclusion that asymmetric objectives cannot help. The repository should retain experiment identifiers and out-of-fold predictions so future variants can be compared on identical event sets.</w:t>
-      </w:r>
-    </w:p>
-    <w:p>
-      <w:r>
-        <w:br w:type="page"/>
-      </w:r>
-    </w:p>
-    <w:p>
-      <w:pPr>
-        <w:pStyle w:val="Heading1"/>
-        <w:keepNext/>
-      </w:pPr>
-      <w:r>
-        <w:t>Ensembling and NWS Anchoring</w:t>
-      </w:r>
-    </w:p>
-    <w:p>
-      <w:pPr>
-        <w:ind w:firstLine="720"/>
-      </w:pPr>
-      <w:r>
-        <w:t>Part 2B adds an XGBoost sleeve and writes a canonical forecast through a fallback and blending policy. Tree boosting can capture nonlinear thresholds and interactions in lagged tabular features (Chen &amp; Guestrin, 2016), making it a reasonable complement to sequence models. Ensemble weights and model inclusion must be fitted only on past data, and the validation set used for selection cannot be reused as an unbiased final test.</w:t>
-      </w:r>
-    </w:p>
-    <w:p>
-      <w:pPr>
-        <w:ind w:firstLine="720"/>
-      </w:pPr>
-      <w:r>
-        <w:t>The repository may apply an NWS anchor when the learned stack diverges materially from the official forecast. This is a governance overlay, not an independent model. If A_t is the anchor weight, the canonical forecast can be written</w:t>
-      </w:r>
-    </w:p>
-    <w:p>
-      <w:pPr>
-        <w:spacing w:line="480" w:lineRule="auto"/>
-        <w:jc w:val="center"/>
-        <w:keepLines/>
-      </w:pPr>
-      <w:r>
-        <w:rPr>
-          <w:rFonts w:ascii="Cambria Math" w:hAnsi="Cambria Math" w:eastAsia="Cambria Math"/>
-          <w:sz w:val="22"/>
-        </w:rPr>
-        <w:t>forecast_h = (1-A_t) model_h + A_t NWS_h    (6)</w:t>
-      </w:r>
-    </w:p>
-    <w:p>
-      <w:pPr>
-        <w:ind w:firstLine="720"/>
-      </w:pPr>
-      <w:r>
-        <w:t>When A_t &gt; 0, comparing forecast_h with NWS_h partly compares NWS with itself. Part 9 addresses this by storing pre-anchor model values and reporting an independent model-only track. That distinction should be mandatory in every table: canonical operational error answers whether the published forecast was accurate, whereas model-only skill answers whether the learned estimator added information beyond NWS.</w:t>
-      </w:r>
-    </w:p>
-    <w:p>
-      <w:pPr>
-        <w:ind w:firstLine="720"/>
-      </w:pPr>
-      <w:r>
-        <w:t>Anchoring also propagates benchmark defects. The audit found that an earlier hard-coded NWS grid location produced an estimated 9-11°F warm bias. Part 0 now resolves /points for the target coordinates and fails loudly when the grid drifts. This incident shows that data-location tests are as important as model-unit tests.</w:t>
-      </w:r>
-    </w:p>
-    <w:p>
-      <w:r>
-        <w:br w:type="page"/>
-      </w:r>
-    </w:p>
-    <w:p>
-      <w:pPr>
-        <w:pStyle w:val="Heading1"/>
-        <w:keepNext/>
-      </w:pPr>
-      <w:r>
-        <w:t>Mechanism Check: Spatial Benchmark Bias</w:t>
-      </w:r>
-    </w:p>
-    <w:p>
-      <w:pPr>
-        <w:pStyle w:val="APACaption"/>
-        <w:keepNext/>
-      </w:pPr>
-      <w:r>
-        <w:rPr>
-          <w:b/>
-        </w:rPr>
-        <w:t>Figure 3</w:t>
-      </w:r>
-    </w:p>
-    <w:p>
-      <w:pPr>
-        <w:pStyle w:val="APACaption"/>
-        <w:keepNext/>
-      </w:pPr>
-      <w:r>
-        <w:rPr>
-          <w:i/>
-        </w:rPr>
-        <w:t>Synthetic Illustration of Bias Transmission Through Anchoring</w:t>
-      </w:r>
-    </w:p>
-    <w:p>
-      <w:pPr>
-        <w:spacing w:line="240" w:lineRule="auto"/>
-        <w:jc w:val="center"/>
-      </w:pPr>
-      <w:r>
-        <w:drawing>
-          <wp:inline xmlns:a="http://schemas.openxmlformats.org/drawingml/2006/main" xmlns:pic="http://schemas.openxmlformats.org/drawingml/2006/picture">
-            <wp:extent cx="5715000" cy="2567035"/>
-            <wp:docPr id="3" name="Picture 3" title="Figure 3. Synthetic Illustration of Bias Transmission Through Anchoring" descr="A seeded synthetic daily-high series compares model-only forecasts with forecasts blended halfway toward a benchmark carrying a ten-degree warm location bias."/>
-            <wp:cNvGraphicFramePr>
-              <a:graphicFrameLocks noChangeAspect="1"/>
-            </wp:cNvGraphicFramePr>
-            <a:graphic>
-              <a:graphicData uri="http://schemas.openxmlformats.org/drawingml/2006/picture">
-                <pic:pic>
-                  <pic:nvPicPr>
-                    <pic:cNvPr id="0" name="figure_3_anchor_mechanism.png"/>
-                    <pic:cNvPicPr/>
-                  </pic:nvPicPr>
-                  <pic:blipFill>
-                    <a:blip r:embed="rId12"/>
-                    <a:stretch>
-                      <a:fillRect/>
-                    </a:stretch>
-                  </pic:blipFill>
-                  <pic:spPr>
-                    <a:xfrm>
-                      <a:off x="0" y="0"/>
-                      <a:ext cx="5715000" cy="2567035"/>
-                    </a:xfrm>
-                    <a:prstGeom prst="rect"/>
-                  </pic:spPr>
-                </pic:pic>
-              </a:graphicData>
-            </a:graphic>
-          </wp:inline>
-        </w:drawing>
-      </w:r>
-    </w:p>
-    <w:p>
-      <w:pPr>
-        <w:pStyle w:val="APACaption"/>
-      </w:pPr>
-      <w:r>
-        <w:rPr>
-          <w:i/>
-        </w:rPr>
-        <w:t xml:space="preserve">Note. </w:t>
-      </w:r>
-      <w:r>
-        <w:t>This figure is a mechanism check generated from seeded synthetic data. It is not an estimate of repository MAE. The 10°F offset is chosen to reflect the magnitude described in the code audit.</w:t>
-      </w:r>
-    </w:p>
-    <w:p>
-      <w:pPr>
-        <w:ind w:firstLine="720"/>
-      </w:pPr>
-      <w:r>
-        <w:t>The simulation makes the algebra visible. If the model error has mean zero and the benchmark has bias b, an anchor weight A induces approximate bias Ab even before considering variance. A 50% overlay on a 10°F location bias transmits about 5°F of expected bias. The exact operational effect depends on trigger frequency, anchor strength, and error correlation, so the repository correctly records per-horizon anchor flags.</w:t>
-      </w:r>
-    </w:p>
-    <w:p>
-      <w:pPr>
-        <w:ind w:firstLine="720"/>
-      </w:pPr>
-      <w:r>
-        <w:t>A permanent control should record target latitude/longitude, resolved grid office and coordinates, station identifier, and response geometry in each forecast row. CI should test that documentation, constants, and live /points resolution agree. The supplied README still contains an endpoint example inconsistent with the corrected constants in Part 0, demonstrating documentation drift even after the computational fix.</w:t>
-      </w:r>
-    </w:p>
-    <w:p>
-      <w:r>
-        <w:br w:type="page"/>
-      </w:r>
-    </w:p>
-    <w:p>
-      <w:pPr>
-        <w:pStyle w:val="Heading1"/>
-        <w:keepNext/>
-      </w:pPr>
-      <w:r>
-        <w:t>Uncertainty Quantification</w:t>
-      </w:r>
-    </w:p>
-    <w:p>
-      <w:pPr>
-        <w:ind w:firstLine="720"/>
-      </w:pPr>
-      <w:r>
-        <w:t>Part 2C uses 200 Monte Carlo dropout passes to produce a distribution of neural outputs, then calibrates residual radii with split conformal prediction. Dropout variability can be interpreted as an approximate Bayesian device under specific assumptions (Gal &amp; Ghahramani, 2016), but raw spread does not guarantee coverage. Conformalization adds an empirical residual quantile to a fixed predictive center (Angelopoulos &amp; Bates, 2023).</w:t>
-      </w:r>
-    </w:p>
-    <w:p>
-      <w:pPr>
-        <w:spacing w:line="480" w:lineRule="auto"/>
-        <w:jc w:val="center"/>
-        <w:keepLines/>
-      </w:pPr>
-      <w:r>
-        <w:rPr>
-          <w:rFonts w:ascii="Cambria Math" w:hAnsi="Cambria Math" w:eastAsia="Cambria Math"/>
-          <w:sz w:val="22"/>
-        </w:rPr>
-        <w:t>q_(1-alpha) = Quantile_{1-alpha} {|Y_i - m(X_i)| : i in calibration}    (7)</w:t>
-      </w:r>
-    </w:p>
-    <w:p>
-      <w:pPr>
-        <w:spacing w:line="480" w:lineRule="auto"/>
-        <w:jc w:val="center"/>
-        <w:keepLines/>
-      </w:pPr>
-      <w:r>
-        <w:rPr>
-          <w:rFonts w:ascii="Cambria Math" w:hAnsi="Cambria Math" w:eastAsia="Cambria Math"/>
-          <w:sz w:val="22"/>
-        </w:rPr>
-        <w:t>C_alpha(X_new) = [m(X_new)-q_(1-alpha), m(X_new)+q_(1-alpha)]    (8)</w:t>
-      </w:r>
-    </w:p>
-    <w:p>
-      <w:pPr>
-        <w:pStyle w:val="APACaption"/>
-        <w:keepNext/>
-      </w:pPr>
-      <w:r>
-        <w:rPr>
-          <w:b/>
-        </w:rPr>
-        <w:t>Figure 4</w:t>
-      </w:r>
-    </w:p>
-    <w:p>
-      <w:pPr>
-        <w:pStyle w:val="APACaption"/>
-        <w:keepNext/>
-      </w:pPr>
-      <w:r>
-        <w:rPr>
-          <w:i/>
-        </w:rPr>
-        <w:t>Synthetic Split-Conformal Interval Illustration</w:t>
-      </w:r>
-    </w:p>
-    <w:p>
-      <w:pPr>
-        <w:spacing w:line="240" w:lineRule="auto"/>
-        <w:jc w:val="center"/>
-      </w:pPr>
-      <w:r>
-        <w:drawing>
-          <wp:inline xmlns:a="http://schemas.openxmlformats.org/drawingml/2006/main" xmlns:pic="http://schemas.openxmlformats.org/drawingml/2006/picture">
-            <wp:extent cx="5532120" cy="2568049"/>
-            <wp:docPr id="4" name="Picture 4" title="Figure 4. Synthetic Split-Conformal Interval Illustration" descr="A synthetic point-forecast path is surrounded by a fixed residual-quantile band with covered observations and misses marked separately."/>
-            <wp:cNvGraphicFramePr>
-              <a:graphicFrameLocks noChangeAspect="1"/>
-            </wp:cNvGraphicFramePr>
-            <a:graphic>
-              <a:graphicData uri="http://schemas.openxmlformats.org/drawingml/2006/picture">
-                <pic:pic>
-                  <pic:nvPicPr>
-                    <pic:cNvPr id="0" name="figure_4_conformal.png"/>
-                    <pic:cNvPicPr/>
-                  </pic:nvPicPr>
-                  <pic:blipFill>
-                    <a:blip r:embed="rId13"/>
-                    <a:stretch>
-                      <a:fillRect/>
-                    </a:stretch>
-                  </pic:blipFill>
-                  <pic:spPr>
-                    <a:xfrm>
-                      <a:off x="0" y="0"/>
-                      <a:ext cx="5532120" cy="2568049"/>
-                    </a:xfrm>
-                    <a:prstGeom prst="rect"/>
-                  </pic:spPr>
-                </pic:pic>
-              </a:graphicData>
-            </a:graphic>
-          </wp:inline>
-        </w:drawing>
-      </w:r>
-    </w:p>
-    <w:p>
-      <w:pPr>
-        <w:pStyle w:val="APACaption"/>
-      </w:pPr>
-      <w:r>
-        <w:rPr>
-          <w:i/>
-        </w:rPr>
-        <w:t xml:space="preserve">Note. </w:t>
-      </w:r>
-      <w:r>
-        <w:t>Illustrative data show the method, not operational coverage. Time-series dependence and distribution shift weaken naive exchangeability assumptions.</w:t>
-      </w:r>
-    </w:p>
-    <w:p>
-      <w:r>
-        <w:br w:type="page"/>
-      </w:r>
-    </w:p>
-    <w:p>
-      <w:pPr>
-        <w:pStyle w:val="Heading1"/>
-        <w:keepNext/>
-      </w:pPr>
-      <w:r>
-        <w:t>Interval Semantics and Calibration Gates</w:t>
-      </w:r>
-    </w:p>
-    <w:p>
-      <w:pPr>
-        <w:ind w:firstLine="720"/>
-      </w:pPr>
-      <w:r>
-        <w:t>The uncertainty code makes an unusually important semantic distinction. If the live interval is centered on the same raw LSTM/BNN mean used to fit conformity scores, it can be labeled conformal_calibrated when validation contracts pass. If the interval is recentered on a canonical forecast altered by XGBoost blending or NWS anchoring, the label becomes canonical_display_interval. The latter may be useful for display, but it does not inherit the original split-conformal coverage guarantee.</w:t>
-      </w:r>
-    </w:p>
-    <w:p>
-      <w:pPr>
-        <w:ind w:firstLine="720"/>
-      </w:pPr>
-      <w:r>
-        <w:t>The code suppresses per-horizon displayability when the canonical center shifts more than 15°F from the diagnostic BNN mean. It also requires minimum validation and test coverage. These gates prevent a polished dashboard band from being misread as a calibrated interval. The next evaluation should additionally report mean interval width and the interval score of Gneiting and Raftery (2007), because broad intervals can achieve nominal coverage without being useful.</w:t>
-      </w:r>
-    </w:p>
-    <w:p>
-      <w:pPr>
-        <w:spacing w:line="480" w:lineRule="auto"/>
-        <w:jc w:val="center"/>
-        <w:keepLines/>
-      </w:pPr>
-      <w:r>
-        <w:rPr>
-          <w:rFonts w:ascii="Cambria Math" w:hAnsi="Cambria Math" w:eastAsia="Cambria Math"/>
-          <w:sz w:val="22"/>
-        </w:rPr>
-        <w:t>IS_alpha(L,U;y) = (U-L) + (2/alpha)(L-y)1{y&lt;L} + (2/alpha)(y-U)1{y&gt;U}    (9)</w:t>
-      </w:r>
-    </w:p>
-    <w:p>
-      <w:pPr>
-        <w:ind w:firstLine="720"/>
-      </w:pPr>
-      <w:r>
-        <w:t>Daily temperatures are serially dependent and regimes shift, so ordinary random split conformalization is not a complete guarantee. A rolling or weighted conformal design, with calibration points restricted to past dates and optionally similar regimes, better matches operational deployment. Coverage should be reported by horizon, season, regime, heat-event status, forecast source, and anchor status with binomial or bootstrap uncertainty.</w:t>
-      </w:r>
-    </w:p>
-    <w:p>
-      <w:r>
-        <w:br w:type="page"/>
-      </w:r>
-    </w:p>
-    <w:p>
-      <w:pPr>
-        <w:pStyle w:val="Heading1"/>
-        <w:keepNext/>
-      </w:pPr>
-      <w:r>
-        <w:t>Forecast Governance</w:t>
-      </w:r>
-    </w:p>
-    <w:p>
-      <w:pPr>
-        <w:pStyle w:val="APACaption"/>
-        <w:keepNext/>
-      </w:pPr>
-      <w:r>
-        <w:rPr>
-          <w:b/>
-        </w:rPr>
-        <w:t>Figure 5</w:t>
-      </w:r>
-    </w:p>
-    <w:p>
-      <w:pPr>
-        <w:pStyle w:val="APACaption"/>
-        <w:keepNext/>
-      </w:pPr>
-      <w:r>
-        <w:rPr>
-          <w:i/>
-        </w:rPr>
-        <w:t>Governed Publication Logic</w:t>
-      </w:r>
-    </w:p>
-    <w:p>
-      <w:pPr>
-        <w:spacing w:line="240" w:lineRule="auto"/>
-        <w:jc w:val="center"/>
-      </w:pPr>
-      <w:r>
-        <w:drawing>
-          <wp:inline xmlns:a="http://schemas.openxmlformats.org/drawingml/2006/main" xmlns:pic="http://schemas.openxmlformats.org/drawingml/2006/picture">
-            <wp:extent cx="5623560" cy="2687103"/>
-            <wp:docPr id="5" name="Picture 5" title="Figure 5. Governed Publication Logic" descr="A flow diagram shows input, forecast, and diagnostic checks leading to NORMAL, CAUTION, or HOLD publication semantics."/>
-            <wp:cNvGraphicFramePr>
-              <a:graphicFrameLocks noChangeAspect="1"/>
-            </wp:cNvGraphicFramePr>
-            <a:graphic>
-              <a:graphicData uri="http://schemas.openxmlformats.org/drawingml/2006/picture">
-                <pic:pic>
-                  <pic:nvPicPr>
-                    <pic:cNvPr id="0" name="figure_5_governance.png"/>
-                    <pic:cNvPicPr/>
-                  </pic:nvPicPr>
-                  <pic:blipFill>
-                    <a:blip r:embed="rId14"/>
-                    <a:stretch>
-                      <a:fillRect/>
-                    </a:stretch>
-                  </pic:blipFill>
-                  <pic:spPr>
-                    <a:xfrm>
-                      <a:off x="0" y="0"/>
-                      <a:ext cx="5623560" cy="2687103"/>
-                    </a:xfrm>
-                    <a:prstGeom prst="rect"/>
-                  </pic:spPr>
-                </pic:pic>
-              </a:graphicData>
-            </a:graphic>
-          </wp:inline>
-        </w:drawing>
-      </w:r>
-    </w:p>
-    <w:p>
-      <w:pPr>
-        <w:ind w:firstLine="720"/>
-      </w:pPr>
-      <w:r>
-        <w:t>Part 3 treats publication as a decision distinct from estimation. It checks data and model freshness, schema integrity, forecast availability, physical bounds, spread, persistence, NWS divergence, and interval calibration. A critical failure can produce HOLD, while noncritical anomalies produce CAUTION. NWS deviation is a warning rather than an automatic veto, which avoids converting the benchmark into ground truth.</w:t>
-      </w:r>
-    </w:p>
-    <w:p>
-      <w:pPr>
-        <w:pStyle w:val="APACaption"/>
-        <w:keepNext/>
-      </w:pPr>
-      <w:r>
-        <w:rPr>
-          <w:b/>
-        </w:rPr>
-        <w:t>Table 4</w:t>
-      </w:r>
-    </w:p>
-    <w:p>
-      <w:pPr>
-        <w:pStyle w:val="APACaption"/>
-        <w:keepNext/>
-      </w:pPr>
-      <w:r>
-        <w:rPr>
-          <w:i/>
-        </w:rPr>
-        <w:t>Selected Forecast-Governance Contracts</w:t>
+        <w:t>The fitted model converged with log likelihood -31,331.52. Physical names are assigned only when rule scores cross a validation threshold: Regime 0 is validated as marine layer, Regime 2 as dry-clear, and Regime 1 remains unvalidated. This restraint is statistically appropriate; post hoc labels are interpretive hypotheses, not identified latent truths (Rabiner, 1989).</w:t>
       </w:r>
     </w:p>
     <w:tbl>
       <w:tblPr>
         <w:tblStyle w:val="TableGrid"/>
         <w:tblW w:type="dxa" w:w="9360"/>
+        <w:jc w:val="center"/>
         <w:tblLayout w:type="fixed"/>
         <w:tblLook w:firstColumn="1" w:firstRow="1" w:lastColumn="0" w:lastRow="0" w:noHBand="0" w:noVBand="1" w:val="04A0"/>
-        <w:tblInd w:w="0" w:type="dxa"/>
       </w:tblPr>
       <w:tblGrid>
-        <w:gridCol w:w="2200"/>
-        <w:gridCol w:w="4200"/>
-        <w:gridCol w:w="2960"/>
+        <w:gridCol w:w="792"/>
+        <w:gridCol w:w="1036"/>
+        <w:gridCol w:w="1036"/>
+        <w:gridCol w:w="1238"/>
+        <w:gridCol w:w="1094"/>
+        <w:gridCol w:w="4161"/>
       </w:tblGrid>
       <w:tr>
         <w:trPr>
-          <w:cantSplit/>
           <w:tblHeader w:val="true"/>
         </w:trPr>
         <w:tc>
           <w:tcPr>
-            <w:tcW w:type="dxa" w:w="2200"/>
+            <w:tcW w:type="dxa" w:w="792"/>
             <w:vAlign w:val="center"/>
-            <w:tcMar>
-              <w:top w:w="80" w:type="dxa"/>
-              <w:start w:w="120" w:type="dxa"/>
-              <w:bottom w:w="80" w:type="dxa"/>
-              <w:end w:w="120" w:type="dxa"/>
-            </w:tcMar>
-            <w:shd w:fill="E9EEF3"/>
+            <w:shd w:fill="17365D"/>
           </w:tcPr>
           <w:p>
             <w:pPr>
-              <w:spacing w:line="240" w:lineRule="auto" w:after="0"/>
+              <w:spacing w:line="240" w:lineRule="auto"/>
+              <w:ind w:firstLine="0"/>
+              <w:jc w:val="center"/>
             </w:pPr>
             <w:r>
               <w:rPr>
-                <w:rFonts w:ascii="Arial" w:hAnsi="Arial" w:eastAsia="Arial"/>
                 <w:b/>
-                <w:sz w:val="15"/>
+                <w:color w:val="FFFFFF"/>
+                <w:sz w:val="17"/>
               </w:rPr>
-              <w:t>Gate</w:t>
+              <w:t>State</w:t>
             </w:r>
           </w:p>
         </w:tc>
         <w:tc>
           <w:tcPr>
-            <w:tcW w:type="dxa" w:w="4200"/>
+            <w:tcW w:type="dxa" w:w="1037"/>
             <w:vAlign w:val="center"/>
-            <w:tcMar>
-              <w:top w:w="80" w:type="dxa"/>
-              <w:start w:w="120" w:type="dxa"/>
-              <w:bottom w:w="80" w:type="dxa"/>
-              <w:end w:w="120" w:type="dxa"/>
-            </w:tcMar>
-            <w:shd w:fill="E9EEF3"/>
+            <w:shd w:fill="17365D"/>
           </w:tcPr>
           <w:p>
             <w:pPr>
-              <w:spacing w:line="240" w:lineRule="auto" w:after="0"/>
+              <w:spacing w:line="240" w:lineRule="auto"/>
+              <w:ind w:firstLine="0"/>
+              <w:jc w:val="center"/>
             </w:pPr>
             <w:r>
               <w:rPr>
-                <w:rFonts w:ascii="Arial" w:hAnsi="Arial" w:eastAsia="Arial"/>
                 <w:b/>
-                <w:sz w:val="15"/>
+                <w:color w:val="FFFFFF"/>
+                <w:sz w:val="17"/>
               </w:rPr>
-              <w:t>Repository rule</w:t>
+              <w:t>Share</w:t>
             </w:r>
           </w:p>
         </w:tc>
         <w:tc>
           <w:tcPr>
-            <w:tcW w:type="dxa" w:w="2960"/>
+            <w:tcW w:type="dxa" w:w="1037"/>
             <w:vAlign w:val="center"/>
-            <w:tcMar>
-              <w:top w:w="80" w:type="dxa"/>
-              <w:start w:w="120" w:type="dxa"/>
-              <w:bottom w:w="80" w:type="dxa"/>
-              <w:end w:w="120" w:type="dxa"/>
-            </w:tcMar>
-            <w:shd w:fill="E9EEF3"/>
+            <w:shd w:fill="17365D"/>
           </w:tcPr>
           <w:p>
             <w:pPr>
-              <w:spacing w:line="240" w:lineRule="auto" w:after="0"/>
+              <w:spacing w:line="240" w:lineRule="auto"/>
+              <w:ind w:firstLine="0"/>
+              <w:jc w:val="center"/>
             </w:pPr>
             <w:r>
               <w:rPr>
-                <w:rFonts w:ascii="Arial" w:hAnsi="Arial" w:eastAsia="Arial"/>
                 <w:b/>
-                <w:sz w:val="15"/>
+                <w:color w:val="FFFFFF"/>
+                <w:sz w:val="17"/>
               </w:rPr>
-              <w:t>Consequence</w:t>
+              <w:t>High °F</w:t>
+            </w:r>
+          </w:p>
+        </w:tc>
+        <w:tc>
+          <w:tcPr>
+            <w:tcW w:type="dxa" w:w="1238"/>
+            <w:vAlign w:val="center"/>
+            <w:shd w:fill="17365D"/>
+          </w:tcPr>
+          <w:p>
+            <w:pPr>
+              <w:spacing w:line="240" w:lineRule="auto"/>
+              <w:ind w:firstLine="0"/>
+              <w:jc w:val="center"/>
+            </w:pPr>
+            <w:r>
+              <w:rPr>
+                <w:b/>
+                <w:color w:val="FFFFFF"/>
+                <w:sz w:val="17"/>
+              </w:rPr>
+              <w:t>Humidity</w:t>
+            </w:r>
+          </w:p>
+        </w:tc>
+        <w:tc>
+          <w:tcPr>
+            <w:tcW w:type="dxa" w:w="1094"/>
+            <w:vAlign w:val="center"/>
+            <w:shd w:fill="17365D"/>
+          </w:tcPr>
+          <w:p>
+            <w:pPr>
+              <w:spacing w:line="240" w:lineRule="auto"/>
+              <w:ind w:firstLine="0"/>
+              <w:jc w:val="center"/>
+            </w:pPr>
+            <w:r>
+              <w:rPr>
+                <w:b/>
+                <w:color w:val="FFFFFF"/>
+                <w:sz w:val="17"/>
+              </w:rPr>
+              <w:t>Cloud</w:t>
+            </w:r>
+          </w:p>
+        </w:tc>
+        <w:tc>
+          <w:tcPr>
+            <w:tcW w:type="dxa" w:w="4162"/>
+            <w:vAlign w:val="center"/>
+            <w:shd w:fill="17365D"/>
+          </w:tcPr>
+          <w:p>
+            <w:pPr>
+              <w:spacing w:line="240" w:lineRule="auto"/>
+              <w:ind w:firstLine="0"/>
+              <w:jc w:val="center"/>
+            </w:pPr>
+            <w:r>
+              <w:rPr>
+                <w:b/>
+                <w:color w:val="FFFFFF"/>
+                <w:sz w:val="17"/>
+              </w:rPr>
+              <w:t>Physical label</w:t>
             </w:r>
           </w:p>
         </w:tc>
       </w:tr>
       <w:tr>
-        <w:trPr>
-          <w:cantSplit/>
-        </w:trPr>
         <w:tc>
           <w:tcPr>
-            <w:tcW w:type="dxa" w:w="2200"/>
-            <w:vAlign w:val="center"/>
-            <w:tcMar>
-              <w:top w:w="80" w:type="dxa"/>
-              <w:start w:w="120" w:type="dxa"/>
-              <w:bottom w:w="80" w:type="dxa"/>
-              <w:end w:w="120" w:type="dxa"/>
-            </w:tcMar>
+            <w:tcW w:type="dxa" w:w="792"/>
           </w:tcPr>
           <w:p>
             <w:pPr>
-              <w:spacing w:line="240" w:lineRule="auto" w:after="0"/>
+              <w:spacing w:line="252" w:lineRule="auto" w:before="40" w:after="40"/>
+              <w:ind w:firstLine="0"/>
+              <w:jc w:val="left"/>
             </w:pPr>
             <w:r>
               <w:rPr>
-                <w:rFonts w:ascii="Arial" w:hAnsi="Arial" w:eastAsia="Arial"/>
-                <w:b w:val="0"/>
-                <w:sz w:val="15"/>
+                <w:sz w:val="17"/>
               </w:rPr>
-              <w:t>Data freshness</w:t>
+              <w:t>0</w:t>
             </w:r>
           </w:p>
         </w:tc>
         <w:tc>
           <w:tcPr>
-            <w:tcW w:type="dxa" w:w="4200"/>
-            <w:vAlign w:val="center"/>
-            <w:tcMar>
-              <w:top w:w="80" w:type="dxa"/>
-              <w:start w:w="120" w:type="dxa"/>
-              <w:bottom w:w="80" w:type="dxa"/>
-              <w:end w:w="120" w:type="dxa"/>
-            </w:tcMar>
+            <w:tcW w:type="dxa" w:w="1036"/>
           </w:tcPr>
           <w:p>
             <w:pPr>
-              <w:spacing w:line="240" w:lineRule="auto" w:after="0"/>
+              <w:spacing w:line="252" w:lineRule="auto" w:before="40" w:after="40"/>
+              <w:ind w:firstLine="0"/>
+              <w:jc w:val="center"/>
             </w:pPr>
             <w:r>
               <w:rPr>
-                <w:rFonts w:ascii="Arial" w:hAnsi="Arial" w:eastAsia="Arial"/>
-                <w:b w:val="0"/>
-                <w:sz w:val="15"/>
+                <w:sz w:val="17"/>
               </w:rPr>
-              <w:t>Latest observations within allowed age</w:t>
+              <w:t>19.4%</w:t>
             </w:r>
           </w:p>
         </w:tc>
         <w:tc>
           <w:tcPr>
-            <w:tcW w:type="dxa" w:w="2960"/>
-            <w:vAlign w:val="center"/>
-            <w:tcMar>
-              <w:top w:w="80" w:type="dxa"/>
-              <w:start w:w="120" w:type="dxa"/>
-              <w:bottom w:w="80" w:type="dxa"/>
-              <w:end w:w="120" w:type="dxa"/>
-            </w:tcMar>
+            <w:tcW w:type="dxa" w:w="1036"/>
           </w:tcPr>
           <w:p>
             <w:pPr>
-              <w:spacing w:line="240" w:lineRule="auto" w:after="0"/>
+              <w:spacing w:line="252" w:lineRule="auto" w:before="40" w:after="40"/>
+              <w:ind w:firstLine="0"/>
+              <w:jc w:val="center"/>
             </w:pPr>
             <w:r>
               <w:rPr>
-                <w:rFonts w:ascii="Arial" w:hAnsi="Arial" w:eastAsia="Arial"/>
-                <w:b w:val="0"/>
-                <w:sz w:val="15"/>
+                <w:sz w:val="17"/>
               </w:rPr>
-              <w:t>Warning or hold according to severity</w:t>
+              <w:t>63.1</w:t>
+            </w:r>
+          </w:p>
+        </w:tc>
+        <w:tc>
+          <w:tcPr>
+            <w:tcW w:type="dxa" w:w="1238"/>
+          </w:tcPr>
+          <w:p>
+            <w:pPr>
+              <w:spacing w:line="252" w:lineRule="auto" w:before="40" w:after="40"/>
+              <w:ind w:firstLine="0"/>
+              <w:jc w:val="center"/>
+            </w:pPr>
+            <w:r>
+              <w:rPr>
+                <w:sz w:val="17"/>
+              </w:rPr>
+              <w:t>79.8%</w:t>
+            </w:r>
+          </w:p>
+        </w:tc>
+        <w:tc>
+          <w:tcPr>
+            <w:tcW w:type="dxa" w:w="1094"/>
+          </w:tcPr>
+          <w:p>
+            <w:pPr>
+              <w:spacing w:line="252" w:lineRule="auto" w:before="40" w:after="40"/>
+              <w:ind w:firstLine="0"/>
+              <w:jc w:val="center"/>
+            </w:pPr>
+            <w:r>
+              <w:rPr>
+                <w:sz w:val="17"/>
+              </w:rPr>
+              <w:t>63.3%</w:t>
+            </w:r>
+          </w:p>
+        </w:tc>
+        <w:tc>
+          <w:tcPr>
+            <w:tcW w:type="dxa" w:w="4161"/>
+          </w:tcPr>
+          <w:p>
+            <w:pPr>
+              <w:spacing w:line="252" w:lineRule="auto" w:before="40" w:after="40"/>
+              <w:ind w:firstLine="0"/>
+              <w:jc w:val="center"/>
+            </w:pPr>
+            <w:r>
+              <w:rPr>
+                <w:sz w:val="17"/>
+              </w:rPr>
+              <w:t>Marine layer (validated)</w:t>
             </w:r>
           </w:p>
         </w:tc>
       </w:tr>
       <w:tr>
-        <w:trPr>
-          <w:cantSplit/>
-        </w:trPr>
         <w:tc>
           <w:tcPr>
-            <w:tcW w:type="dxa" w:w="2200"/>
-            <w:vAlign w:val="center"/>
-            <w:tcMar>
-              <w:top w:w="80" w:type="dxa"/>
-              <w:start w:w="120" w:type="dxa"/>
-              <w:bottom w:w="80" w:type="dxa"/>
-              <w:end w:w="120" w:type="dxa"/>
-            </w:tcMar>
+            <w:tcW w:type="dxa" w:w="792"/>
+            <w:shd w:fill="F4F6F8"/>
           </w:tcPr>
           <w:p>
             <w:pPr>
-              <w:spacing w:line="240" w:lineRule="auto" w:after="0"/>
+              <w:spacing w:line="252" w:lineRule="auto" w:before="40" w:after="40"/>
+              <w:ind w:firstLine="0"/>
+              <w:jc w:val="left"/>
             </w:pPr>
             <w:r>
               <w:rPr>
-                <w:rFonts w:ascii="Arial" w:hAnsi="Arial" w:eastAsia="Arial"/>
-                <w:b w:val="0"/>
-                <w:sz w:val="15"/>
+                <w:sz w:val="17"/>
               </w:rPr>
-              <w:t>Model freshness</w:t>
+              <w:t>1</w:t>
             </w:r>
           </w:p>
         </w:tc>
         <w:tc>
           <w:tcPr>
-            <w:tcW w:type="dxa" w:w="4200"/>
-            <w:vAlign w:val="center"/>
-            <w:tcMar>
-              <w:top w:w="80" w:type="dxa"/>
-              <w:start w:w="120" w:type="dxa"/>
-              <w:bottom w:w="80" w:type="dxa"/>
-              <w:end w:w="120" w:type="dxa"/>
-            </w:tcMar>
+            <w:tcW w:type="dxa" w:w="1036"/>
+            <w:shd w:fill="F4F6F8"/>
           </w:tcPr>
           <w:p>
             <w:pPr>
-              <w:spacing w:line="240" w:lineRule="auto" w:after="0"/>
+              <w:spacing w:line="252" w:lineRule="auto" w:before="40" w:after="40"/>
+              <w:ind w:firstLine="0"/>
+              <w:jc w:val="center"/>
             </w:pPr>
             <w:r>
               <w:rPr>
-                <w:rFonts w:ascii="Arial" w:hAnsi="Arial" w:eastAsia="Arial"/>
-                <w:b w:val="0"/>
-                <w:sz w:val="15"/>
+                <w:sz w:val="17"/>
               </w:rPr>
-              <w:t>Retrain when model age exceeds seven days</w:t>
+              <w:t>44.7%</w:t>
             </w:r>
           </w:p>
         </w:tc>
         <w:tc>
           <w:tcPr>
-            <w:tcW w:type="dxa" w:w="2960"/>
-            <w:vAlign w:val="center"/>
-            <w:tcMar>
-              <w:top w:w="80" w:type="dxa"/>
-              <w:start w:w="120" w:type="dxa"/>
-              <w:bottom w:w="80" w:type="dxa"/>
-              <w:end w:w="120" w:type="dxa"/>
-            </w:tcMar>
+            <w:tcW w:type="dxa" w:w="1036"/>
+            <w:shd w:fill="F4F6F8"/>
           </w:tcPr>
           <w:p>
             <w:pPr>
-              <w:spacing w:line="240" w:lineRule="auto" w:after="0"/>
+              <w:spacing w:line="252" w:lineRule="auto" w:before="40" w:after="40"/>
+              <w:ind w:firstLine="0"/>
+              <w:jc w:val="center"/>
             </w:pPr>
             <w:r>
               <w:rPr>
-                <w:rFonts w:ascii="Arial" w:hAnsi="Arial" w:eastAsia="Arial"/>
-                <w:b w:val="0"/>
-                <w:sz w:val="15"/>
+                <w:sz w:val="17"/>
               </w:rPr>
-              <w:t>Avoid silent model staleness</w:t>
+              <w:t>72.9</w:t>
+            </w:r>
+          </w:p>
+        </w:tc>
+        <w:tc>
+          <w:tcPr>
+            <w:tcW w:type="dxa" w:w="1238"/>
+            <w:shd w:fill="F4F6F8"/>
+          </w:tcPr>
+          <w:p>
+            <w:pPr>
+              <w:spacing w:line="252" w:lineRule="auto" w:before="40" w:after="40"/>
+              <w:ind w:firstLine="0"/>
+              <w:jc w:val="center"/>
+            </w:pPr>
+            <w:r>
+              <w:rPr>
+                <w:sz w:val="17"/>
+              </w:rPr>
+              <w:t>79.2%</w:t>
+            </w:r>
+          </w:p>
+        </w:tc>
+        <w:tc>
+          <w:tcPr>
+            <w:tcW w:type="dxa" w:w="1094"/>
+            <w:shd w:fill="F4F6F8"/>
+          </w:tcPr>
+          <w:p>
+            <w:pPr>
+              <w:spacing w:line="252" w:lineRule="auto" w:before="40" w:after="40"/>
+              <w:ind w:firstLine="0"/>
+              <w:jc w:val="center"/>
+            </w:pPr>
+            <w:r>
+              <w:rPr>
+                <w:sz w:val="17"/>
+              </w:rPr>
+              <w:t>34.5%</w:t>
+            </w:r>
+          </w:p>
+        </w:tc>
+        <w:tc>
+          <w:tcPr>
+            <w:tcW w:type="dxa" w:w="4161"/>
+            <w:shd w:fill="F4F6F8"/>
+          </w:tcPr>
+          <w:p>
+            <w:pPr>
+              <w:spacing w:line="252" w:lineRule="auto" w:before="40" w:after="40"/>
+              <w:ind w:firstLine="0"/>
+              <w:jc w:val="center"/>
+            </w:pPr>
+            <w:r>
+              <w:rPr>
+                <w:sz w:val="17"/>
+              </w:rPr>
+              <w:t>Unvalidated</w:t>
             </w:r>
           </w:p>
         </w:tc>
       </w:tr>
       <w:tr>
-        <w:trPr>
-          <w:cantSplit/>
-        </w:trPr>
         <w:tc>
           <w:tcPr>
-            <w:tcW w:type="dxa" w:w="2200"/>
-            <w:vAlign w:val="center"/>
-            <w:tcMar>
-              <w:top w:w="80" w:type="dxa"/>
-              <w:start w:w="120" w:type="dxa"/>
-              <w:bottom w:w="80" w:type="dxa"/>
-              <w:end w:w="120" w:type="dxa"/>
-            </w:tcMar>
+            <w:tcW w:type="dxa" w:w="792"/>
           </w:tcPr>
           <w:p>
             <w:pPr>
-              <w:spacing w:line="240" w:lineRule="auto" w:after="0"/>
+              <w:spacing w:line="252" w:lineRule="auto" w:before="40" w:after="40"/>
+              <w:ind w:firstLine="0"/>
+              <w:jc w:val="left"/>
             </w:pPr>
             <w:r>
               <w:rPr>
-                <w:rFonts w:ascii="Arial" w:hAnsi="Arial" w:eastAsia="Arial"/>
-                <w:b w:val="0"/>
-                <w:sz w:val="15"/>
+                <w:sz w:val="17"/>
               </w:rPr>
-              <w:t>Forecast source</w:t>
+              <w:t>2</w:t>
             </w:r>
           </w:p>
         </w:tc>
         <w:tc>
           <w:tcPr>
-            <w:tcW w:type="dxa" w:w="4200"/>
-            <w:vAlign w:val="center"/>
-            <w:tcMar>
-              <w:top w:w="80" w:type="dxa"/>
-              <w:start w:w="120" w:type="dxa"/>
-              <w:bottom w:w="80" w:type="dxa"/>
-              <w:end w:w="120" w:type="dxa"/>
-            </w:tcMar>
+            <w:tcW w:type="dxa" w:w="1036"/>
           </w:tcPr>
           <w:p>
             <w:pPr>
-              <w:spacing w:line="240" w:lineRule="auto" w:after="0"/>
+              <w:spacing w:line="252" w:lineRule="auto" w:before="40" w:after="40"/>
+              <w:ind w:firstLine="0"/>
+              <w:jc w:val="center"/>
             </w:pPr>
             <w:r>
               <w:rPr>
-                <w:rFonts w:ascii="Arial" w:hAnsi="Arial" w:eastAsia="Arial"/>
-                <w:b w:val="0"/>
-                <w:sz w:val="15"/>
+                <w:sz w:val="17"/>
               </w:rPr>
-              <w:t>forecast_h* finite and source not unavailable</w:t>
+              <w:t>36.0%</w:t>
             </w:r>
           </w:p>
         </w:tc>
         <w:tc>
           <w:tcPr>
-            <w:tcW w:type="dxa" w:w="2960"/>
-            <w:vAlign w:val="center"/>
-            <w:tcMar>
-              <w:top w:w="80" w:type="dxa"/>
-              <w:start w:w="120" w:type="dxa"/>
-              <w:bottom w:w="80" w:type="dxa"/>
-              <w:end w:w="120" w:type="dxa"/>
-            </w:tcMar>
+            <w:tcW w:type="dxa" w:w="1036"/>
           </w:tcPr>
           <w:p>
             <w:pPr>
-              <w:spacing w:line="240" w:lineRule="auto" w:after="0"/>
+              <w:spacing w:line="252" w:lineRule="auto" w:before="40" w:after="40"/>
+              <w:ind w:firstLine="0"/>
+              <w:jc w:val="center"/>
             </w:pPr>
             <w:r>
               <w:rPr>
-                <w:rFonts w:ascii="Arial" w:hAnsi="Arial" w:eastAsia="Arial"/>
-                <w:b w:val="0"/>
-                <w:sz w:val="15"/>
+                <w:sz w:val="17"/>
               </w:rPr>
-              <w:t>Critical failure if absent</w:t>
-            </w:r>
-          </w:p>
-        </w:tc>
-      </w:tr>
-      <w:tr>
-        <w:trPr>
-          <w:cantSplit/>
-        </w:trPr>
-        <w:tc>
-          <w:tcPr>
-            <w:tcW w:type="dxa" w:w="2200"/>
-            <w:vAlign w:val="center"/>
-            <w:tcMar>
-              <w:top w:w="80" w:type="dxa"/>
-              <w:start w:w="120" w:type="dxa"/>
-              <w:bottom w:w="80" w:type="dxa"/>
-              <w:end w:w="120" w:type="dxa"/>
-            </w:tcMar>
-          </w:tcPr>
-          <w:p>
-            <w:pPr>
-              <w:spacing w:line="240" w:lineRule="auto" w:after="0"/>
-            </w:pPr>
-            <w:r>
-              <w:rPr>
-                <w:rFonts w:ascii="Arial" w:hAnsi="Arial" w:eastAsia="Arial"/>
-                <w:b w:val="0"/>
-                <w:sz w:val="15"/>
-              </w:rPr>
-              <w:t>Physical bounds</w:t>
+              <w:t>68.1</w:t>
             </w:r>
           </w:p>
         </w:tc>
         <w:tc>
           <w:tcPr>
-            <w:tcW w:type="dxa" w:w="4200"/>
-            <w:vAlign w:val="center"/>
-            <w:tcMar>
-              <w:top w:w="80" w:type="dxa"/>
-              <w:start w:w="120" w:type="dxa"/>
-              <w:bottom w:w="80" w:type="dxa"/>
-              <w:end w:w="120" w:type="dxa"/>
-            </w:tcMar>
+            <w:tcW w:type="dxa" w:w="1238"/>
           </w:tcPr>
           <w:p>
             <w:pPr>
-              <w:spacing w:line="240" w:lineRule="auto" w:after="0"/>
+              <w:spacing w:line="252" w:lineRule="auto" w:before="40" w:after="40"/>
+              <w:ind w:firstLine="0"/>
+              <w:jc w:val="center"/>
             </w:pPr>
             <w:r>
               <w:rPr>
-                <w:rFonts w:ascii="Arial" w:hAnsi="Arial" w:eastAsia="Arial"/>
-                <w:b w:val="0"/>
-                <w:sz w:val="15"/>
+                <w:sz w:val="17"/>
               </w:rPr>
-              <w:t>Canonical high between 32°F and 125°F</w:t>
+              <w:t>64.1%</w:t>
             </w:r>
           </w:p>
         </w:tc>
         <w:tc>
           <w:tcPr>
-            <w:tcW w:type="dxa" w:w="2960"/>
-            <w:vAlign w:val="center"/>
-            <w:tcMar>
-              <w:top w:w="80" w:type="dxa"/>
-              <w:start w:w="120" w:type="dxa"/>
-              <w:bottom w:w="80" w:type="dxa"/>
-              <w:end w:w="120" w:type="dxa"/>
-            </w:tcMar>
+            <w:tcW w:type="dxa" w:w="1094"/>
           </w:tcPr>
           <w:p>
             <w:pPr>
-              <w:spacing w:line="240" w:lineRule="auto" w:after="0"/>
+              <w:spacing w:line="252" w:lineRule="auto" w:before="40" w:after="40"/>
+              <w:ind w:firstLine="0"/>
+              <w:jc w:val="center"/>
             </w:pPr>
             <w:r>
               <w:rPr>
-                <w:rFonts w:ascii="Arial" w:hAnsi="Arial" w:eastAsia="Arial"/>
-                <w:b w:val="0"/>
-                <w:sz w:val="15"/>
+                <w:sz w:val="17"/>
               </w:rPr>
-              <w:t>Critical failure outside range</w:t>
-            </w:r>
-          </w:p>
-        </w:tc>
-      </w:tr>
-      <w:tr>
-        <w:trPr>
-          <w:cantSplit/>
-        </w:trPr>
-        <w:tc>
-          <w:tcPr>
-            <w:tcW w:type="dxa" w:w="2200"/>
-            <w:vAlign w:val="center"/>
-            <w:tcMar>
-              <w:top w:w="80" w:type="dxa"/>
-              <w:start w:w="120" w:type="dxa"/>
-              <w:bottom w:w="80" w:type="dxa"/>
-              <w:end w:w="120" w:type="dxa"/>
-            </w:tcMar>
-          </w:tcPr>
-          <w:p>
-            <w:pPr>
-              <w:spacing w:line="240" w:lineRule="auto" w:after="0"/>
-            </w:pPr>
-            <w:r>
-              <w:rPr>
-                <w:rFonts w:ascii="Arial" w:hAnsi="Arial" w:eastAsia="Arial"/>
-                <w:b w:val="0"/>
-                <w:sz w:val="15"/>
-              </w:rPr>
-              <w:t>Persistence sanity</w:t>
+              <w:t>33.1%</w:t>
             </w:r>
           </w:p>
         </w:tc>
         <w:tc>
           <w:tcPr>
-            <w:tcW w:type="dxa" w:w="4200"/>
-            <w:vAlign w:val="center"/>
-            <w:tcMar>
-              <w:top w:w="80" w:type="dxa"/>
-              <w:start w:w="120" w:type="dxa"/>
-              <w:bottom w:w="80" w:type="dxa"/>
-              <w:end w:w="120" w:type="dxa"/>
-            </w:tcMar>
+            <w:tcW w:type="dxa" w:w="4161"/>
           </w:tcPr>
           <w:p>
             <w:pPr>
-              <w:spacing w:line="240" w:lineRule="auto" w:after="0"/>
+              <w:spacing w:line="252" w:lineRule="auto" w:before="40" w:after="40"/>
+              <w:ind w:firstLine="0"/>
+              <w:jc w:val="center"/>
             </w:pPr>
             <w:r>
               <w:rPr>
-                <w:rFonts w:ascii="Arial" w:hAnsi="Arial" w:eastAsia="Arial"/>
-                <w:b w:val="0"/>
-                <w:sz w:val="15"/>
+                <w:sz w:val="17"/>
               </w:rPr>
-              <w:t>Deviation from last observation bounded</w:t>
-            </w:r>
-          </w:p>
-        </w:tc>
-        <w:tc>
-          <w:tcPr>
-            <w:tcW w:type="dxa" w:w="2960"/>
-            <w:vAlign w:val="center"/>
-            <w:tcMar>
-              <w:top w:w="80" w:type="dxa"/>
-              <w:start w:w="120" w:type="dxa"/>
-              <w:bottom w:w="80" w:type="dxa"/>
-              <w:end w:w="120" w:type="dxa"/>
-            </w:tcMar>
-          </w:tcPr>
-          <w:p>
-            <w:pPr>
-              <w:spacing w:line="240" w:lineRule="auto" w:after="0"/>
-            </w:pPr>
-            <w:r>
-              <w:rPr>
-                <w:rFonts w:ascii="Arial" w:hAnsi="Arial" w:eastAsia="Arial"/>
-                <w:b w:val="0"/>
-                <w:sz w:val="15"/>
-              </w:rPr>
-              <w:t>Critical failure for implausible jump</w:t>
-            </w:r>
-          </w:p>
-        </w:tc>
-      </w:tr>
-      <w:tr>
-        <w:trPr>
-          <w:cantSplit/>
-        </w:trPr>
-        <w:tc>
-          <w:tcPr>
-            <w:tcW w:type="dxa" w:w="2200"/>
-            <w:vAlign w:val="center"/>
-            <w:tcMar>
-              <w:top w:w="80" w:type="dxa"/>
-              <w:start w:w="120" w:type="dxa"/>
-              <w:bottom w:w="80" w:type="dxa"/>
-              <w:end w:w="120" w:type="dxa"/>
-            </w:tcMar>
-          </w:tcPr>
-          <w:p>
-            <w:pPr>
-              <w:spacing w:line="240" w:lineRule="auto" w:after="0"/>
-            </w:pPr>
-            <w:r>
-              <w:rPr>
-                <w:rFonts w:ascii="Arial" w:hAnsi="Arial" w:eastAsia="Arial"/>
-                <w:b w:val="0"/>
-                <w:sz w:val="15"/>
-              </w:rPr>
-              <w:t>NWS sanity</w:t>
-            </w:r>
-          </w:p>
-        </w:tc>
-        <w:tc>
-          <w:tcPr>
-            <w:tcW w:type="dxa" w:w="4200"/>
-            <w:vAlign w:val="center"/>
-            <w:tcMar>
-              <w:top w:w="80" w:type="dxa"/>
-              <w:start w:w="120" w:type="dxa"/>
-              <w:bottom w:w="80" w:type="dxa"/>
-              <w:end w:w="120" w:type="dxa"/>
-            </w:tcMar>
-          </w:tcPr>
-          <w:p>
-            <w:pPr>
-              <w:spacing w:line="240" w:lineRule="auto" w:after="0"/>
-            </w:pPr>
-            <w:r>
-              <w:rPr>
-                <w:rFonts w:ascii="Arial" w:hAnsi="Arial" w:eastAsia="Arial"/>
-                <w:b w:val="0"/>
-                <w:sz w:val="15"/>
-              </w:rPr>
-              <w:t>Tiered comparison to official benchmark</w:t>
-            </w:r>
-          </w:p>
-        </w:tc>
-        <w:tc>
-          <w:tcPr>
-            <w:tcW w:type="dxa" w:w="2960"/>
-            <w:vAlign w:val="center"/>
-            <w:tcMar>
-              <w:top w:w="80" w:type="dxa"/>
-              <w:start w:w="120" w:type="dxa"/>
-              <w:bottom w:w="80" w:type="dxa"/>
-              <w:end w:w="120" w:type="dxa"/>
-            </w:tcMar>
-          </w:tcPr>
-          <w:p>
-            <w:pPr>
-              <w:spacing w:line="240" w:lineRule="auto" w:after="0"/>
-            </w:pPr>
-            <w:r>
-              <w:rPr>
-                <w:rFonts w:ascii="Arial" w:hAnsi="Arial" w:eastAsia="Arial"/>
-                <w:b w:val="0"/>
-                <w:sz w:val="15"/>
-              </w:rPr>
-              <w:t>Warning only; not an automatic veto</w:t>
-            </w:r>
-          </w:p>
-        </w:tc>
-      </w:tr>
-      <w:tr>
-        <w:trPr>
-          <w:cantSplit/>
-        </w:trPr>
-        <w:tc>
-          <w:tcPr>
-            <w:tcW w:type="dxa" w:w="2200"/>
-            <w:vAlign w:val="center"/>
-            <w:tcMar>
-              <w:top w:w="80" w:type="dxa"/>
-              <w:start w:w="120" w:type="dxa"/>
-              <w:bottom w:w="80" w:type="dxa"/>
-              <w:end w:w="120" w:type="dxa"/>
-            </w:tcMar>
-          </w:tcPr>
-          <w:p>
-            <w:pPr>
-              <w:spacing w:line="240" w:lineRule="auto" w:after="0"/>
-            </w:pPr>
-            <w:r>
-              <w:rPr>
-                <w:rFonts w:ascii="Arial" w:hAnsi="Arial" w:eastAsia="Arial"/>
-                <w:b w:val="0"/>
-                <w:sz w:val="15"/>
-              </w:rPr>
-              <w:t>BNN calibration</w:t>
-            </w:r>
-          </w:p>
-        </w:tc>
-        <w:tc>
-          <w:tcPr>
-            <w:tcW w:type="dxa" w:w="4200"/>
-            <w:vAlign w:val="center"/>
-            <w:tcMar>
-              <w:top w:w="80" w:type="dxa"/>
-              <w:start w:w="120" w:type="dxa"/>
-              <w:bottom w:w="80" w:type="dxa"/>
-              <w:end w:w="120" w:type="dxa"/>
-            </w:tcMar>
-          </w:tcPr>
-          <w:p>
-            <w:pPr>
-              <w:spacing w:line="240" w:lineRule="auto" w:after="0"/>
-            </w:pPr>
-            <w:r>
-              <w:rPr>
-                <w:rFonts w:ascii="Arial" w:hAnsi="Arial" w:eastAsia="Arial"/>
-                <w:b w:val="0"/>
-                <w:sz w:val="15"/>
-              </w:rPr>
-              <w:t>Intervals display only when calibration contracts pass</w:t>
-            </w:r>
-          </w:p>
-        </w:tc>
-        <w:tc>
-          <w:tcPr>
-            <w:tcW w:type="dxa" w:w="2960"/>
-            <w:vAlign w:val="center"/>
-            <w:tcMar>
-              <w:top w:w="80" w:type="dxa"/>
-              <w:start w:w="120" w:type="dxa"/>
-              <w:bottom w:w="80" w:type="dxa"/>
-              <w:end w:w="120" w:type="dxa"/>
-            </w:tcMar>
-          </w:tcPr>
-          <w:p>
-            <w:pPr>
-              <w:spacing w:line="240" w:lineRule="auto" w:after="0"/>
-            </w:pPr>
-            <w:r>
-              <w:rPr>
-                <w:rFonts w:ascii="Arial" w:hAnsi="Arial" w:eastAsia="Arial"/>
-                <w:b w:val="0"/>
-                <w:sz w:val="15"/>
-              </w:rPr>
-              <w:t>Suppress misleading uncertainty bands</w:t>
+              <w:t>Dry-clear (validated)</w:t>
             </w:r>
           </w:p>
         </w:tc>
@@ -2842,684 +1792,76 @@
     <w:p>
       <w:pPr>
         <w:pStyle w:val="Heading1"/>
-        <w:keepNext/>
+        <w:ind w:firstLine="0"/>
+        <w:jc w:val="center"/>
       </w:pPr>
       <w:r>
-        <w:t>Attribution, Skill, and Benchmark Independence</w:t>
+        <w:t>Regime Persistence and Mixing</w:t>
       </w:r>
     </w:p>
     <w:p>
       <w:pPr>
-        <w:ind w:firstLine="720"/>
+        <w:spacing w:line="240" w:lineRule="auto"/>
+        <w:ind w:firstLine="0"/>
+        <w:jc w:val="center"/>
       </w:pPr>
       <w:r>
-        <w:t>Part 9 backfills realized values by explicit target date and evaluates the canonical forecast against persistence, climatology, and NWS. It also computes a model-only path using pre-anchor values. For observations indexed by realized forecast cases, the principal metrics are</w:t>
+        <w:drawing>
+          <wp:inline xmlns:a="http://schemas.openxmlformats.org/drawingml/2006/main" xmlns:pic="http://schemas.openxmlformats.org/drawingml/2006/picture">
+            <wp:extent cx="4892040" cy="3952983"/>
+            <wp:docPr id="2" name="Picture 2" descr="Heatmap showing transition probabilities among marine-layer, unvalidated, and dry-clear regimes."/>
+            <wp:cNvGraphicFramePr>
+              <a:graphicFrameLocks noChangeAspect="1"/>
+            </wp:cNvGraphicFramePr>
+            <a:graphic>
+              <a:graphicData uri="http://schemas.openxmlformats.org/drawingml/2006/picture">
+                <pic:pic>
+                  <pic:nvPicPr>
+                    <pic:cNvPr id="0" name="figure_2_hmm_transition.png"/>
+                    <pic:cNvPicPr/>
+                  </pic:nvPicPr>
+                  <pic:blipFill>
+                    <a:blip r:embed="rId12"/>
+                    <a:stretch>
+                      <a:fillRect/>
+                    </a:stretch>
+                  </pic:blipFill>
+                  <pic:spPr>
+                    <a:xfrm>
+                      <a:off x="0" y="0"/>
+                      <a:ext cx="4892040" cy="3952983"/>
+                    </a:xfrm>
+                    <a:prstGeom prst="rect"/>
+                  </pic:spPr>
+                </pic:pic>
+              </a:graphicData>
+            </a:graphic>
+          </wp:inline>
+        </w:drawing>
       </w:r>
     </w:p>
     <w:p>
       <w:pPr>
-        <w:spacing w:line="480" w:lineRule="auto"/>
-        <w:jc w:val="center"/>
-        <w:keepLines/>
-      </w:pPr>
-      <w:r>
-        <w:rPr>
-          <w:rFonts w:ascii="Cambria Math" w:hAnsi="Cambria Math" w:eastAsia="Cambria Math"/>
-          <w:sz w:val="22"/>
-        </w:rPr>
-        <w:t>MAE_h = n_h^-1 sum_i |Y_(i,h) - forecast_(i,h)|    (10)</w:t>
-      </w:r>
-    </w:p>
-    <w:p>
-      <w:pPr>
-        <w:spacing w:line="480" w:lineRule="auto"/>
-        <w:jc w:val="center"/>
-        <w:keepLines/>
-      </w:pPr>
-      <w:r>
-        <w:rPr>
-          <w:rFonts w:ascii="Cambria Math" w:hAnsi="Cambria Math" w:eastAsia="Cambria Math"/>
-          <w:sz w:val="22"/>
-        </w:rPr>
-        <w:t>RMSE_h = [n_h^-1 sum_i (Y_(i,h) - forecast_(i,h))^2]^(1/2)    (11)</w:t>
-      </w:r>
-    </w:p>
-    <w:p>
-      <w:pPr>
-        <w:spacing w:line="480" w:lineRule="auto"/>
-        <w:jc w:val="center"/>
-        <w:keepLines/>
-      </w:pPr>
-      <w:r>
-        <w:rPr>
-          <w:rFonts w:ascii="Cambria Math" w:hAnsi="Cambria Math" w:eastAsia="Cambria Math"/>
-          <w:sz w:val="22"/>
-        </w:rPr>
-        <w:t>Skill_(h,b) = 1 - MAE_h / MAE_(h,b)    (12)</w:t>
-      </w:r>
-    </w:p>
-    <w:p>
-      <w:pPr>
-        <w:ind w:firstLine="720"/>
-      </w:pPr>
-      <w:r>
-        <w:t>Positive skill means improvement over baseline b; zero means equality; negative skill means degradation. MAE is readily interpretable in Fahrenheit, whereas RMSE emphasizes tail errors. Bias should accompany both. For cross-series comparison, scaled measures can be useful, but this single-target laboratory should prioritize degrees Fahrenheit and event-conditional error (Hyndman &amp; Koehler, 2006).</w:t>
-      </w:r>
-    </w:p>
-    <w:p>
-      <w:pPr>
-        <w:pStyle w:val="APACaption"/>
-        <w:keepNext/>
-      </w:pPr>
-      <w:r>
-        <w:rPr>
-          <w:b/>
-        </w:rPr>
-        <w:t>Table 3</w:t>
-      </w:r>
-    </w:p>
-    <w:p>
-      <w:pPr>
-        <w:pStyle w:val="APACaption"/>
-        <w:keepNext/>
+        <w:spacing w:line="240" w:lineRule="auto"/>
+        <w:ind w:firstLine="0"/>
+        <w:jc w:val="left"/>
       </w:pPr>
       <w:r>
         <w:rPr>
           <w:i/>
+          <w:sz w:val="18"/>
         </w:rPr>
-        <w:t>Forecast Verification Quantities</w:t>
+        <w:t>Figure 2. Estimated transition matrix for the three daily weather regimes.</w:t>
       </w:r>
     </w:p>
-    <w:tbl>
-      <w:tblPr>
-        <w:tblStyle w:val="TableGrid"/>
-        <w:tblW w:type="dxa" w:w="9360"/>
-        <w:tblLayout w:type="fixed"/>
-        <w:tblLook w:firstColumn="1" w:firstRow="1" w:lastColumn="0" w:lastRow="0" w:noHBand="0" w:noVBand="1" w:val="04A0"/>
-        <w:tblInd w:w="0" w:type="dxa"/>
-      </w:tblPr>
-      <w:tblGrid>
-        <w:gridCol w:w="1800"/>
-        <w:gridCol w:w="3800"/>
-        <w:gridCol w:w="3760"/>
-      </w:tblGrid>
-      <w:tr>
-        <w:trPr>
-          <w:cantSplit/>
-          <w:tblHeader w:val="true"/>
-        </w:trPr>
-        <w:tc>
-          <w:tcPr>
-            <w:tcW w:type="dxa" w:w="1800"/>
-            <w:vAlign w:val="center"/>
-            <w:tcMar>
-              <w:top w:w="80" w:type="dxa"/>
-              <w:start w:w="120" w:type="dxa"/>
-              <w:bottom w:w="80" w:type="dxa"/>
-              <w:end w:w="120" w:type="dxa"/>
-            </w:tcMar>
-            <w:shd w:fill="E9EEF3"/>
-          </w:tcPr>
-          <w:p>
-            <w:pPr>
-              <w:spacing w:line="240" w:lineRule="auto" w:after="0"/>
-            </w:pPr>
-            <w:r>
-              <w:rPr>
-                <w:rFonts w:ascii="Arial" w:hAnsi="Arial" w:eastAsia="Arial"/>
-                <w:b/>
-                <w:sz w:val="15"/>
-              </w:rPr>
-              <w:t>Quantity</w:t>
-            </w:r>
-          </w:p>
-        </w:tc>
-        <w:tc>
-          <w:tcPr>
-            <w:tcW w:type="dxa" w:w="3800"/>
-            <w:vAlign w:val="center"/>
-            <w:tcMar>
-              <w:top w:w="80" w:type="dxa"/>
-              <w:start w:w="120" w:type="dxa"/>
-              <w:bottom w:w="80" w:type="dxa"/>
-              <w:end w:w="120" w:type="dxa"/>
-            </w:tcMar>
-            <w:shd w:fill="E9EEF3"/>
-          </w:tcPr>
-          <w:p>
-            <w:pPr>
-              <w:spacing w:line="240" w:lineRule="auto" w:after="0"/>
-            </w:pPr>
-            <w:r>
-              <w:rPr>
-                <w:rFonts w:ascii="Arial" w:hAnsi="Arial" w:eastAsia="Arial"/>
-                <w:b/>
-                <w:sz w:val="15"/>
-              </w:rPr>
-              <w:t>Definition</w:t>
-            </w:r>
-          </w:p>
-        </w:tc>
-        <w:tc>
-          <w:tcPr>
-            <w:tcW w:type="dxa" w:w="3760"/>
-            <w:vAlign w:val="center"/>
-            <w:tcMar>
-              <w:top w:w="80" w:type="dxa"/>
-              <w:start w:w="120" w:type="dxa"/>
-              <w:bottom w:w="80" w:type="dxa"/>
-              <w:end w:w="120" w:type="dxa"/>
-            </w:tcMar>
-            <w:shd w:fill="E9EEF3"/>
-          </w:tcPr>
-          <w:p>
-            <w:pPr>
-              <w:spacing w:line="240" w:lineRule="auto" w:after="0"/>
-            </w:pPr>
-            <w:r>
-              <w:rPr>
-                <w:rFonts w:ascii="Arial" w:hAnsi="Arial" w:eastAsia="Arial"/>
-                <w:b/>
-                <w:sz w:val="15"/>
-              </w:rPr>
-              <w:t>Interpretation</w:t>
-            </w:r>
-          </w:p>
-        </w:tc>
-      </w:tr>
-      <w:tr>
-        <w:trPr>
-          <w:cantSplit/>
-        </w:trPr>
-        <w:tc>
-          <w:tcPr>
-            <w:tcW w:type="dxa" w:w="1800"/>
-            <w:vAlign w:val="center"/>
-            <w:tcMar>
-              <w:top w:w="80" w:type="dxa"/>
-              <w:start w:w="120" w:type="dxa"/>
-              <w:bottom w:w="80" w:type="dxa"/>
-              <w:end w:w="120" w:type="dxa"/>
-            </w:tcMar>
-          </w:tcPr>
-          <w:p>
-            <w:pPr>
-              <w:spacing w:line="240" w:lineRule="auto" w:after="0"/>
-            </w:pPr>
-            <w:r>
-              <w:rPr>
-                <w:rFonts w:ascii="Arial" w:hAnsi="Arial" w:eastAsia="Arial"/>
-                <w:b w:val="0"/>
-                <w:sz w:val="15"/>
-              </w:rPr>
-              <w:t>MAE</w:t>
-            </w:r>
-          </w:p>
-        </w:tc>
-        <w:tc>
-          <w:tcPr>
-            <w:tcW w:type="dxa" w:w="3800"/>
-            <w:vAlign w:val="center"/>
-            <w:tcMar>
-              <w:top w:w="80" w:type="dxa"/>
-              <w:start w:w="120" w:type="dxa"/>
-              <w:bottom w:w="80" w:type="dxa"/>
-              <w:end w:w="120" w:type="dxa"/>
-            </w:tcMar>
-          </w:tcPr>
-          <w:p>
-            <w:pPr>
-              <w:spacing w:line="240" w:lineRule="auto" w:after="0"/>
-            </w:pPr>
-            <w:r>
-              <w:rPr>
-                <w:rFonts w:ascii="Arial" w:hAnsi="Arial" w:eastAsia="Arial"/>
-                <w:b w:val="0"/>
-                <w:sz w:val="15"/>
-              </w:rPr>
-              <w:t>n^-1 sum |y_t - yhat_t|</w:t>
-            </w:r>
-          </w:p>
-        </w:tc>
-        <w:tc>
-          <w:tcPr>
-            <w:tcW w:type="dxa" w:w="3760"/>
-            <w:vAlign w:val="center"/>
-            <w:tcMar>
-              <w:top w:w="80" w:type="dxa"/>
-              <w:start w:w="120" w:type="dxa"/>
-              <w:bottom w:w="80" w:type="dxa"/>
-              <w:end w:w="120" w:type="dxa"/>
-            </w:tcMar>
-          </w:tcPr>
-          <w:p>
-            <w:pPr>
-              <w:spacing w:line="240" w:lineRule="auto" w:after="0"/>
-            </w:pPr>
-            <w:r>
-              <w:rPr>
-                <w:rFonts w:ascii="Arial" w:hAnsi="Arial" w:eastAsia="Arial"/>
-                <w:b w:val="0"/>
-                <w:sz w:val="15"/>
-              </w:rPr>
-              <w:t>Typical absolute error in °F</w:t>
-            </w:r>
-          </w:p>
-        </w:tc>
-      </w:tr>
-      <w:tr>
-        <w:trPr>
-          <w:cantSplit/>
-        </w:trPr>
-        <w:tc>
-          <w:tcPr>
-            <w:tcW w:type="dxa" w:w="1800"/>
-            <w:vAlign w:val="center"/>
-            <w:tcMar>
-              <w:top w:w="80" w:type="dxa"/>
-              <w:start w:w="120" w:type="dxa"/>
-              <w:bottom w:w="80" w:type="dxa"/>
-              <w:end w:w="120" w:type="dxa"/>
-            </w:tcMar>
-          </w:tcPr>
-          <w:p>
-            <w:pPr>
-              <w:spacing w:line="240" w:lineRule="auto" w:after="0"/>
-            </w:pPr>
-            <w:r>
-              <w:rPr>
-                <w:rFonts w:ascii="Arial" w:hAnsi="Arial" w:eastAsia="Arial"/>
-                <w:b w:val="0"/>
-                <w:sz w:val="15"/>
-              </w:rPr>
-              <w:t>RMSE</w:t>
-            </w:r>
-          </w:p>
-        </w:tc>
-        <w:tc>
-          <w:tcPr>
-            <w:tcW w:type="dxa" w:w="3800"/>
-            <w:vAlign w:val="center"/>
-            <w:tcMar>
-              <w:top w:w="80" w:type="dxa"/>
-              <w:start w:w="120" w:type="dxa"/>
-              <w:bottom w:w="80" w:type="dxa"/>
-              <w:end w:w="120" w:type="dxa"/>
-            </w:tcMar>
-          </w:tcPr>
-          <w:p>
-            <w:pPr>
-              <w:spacing w:line="240" w:lineRule="auto" w:after="0"/>
-            </w:pPr>
-            <w:r>
-              <w:rPr>
-                <w:rFonts w:ascii="Arial" w:hAnsi="Arial" w:eastAsia="Arial"/>
-                <w:b w:val="0"/>
-                <w:sz w:val="15"/>
-              </w:rPr>
-              <w:t>sqrt[n^-1 sum (y_t - yhat_t)^2]</w:t>
-            </w:r>
-          </w:p>
-        </w:tc>
-        <w:tc>
-          <w:tcPr>
-            <w:tcW w:type="dxa" w:w="3760"/>
-            <w:vAlign w:val="center"/>
-            <w:tcMar>
-              <w:top w:w="80" w:type="dxa"/>
-              <w:start w:w="120" w:type="dxa"/>
-              <w:bottom w:w="80" w:type="dxa"/>
-              <w:end w:w="120" w:type="dxa"/>
-            </w:tcMar>
-          </w:tcPr>
-          <w:p>
-            <w:pPr>
-              <w:spacing w:line="240" w:lineRule="auto" w:after="0"/>
-            </w:pPr>
-            <w:r>
-              <w:rPr>
-                <w:rFonts w:ascii="Arial" w:hAnsi="Arial" w:eastAsia="Arial"/>
-                <w:b w:val="0"/>
-                <w:sz w:val="15"/>
-              </w:rPr>
-              <w:t>Tail-sensitive error in °F</w:t>
-            </w:r>
-          </w:p>
-        </w:tc>
-      </w:tr>
-      <w:tr>
-        <w:trPr>
-          <w:cantSplit/>
-        </w:trPr>
-        <w:tc>
-          <w:tcPr>
-            <w:tcW w:type="dxa" w:w="1800"/>
-            <w:vAlign w:val="center"/>
-            <w:tcMar>
-              <w:top w:w="80" w:type="dxa"/>
-              <w:start w:w="120" w:type="dxa"/>
-              <w:bottom w:w="80" w:type="dxa"/>
-              <w:end w:w="120" w:type="dxa"/>
-            </w:tcMar>
-          </w:tcPr>
-          <w:p>
-            <w:pPr>
-              <w:spacing w:line="240" w:lineRule="auto" w:after="0"/>
-            </w:pPr>
-            <w:r>
-              <w:rPr>
-                <w:rFonts w:ascii="Arial" w:hAnsi="Arial" w:eastAsia="Arial"/>
-                <w:b w:val="0"/>
-                <w:sz w:val="15"/>
-              </w:rPr>
-              <w:t>Bias</w:t>
-            </w:r>
-          </w:p>
-        </w:tc>
-        <w:tc>
-          <w:tcPr>
-            <w:tcW w:type="dxa" w:w="3800"/>
-            <w:vAlign w:val="center"/>
-            <w:tcMar>
-              <w:top w:w="80" w:type="dxa"/>
-              <w:start w:w="120" w:type="dxa"/>
-              <w:bottom w:w="80" w:type="dxa"/>
-              <w:end w:w="120" w:type="dxa"/>
-            </w:tcMar>
-          </w:tcPr>
-          <w:p>
-            <w:pPr>
-              <w:spacing w:line="240" w:lineRule="auto" w:after="0"/>
-            </w:pPr>
-            <w:r>
-              <w:rPr>
-                <w:rFonts w:ascii="Arial" w:hAnsi="Arial" w:eastAsia="Arial"/>
-                <w:b w:val="0"/>
-                <w:sz w:val="15"/>
-              </w:rPr>
-              <w:t>n^-1 sum (yhat_t - y_t)</w:t>
-            </w:r>
-          </w:p>
-        </w:tc>
-        <w:tc>
-          <w:tcPr>
-            <w:tcW w:type="dxa" w:w="3760"/>
-            <w:vAlign w:val="center"/>
-            <w:tcMar>
-              <w:top w:w="80" w:type="dxa"/>
-              <w:start w:w="120" w:type="dxa"/>
-              <w:bottom w:w="80" w:type="dxa"/>
-              <w:end w:w="120" w:type="dxa"/>
-            </w:tcMar>
-          </w:tcPr>
-          <w:p>
-            <w:pPr>
-              <w:spacing w:line="240" w:lineRule="auto" w:after="0"/>
-            </w:pPr>
-            <w:r>
-              <w:rPr>
-                <w:rFonts w:ascii="Arial" w:hAnsi="Arial" w:eastAsia="Arial"/>
-                <w:b w:val="0"/>
-                <w:sz w:val="15"/>
-              </w:rPr>
-              <w:t>Mean warm/cool directional error</w:t>
-            </w:r>
-          </w:p>
-        </w:tc>
-      </w:tr>
-      <w:tr>
-        <w:trPr>
-          <w:cantSplit/>
-        </w:trPr>
-        <w:tc>
-          <w:tcPr>
-            <w:tcW w:type="dxa" w:w="1800"/>
-            <w:vAlign w:val="center"/>
-            <w:tcMar>
-              <w:top w:w="80" w:type="dxa"/>
-              <w:start w:w="120" w:type="dxa"/>
-              <w:bottom w:w="80" w:type="dxa"/>
-              <w:end w:w="120" w:type="dxa"/>
-            </w:tcMar>
-          </w:tcPr>
-          <w:p>
-            <w:pPr>
-              <w:spacing w:line="240" w:lineRule="auto" w:after="0"/>
-            </w:pPr>
-            <w:r>
-              <w:rPr>
-                <w:rFonts w:ascii="Arial" w:hAnsi="Arial" w:eastAsia="Arial"/>
-                <w:b w:val="0"/>
-                <w:sz w:val="15"/>
-              </w:rPr>
-              <w:t>Skill vs baseline</w:t>
-            </w:r>
-          </w:p>
-        </w:tc>
-        <w:tc>
-          <w:tcPr>
-            <w:tcW w:type="dxa" w:w="3800"/>
-            <w:vAlign w:val="center"/>
-            <w:tcMar>
-              <w:top w:w="80" w:type="dxa"/>
-              <w:start w:w="120" w:type="dxa"/>
-              <w:bottom w:w="80" w:type="dxa"/>
-              <w:end w:w="120" w:type="dxa"/>
-            </w:tcMar>
-          </w:tcPr>
-          <w:p>
-            <w:pPr>
-              <w:spacing w:line="240" w:lineRule="auto" w:after="0"/>
-            </w:pPr>
-            <w:r>
-              <w:rPr>
-                <w:rFonts w:ascii="Arial" w:hAnsi="Arial" w:eastAsia="Arial"/>
-                <w:b w:val="0"/>
-                <w:sz w:val="15"/>
-              </w:rPr>
-              <w:t>1 - MAE_model / MAE_baseline</w:t>
-            </w:r>
-          </w:p>
-        </w:tc>
-        <w:tc>
-          <w:tcPr>
-            <w:tcW w:type="dxa" w:w="3760"/>
-            <w:vAlign w:val="center"/>
-            <w:tcMar>
-              <w:top w:w="80" w:type="dxa"/>
-              <w:start w:w="120" w:type="dxa"/>
-              <w:bottom w:w="80" w:type="dxa"/>
-              <w:end w:w="120" w:type="dxa"/>
-            </w:tcMar>
-          </w:tcPr>
-          <w:p>
-            <w:pPr>
-              <w:spacing w:line="240" w:lineRule="auto" w:after="0"/>
-            </w:pPr>
-            <w:r>
-              <w:rPr>
-                <w:rFonts w:ascii="Arial" w:hAnsi="Arial" w:eastAsia="Arial"/>
-                <w:b w:val="0"/>
-                <w:sz w:val="15"/>
-              </w:rPr>
-              <w:t>Positive only when model improves on baseline</w:t>
-            </w:r>
-          </w:p>
-        </w:tc>
-      </w:tr>
-      <w:tr>
-        <w:trPr>
-          <w:cantSplit/>
-        </w:trPr>
-        <w:tc>
-          <w:tcPr>
-            <w:tcW w:type="dxa" w:w="1800"/>
-            <w:vAlign w:val="center"/>
-            <w:tcMar>
-              <w:top w:w="80" w:type="dxa"/>
-              <w:start w:w="120" w:type="dxa"/>
-              <w:bottom w:w="80" w:type="dxa"/>
-              <w:end w:w="120" w:type="dxa"/>
-            </w:tcMar>
-          </w:tcPr>
-          <w:p>
-            <w:pPr>
-              <w:spacing w:line="240" w:lineRule="auto" w:after="0"/>
-            </w:pPr>
-            <w:r>
-              <w:rPr>
-                <w:rFonts w:ascii="Arial" w:hAnsi="Arial" w:eastAsia="Arial"/>
-                <w:b w:val="0"/>
-                <w:sz w:val="15"/>
-              </w:rPr>
-              <w:t>Coverage</w:t>
-            </w:r>
-          </w:p>
-        </w:tc>
-        <w:tc>
-          <w:tcPr>
-            <w:tcW w:type="dxa" w:w="3800"/>
-            <w:vAlign w:val="center"/>
-            <w:tcMar>
-              <w:top w:w="80" w:type="dxa"/>
-              <w:start w:w="120" w:type="dxa"/>
-              <w:bottom w:w="80" w:type="dxa"/>
-              <w:end w:w="120" w:type="dxa"/>
-            </w:tcMar>
-          </w:tcPr>
-          <w:p>
-            <w:pPr>
-              <w:spacing w:line="240" w:lineRule="auto" w:after="0"/>
-            </w:pPr>
-            <w:r>
-              <w:rPr>
-                <w:rFonts w:ascii="Arial" w:hAnsi="Arial" w:eastAsia="Arial"/>
-                <w:b w:val="0"/>
-                <w:sz w:val="15"/>
-              </w:rPr>
-              <w:t>n^-1 sum 1{L_t &lt;= y_t &lt;= U_t}</w:t>
-            </w:r>
-          </w:p>
-        </w:tc>
-        <w:tc>
-          <w:tcPr>
-            <w:tcW w:type="dxa" w:w="3760"/>
-            <w:vAlign w:val="center"/>
-            <w:tcMar>
-              <w:top w:w="80" w:type="dxa"/>
-              <w:start w:w="120" w:type="dxa"/>
-              <w:bottom w:w="80" w:type="dxa"/>
-              <w:end w:w="120" w:type="dxa"/>
-            </w:tcMar>
-          </w:tcPr>
-          <w:p>
-            <w:pPr>
-              <w:spacing w:line="240" w:lineRule="auto" w:after="0"/>
-            </w:pPr>
-            <w:r>
-              <w:rPr>
-                <w:rFonts w:ascii="Arial" w:hAnsi="Arial" w:eastAsia="Arial"/>
-                <w:b w:val="0"/>
-                <w:sz w:val="15"/>
-              </w:rPr>
-              <w:t>Empirical interval hit rate</w:t>
-            </w:r>
-          </w:p>
-        </w:tc>
-      </w:tr>
-      <w:tr>
-        <w:trPr>
-          <w:cantSplit/>
-        </w:trPr>
-        <w:tc>
-          <w:tcPr>
-            <w:tcW w:type="dxa" w:w="1800"/>
-            <w:vAlign w:val="center"/>
-            <w:tcMar>
-              <w:top w:w="80" w:type="dxa"/>
-              <w:start w:w="120" w:type="dxa"/>
-              <w:bottom w:w="80" w:type="dxa"/>
-              <w:end w:w="120" w:type="dxa"/>
-            </w:tcMar>
-          </w:tcPr>
-          <w:p>
-            <w:pPr>
-              <w:spacing w:line="240" w:lineRule="auto" w:after="0"/>
-            </w:pPr>
-            <w:r>
-              <w:rPr>
-                <w:rFonts w:ascii="Arial" w:hAnsi="Arial" w:eastAsia="Arial"/>
-                <w:b w:val="0"/>
-                <w:sz w:val="15"/>
-              </w:rPr>
-              <w:t>Interval score</w:t>
-            </w:r>
-          </w:p>
-        </w:tc>
-        <w:tc>
-          <w:tcPr>
-            <w:tcW w:type="dxa" w:w="3800"/>
-            <w:vAlign w:val="center"/>
-            <w:tcMar>
-              <w:top w:w="80" w:type="dxa"/>
-              <w:start w:w="120" w:type="dxa"/>
-              <w:bottom w:w="80" w:type="dxa"/>
-              <w:end w:w="120" w:type="dxa"/>
-            </w:tcMar>
-          </w:tcPr>
-          <w:p>
-            <w:pPr>
-              <w:spacing w:line="240" w:lineRule="auto" w:after="0"/>
-            </w:pPr>
-            <w:r>
-              <w:rPr>
-                <w:rFonts w:ascii="Arial" w:hAnsi="Arial" w:eastAsia="Arial"/>
-                <w:b w:val="0"/>
-                <w:sz w:val="15"/>
-              </w:rPr>
-              <w:t>width + miss penalties</w:t>
-            </w:r>
-          </w:p>
-        </w:tc>
-        <w:tc>
-          <w:tcPr>
-            <w:tcW w:type="dxa" w:w="3760"/>
-            <w:vAlign w:val="center"/>
-            <w:tcMar>
-              <w:top w:w="80" w:type="dxa"/>
-              <w:start w:w="120" w:type="dxa"/>
-              <w:bottom w:w="80" w:type="dxa"/>
-              <w:end w:w="120" w:type="dxa"/>
-            </w:tcMar>
-          </w:tcPr>
-          <w:p>
-            <w:pPr>
-              <w:spacing w:line="240" w:lineRule="auto" w:after="0"/>
-            </w:pPr>
-            <w:r>
-              <w:rPr>
-                <w:rFonts w:ascii="Arial" w:hAnsi="Arial" w:eastAsia="Arial"/>
-                <w:b w:val="0"/>
-                <w:sz w:val="15"/>
-              </w:rPr>
-              <w:t>Jointly rewards sharpness and calibration</w:t>
-            </w:r>
-          </w:p>
-        </w:tc>
-      </w:tr>
-    </w:tbl>
     <w:p>
-      <w:pPr>
-        <w:pStyle w:val="APACaption"/>
-      </w:pPr>
       <w:r>
-        <w:rPr>
-          <w:i/>
-        </w:rPr>
-        <w:t xml:space="preserve">Note. </w:t>
+        <w:t>Regime 1 and Regime 2 are strongly persistent, with self-transition probabilities .895 and .831. Regime 0 is less persistent (.552) and has material one-day transitions into Regime 2 (.265). These estimates justify regime-aware forecasting because the state contains information about both today and tomorrow, but they also imply that a single global error distribution may understate conditional risk.</w:t>
       </w:r>
+    </w:p>
+    <w:p>
       <w:r>
-        <w:t>The source code withholds skill below 30 realized cases and model-promotion decisions below 60, reducing small-sample overinterpretation.</w:t>
+        <w:t>For inference, posterior state probabilities are preferable to hard labels. A hard Viterbi state treats classification as certain and creates discontinuities; posterior probabilities propagate ambiguity into downstream models. The repository supplies both one-hot states and selected probabilities, lagged by one day. Future work should estimate conditional MAE and interval coverage by regime, then require minimum effective sample sizes before any regime-specific publication rule is activated.</w:t>
       </w:r>
     </w:p>
     <w:p>
@@ -3530,51 +1872,181 @@
     <w:p>
       <w:pPr>
         <w:pStyle w:val="Heading1"/>
-        <w:keepNext/>
+        <w:ind w:firstLine="0"/>
+        <w:jc w:val="center"/>
       </w:pPr>
       <w:r>
-        <w:t>Software Engineering and Reproducibility</w:t>
+        <w:t>Deep Sequence Forecast Formulation</w:t>
+      </w:r>
+    </w:p>
+    <w:p>
+      <w:r>
+        <w:t>The default learner is a two-layer LSTM with 128 hidden units, 20% dropout, a 14-day sequence, and three output heads for H = 1, 3, and 5. LSTM gates regulate persistence through the cell state, mitigating the vanishing-gradient behavior of ordinary recurrent networks (Hochreiter &amp; Schmidhuber, 1997). PyTorch autograd optimizes a horizon-weighted squared-error objective.</w:t>
       </w:r>
     </w:p>
     <w:p>
       <w:pPr>
-        <w:ind w:firstLine="720"/>
+        <w:spacing w:line="300" w:lineRule="auto"/>
+        <w:ind w:firstLine="0"/>
+        <w:jc w:val="center"/>
       </w:pPr>
       <w:r>
-        <w:t>The master runner sequences parts, chooses train or predict mode, and supports model-age-based retraining. Daily GitHub Actions workflows run production and realized-value backfill, while CI validates code and artifacts. The Pages workflow publishes a static dashboard that reads committed artifacts. This arrangement turns the repository into an inspectable forecast ledger rather than a transient notebook.</w:t>
+        <w:rPr>
+          <w:rFonts w:ascii="Cambria Math" w:hAnsi="Cambria Math"/>
+          <w:sz w:val="22"/>
+        </w:rPr>
+        <w:t>i_t=σ(W_i x_t+U_i h_(t-1)+b_i),  f_t=σ(W_f x_t+U_f h_(t-1)+b_f)    (7)</w:t>
       </w:r>
     </w:p>
     <w:p>
       <w:pPr>
-        <w:ind w:firstLine="720"/>
+        <w:spacing w:line="300" w:lineRule="auto"/>
+        <w:ind w:firstLine="0"/>
+        <w:jc w:val="center"/>
       </w:pPr>
       <w:r>
-        <w:t>Reproducibility requires more than a random seed. The archive should store source URLs and parameters, response checksums, issue and retrieval times, software versions, split dates, feature lists, scalers, model state, hyperparameters, training history, and prediction rows. The repository already writes many of these fields across part-specific artifacts. A manifest linking one run identifier to every artifact would make provenance atomic and prevent a dashboard from combining files from different runs.</w:t>
+        <w:rPr>
+          <w:rFonts w:ascii="Cambria Math" w:hAnsi="Cambria Math"/>
+          <w:sz w:val="22"/>
+        </w:rPr>
+        <w:t>c_t=f_t⊙c_(t-1)+i_t⊙tanh(W_c x_t+U_c h_(t-1)+b_c)    (8)</w:t>
       </w:r>
     </w:p>
     <w:p>
       <w:pPr>
-        <w:ind w:firstLine="720"/>
+        <w:spacing w:line="300" w:lineRule="auto"/>
+        <w:ind w:firstLine="0"/>
+        <w:jc w:val="center"/>
       </w:pPr>
       <w:r>
-        <w:t>The validator includes contract checks for target dates, artifact existence, forecast columns, BNN expectations, duplicate features, and metadata consistency. A future CI tier should run a small deterministic end-to-end fixture with mocked APIs, then assert that all target dates, units, anchor flags, interval labels, governance modes, and attribution counts agree. Separate integration tests should verify live NWS grid resolution without making ordinary CI depend on external availability.</w:t>
+        <w:rPr>
+          <w:rFonts w:ascii="Cambria Math" w:hAnsi="Cambria Math"/>
+          <w:sz w:val="22"/>
+        </w:rPr>
+        <w:t>L(θ)=Σ_h w_h · mean[(Y_(t+h)-Ŷ_(t+h;θ))²],  w=(1,.8,.6)    (9)</w:t>
+      </w:r>
+    </w:p>
+    <w:p>
+      <w:r>
+        <w:t>A Transformer alternative uses encoder blocks and self-attention, but the committed model is LSTM. The distinction matters because the report evaluates artifacts, not an unrealized architecture. Both model classes expose compatible three-horizon outputs. The sequence length provides two weeks of context; longer seasonal memory enters through engineered rolling and calendar features rather than recurrent state alone.</w:t>
+      </w:r>
+    </w:p>
+    <w:tbl>
+      <w:tblPr>
+        <w:tblW w:type="dxa" w:w="9360"/>
+        <w:jc w:val="center"/>
+        <w:tblLayout w:type="fixed"/>
+        <w:tblLook w:firstColumn="1" w:firstRow="1" w:lastColumn="0" w:lastRow="0" w:noHBand="0" w:noVBand="1" w:val="04A0"/>
+      </w:tblPr>
+      <w:tblGrid>
+        <w:gridCol w:w="9360"/>
+      </w:tblGrid>
+      <w:tr>
+        <w:trPr>
+          <w:tblHeader w:val="true"/>
+        </w:trPr>
+        <w:tc>
+          <w:tcPr>
+            <w:tcW w:type="dxa" w:w="9360"/>
+            <w:vAlign w:val="center"/>
+            <w:shd w:fill="EAF2F7"/>
+          </w:tcPr>
+          <w:p>
+            <w:pPr>
+              <w:spacing w:line="276" w:lineRule="auto"/>
+              <w:ind w:firstLine="0"/>
+            </w:pPr>
+            <w:r>
+              <w:rPr>
+                <w:b/>
+              </w:rPr>
+              <w:t xml:space="preserve">Heat branch: </w:t>
+            </w:r>
+            <w:r>
+              <w:t>An asymmetric warm/heat loss remains as an experiment but is disabled. The committed audit found worse global MAE and zero of five test heat events predicted at or above 85°F, so standard horizon-weighted loss remains the production objective.</w:t>
+            </w:r>
+          </w:p>
+        </w:tc>
+      </w:tr>
+    </w:tbl>
+    <w:p>
+      <w:r>
+        <w:br w:type="page"/>
       </w:r>
     </w:p>
     <w:p>
       <w:pPr>
-        <w:pStyle w:val="Heading2"/>
-        <w:keepNext/>
+        <w:pStyle w:val="Heading1"/>
+        <w:ind w:firstLine="0"/>
+        <w:jc w:val="center"/>
       </w:pPr>
       <w:r>
-        <w:t>Web Laboratory</w:t>
+        <w:t>Training Dynamics and Regularization</w:t>
       </w:r>
     </w:p>
     <w:p>
       <w:pPr>
-        <w:ind w:firstLine="720"/>
+        <w:spacing w:line="240" w:lineRule="auto"/>
+        <w:ind w:firstLine="0"/>
+        <w:jc w:val="center"/>
       </w:pPr>
       <w:r>
-        <w:t>The interactive page distinguishes committed artifacts from a transparent browser-only scenario sandbox. That boundary is scientifically necessary: moving a slider demonstrates sensitivity but does not rerun PyTorch or create empirical evidence. The report link added in this release provides the methodological context that a dashboard alone cannot carry.</w:t>
+        <w:drawing>
+          <wp:inline xmlns:a="http://schemas.openxmlformats.org/drawingml/2006/main" xmlns:pic="http://schemas.openxmlformats.org/drawingml/2006/picture">
+            <wp:extent cx="5486400" cy="3039147"/>
+            <wp:docPr id="3" name="Picture 3" descr="Training and validation loss curves across 30 epochs with the best validation epoch marked."/>
+            <wp:cNvGraphicFramePr>
+              <a:graphicFrameLocks noChangeAspect="1"/>
+            </wp:cNvGraphicFramePr>
+            <a:graphic>
+              <a:graphicData uri="http://schemas.openxmlformats.org/drawingml/2006/picture">
+                <pic:pic>
+                  <pic:nvPicPr>
+                    <pic:cNvPr id="0" name="figure_6_training.png"/>
+                    <pic:cNvPicPr/>
+                  </pic:nvPicPr>
+                  <pic:blipFill>
+                    <a:blip r:embed="rId13"/>
+                    <a:stretch>
+                      <a:fillRect/>
+                    </a:stretch>
+                  </pic:blipFill>
+                  <pic:spPr>
+                    <a:xfrm>
+                      <a:off x="0" y="0"/>
+                      <a:ext cx="5486400" cy="3039147"/>
+                    </a:xfrm>
+                    <a:prstGeom prst="rect"/>
+                  </pic:spPr>
+                </pic:pic>
+              </a:graphicData>
+            </a:graphic>
+          </wp:inline>
+        </w:drawing>
+      </w:r>
+    </w:p>
+    <w:p>
+      <w:pPr>
+        <w:spacing w:line="240" w:lineRule="auto"/>
+        <w:ind w:firstLine="0"/>
+        <w:jc w:val="left"/>
+      </w:pPr>
+      <w:r>
+        <w:rPr>
+          <w:i/>
+          <w:sz w:val="18"/>
+        </w:rPr>
+        <w:t>Figure 3. LSTM training and validation traces from the committed training_history.json artifact.</w:t>
+      </w:r>
+    </w:p>
+    <w:p>
+      <w:r>
+        <w:t>Training ran 30 epochs with early-stopping patience 15 and a learning-rate reduction from .001 to .0005 after epoch 23. The best validation loss (.00603, scaled units) occurred at epoch 15. Later training loss continued to decline while validation loss oscillated, a familiar signature of increasing estimation variance rather than continued generalization.</w:t>
+      </w:r>
+    </w:p>
+    <w:p>
+      <w:r>
+        <w:t>The stored feature and target scalers are fitted on the training period and reused for validation, testing, and live inference. This is essential: re-estimating scaling parameters on the full series would leak future distribution information. Reproducibility is strengthened by a fixed seed (42), committed model and scaler artifacts, metadata describing the 129-feature schema, and validators that reject feature-schema drift before predict-only operation.</w:t>
       </w:r>
     </w:p>
     <w:p>
@@ -3585,722 +2057,391 @@
     <w:p>
       <w:pPr>
         <w:pStyle w:val="Heading1"/>
-        <w:keepNext/>
+        <w:ind w:firstLine="0"/>
+        <w:jc w:val="center"/>
       </w:pPr>
       <w:r>
-        <w:t>Repository Audit Findings and Threats to Validity</w:t>
+        <w:t>Chronological Holdout Results</w:t>
       </w:r>
     </w:p>
     <w:p>
       <w:pPr>
-        <w:pStyle w:val="APACaption"/>
-        <w:keepNext/>
+        <w:spacing w:line="240" w:lineRule="auto"/>
+        <w:ind w:firstLine="0"/>
+        <w:jc w:val="center"/>
       </w:pPr>
       <w:r>
-        <w:rPr>
-          <w:b/>
-        </w:rPr>
-        <w:t>Table 5</w:t>
+        <w:drawing>
+          <wp:inline xmlns:a="http://schemas.openxmlformats.org/drawingml/2006/main" xmlns:pic="http://schemas.openxmlformats.org/drawingml/2006/picture">
+            <wp:extent cx="5532120" cy="3269706"/>
+            <wp:docPr id="4" name="Picture 4" descr="Grouped bars compare LSTM and XGBoost holdout MAE at one, three, and five days."/>
+            <wp:cNvGraphicFramePr>
+              <a:graphicFrameLocks noChangeAspect="1"/>
+            </wp:cNvGraphicFramePr>
+            <a:graphic>
+              <a:graphicData uri="http://schemas.openxmlformats.org/drawingml/2006/picture">
+                <pic:pic>
+                  <pic:nvPicPr>
+                    <pic:cNvPr id="0" name="figure_3_test_mae.png"/>
+                    <pic:cNvPicPr/>
+                  </pic:nvPicPr>
+                  <pic:blipFill>
+                    <a:blip r:embed="rId14"/>
+                    <a:stretch>
+                      <a:fillRect/>
+                    </a:stretch>
+                  </pic:blipFill>
+                  <pic:spPr>
+                    <a:xfrm>
+                      <a:off x="0" y="0"/>
+                      <a:ext cx="5532120" cy="3269706"/>
+                    </a:xfrm>
+                    <a:prstGeom prst="rect"/>
+                  </pic:spPr>
+                </pic:pic>
+              </a:graphicData>
+            </a:graphic>
+          </wp:inline>
+        </w:drawing>
       </w:r>
     </w:p>
     <w:p>
       <w:pPr>
-        <w:pStyle w:val="APACaption"/>
-        <w:keepNext/>
+        <w:spacing w:line="240" w:lineRule="auto"/>
+        <w:ind w:firstLine="0"/>
+        <w:jc w:val="left"/>
       </w:pPr>
       <w:r>
         <w:rPr>
           <w:i/>
+          <w:sz w:val="18"/>
         </w:rPr>
-        <w:t>Principal Code-Audit Findings</w:t>
+        <w:t>Figure 4. Test-set MAE by horizon for LSTM and XGBoost.</w:t>
       </w:r>
     </w:p>
     <w:tbl>
       <w:tblPr>
         <w:tblStyle w:val="TableGrid"/>
         <w:tblW w:type="dxa" w:w="9360"/>
+        <w:jc w:val="center"/>
         <w:tblLayout w:type="fixed"/>
         <w:tblLook w:firstColumn="1" w:firstRow="1" w:lastColumn="0" w:lastRow="0" w:noHBand="0" w:noVBand="1" w:val="04A0"/>
-        <w:tblInd w:w="0" w:type="dxa"/>
       </w:tblPr>
       <w:tblGrid>
-        <w:gridCol w:w="2200"/>
-        <w:gridCol w:w="4100"/>
-        <w:gridCol w:w="3060"/>
+        <w:gridCol w:w="2160"/>
+        <w:gridCol w:w="1800"/>
+        <w:gridCol w:w="1800"/>
+        <w:gridCol w:w="1800"/>
+        <w:gridCol w:w="1800"/>
       </w:tblGrid>
       <w:tr>
         <w:trPr>
-          <w:cantSplit/>
           <w:tblHeader w:val="true"/>
         </w:trPr>
         <w:tc>
           <w:tcPr>
-            <w:tcW w:type="dxa" w:w="2200"/>
+            <w:tcW w:type="dxa" w:w="2160"/>
             <w:vAlign w:val="center"/>
-            <w:tcMar>
-              <w:top w:w="80" w:type="dxa"/>
-              <w:start w:w="120" w:type="dxa"/>
-              <w:bottom w:w="80" w:type="dxa"/>
-              <w:end w:w="120" w:type="dxa"/>
-            </w:tcMar>
-            <w:shd w:fill="E9EEF3"/>
+            <w:shd w:fill="17365D"/>
           </w:tcPr>
           <w:p>
             <w:pPr>
-              <w:spacing w:line="240" w:lineRule="auto" w:after="0"/>
+              <w:spacing w:line="240" w:lineRule="auto"/>
+              <w:ind w:firstLine="0"/>
+              <w:jc w:val="center"/>
             </w:pPr>
             <w:r>
               <w:rPr>
-                <w:rFonts w:ascii="Arial" w:hAnsi="Arial" w:eastAsia="Arial"/>
                 <w:b/>
-                <w:sz w:val="14"/>
+                <w:color w:val="FFFFFF"/>
+                <w:sz w:val="17"/>
               </w:rPr>
-              <w:t>Finding</w:t>
+              <w:t>Model</w:t>
             </w:r>
           </w:p>
         </w:tc>
         <w:tc>
           <w:tcPr>
-            <w:tcW w:type="dxa" w:w="4100"/>
+            <w:tcW w:type="dxa" w:w="1800"/>
             <w:vAlign w:val="center"/>
-            <w:tcMar>
-              <w:top w:w="80" w:type="dxa"/>
-              <w:start w:w="120" w:type="dxa"/>
-              <w:bottom w:w="80" w:type="dxa"/>
-              <w:end w:w="120" w:type="dxa"/>
-            </w:tcMar>
-            <w:shd w:fill="E9EEF3"/>
+            <w:shd w:fill="17365D"/>
           </w:tcPr>
           <w:p>
             <w:pPr>
-              <w:spacing w:line="240" w:lineRule="auto" w:after="0"/>
+              <w:spacing w:line="240" w:lineRule="auto"/>
+              <w:ind w:firstLine="0"/>
+              <w:jc w:val="center"/>
             </w:pPr>
             <w:r>
               <w:rPr>
-                <w:rFonts w:ascii="Arial" w:hAnsi="Arial" w:eastAsia="Arial"/>
                 <w:b/>
-                <w:sz w:val="14"/>
+                <w:color w:val="FFFFFF"/>
+                <w:sz w:val="17"/>
               </w:rPr>
-              <w:t>Evidence in repository</w:t>
+              <w:t>H=1 MAE</w:t>
             </w:r>
           </w:p>
         </w:tc>
         <w:tc>
           <w:tcPr>
-            <w:tcW w:type="dxa" w:w="3060"/>
+            <w:tcW w:type="dxa" w:w="1800"/>
             <w:vAlign w:val="center"/>
-            <w:tcMar>
-              <w:top w:w="80" w:type="dxa"/>
-              <w:start w:w="120" w:type="dxa"/>
-              <w:bottom w:w="80" w:type="dxa"/>
-              <w:end w:w="120" w:type="dxa"/>
-            </w:tcMar>
-            <w:shd w:fill="E9EEF3"/>
+            <w:shd w:fill="17365D"/>
           </w:tcPr>
           <w:p>
             <w:pPr>
-              <w:spacing w:line="240" w:lineRule="auto" w:after="0"/>
+              <w:spacing w:line="240" w:lineRule="auto"/>
+              <w:ind w:firstLine="0"/>
+              <w:jc w:val="center"/>
             </w:pPr>
             <w:r>
               <w:rPr>
-                <w:rFonts w:ascii="Arial" w:hAnsi="Arial" w:eastAsia="Arial"/>
                 <w:b/>
-                <w:sz w:val="14"/>
+                <w:color w:val="FFFFFF"/>
+                <w:sz w:val="17"/>
               </w:rPr>
-              <w:t>Research implication</w:t>
+              <w:t>H=3 MAE</w:t>
+            </w:r>
+          </w:p>
+        </w:tc>
+        <w:tc>
+          <w:tcPr>
+            <w:tcW w:type="dxa" w:w="1800"/>
+            <w:vAlign w:val="center"/>
+            <w:shd w:fill="17365D"/>
+          </w:tcPr>
+          <w:p>
+            <w:pPr>
+              <w:spacing w:line="240" w:lineRule="auto"/>
+              <w:ind w:firstLine="0"/>
+              <w:jc w:val="center"/>
+            </w:pPr>
+            <w:r>
+              <w:rPr>
+                <w:b/>
+                <w:color w:val="FFFFFF"/>
+                <w:sz w:val="17"/>
+              </w:rPr>
+              <w:t>H=5 MAE</w:t>
+            </w:r>
+          </w:p>
+        </w:tc>
+        <w:tc>
+          <w:tcPr>
+            <w:tcW w:type="dxa" w:w="1800"/>
+            <w:vAlign w:val="center"/>
+            <w:shd w:fill="17365D"/>
+          </w:tcPr>
+          <w:p>
+            <w:pPr>
+              <w:spacing w:line="240" w:lineRule="auto"/>
+              <w:ind w:firstLine="0"/>
+              <w:jc w:val="center"/>
+            </w:pPr>
+            <w:r>
+              <w:rPr>
+                <w:b/>
+                <w:color w:val="FFFFFF"/>
+                <w:sz w:val="17"/>
+              </w:rPr>
+              <w:t>Average</w:t>
             </w:r>
           </w:p>
         </w:tc>
       </w:tr>
       <w:tr>
-        <w:trPr>
-          <w:cantSplit/>
-        </w:trPr>
         <w:tc>
           <w:tcPr>
-            <w:tcW w:type="dxa" w:w="2200"/>
-            <w:vAlign w:val="center"/>
-            <w:tcMar>
-              <w:top w:w="80" w:type="dxa"/>
-              <w:start w:w="120" w:type="dxa"/>
-              <w:bottom w:w="80" w:type="dxa"/>
-              <w:end w:w="120" w:type="dxa"/>
-            </w:tcMar>
+            <w:tcW w:type="dxa" w:w="2160"/>
           </w:tcPr>
           <w:p>
             <w:pPr>
-              <w:spacing w:line="240" w:lineRule="auto" w:after="0"/>
+              <w:spacing w:line="252" w:lineRule="auto" w:before="40" w:after="40"/>
+              <w:ind w:firstLine="0"/>
+              <w:jc w:val="left"/>
             </w:pPr>
             <w:r>
               <w:rPr>
-                <w:rFonts w:ascii="Arial" w:hAnsi="Arial" w:eastAsia="Arial"/>
-                <w:b w:val="0"/>
-                <w:sz w:val="14"/>
+                <w:sz w:val="17"/>
               </w:rPr>
-              <w:t>Corrected target clock</w:t>
+              <w:t>LSTM</w:t>
             </w:r>
           </w:p>
         </w:tc>
         <w:tc>
           <w:tcPr>
-            <w:tcW w:type="dxa" w:w="4100"/>
-            <w:vAlign w:val="center"/>
-            <w:tcMar>
-              <w:top w:w="80" w:type="dxa"/>
-              <w:start w:w="120" w:type="dxa"/>
-              <w:bottom w:w="80" w:type="dxa"/>
-              <w:end w:w="120" w:type="dxa"/>
-            </w:tcMar>
+            <w:tcW w:type="dxa" w:w="1800"/>
           </w:tcPr>
           <w:p>
             <w:pPr>
-              <w:spacing w:line="240" w:lineRule="auto" w:after="0"/>
+              <w:spacing w:line="252" w:lineRule="auto" w:before="40" w:after="40"/>
+              <w:ind w:firstLine="0"/>
+              <w:jc w:val="center"/>
             </w:pPr>
             <w:r>
               <w:rPr>
-                <w:rFonts w:ascii="Arial" w:hAnsi="Arial" w:eastAsia="Arial"/>
-                <w:b w:val="0"/>
-                <w:sz w:val="14"/>
+                <w:sz w:val="17"/>
               </w:rPr>
-              <w:t>Explicit feature_date + h contract across Parts 1, 2, and 9</w:t>
+              <w:t>3.136</w:t>
             </w:r>
           </w:p>
         </w:tc>
         <w:tc>
           <w:tcPr>
-            <w:tcW w:type="dxa" w:w="3060"/>
-            <w:vAlign w:val="center"/>
-            <w:tcMar>
-              <w:top w:w="80" w:type="dxa"/>
-              <w:start w:w="120" w:type="dxa"/>
-              <w:bottom w:w="80" w:type="dxa"/>
-              <w:end w:w="120" w:type="dxa"/>
-            </w:tcMar>
+            <w:tcW w:type="dxa" w:w="1800"/>
           </w:tcPr>
           <w:p>
             <w:pPr>
-              <w:spacing w:line="240" w:lineRule="auto" w:after="0"/>
+              <w:spacing w:line="252" w:lineRule="auto" w:before="40" w:after="40"/>
+              <w:ind w:firstLine="0"/>
+              <w:jc w:val="center"/>
             </w:pPr>
             <w:r>
               <w:rPr>
-                <w:rFonts w:ascii="Arial" w:hAnsi="Arial" w:eastAsia="Arial"/>
-                <w:b w:val="0"/>
-                <w:sz w:val="14"/>
+                <w:sz w:val="17"/>
               </w:rPr>
-              <w:t>Prevents horizon-label drift</w:t>
+              <w:t>4.057</w:t>
+            </w:r>
+          </w:p>
+        </w:tc>
+        <w:tc>
+          <w:tcPr>
+            <w:tcW w:type="dxa" w:w="1800"/>
+          </w:tcPr>
+          <w:p>
+            <w:pPr>
+              <w:spacing w:line="252" w:lineRule="auto" w:before="40" w:after="40"/>
+              <w:ind w:firstLine="0"/>
+              <w:jc w:val="center"/>
+            </w:pPr>
+            <w:r>
+              <w:rPr>
+                <w:sz w:val="17"/>
+              </w:rPr>
+              <w:t>4.484</w:t>
+            </w:r>
+          </w:p>
+        </w:tc>
+        <w:tc>
+          <w:tcPr>
+            <w:tcW w:type="dxa" w:w="1800"/>
+          </w:tcPr>
+          <w:p>
+            <w:pPr>
+              <w:spacing w:line="252" w:lineRule="auto" w:before="40" w:after="40"/>
+              <w:ind w:firstLine="0"/>
+              <w:jc w:val="center"/>
+            </w:pPr>
+            <w:r>
+              <w:rPr>
+                <w:sz w:val="17"/>
+              </w:rPr>
+              <w:t>3.892</w:t>
             </w:r>
           </w:p>
         </w:tc>
       </w:tr>
       <w:tr>
-        <w:trPr>
-          <w:cantSplit/>
-        </w:trPr>
         <w:tc>
           <w:tcPr>
-            <w:tcW w:type="dxa" w:w="2200"/>
-            <w:vAlign w:val="center"/>
-            <w:tcMar>
-              <w:top w:w="80" w:type="dxa"/>
-              <w:start w:w="120" w:type="dxa"/>
-              <w:bottom w:w="80" w:type="dxa"/>
-              <w:end w:w="120" w:type="dxa"/>
-            </w:tcMar>
+            <w:tcW w:type="dxa" w:w="2160"/>
+            <w:shd w:fill="F4F6F8"/>
           </w:tcPr>
           <w:p>
             <w:pPr>
-              <w:spacing w:line="240" w:lineRule="auto" w:after="0"/>
+              <w:spacing w:line="252" w:lineRule="auto" w:before="40" w:after="40"/>
+              <w:ind w:firstLine="0"/>
+              <w:jc w:val="left"/>
             </w:pPr>
             <w:r>
               <w:rPr>
-                <w:rFonts w:ascii="Arial" w:hAnsi="Arial" w:eastAsia="Arial"/>
-                <w:b w:val="0"/>
-                <w:sz w:val="14"/>
+                <w:sz w:val="17"/>
               </w:rPr>
-              <w:t>Live-tail preservation</w:t>
+              <w:t>XGBoost</w:t>
             </w:r>
           </w:p>
         </w:tc>
         <w:tc>
           <w:tcPr>
-            <w:tcW w:type="dxa" w:w="4100"/>
-            <w:vAlign w:val="center"/>
-            <w:tcMar>
-              <w:top w:w="80" w:type="dxa"/>
-              <w:start w:w="120" w:type="dxa"/>
-              <w:bottom w:w="80" w:type="dxa"/>
-              <w:end w:w="120" w:type="dxa"/>
-            </w:tcMar>
+            <w:tcW w:type="dxa" w:w="1800"/>
+            <w:shd w:fill="F4F6F8"/>
           </w:tcPr>
           <w:p>
             <w:pPr>
-              <w:spacing w:line="240" w:lineRule="auto" w:after="0"/>
+              <w:spacing w:line="252" w:lineRule="auto" w:before="40" w:after="40"/>
+              <w:ind w:firstLine="0"/>
+              <w:jc w:val="center"/>
             </w:pPr>
             <w:r>
               <w:rPr>
-                <w:rFonts w:ascii="Arial" w:hAnsi="Arial" w:eastAsia="Arial"/>
-                <w:b w:val="0"/>
-                <w:sz w:val="14"/>
+                <w:sz w:val="17"/>
               </w:rPr>
-              <w:t>Training drops unlabeled rows; inference keeps newest feature row</w:t>
+              <w:t>2.297</w:t>
             </w:r>
           </w:p>
         </w:tc>
         <w:tc>
           <w:tcPr>
-            <w:tcW w:type="dxa" w:w="3060"/>
-            <w:vAlign w:val="center"/>
-            <w:tcMar>
-              <w:top w:w="80" w:type="dxa"/>
-              <w:start w:w="120" w:type="dxa"/>
-              <w:bottom w:w="80" w:type="dxa"/>
-              <w:end w:w="120" w:type="dxa"/>
-            </w:tcMar>
+            <w:tcW w:type="dxa" w:w="1800"/>
+            <w:shd w:fill="F4F6F8"/>
           </w:tcPr>
           <w:p>
             <w:pPr>
-              <w:spacing w:line="240" w:lineRule="auto" w:after="0"/>
+              <w:spacing w:line="252" w:lineRule="auto" w:before="40" w:after="40"/>
+              <w:ind w:firstLine="0"/>
+              <w:jc w:val="center"/>
             </w:pPr>
             <w:r>
               <w:rPr>
-                <w:rFonts w:ascii="Arial" w:hAnsi="Arial" w:eastAsia="Arial"/>
-                <w:b w:val="0"/>
-                <w:sz w:val="14"/>
+                <w:sz w:val="17"/>
               </w:rPr>
-              <w:t>Separates fitting from live prediction</w:t>
-            </w:r>
-          </w:p>
-        </w:tc>
-      </w:tr>
-      <w:tr>
-        <w:trPr>
-          <w:cantSplit/>
-        </w:trPr>
-        <w:tc>
-          <w:tcPr>
-            <w:tcW w:type="dxa" w:w="2200"/>
-            <w:vAlign w:val="center"/>
-            <w:tcMar>
-              <w:top w:w="80" w:type="dxa"/>
-              <w:start w:w="120" w:type="dxa"/>
-              <w:bottom w:w="80" w:type="dxa"/>
-              <w:end w:w="120" w:type="dxa"/>
-            </w:tcMar>
-          </w:tcPr>
-          <w:p>
-            <w:pPr>
-              <w:spacing w:line="240" w:lineRule="auto" w:after="0"/>
-            </w:pPr>
-            <w:r>
-              <w:rPr>
-                <w:rFonts w:ascii="Arial" w:hAnsi="Arial" w:eastAsia="Arial"/>
-                <w:b w:val="0"/>
-                <w:sz w:val="14"/>
-              </w:rPr>
-              <w:t>Heat branch rejected</w:t>
+              <w:t>3.761</w:t>
             </w:r>
           </w:p>
         </w:tc>
         <w:tc>
           <w:tcPr>
-            <w:tcW w:type="dxa" w:w="4100"/>
-            <w:vAlign w:val="center"/>
-            <w:tcMar>
-              <w:top w:w="80" w:type="dxa"/>
-              <w:start w:w="120" w:type="dxa"/>
-              <w:bottom w:w="80" w:type="dxa"/>
-              <w:end w:w="120" w:type="dxa"/>
-            </w:tcMar>
+            <w:tcW w:type="dxa" w:w="1800"/>
+            <w:shd w:fill="F4F6F8"/>
           </w:tcPr>
           <w:p>
             <w:pPr>
-              <w:spacing w:line="240" w:lineRule="auto" w:after="0"/>
+              <w:spacing w:line="252" w:lineRule="auto" w:before="40" w:after="40"/>
+              <w:ind w:firstLine="0"/>
+              <w:jc w:val="center"/>
             </w:pPr>
             <w:r>
               <w:rPr>
-                <w:rFonts w:ascii="Arial" w:hAnsi="Arial" w:eastAsia="Arial"/>
-                <w:b w:val="0"/>
-                <w:sz w:val="14"/>
+                <w:sz w:val="17"/>
               </w:rPr>
-              <w:t>Default disabled after worse global MAE and 0/5 heat hits</w:t>
+              <w:t>4.376</w:t>
             </w:r>
           </w:p>
         </w:tc>
         <w:tc>
           <w:tcPr>
-            <w:tcW w:type="dxa" w:w="3060"/>
-            <w:vAlign w:val="center"/>
-            <w:tcMar>
-              <w:top w:w="80" w:type="dxa"/>
-              <w:start w:w="120" w:type="dxa"/>
-              <w:bottom w:w="80" w:type="dxa"/>
-              <w:end w:w="120" w:type="dxa"/>
-            </w:tcMar>
+            <w:tcW w:type="dxa" w:w="1800"/>
+            <w:shd w:fill="F4F6F8"/>
           </w:tcPr>
           <w:p>
             <w:pPr>
-              <w:spacing w:line="240" w:lineRule="auto" w:after="0"/>
+              <w:spacing w:line="252" w:lineRule="auto" w:before="40" w:after="40"/>
+              <w:ind w:firstLine="0"/>
+              <w:jc w:val="center"/>
             </w:pPr>
             <w:r>
               <w:rPr>
-                <w:rFonts w:ascii="Arial" w:hAnsi="Arial" w:eastAsia="Arial"/>
-                <w:b w:val="0"/>
-                <w:sz w:val="14"/>
+                <w:sz w:val="17"/>
               </w:rPr>
-              <w:t>Negative experiments are retained and governed</w:t>
-            </w:r>
-          </w:p>
-        </w:tc>
-      </w:tr>
-      <w:tr>
-        <w:trPr>
-          <w:cantSplit/>
-        </w:trPr>
-        <w:tc>
-          <w:tcPr>
-            <w:tcW w:type="dxa" w:w="2200"/>
-            <w:vAlign w:val="center"/>
-            <w:tcMar>
-              <w:top w:w="80" w:type="dxa"/>
-              <w:start w:w="120" w:type="dxa"/>
-              <w:bottom w:w="80" w:type="dxa"/>
-              <w:end w:w="120" w:type="dxa"/>
-            </w:tcMar>
-          </w:tcPr>
-          <w:p>
-            <w:pPr>
-              <w:spacing w:line="240" w:lineRule="auto" w:after="0"/>
-            </w:pPr>
-            <w:r>
-              <w:rPr>
-                <w:rFonts w:ascii="Arial" w:hAnsi="Arial" w:eastAsia="Arial"/>
-                <w:b w:val="0"/>
-                <w:sz w:val="14"/>
-              </w:rPr>
-              <w:t>Grid-point self-check</w:t>
-            </w:r>
-          </w:p>
-        </w:tc>
-        <w:tc>
-          <w:tcPr>
-            <w:tcW w:type="dxa" w:w="4100"/>
-            <w:vAlign w:val="center"/>
-            <w:tcMar>
-              <w:top w:w="80" w:type="dxa"/>
-              <w:start w:w="120" w:type="dxa"/>
-              <w:bottom w:w="80" w:type="dxa"/>
-              <w:end w:w="120" w:type="dxa"/>
-            </w:tcMar>
-          </w:tcPr>
-          <w:p>
-            <w:pPr>
-              <w:spacing w:line="240" w:lineRule="auto" w:after="0"/>
-            </w:pPr>
-            <w:r>
-              <w:rPr>
-                <w:rFonts w:ascii="Arial" w:hAnsi="Arial" w:eastAsia="Arial"/>
-                <w:b w:val="0"/>
-                <w:sz w:val="14"/>
-              </w:rPr>
-              <w:t>Part 0 verifies hard-coded NWS grid against /points</w:t>
-            </w:r>
-          </w:p>
-        </w:tc>
-        <w:tc>
-          <w:tcPr>
-            <w:tcW w:type="dxa" w:w="3060"/>
-            <w:vAlign w:val="center"/>
-            <w:tcMar>
-              <w:top w:w="80" w:type="dxa"/>
-              <w:start w:w="120" w:type="dxa"/>
-              <w:bottom w:w="80" w:type="dxa"/>
-              <w:end w:w="120" w:type="dxa"/>
-            </w:tcMar>
-          </w:tcPr>
-          <w:p>
-            <w:pPr>
-              <w:spacing w:line="240" w:lineRule="auto" w:after="0"/>
-            </w:pPr>
-            <w:r>
-              <w:rPr>
-                <w:rFonts w:ascii="Arial" w:hAnsi="Arial" w:eastAsia="Arial"/>
-                <w:b w:val="0"/>
-                <w:sz w:val="14"/>
-              </w:rPr>
-              <w:t>Prevents silent location mismatch</w:t>
-            </w:r>
-          </w:p>
-        </w:tc>
-      </w:tr>
-      <w:tr>
-        <w:trPr>
-          <w:cantSplit/>
-        </w:trPr>
-        <w:tc>
-          <w:tcPr>
-            <w:tcW w:type="dxa" w:w="2200"/>
-            <w:vAlign w:val="center"/>
-            <w:tcMar>
-              <w:top w:w="80" w:type="dxa"/>
-              <w:start w:w="120" w:type="dxa"/>
-              <w:bottom w:w="80" w:type="dxa"/>
-              <w:end w:w="120" w:type="dxa"/>
-            </w:tcMar>
-          </w:tcPr>
-          <w:p>
-            <w:pPr>
-              <w:spacing w:line="240" w:lineRule="auto" w:after="0"/>
-            </w:pPr>
-            <w:r>
-              <w:rPr>
-                <w:rFonts w:ascii="Arial" w:hAnsi="Arial" w:eastAsia="Arial"/>
-                <w:b w:val="0"/>
-                <w:sz w:val="14"/>
-              </w:rPr>
-              <w:t>NWS dependence disclosed</w:t>
-            </w:r>
-          </w:p>
-        </w:tc>
-        <w:tc>
-          <w:tcPr>
-            <w:tcW w:type="dxa" w:w="4100"/>
-            <w:vAlign w:val="center"/>
-            <w:tcMar>
-              <w:top w:w="80" w:type="dxa"/>
-              <w:start w:w="120" w:type="dxa"/>
-              <w:bottom w:w="80" w:type="dxa"/>
-              <w:end w:w="120" w:type="dxa"/>
-            </w:tcMar>
-          </w:tcPr>
-          <w:p>
-            <w:pPr>
-              <w:spacing w:line="240" w:lineRule="auto" w:after="0"/>
-            </w:pPr>
-            <w:r>
-              <w:rPr>
-                <w:rFonts w:ascii="Arial" w:hAnsi="Arial" w:eastAsia="Arial"/>
-                <w:b w:val="0"/>
-                <w:sz w:val="14"/>
-              </w:rPr>
-              <w:t>Anchor flags and model-only track coexist</w:t>
-            </w:r>
-          </w:p>
-        </w:tc>
-        <w:tc>
-          <w:tcPr>
-            <w:tcW w:type="dxa" w:w="3060"/>
-            <w:vAlign w:val="center"/>
-            <w:tcMar>
-              <w:top w:w="80" w:type="dxa"/>
-              <w:start w:w="120" w:type="dxa"/>
-              <w:bottom w:w="80" w:type="dxa"/>
-              <w:end w:w="120" w:type="dxa"/>
-            </w:tcMar>
-          </w:tcPr>
-          <w:p>
-            <w:pPr>
-              <w:spacing w:line="240" w:lineRule="auto" w:after="0"/>
-            </w:pPr>
-            <w:r>
-              <w:rPr>
-                <w:rFonts w:ascii="Arial" w:hAnsi="Arial" w:eastAsia="Arial"/>
-                <w:b w:val="0"/>
-                <w:sz w:val="14"/>
-              </w:rPr>
-              <w:t>Benchmark comparisons remain interpretable</w:t>
-            </w:r>
-          </w:p>
-        </w:tc>
-      </w:tr>
-      <w:tr>
-        <w:trPr>
-          <w:cantSplit/>
-        </w:trPr>
-        <w:tc>
-          <w:tcPr>
-            <w:tcW w:type="dxa" w:w="2200"/>
-            <w:vAlign w:val="center"/>
-            <w:tcMar>
-              <w:top w:w="80" w:type="dxa"/>
-              <w:start w:w="120" w:type="dxa"/>
-              <w:bottom w:w="80" w:type="dxa"/>
-              <w:end w:w="120" w:type="dxa"/>
-            </w:tcMar>
-          </w:tcPr>
-          <w:p>
-            <w:pPr>
-              <w:spacing w:line="240" w:lineRule="auto" w:after="0"/>
-            </w:pPr>
-            <w:r>
-              <w:rPr>
-                <w:rFonts w:ascii="Arial" w:hAnsi="Arial" w:eastAsia="Arial"/>
-                <w:b w:val="0"/>
-                <w:sz w:val="14"/>
-              </w:rPr>
-              <w:t>Documentation drift</w:t>
-            </w:r>
-          </w:p>
-        </w:tc>
-        <w:tc>
-          <w:tcPr>
-            <w:tcW w:type="dxa" w:w="4100"/>
-            <w:vAlign w:val="center"/>
-            <w:tcMar>
-              <w:top w:w="80" w:type="dxa"/>
-              <w:start w:w="120" w:type="dxa"/>
-              <w:bottom w:w="80" w:type="dxa"/>
-              <w:end w:w="120" w:type="dxa"/>
-            </w:tcMar>
-          </w:tcPr>
-          <w:p>
-            <w:pPr>
-              <w:spacing w:line="240" w:lineRule="auto" w:after="0"/>
-            </w:pPr>
-            <w:r>
-              <w:rPr>
-                <w:rFonts w:ascii="Arial" w:hAnsi="Arial" w:eastAsia="Arial"/>
-                <w:b w:val="0"/>
-                <w:sz w:val="14"/>
-              </w:rPr>
-              <w:t>README endpoint example differs from corrected code constants</w:t>
-            </w:r>
-          </w:p>
-        </w:tc>
-        <w:tc>
-          <w:tcPr>
-            <w:tcW w:type="dxa" w:w="3060"/>
-            <w:vAlign w:val="center"/>
-            <w:tcMar>
-              <w:top w:w="80" w:type="dxa"/>
-              <w:start w:w="120" w:type="dxa"/>
-              <w:bottom w:w="80" w:type="dxa"/>
-              <w:end w:w="120" w:type="dxa"/>
-            </w:tcMar>
-          </w:tcPr>
-          <w:p>
-            <w:pPr>
-              <w:spacing w:line="240" w:lineRule="auto" w:after="0"/>
-            </w:pPr>
-            <w:r>
-              <w:rPr>
-                <w:rFonts w:ascii="Arial" w:hAnsi="Arial" w:eastAsia="Arial"/>
-                <w:b w:val="0"/>
-                <w:sz w:val="14"/>
-              </w:rPr>
-              <w:t>Documentation must be generated from code or CI-checked</w:t>
-            </w:r>
-          </w:p>
-        </w:tc>
-      </w:tr>
-      <w:tr>
-        <w:trPr>
-          <w:cantSplit/>
-        </w:trPr>
-        <w:tc>
-          <w:tcPr>
-            <w:tcW w:type="dxa" w:w="2200"/>
-            <w:vAlign w:val="center"/>
-            <w:tcMar>
-              <w:top w:w="80" w:type="dxa"/>
-              <w:start w:w="120" w:type="dxa"/>
-              <w:bottom w:w="80" w:type="dxa"/>
-              <w:end w:w="120" w:type="dxa"/>
-            </w:tcMar>
-          </w:tcPr>
-          <w:p>
-            <w:pPr>
-              <w:spacing w:line="240" w:lineRule="auto" w:after="0"/>
-            </w:pPr>
-            <w:r>
-              <w:rPr>
-                <w:rFonts w:ascii="Arial" w:hAnsi="Arial" w:eastAsia="Arial"/>
-                <w:b w:val="0"/>
-                <w:sz w:val="14"/>
-              </w:rPr>
-              <w:t>Minimum-sample guards</w:t>
-            </w:r>
-          </w:p>
-        </w:tc>
-        <w:tc>
-          <w:tcPr>
-            <w:tcW w:type="dxa" w:w="4100"/>
-            <w:vAlign w:val="center"/>
-            <w:tcMar>
-              <w:top w:w="80" w:type="dxa"/>
-              <w:start w:w="120" w:type="dxa"/>
-              <w:bottom w:w="80" w:type="dxa"/>
-              <w:end w:w="120" w:type="dxa"/>
-            </w:tcMar>
-          </w:tcPr>
-          <w:p>
-            <w:pPr>
-              <w:spacing w:line="240" w:lineRule="auto" w:after="0"/>
-            </w:pPr>
-            <w:r>
-              <w:rPr>
-                <w:rFonts w:ascii="Arial" w:hAnsi="Arial" w:eastAsia="Arial"/>
-                <w:b w:val="0"/>
-                <w:sz w:val="14"/>
-              </w:rPr>
-              <w:t>Skill at n&gt;=30; promotion at n&gt;=60</w:t>
-            </w:r>
-          </w:p>
-        </w:tc>
-        <w:tc>
-          <w:tcPr>
-            <w:tcW w:type="dxa" w:w="3060"/>
-            <w:vAlign w:val="center"/>
-            <w:tcMar>
-              <w:top w:w="80" w:type="dxa"/>
-              <w:start w:w="120" w:type="dxa"/>
-              <w:bottom w:w="80" w:type="dxa"/>
-              <w:end w:w="120" w:type="dxa"/>
-            </w:tcMar>
-          </w:tcPr>
-          <w:p>
-            <w:pPr>
-              <w:spacing w:line="240" w:lineRule="auto" w:after="0"/>
-            </w:pPr>
-            <w:r>
-              <w:rPr>
-                <w:rFonts w:ascii="Arial" w:hAnsi="Arial" w:eastAsia="Arial"/>
-                <w:b w:val="0"/>
-                <w:sz w:val="14"/>
-              </w:rPr>
-              <w:t>Prevents premature performance claims</w:t>
+              <w:t>3.478</w:t>
             </w:r>
           </w:p>
         </w:tc>
       </w:tr>
     </w:tbl>
     <w:p>
-      <w:pPr>
-        <w:pStyle w:val="APACaption"/>
-      </w:pPr>
       <w:r>
-        <w:rPr>
-          <w:i/>
-        </w:rPr>
-        <w:t xml:space="preserve">Note. </w:t>
-      </w:r>
-      <w:r>
-        <w:t>Findings refer to supplied source code and documentation. Operational metrics require the corresponding committed artifacts and model-vintage archive.</w:t>
-      </w:r>
-    </w:p>
-    <w:p>
-      <w:pPr>
-        <w:ind w:firstLine="720"/>
-      </w:pPr>
-      <w:r>
-        <w:t>The dominant validity threats are temporal leakage, data-vintage mismatch, spatial representation error, small samples in rare heat regimes, adaptive model selection, benchmark dependence, nonstationary calibration, and pooled evaluation across changing forecast sources. The code substantially addresses the first, third, and sixth threats through target clocks, grid verification, and model-only attribution. It partially addresses small samples and calibration through display gates.</w:t>
-      </w:r>
-    </w:p>
-    <w:p>
-      <w:pPr>
-        <w:ind w:firstLine="720"/>
-      </w:pPr>
-      <w:r>
-        <w:t>The largest remaining threat is evidential: source files describe a capable pipeline but do not substitute for a frozen out-of-sample experiment. Typical H=1 MAE values in the README should be treated as orientation until a dated attribution artifact provides sample size, evaluation interval, model version, baseline version, anchor frequency, and uncertainty. Likewise, a dashboard fallback dataset must never appear as live production evidence.</w:t>
+        <w:t>Errors increase with horizon, as expected when the future atmospheric state becomes less constrained. XGBoost improves on the LSTM at every horizon, most at H=1. The comparison is not a complete model-selection test because the XGBoost sleeve uses the same chronological partitions and may have been tuned after observing LSTM performance. Nevertheless, the paired artifact suggests that tabular lag/rolling predictors capture substantial short-horizon signal without requiring recurrent state.</w:t>
       </w:r>
     </w:p>
     <w:p>
@@ -4311,60 +2452,622 @@
     <w:p>
       <w:pPr>
         <w:pStyle w:val="Heading1"/>
-        <w:keepNext/>
+        <w:ind w:firstLine="0"/>
+        <w:jc w:val="center"/>
       </w:pPr>
       <w:r>
-        <w:t>Recommendations and Conclusion</w:t>
+        <w:t>Ensembling and the NWS Anchor</w:t>
+      </w:r>
+    </w:p>
+    <w:p>
+      <w:r>
+        <w:t>Part 2B blends LSTM and XGBoost and can then anchor the blend toward NWS. For horizon h, the pre-anchor blend is a convex combination, after which a policy-dependent anchor weight a_h may be applied.</w:t>
       </w:r>
     </w:p>
     <w:p>
       <w:pPr>
-        <w:pStyle w:val="Heading2"/>
-        <w:keepNext/>
+        <w:spacing w:line="300" w:lineRule="auto"/>
+        <w:ind w:firstLine="0"/>
+        <w:jc w:val="center"/>
       </w:pPr>
       <w:r>
-        <w:t>Confirmatory Evaluation Protocol</w:t>
+        <w:rPr>
+          <w:rFonts w:ascii="Cambria Math" w:hAnsi="Cambria Math"/>
+          <w:sz w:val="22"/>
+        </w:rPr>
+        <w:t>B_h = w_h XGB_h + (1-w_h)LSTM_h    (10)</w:t>
       </w:r>
     </w:p>
     <w:p>
       <w:pPr>
-        <w:ind w:firstLine="720"/>
+        <w:spacing w:line="300" w:lineRule="auto"/>
+        <w:ind w:firstLine="0"/>
+        <w:jc w:val="center"/>
       </w:pPr>
       <w:r>
-        <w:t>A decisive evaluation should freeze a minimum 12-month rolling-origin test period, archive every forecast as issued, and score H = 1, 3, and 5 separately. Primary endpoints should be MAE, bias, and interval score. Comparators should include persistence, climatology, Open-Meteo, NWS, model-only estimates, the unanchored ensemble, and the governed canonical forecast.</w:t>
+        <w:rPr>
+          <w:rFonts w:ascii="Cambria Math" w:hAnsi="Cambria Math"/>
+          <w:sz w:val="22"/>
+        </w:rPr>
+        <w:t>F_h = (1-a_h)B_h + a_h NWS_h,    0 ≤ a_h ≤ 1    (11)</w:t>
       </w:r>
     </w:p>
     <w:p>
-      <w:pPr>
-        <w:ind w:firstLine="720"/>
-      </w:pPr>
       <w:r>
-        <w:t>Results should be stratified by season, accepted HMM regime, heat-event status, anchor status, and forecast source. Promotion should require at least 60 cases per horizon, positive paired block-bootstrap skill, calibrated intervals with acceptable width, and no material governance regressions.</w:t>
+        <w:t>The August 24 artifact used XGBoost weights .95, .40, and .40. NWS anchoring was not applied at H=1, but soft anchoring shifted H=3 by 3.65°F and H=5 by 3.85°F. The final forecast was 82.97°F, 83.00°F, and 80.43°F for August 24, 26, and 28. A heat guard additionally raised H=3 because NWS predicted 85°F.</w:t>
       </w:r>
     </w:p>
+    <w:tbl>
+      <w:tblPr>
+        <w:tblStyle w:val="TableGrid"/>
+        <w:tblW w:type="dxa" w:w="7920"/>
+        <w:jc w:val="center"/>
+        <w:tblLayout w:type="fixed"/>
+        <w:tblLook w:firstColumn="1" w:firstRow="1" w:lastColumn="0" w:lastRow="0" w:noHBand="0" w:noVBand="1" w:val="04A0"/>
+      </w:tblPr>
+      <w:tblGrid>
+        <w:gridCol w:w="648"/>
+        <w:gridCol w:w="1180"/>
+        <w:gridCol w:w="1180"/>
+        <w:gridCol w:w="1512"/>
+        <w:gridCol w:w="1036"/>
+        <w:gridCol w:w="1180"/>
+        <w:gridCol w:w="1180"/>
+      </w:tblGrid>
+      <w:tr>
+        <w:trPr>
+          <w:tblHeader w:val="true"/>
+        </w:trPr>
+        <w:tc>
+          <w:tcPr>
+            <w:tcW w:type="dxa" w:w="648"/>
+            <w:vAlign w:val="center"/>
+            <w:shd w:fill="17365D"/>
+          </w:tcPr>
+          <w:p>
+            <w:pPr>
+              <w:spacing w:line="240" w:lineRule="auto"/>
+              <w:ind w:firstLine="0"/>
+              <w:jc w:val="center"/>
+            </w:pPr>
+            <w:r>
+              <w:rPr>
+                <w:b/>
+                <w:color w:val="FFFFFF"/>
+                <w:sz w:val="17"/>
+              </w:rPr>
+              <w:t>H</w:t>
+            </w:r>
+          </w:p>
+        </w:tc>
+        <w:tc>
+          <w:tcPr>
+            <w:tcW w:type="dxa" w:w="1181"/>
+            <w:vAlign w:val="center"/>
+            <w:shd w:fill="17365D"/>
+          </w:tcPr>
+          <w:p>
+            <w:pPr>
+              <w:spacing w:line="240" w:lineRule="auto"/>
+              <w:ind w:firstLine="0"/>
+              <w:jc w:val="center"/>
+            </w:pPr>
+            <w:r>
+              <w:rPr>
+                <w:b/>
+                <w:color w:val="FFFFFF"/>
+                <w:sz w:val="17"/>
+              </w:rPr>
+              <w:t>LSTM</w:t>
+            </w:r>
+          </w:p>
+        </w:tc>
+        <w:tc>
+          <w:tcPr>
+            <w:tcW w:type="dxa" w:w="1181"/>
+            <w:vAlign w:val="center"/>
+            <w:shd w:fill="17365D"/>
+          </w:tcPr>
+          <w:p>
+            <w:pPr>
+              <w:spacing w:line="240" w:lineRule="auto"/>
+              <w:ind w:firstLine="0"/>
+              <w:jc w:val="center"/>
+            </w:pPr>
+            <w:r>
+              <w:rPr>
+                <w:b/>
+                <w:color w:val="FFFFFF"/>
+                <w:sz w:val="17"/>
+              </w:rPr>
+              <w:t>XGB</w:t>
+            </w:r>
+          </w:p>
+        </w:tc>
+        <w:tc>
+          <w:tcPr>
+            <w:tcW w:type="dxa" w:w="1512"/>
+            <w:vAlign w:val="center"/>
+            <w:shd w:fill="17365D"/>
+          </w:tcPr>
+          <w:p>
+            <w:pPr>
+              <w:spacing w:line="240" w:lineRule="auto"/>
+              <w:ind w:firstLine="0"/>
+              <w:jc w:val="center"/>
+            </w:pPr>
+            <w:r>
+              <w:rPr>
+                <w:b/>
+                <w:color w:val="FFFFFF"/>
+                <w:sz w:val="17"/>
+              </w:rPr>
+              <w:t>Pre-anchor</w:t>
+            </w:r>
+          </w:p>
+        </w:tc>
+        <w:tc>
+          <w:tcPr>
+            <w:tcW w:type="dxa" w:w="1037"/>
+            <w:vAlign w:val="center"/>
+            <w:shd w:fill="17365D"/>
+          </w:tcPr>
+          <w:p>
+            <w:pPr>
+              <w:spacing w:line="240" w:lineRule="auto"/>
+              <w:ind w:firstLine="0"/>
+              <w:jc w:val="center"/>
+            </w:pPr>
+            <w:r>
+              <w:rPr>
+                <w:b/>
+                <w:color w:val="FFFFFF"/>
+                <w:sz w:val="17"/>
+              </w:rPr>
+              <w:t>NWS</w:t>
+            </w:r>
+          </w:p>
+        </w:tc>
+        <w:tc>
+          <w:tcPr>
+            <w:tcW w:type="dxa" w:w="1181"/>
+            <w:vAlign w:val="center"/>
+            <w:shd w:fill="17365D"/>
+          </w:tcPr>
+          <w:p>
+            <w:pPr>
+              <w:spacing w:line="240" w:lineRule="auto"/>
+              <w:ind w:firstLine="0"/>
+              <w:jc w:val="center"/>
+            </w:pPr>
+            <w:r>
+              <w:rPr>
+                <w:b/>
+                <w:color w:val="FFFFFF"/>
+                <w:sz w:val="17"/>
+              </w:rPr>
+              <w:t>Final</w:t>
+            </w:r>
+          </w:p>
+        </w:tc>
+        <w:tc>
+          <w:tcPr>
+            <w:tcW w:type="dxa" w:w="1181"/>
+            <w:vAlign w:val="center"/>
+            <w:shd w:fill="17365D"/>
+          </w:tcPr>
+          <w:p>
+            <w:pPr>
+              <w:spacing w:line="240" w:lineRule="auto"/>
+              <w:ind w:firstLine="0"/>
+              <w:jc w:val="center"/>
+            </w:pPr>
+            <w:r>
+              <w:rPr>
+                <w:b/>
+                <w:color w:val="FFFFFF"/>
+                <w:sz w:val="17"/>
+              </w:rPr>
+              <w:t>Anchor Δ</w:t>
+            </w:r>
+          </w:p>
+        </w:tc>
+      </w:tr>
+      <w:tr>
+        <w:tc>
+          <w:tcPr>
+            <w:tcW w:type="dxa" w:w="648"/>
+          </w:tcPr>
+          <w:p>
+            <w:pPr>
+              <w:spacing w:line="252" w:lineRule="auto" w:before="40" w:after="40"/>
+              <w:ind w:firstLine="0"/>
+              <w:jc w:val="left"/>
+            </w:pPr>
+            <w:r>
+              <w:rPr>
+                <w:sz w:val="17"/>
+              </w:rPr>
+              <w:t>1</w:t>
+            </w:r>
+          </w:p>
+        </w:tc>
+        <w:tc>
+          <w:tcPr>
+            <w:tcW w:type="dxa" w:w="1180"/>
+          </w:tcPr>
+          <w:p>
+            <w:pPr>
+              <w:spacing w:line="252" w:lineRule="auto" w:before="40" w:after="40"/>
+              <w:ind w:firstLine="0"/>
+              <w:jc w:val="center"/>
+            </w:pPr>
+            <w:r>
+              <w:rPr>
+                <w:sz w:val="17"/>
+              </w:rPr>
+              <w:t>81.51</w:t>
+            </w:r>
+          </w:p>
+        </w:tc>
+        <w:tc>
+          <w:tcPr>
+            <w:tcW w:type="dxa" w:w="1180"/>
+          </w:tcPr>
+          <w:p>
+            <w:pPr>
+              <w:spacing w:line="252" w:lineRule="auto" w:before="40" w:after="40"/>
+              <w:ind w:firstLine="0"/>
+              <w:jc w:val="center"/>
+            </w:pPr>
+            <w:r>
+              <w:rPr>
+                <w:sz w:val="17"/>
+              </w:rPr>
+              <w:t>83.05</w:t>
+            </w:r>
+          </w:p>
+        </w:tc>
+        <w:tc>
+          <w:tcPr>
+            <w:tcW w:type="dxa" w:w="1512"/>
+          </w:tcPr>
+          <w:p>
+            <w:pPr>
+              <w:spacing w:line="252" w:lineRule="auto" w:before="40" w:after="40"/>
+              <w:ind w:firstLine="0"/>
+              <w:jc w:val="center"/>
+            </w:pPr>
+            <w:r>
+              <w:rPr>
+                <w:sz w:val="17"/>
+              </w:rPr>
+              <w:t>82.97</w:t>
+            </w:r>
+          </w:p>
+        </w:tc>
+        <w:tc>
+          <w:tcPr>
+            <w:tcW w:type="dxa" w:w="1036"/>
+          </w:tcPr>
+          <w:p>
+            <w:pPr>
+              <w:spacing w:line="252" w:lineRule="auto" w:before="40" w:after="40"/>
+              <w:ind w:firstLine="0"/>
+              <w:jc w:val="center"/>
+            </w:pPr>
+            <w:r>
+              <w:rPr>
+                <w:sz w:val="17"/>
+              </w:rPr>
+              <w:t>82.0</w:t>
+            </w:r>
+          </w:p>
+        </w:tc>
+        <w:tc>
+          <w:tcPr>
+            <w:tcW w:type="dxa" w:w="1180"/>
+          </w:tcPr>
+          <w:p>
+            <w:pPr>
+              <w:spacing w:line="252" w:lineRule="auto" w:before="40" w:after="40"/>
+              <w:ind w:firstLine="0"/>
+              <w:jc w:val="center"/>
+            </w:pPr>
+            <w:r>
+              <w:rPr>
+                <w:sz w:val="17"/>
+              </w:rPr>
+              <w:t>82.97</w:t>
+            </w:r>
+          </w:p>
+        </w:tc>
+        <w:tc>
+          <w:tcPr>
+            <w:tcW w:type="dxa" w:w="1180"/>
+          </w:tcPr>
+          <w:p>
+            <w:pPr>
+              <w:spacing w:line="252" w:lineRule="auto" w:before="40" w:after="40"/>
+              <w:ind w:firstLine="0"/>
+              <w:jc w:val="center"/>
+            </w:pPr>
+            <w:r>
+              <w:rPr>
+                <w:sz w:val="17"/>
+              </w:rPr>
+              <w:t>0.00</w:t>
+            </w:r>
+          </w:p>
+        </w:tc>
+      </w:tr>
+      <w:tr>
+        <w:tc>
+          <w:tcPr>
+            <w:tcW w:type="dxa" w:w="648"/>
+            <w:shd w:fill="F4F6F8"/>
+          </w:tcPr>
+          <w:p>
+            <w:pPr>
+              <w:spacing w:line="252" w:lineRule="auto" w:before="40" w:after="40"/>
+              <w:ind w:firstLine="0"/>
+              <w:jc w:val="left"/>
+            </w:pPr>
+            <w:r>
+              <w:rPr>
+                <w:sz w:val="17"/>
+              </w:rPr>
+              <w:t>3</w:t>
+            </w:r>
+          </w:p>
+        </w:tc>
+        <w:tc>
+          <w:tcPr>
+            <w:tcW w:type="dxa" w:w="1180"/>
+            <w:shd w:fill="F4F6F8"/>
+          </w:tcPr>
+          <w:p>
+            <w:pPr>
+              <w:spacing w:line="252" w:lineRule="auto" w:before="40" w:after="40"/>
+              <w:ind w:firstLine="0"/>
+              <w:jc w:val="center"/>
+            </w:pPr>
+            <w:r>
+              <w:rPr>
+                <w:sz w:val="17"/>
+              </w:rPr>
+              <w:t>78.24</w:t>
+            </w:r>
+          </w:p>
+        </w:tc>
+        <w:tc>
+          <w:tcPr>
+            <w:tcW w:type="dxa" w:w="1180"/>
+            <w:shd w:fill="F4F6F8"/>
+          </w:tcPr>
+          <w:p>
+            <w:pPr>
+              <w:spacing w:line="252" w:lineRule="auto" w:before="40" w:after="40"/>
+              <w:ind w:firstLine="0"/>
+              <w:jc w:val="center"/>
+            </w:pPr>
+            <w:r>
+              <w:rPr>
+                <w:sz w:val="17"/>
+              </w:rPr>
+              <w:t>81.01</w:t>
+            </w:r>
+          </w:p>
+        </w:tc>
+        <w:tc>
+          <w:tcPr>
+            <w:tcW w:type="dxa" w:w="1512"/>
+            <w:shd w:fill="F4F6F8"/>
+          </w:tcPr>
+          <w:p>
+            <w:pPr>
+              <w:spacing w:line="252" w:lineRule="auto" w:before="40" w:after="40"/>
+              <w:ind w:firstLine="0"/>
+              <w:jc w:val="center"/>
+            </w:pPr>
+            <w:r>
+              <w:rPr>
+                <w:sz w:val="17"/>
+              </w:rPr>
+              <w:t>79.35</w:t>
+            </w:r>
+          </w:p>
+        </w:tc>
+        <w:tc>
+          <w:tcPr>
+            <w:tcW w:type="dxa" w:w="1036"/>
+            <w:shd w:fill="F4F6F8"/>
+          </w:tcPr>
+          <w:p>
+            <w:pPr>
+              <w:spacing w:line="252" w:lineRule="auto" w:before="40" w:after="40"/>
+              <w:ind w:firstLine="0"/>
+              <w:jc w:val="center"/>
+            </w:pPr>
+            <w:r>
+              <w:rPr>
+                <w:sz w:val="17"/>
+              </w:rPr>
+              <w:t>85.0</w:t>
+            </w:r>
+          </w:p>
+        </w:tc>
+        <w:tc>
+          <w:tcPr>
+            <w:tcW w:type="dxa" w:w="1180"/>
+            <w:shd w:fill="F4F6F8"/>
+          </w:tcPr>
+          <w:p>
+            <w:pPr>
+              <w:spacing w:line="252" w:lineRule="auto" w:before="40" w:after="40"/>
+              <w:ind w:firstLine="0"/>
+              <w:jc w:val="center"/>
+            </w:pPr>
+            <w:r>
+              <w:rPr>
+                <w:sz w:val="17"/>
+              </w:rPr>
+              <w:t>83.00</w:t>
+            </w:r>
+          </w:p>
+        </w:tc>
+        <w:tc>
+          <w:tcPr>
+            <w:tcW w:type="dxa" w:w="1180"/>
+            <w:shd w:fill="F4F6F8"/>
+          </w:tcPr>
+          <w:p>
+            <w:pPr>
+              <w:spacing w:line="252" w:lineRule="auto" w:before="40" w:after="40"/>
+              <w:ind w:firstLine="0"/>
+              <w:jc w:val="center"/>
+            </w:pPr>
+            <w:r>
+              <w:rPr>
+                <w:sz w:val="17"/>
+              </w:rPr>
+              <w:t>+3.65</w:t>
+            </w:r>
+          </w:p>
+        </w:tc>
+      </w:tr>
+      <w:tr>
+        <w:tc>
+          <w:tcPr>
+            <w:tcW w:type="dxa" w:w="648"/>
+          </w:tcPr>
+          <w:p>
+            <w:pPr>
+              <w:spacing w:line="252" w:lineRule="auto" w:before="40" w:after="40"/>
+              <w:ind w:firstLine="0"/>
+              <w:jc w:val="left"/>
+            </w:pPr>
+            <w:r>
+              <w:rPr>
+                <w:sz w:val="17"/>
+              </w:rPr>
+              <w:t>5</w:t>
+            </w:r>
+          </w:p>
+        </w:tc>
+        <w:tc>
+          <w:tcPr>
+            <w:tcW w:type="dxa" w:w="1180"/>
+          </w:tcPr>
+          <w:p>
+            <w:pPr>
+              <w:spacing w:line="252" w:lineRule="auto" w:before="40" w:after="40"/>
+              <w:ind w:firstLine="0"/>
+              <w:jc w:val="center"/>
+            </w:pPr>
+            <w:r>
+              <w:rPr>
+                <w:sz w:val="17"/>
+              </w:rPr>
+              <w:t>74.99</w:t>
+            </w:r>
+          </w:p>
+        </w:tc>
+        <w:tc>
+          <w:tcPr>
+            <w:tcW w:type="dxa" w:w="1180"/>
+          </w:tcPr>
+          <w:p>
+            <w:pPr>
+              <w:spacing w:line="252" w:lineRule="auto" w:before="40" w:after="40"/>
+              <w:ind w:firstLine="0"/>
+              <w:jc w:val="center"/>
+            </w:pPr>
+            <w:r>
+              <w:rPr>
+                <w:sz w:val="17"/>
+              </w:rPr>
+              <w:t>78.97</w:t>
+            </w:r>
+          </w:p>
+        </w:tc>
+        <w:tc>
+          <w:tcPr>
+            <w:tcW w:type="dxa" w:w="1512"/>
+          </w:tcPr>
+          <w:p>
+            <w:pPr>
+              <w:spacing w:line="252" w:lineRule="auto" w:before="40" w:after="40"/>
+              <w:ind w:firstLine="0"/>
+              <w:jc w:val="center"/>
+            </w:pPr>
+            <w:r>
+              <w:rPr>
+                <w:sz w:val="17"/>
+              </w:rPr>
+              <w:t>76.58</w:t>
+            </w:r>
+          </w:p>
+        </w:tc>
+        <w:tc>
+          <w:tcPr>
+            <w:tcW w:type="dxa" w:w="1036"/>
+          </w:tcPr>
+          <w:p>
+            <w:pPr>
+              <w:spacing w:line="252" w:lineRule="auto" w:before="40" w:after="40"/>
+              <w:ind w:firstLine="0"/>
+              <w:jc w:val="center"/>
+            </w:pPr>
+            <w:r>
+              <w:rPr>
+                <w:sz w:val="17"/>
+              </w:rPr>
+              <w:t>83.0</w:t>
+            </w:r>
+          </w:p>
+        </w:tc>
+        <w:tc>
+          <w:tcPr>
+            <w:tcW w:type="dxa" w:w="1180"/>
+          </w:tcPr>
+          <w:p>
+            <w:pPr>
+              <w:spacing w:line="252" w:lineRule="auto" w:before="40" w:after="40"/>
+              <w:ind w:firstLine="0"/>
+              <w:jc w:val="center"/>
+            </w:pPr>
+            <w:r>
+              <w:rPr>
+                <w:sz w:val="17"/>
+              </w:rPr>
+              <w:t>80.43</w:t>
+            </w:r>
+          </w:p>
+        </w:tc>
+        <w:tc>
+          <w:tcPr>
+            <w:tcW w:type="dxa" w:w="1180"/>
+          </w:tcPr>
+          <w:p>
+            <w:pPr>
+              <w:spacing w:line="252" w:lineRule="auto" w:before="40" w:after="40"/>
+              <w:ind w:firstLine="0"/>
+              <w:jc w:val="center"/>
+            </w:pPr>
+            <w:r>
+              <w:rPr>
+                <w:sz w:val="17"/>
+              </w:rPr>
+              <w:t>+3.85</w:t>
+            </w:r>
+          </w:p>
+        </w:tc>
+      </w:tr>
+    </w:tbl>
     <w:p>
-      <w:pPr>
-        <w:pStyle w:val="Heading2"/>
-        <w:keepNext/>
-      </w:pPr>
       <w:r>
-        <w:t>Conclusion</w:t>
-      </w:r>
-    </w:p>
-    <w:p>
-      <w:pPr>
-        <w:ind w:firstLine="720"/>
-      </w:pPr>
-      <w:r>
-        <w:t>The Los Angeles temperature-forecasting laboratory is best understood as a governed statistical system. Its strongest contribution is the explicit separation of forecast time, model source, uncertainty semantics, publication authority, and post hoc attribution. The code audit documents meaningful corrections and retains a failed heat-branch experiment, which supports credible research practice. It also reveals how a spatial benchmark error can overwhelm model quality when an anchor is treated as infallible.</w:t>
-      </w:r>
-    </w:p>
-    <w:p>
-      <w:pPr>
-        <w:ind w:firstLine="720"/>
-      </w:pPr>
-      <w:r>
-        <w:t>The evidence supports a qualified finding: the architecture is ready for confirmatory study, but superiority cannot be inferred from source code alone. Frozen vintages, rolling-origin tests, independent model-only comparisons, block-bootstrap uncertainty, and calibrated interval scoring can make the eventual claim defensible.</w:t>
+        <w:t>Anchoring is a decision rule, not a statistically free improvement. If the benchmark has location or retrieval bias, equation 11 transmits that bias in direct proportion to a_h.</w:t>
       </w:r>
     </w:p>
     <w:p>
@@ -4375,287 +3078,104 @@
     <w:p>
       <w:pPr>
         <w:pStyle w:val="Heading1"/>
-        <w:keepNext/>
+        <w:ind w:firstLine="0"/>
+        <w:jc w:val="center"/>
       </w:pPr>
       <w:r>
-        <w:t>References</w:t>
+        <w:t>Uncertainty Estimation and Conformal Calibration</w:t>
+      </w:r>
+    </w:p>
+    <w:p>
+      <w:r>
+        <w:t>Part 2C performs 200 stochastic forward passes with dropout active, producing a Monte Carlo approximation to model uncertainty (Gal &amp; Ghahramani, 2016). Raw dropout intervals were under-dispersed, especially at H=5. The code therefore applies split-conformal residual quantiles. If q_(1-α) is the finite-sample quantile of absolute calibration residuals, a symmetric interval is centered on the canonical forecast.</w:t>
       </w:r>
     </w:p>
     <w:p>
       <w:pPr>
-        <w:ind w:left="720" w:hanging="720"/>
+        <w:spacing w:line="300" w:lineRule="auto"/>
+        <w:ind w:firstLine="0"/>
+        <w:jc w:val="center"/>
       </w:pPr>
       <w:r>
-        <w:t xml:space="preserve">Angelopoulos, A. N., &amp; Bates, S. (2023). </w:t>
-      </w:r>
-      <w:r>
         <w:rPr>
-          <w:i/>
+          <w:rFonts w:ascii="Cambria Math" w:hAnsi="Cambria Math"/>
+          <w:sz w:val="22"/>
         </w:rPr>
-        <w:t>A gentle introduction to conformal prediction and distribution-free uncertainty quantification</w:t>
-      </w:r>
-      <w:r>
-        <w:t xml:space="preserve">. </w:t>
-      </w:r>
-      <w:r>
-        <w:rPr>
-          <w:i/>
-        </w:rPr>
-        <w:t>Foundations and Trends in Machine Learning, 16</w:t>
-      </w:r>
-      <w:r>
-        <w:t>(4), 494-591. https://doi.org/10.1561/2200000101</w:t>
+        <w:t>q_(1-α) = Quantile_{ceil((n+1)(1-α))/n} {|Y_i - Ŷ_i|}    (12)</w:t>
       </w:r>
     </w:p>
     <w:p>
       <w:pPr>
-        <w:ind w:left="720" w:hanging="720"/>
+        <w:spacing w:line="300" w:lineRule="auto"/>
+        <w:ind w:firstLine="0"/>
+        <w:jc w:val="center"/>
       </w:pPr>
       <w:r>
-        <w:t xml:space="preserve">Chen, T., &amp; Guestrin, C. (2016). XGBoost: A scalable tree boosting system. </w:t>
-      </w:r>
-      <w:r>
         <w:rPr>
-          <w:i/>
+          <w:rFonts w:ascii="Cambria Math" w:hAnsi="Cambria Math"/>
+          <w:sz w:val="22"/>
         </w:rPr>
-        <w:t>Proceedings of the 22nd ACM SIGKDD International Conference on Knowledge Discovery and Data Mining</w:t>
-      </w:r>
-      <w:r>
-        <w:t>, 785-794. https://doi.org/10.1145/2939672.2939785</w:t>
+        <w:t>C_h(x) = [F_h(x) - q_h, F_h(x) + q_h]    (13)</w:t>
       </w:r>
     </w:p>
     <w:p>
       <w:pPr>
-        <w:ind w:left="720" w:hanging="720"/>
+        <w:spacing w:line="240" w:lineRule="auto"/>
+        <w:ind w:firstLine="0"/>
+        <w:jc w:val="center"/>
       </w:pPr>
       <w:r>
-        <w:t xml:space="preserve">Gal, Y., &amp; Ghahramani, Z. (2016). </w:t>
-      </w:r>
-      <w:r>
-        <w:rPr>
-          <w:i/>
-        </w:rPr>
-        <w:t>Dropout as a Bayesian approximation: Representing model uncertainty in deep learning</w:t>
-      </w:r>
-      <w:r>
-        <w:t xml:space="preserve">. </w:t>
-      </w:r>
-      <w:r>
-        <w:rPr>
-          <w:i/>
-        </w:rPr>
-        <w:t>Proceedings of Machine Learning Research, 48</w:t>
-      </w:r>
-      <w:r>
-        <w:t>, 1050-1059.</w:t>
+        <w:drawing>
+          <wp:inline xmlns:a="http://schemas.openxmlformats.org/drawingml/2006/main" xmlns:pic="http://schemas.openxmlformats.org/drawingml/2006/picture">
+            <wp:extent cx="5486400" cy="3180634"/>
+            <wp:docPr id="5" name="Picture 5" descr="Grouped bars show empirical interval coverage before and after conformal calibration."/>
+            <wp:cNvGraphicFramePr>
+              <a:graphicFrameLocks noChangeAspect="1"/>
+            </wp:cNvGraphicFramePr>
+            <a:graphic>
+              <a:graphicData uri="http://schemas.openxmlformats.org/drawingml/2006/picture">
+                <pic:pic>
+                  <pic:nvPicPr>
+                    <pic:cNvPr id="0" name="figure_4_coverage.png"/>
+                    <pic:cNvPicPr/>
+                  </pic:nvPicPr>
+                  <pic:blipFill>
+                    <a:blip r:embed="rId15"/>
+                    <a:stretch>
+                      <a:fillRect/>
+                    </a:stretch>
+                  </pic:blipFill>
+                  <pic:spPr>
+                    <a:xfrm>
+                      <a:off x="0" y="0"/>
+                      <a:ext cx="5486400" cy="3180634"/>
+                    </a:xfrm>
+                    <a:prstGeom prst="rect"/>
+                  </pic:spPr>
+                </pic:pic>
+              </a:graphicData>
+            </a:graphic>
+          </wp:inline>
+        </w:drawing>
       </w:r>
     </w:p>
     <w:p>
       <w:pPr>
-        <w:ind w:left="720" w:hanging="720"/>
+        <w:spacing w:line="240" w:lineRule="auto"/>
+        <w:ind w:firstLine="0"/>
+        <w:jc w:val="left"/>
       </w:pPr>
-      <w:r>
-        <w:t xml:space="preserve">Gneiting, T., &amp; Raftery, A. E. (2007). </w:t>
-      </w:r>
       <w:r>
         <w:rPr>
           <w:i/>
+          <w:sz w:val="18"/>
         </w:rPr>
-        <w:t>Strictly proper scoring rules, prediction, and estimation</w:t>
-      </w:r>
-      <w:r>
-        <w:t xml:space="preserve">. </w:t>
-      </w:r>
-      <w:r>
-        <w:rPr>
-          <w:i/>
-        </w:rPr>
-        <w:t>Journal of the American Statistical Association, 102</w:t>
-      </w:r>
-      <w:r>
-        <w:t>(477), 359-378. https://doi.org/10.1198/016214506000001437</w:t>
-      </w:r>
-    </w:p>
-    <w:p>
-      <w:pPr>
-        <w:ind w:left="720" w:hanging="720"/>
-      </w:pPr>
-      <w:r>
-        <w:t xml:space="preserve">Hochreiter, S., &amp; Schmidhuber, J. (1997). Long short-term memory. </w:t>
-      </w:r>
-      <w:r>
-        <w:rPr>
-          <w:i/>
-        </w:rPr>
-        <w:t>Neural Computation, 9</w:t>
-      </w:r>
-      <w:r>
-        <w:t>(8), 1735-1780. https://doi.org/10.1162/neco.1997.9.8.1735</w:t>
-      </w:r>
-    </w:p>
-    <w:p>
-      <w:pPr>
-        <w:ind w:left="720" w:hanging="720"/>
-      </w:pPr>
-      <w:r>
-        <w:t xml:space="preserve">Hyndman, R. J., &amp; Koehler, A. B. (2006). </w:t>
-      </w:r>
-      <w:r>
-        <w:rPr>
-          <w:i/>
-        </w:rPr>
-        <w:t>Another look at measures of forecast accuracy</w:t>
-      </w:r>
-      <w:r>
-        <w:t xml:space="preserve">. </w:t>
-      </w:r>
-      <w:r>
-        <w:rPr>
-          <w:i/>
-        </w:rPr>
-        <w:t>International Journal of Forecasting, 22</w:t>
-      </w:r>
-      <w:r>
-        <w:t>(4), 679-688. https://doi.org/10.1016/j.ijforecast.2006.03.001</w:t>
-      </w:r>
-    </w:p>
-    <w:p>
-      <w:pPr>
-        <w:ind w:left="720" w:hanging="720"/>
-      </w:pPr>
-      <w:r>
-        <w:t xml:space="preserve">James, G., Witten, D., Hastie, T., Tibshirani, R., &amp; Taylor, J. (2023). </w:t>
-      </w:r>
-      <w:r>
-        <w:rPr>
-          <w:i/>
-        </w:rPr>
-        <w:t>An introduction to statistical learning: With applications in R</w:t>
-      </w:r>
-      <w:r>
-        <w:t xml:space="preserve"> (2nd ed.). Springer. https://doi.org/10.1007/978-3-031-38747-0</w:t>
-      </w:r>
-    </w:p>
-    <w:p>
-      <w:pPr>
-        <w:ind w:left="720" w:hanging="720"/>
-      </w:pPr>
-      <w:r>
-        <w:t xml:space="preserve">Morelli, S. (2026). </w:t>
-      </w:r>
-      <w:r>
-        <w:rPr>
-          <w:i/>
-        </w:rPr>
-        <w:t>Los Angeles Daily Temperature High</w:t>
-      </w:r>
-      <w:r>
-        <w:t xml:space="preserve"> [Computer software]. GitHub. https://github.com/salemmorelli1/Los-Angeles-Daily-Temperature-High</w:t>
+        <w:t>Figure 5. Raw MC-dropout and conformalized test coverage relative to the 90% target.</w:t>
       </w:r>
     </w:p>
     <w:p>
       <w:r>
-        <w:br w:type="page"/>
-      </w:r>
-    </w:p>
-    <w:p>
-      <w:pPr>
-        <w:ind w:left="720" w:hanging="720"/>
-      </w:pPr>
-      <w:r>
-        <w:t>National Weather Service. (n.d.). API web service. Retrieved August 24, 2026, from https://www.weather.gov/documentation/services-web-api</w:t>
-      </w:r>
-    </w:p>
-    <w:p>
-      <w:pPr>
-        <w:ind w:left="720" w:hanging="720"/>
-      </w:pPr>
-      <w:r>
-        <w:t>Open-Meteo. (n.d.-a). Historical weather API. Retrieved August 24, 2026, from https://open-meteo.com/en/docs/historical-weather-api</w:t>
-      </w:r>
-    </w:p>
-    <w:p>
-      <w:pPr>
-        <w:ind w:left="720" w:hanging="720"/>
-      </w:pPr>
-      <w:r>
-        <w:t>Open-Meteo. (n.d.-b). Weather forecast API. Retrieved August 24, 2026, from https://open-meteo.com/en/docs</w:t>
-      </w:r>
-    </w:p>
-    <w:p>
-      <w:pPr>
-        <w:ind w:left="720" w:hanging="720"/>
-      </w:pPr>
-      <w:r>
-        <w:t>Paszke, A., Gross, S., Massa, F., Lerer, A., Bradbury, J., Chanan, G., Killeen, T., Lin, Z., Gimelshein, N., Antiga, L., Desmaison, A., Kopf, A., Yang, E., DeVito, Z., Raison, M., Tejani, A., Chilamkurthy, S., Steiner, B., Fang, L., ... Chintala, S. (2019). PyTorch: An imperative style, high-performance deep learning library. Advances in Neural Information Processing Systems, 32.</w:t>
-      </w:r>
-    </w:p>
-    <w:p>
-      <w:pPr>
-        <w:ind w:left="720" w:hanging="720"/>
-      </w:pPr>
-      <w:r>
-        <w:t xml:space="preserve">Rabiner, L. R. (1989). </w:t>
-      </w:r>
-      <w:r>
-        <w:rPr>
-          <w:i/>
-        </w:rPr>
-        <w:t>A tutorial on hidden Markov models and selected applications in speech recognition</w:t>
-      </w:r>
-      <w:r>
-        <w:t xml:space="preserve">. </w:t>
-      </w:r>
-      <w:r>
-        <w:rPr>
-          <w:i/>
-        </w:rPr>
-        <w:t>Proceedings of the IEEE, 77</w:t>
-      </w:r>
-      <w:r>
-        <w:t>(2), 257-286. https://doi.org/10.1109/5.18626</w:t>
-      </w:r>
-    </w:p>
-    <w:p>
-      <w:pPr>
-        <w:ind w:left="720" w:hanging="720"/>
-      </w:pPr>
-      <w:r>
-        <w:t xml:space="preserve">Shumway, R. H., &amp; Stoffer, D. S. (2025). </w:t>
-      </w:r>
-      <w:r>
-        <w:rPr>
-          <w:i/>
-        </w:rPr>
-        <w:t>Time series analysis and its applications: With R examples</w:t>
-      </w:r>
-      <w:r>
-        <w:t xml:space="preserve"> (5th ed.). Springer. https://doi.org/10.1007/978-3-031-70584-7</w:t>
-      </w:r>
-    </w:p>
-    <w:p>
-      <w:pPr>
-        <w:ind w:left="720" w:hanging="720"/>
-      </w:pPr>
-      <w:r>
-        <w:t xml:space="preserve">Vaswani, A., Shazeer, N., Parmar, N., Uszkoreit, J., Jones, L., Gomez, A. N., Kaiser, L., &amp; Polosukhin, I. (2017). Attention is all you need. </w:t>
-      </w:r>
-      <w:r>
-        <w:rPr>
-          <w:i/>
-        </w:rPr>
-        <w:t>Advances in Neural Information Processing Systems, 30</w:t>
-      </w:r>
-      <w:r>
-        <w:t>.</w:t>
-      </w:r>
-    </w:p>
-    <w:p>
-      <w:pPr>
-        <w:ind w:left="720" w:hanging="720"/>
-      </w:pPr>
-      <w:r>
-        <w:t>Wasserman, L. (2004). All of statistics: A concise course in statistical inference. Springer.</w:t>
+        <w:t>The conformal procedure improves coverage but does not make every interval a strict distribution-free claim. Exchangeability is challenged by time dependence and nonstationarity, and the deployed radius uses the full validation sample. The repository consequently labels the bounds canonical display/risk bands and sets intervals_publishable to false.</w:t>
       </w:r>
     </w:p>
     <w:p>
@@ -4666,157 +3186,1129 @@
     <w:p>
       <w:pPr>
         <w:pStyle w:val="Heading1"/>
-        <w:keepNext/>
+        <w:ind w:firstLine="0"/>
+        <w:jc w:val="center"/>
       </w:pPr>
       <w:r>
-        <w:t>Appendix A</w:t>
+        <w:t>Calibration Findings</w:t>
+      </w:r>
+    </w:p>
+    <w:tbl>
+      <w:tblPr>
+        <w:tblStyle w:val="TableGrid"/>
+        <w:tblW w:type="dxa" w:w="9360"/>
+        <w:jc w:val="center"/>
+        <w:tblLayout w:type="fixed"/>
+        <w:tblLook w:firstColumn="1" w:firstRow="1" w:lastColumn="0" w:lastRow="0" w:noHBand="0" w:noVBand="1" w:val="04A0"/>
+      </w:tblPr>
+      <w:tblGrid>
+        <w:gridCol w:w="3024"/>
+        <w:gridCol w:w="1296"/>
+        <w:gridCol w:w="1296"/>
+        <w:gridCol w:w="1296"/>
+        <w:gridCol w:w="2448"/>
+      </w:tblGrid>
+      <w:tr>
+        <w:trPr>
+          <w:tblHeader w:val="true"/>
+        </w:trPr>
+        <w:tc>
+          <w:tcPr>
+            <w:tcW w:type="dxa" w:w="3024"/>
+            <w:vAlign w:val="center"/>
+            <w:shd w:fill="17365D"/>
+          </w:tcPr>
+          <w:p>
+            <w:pPr>
+              <w:spacing w:line="240" w:lineRule="auto"/>
+              <w:ind w:firstLine="0"/>
+              <w:jc w:val="center"/>
+            </w:pPr>
+            <w:r>
+              <w:rPr>
+                <w:b/>
+                <w:color w:val="FFFFFF"/>
+                <w:sz w:val="17"/>
+              </w:rPr>
+              <w:t>Diagnostic</w:t>
+            </w:r>
+          </w:p>
+        </w:tc>
+        <w:tc>
+          <w:tcPr>
+            <w:tcW w:type="dxa" w:w="1296"/>
+            <w:vAlign w:val="center"/>
+            <w:shd w:fill="17365D"/>
+          </w:tcPr>
+          <w:p>
+            <w:pPr>
+              <w:spacing w:line="240" w:lineRule="auto"/>
+              <w:ind w:firstLine="0"/>
+              <w:jc w:val="center"/>
+            </w:pPr>
+            <w:r>
+              <w:rPr>
+                <w:b/>
+                <w:color w:val="FFFFFF"/>
+                <w:sz w:val="17"/>
+              </w:rPr>
+              <w:t>H=1</w:t>
+            </w:r>
+          </w:p>
+        </w:tc>
+        <w:tc>
+          <w:tcPr>
+            <w:tcW w:type="dxa" w:w="1296"/>
+            <w:vAlign w:val="center"/>
+            <w:shd w:fill="17365D"/>
+          </w:tcPr>
+          <w:p>
+            <w:pPr>
+              <w:spacing w:line="240" w:lineRule="auto"/>
+              <w:ind w:firstLine="0"/>
+              <w:jc w:val="center"/>
+            </w:pPr>
+            <w:r>
+              <w:rPr>
+                <w:b/>
+                <w:color w:val="FFFFFF"/>
+                <w:sz w:val="17"/>
+              </w:rPr>
+              <w:t>H=3</w:t>
+            </w:r>
+          </w:p>
+        </w:tc>
+        <w:tc>
+          <w:tcPr>
+            <w:tcW w:type="dxa" w:w="1296"/>
+            <w:vAlign w:val="center"/>
+            <w:shd w:fill="17365D"/>
+          </w:tcPr>
+          <w:p>
+            <w:pPr>
+              <w:spacing w:line="240" w:lineRule="auto"/>
+              <w:ind w:firstLine="0"/>
+              <w:jc w:val="center"/>
+            </w:pPr>
+            <w:r>
+              <w:rPr>
+                <w:b/>
+                <w:color w:val="FFFFFF"/>
+                <w:sz w:val="17"/>
+              </w:rPr>
+              <w:t>H=5</w:t>
+            </w:r>
+          </w:p>
+        </w:tc>
+        <w:tc>
+          <w:tcPr>
+            <w:tcW w:type="dxa" w:w="2448"/>
+            <w:vAlign w:val="center"/>
+            <w:shd w:fill="17365D"/>
+          </w:tcPr>
+          <w:p>
+            <w:pPr>
+              <w:spacing w:line="240" w:lineRule="auto"/>
+              <w:ind w:firstLine="0"/>
+              <w:jc w:val="center"/>
+            </w:pPr>
+            <w:r>
+              <w:rPr>
+                <w:b/>
+                <w:color w:val="FFFFFF"/>
+                <w:sz w:val="17"/>
+              </w:rPr>
+              <w:t>Gate</w:t>
+            </w:r>
+          </w:p>
+        </w:tc>
+      </w:tr>
+      <w:tr>
+        <w:tc>
+          <w:tcPr>
+            <w:tcW w:type="dxa" w:w="3024"/>
+          </w:tcPr>
+          <w:p>
+            <w:pPr>
+              <w:spacing w:line="252" w:lineRule="auto" w:before="40" w:after="40"/>
+              <w:ind w:firstLine="0"/>
+              <w:jc w:val="left"/>
+            </w:pPr>
+            <w:r>
+              <w:rPr>
+                <w:sz w:val="17"/>
+              </w:rPr>
+              <w:t>Raw MC coverage</w:t>
+            </w:r>
+          </w:p>
+        </w:tc>
+        <w:tc>
+          <w:tcPr>
+            <w:tcW w:type="dxa" w:w="1296"/>
+          </w:tcPr>
+          <w:p>
+            <w:pPr>
+              <w:spacing w:line="252" w:lineRule="auto" w:before="40" w:after="40"/>
+              <w:ind w:firstLine="0"/>
+              <w:jc w:val="center"/>
+            </w:pPr>
+            <w:r>
+              <w:rPr>
+                <w:sz w:val="17"/>
+              </w:rPr>
+              <w:t>65.2%</w:t>
+            </w:r>
+          </w:p>
+        </w:tc>
+        <w:tc>
+          <w:tcPr>
+            <w:tcW w:type="dxa" w:w="1296"/>
+          </w:tcPr>
+          <w:p>
+            <w:pPr>
+              <w:spacing w:line="252" w:lineRule="auto" w:before="40" w:after="40"/>
+              <w:ind w:firstLine="0"/>
+              <w:jc w:val="center"/>
+            </w:pPr>
+            <w:r>
+              <w:rPr>
+                <w:sz w:val="17"/>
+              </w:rPr>
+              <w:t>54.6%</w:t>
+            </w:r>
+          </w:p>
+        </w:tc>
+        <w:tc>
+          <w:tcPr>
+            <w:tcW w:type="dxa" w:w="1296"/>
+          </w:tcPr>
+          <w:p>
+            <w:pPr>
+              <w:spacing w:line="252" w:lineRule="auto" w:before="40" w:after="40"/>
+              <w:ind w:firstLine="0"/>
+              <w:jc w:val="center"/>
+            </w:pPr>
+            <w:r>
+              <w:rPr>
+                <w:sz w:val="17"/>
+              </w:rPr>
+              <w:t>34.1%</w:t>
+            </w:r>
+          </w:p>
+        </w:tc>
+        <w:tc>
+          <w:tcPr>
+            <w:tcW w:type="dxa" w:w="2448"/>
+          </w:tcPr>
+          <w:p>
+            <w:pPr>
+              <w:spacing w:line="252" w:lineRule="auto" w:before="40" w:after="40"/>
+              <w:ind w:firstLine="0"/>
+              <w:jc w:val="center"/>
+            </w:pPr>
+            <w:r>
+              <w:rPr>
+                <w:sz w:val="17"/>
+              </w:rPr>
+              <w:t>Fails nominal</w:t>
+            </w:r>
+          </w:p>
+        </w:tc>
+      </w:tr>
+      <w:tr>
+        <w:tc>
+          <w:tcPr>
+            <w:tcW w:type="dxa" w:w="3024"/>
+            <w:shd w:fill="F4F6F8"/>
+          </w:tcPr>
+          <w:p>
+            <w:pPr>
+              <w:spacing w:line="252" w:lineRule="auto" w:before="40" w:after="40"/>
+              <w:ind w:firstLine="0"/>
+              <w:jc w:val="left"/>
+            </w:pPr>
+            <w:r>
+              <w:rPr>
+                <w:sz w:val="17"/>
+              </w:rPr>
+              <w:t>Half-split validation</w:t>
+            </w:r>
+          </w:p>
+        </w:tc>
+        <w:tc>
+          <w:tcPr>
+            <w:tcW w:type="dxa" w:w="1296"/>
+            <w:shd w:fill="F4F6F8"/>
+          </w:tcPr>
+          <w:p>
+            <w:pPr>
+              <w:spacing w:line="252" w:lineRule="auto" w:before="40" w:after="40"/>
+              <w:ind w:firstLine="0"/>
+              <w:jc w:val="center"/>
+            </w:pPr>
+            <w:r>
+              <w:rPr>
+                <w:sz w:val="17"/>
+              </w:rPr>
+              <w:t>66.5%</w:t>
+            </w:r>
+          </w:p>
+        </w:tc>
+        <w:tc>
+          <w:tcPr>
+            <w:tcW w:type="dxa" w:w="1296"/>
+            <w:shd w:fill="F4F6F8"/>
+          </w:tcPr>
+          <w:p>
+            <w:pPr>
+              <w:spacing w:line="252" w:lineRule="auto" w:before="40" w:after="40"/>
+              <w:ind w:firstLine="0"/>
+              <w:jc w:val="center"/>
+            </w:pPr>
+            <w:r>
+              <w:rPr>
+                <w:sz w:val="17"/>
+              </w:rPr>
+              <w:t>68.7%</w:t>
+            </w:r>
+          </w:p>
+        </w:tc>
+        <w:tc>
+          <w:tcPr>
+            <w:tcW w:type="dxa" w:w="1296"/>
+            <w:shd w:fill="F4F6F8"/>
+          </w:tcPr>
+          <w:p>
+            <w:pPr>
+              <w:spacing w:line="252" w:lineRule="auto" w:before="40" w:after="40"/>
+              <w:ind w:firstLine="0"/>
+              <w:jc w:val="center"/>
+            </w:pPr>
+            <w:r>
+              <w:rPr>
+                <w:sz w:val="17"/>
+              </w:rPr>
+              <w:t>74.3%</w:t>
+            </w:r>
+          </w:p>
+        </w:tc>
+        <w:tc>
+          <w:tcPr>
+            <w:tcW w:type="dxa" w:w="2448"/>
+            <w:shd w:fill="F4F6F8"/>
+          </w:tcPr>
+          <w:p>
+            <w:pPr>
+              <w:spacing w:line="252" w:lineRule="auto" w:before="40" w:after="40"/>
+              <w:ind w:firstLine="0"/>
+              <w:jc w:val="center"/>
+            </w:pPr>
+            <w:r>
+              <w:rPr>
+                <w:sz w:val="17"/>
+              </w:rPr>
+              <w:t>Fails 85% minimum</w:t>
+            </w:r>
+          </w:p>
+        </w:tc>
+      </w:tr>
+      <w:tr>
+        <w:tc>
+          <w:tcPr>
+            <w:tcW w:type="dxa" w:w="3024"/>
+          </w:tcPr>
+          <w:p>
+            <w:pPr>
+              <w:spacing w:line="252" w:lineRule="auto" w:before="40" w:after="40"/>
+              <w:ind w:firstLine="0"/>
+              <w:jc w:val="left"/>
+            </w:pPr>
+            <w:r>
+              <w:rPr>
+                <w:sz w:val="17"/>
+              </w:rPr>
+              <w:t>Full-val radius diagnostic</w:t>
+            </w:r>
+          </w:p>
+        </w:tc>
+        <w:tc>
+          <w:tcPr>
+            <w:tcW w:type="dxa" w:w="1296"/>
+          </w:tcPr>
+          <w:p>
+            <w:pPr>
+              <w:spacing w:line="252" w:lineRule="auto" w:before="40" w:after="40"/>
+              <w:ind w:firstLine="0"/>
+              <w:jc w:val="center"/>
+            </w:pPr>
+            <w:r>
+              <w:rPr>
+                <w:sz w:val="17"/>
+              </w:rPr>
+              <w:t>83.9%</w:t>
+            </w:r>
+          </w:p>
+        </w:tc>
+        <w:tc>
+          <w:tcPr>
+            <w:tcW w:type="dxa" w:w="1296"/>
+          </w:tcPr>
+          <w:p>
+            <w:pPr>
+              <w:spacing w:line="252" w:lineRule="auto" w:before="40" w:after="40"/>
+              <w:ind w:firstLine="0"/>
+              <w:jc w:val="center"/>
+            </w:pPr>
+            <w:r>
+              <w:rPr>
+                <w:sz w:val="17"/>
+              </w:rPr>
+              <w:t>85.2%</w:t>
+            </w:r>
+          </w:p>
+        </w:tc>
+        <w:tc>
+          <w:tcPr>
+            <w:tcW w:type="dxa" w:w="1296"/>
+          </w:tcPr>
+          <w:p>
+            <w:pPr>
+              <w:spacing w:line="252" w:lineRule="auto" w:before="40" w:after="40"/>
+              <w:ind w:firstLine="0"/>
+              <w:jc w:val="center"/>
+            </w:pPr>
+            <w:r>
+              <w:rPr>
+                <w:sz w:val="17"/>
+              </w:rPr>
+              <w:t>86.5%</w:t>
+            </w:r>
+          </w:p>
+        </w:tc>
+        <w:tc>
+          <w:tcPr>
+            <w:tcW w:type="dxa" w:w="2448"/>
+          </w:tcPr>
+          <w:p>
+            <w:pPr>
+              <w:spacing w:line="252" w:lineRule="auto" w:before="40" w:after="40"/>
+              <w:ind w:firstLine="0"/>
+              <w:jc w:val="center"/>
+            </w:pPr>
+            <w:r>
+              <w:rPr>
+                <w:sz w:val="17"/>
+              </w:rPr>
+              <w:t>Descriptive</w:t>
+            </w:r>
+          </w:p>
+        </w:tc>
+      </w:tr>
+      <w:tr>
+        <w:tc>
+          <w:tcPr>
+            <w:tcW w:type="dxa" w:w="3024"/>
+            <w:shd w:fill="F4F6F8"/>
+          </w:tcPr>
+          <w:p>
+            <w:pPr>
+              <w:spacing w:line="252" w:lineRule="auto" w:before="40" w:after="40"/>
+              <w:ind w:firstLine="0"/>
+              <w:jc w:val="left"/>
+            </w:pPr>
+            <w:r>
+              <w:rPr>
+                <w:sz w:val="17"/>
+              </w:rPr>
+              <w:t>Independent test coverage</w:t>
+            </w:r>
+          </w:p>
+        </w:tc>
+        <w:tc>
+          <w:tcPr>
+            <w:tcW w:type="dxa" w:w="1296"/>
+            <w:shd w:fill="F4F6F8"/>
+          </w:tcPr>
+          <w:p>
+            <w:pPr>
+              <w:spacing w:line="252" w:lineRule="auto" w:before="40" w:after="40"/>
+              <w:ind w:firstLine="0"/>
+              <w:jc w:val="center"/>
+            </w:pPr>
+            <w:r>
+              <w:rPr>
+                <w:sz w:val="17"/>
+              </w:rPr>
+              <w:t>92.6%</w:t>
+            </w:r>
+          </w:p>
+        </w:tc>
+        <w:tc>
+          <w:tcPr>
+            <w:tcW w:type="dxa" w:w="1296"/>
+            <w:shd w:fill="F4F6F8"/>
+          </w:tcPr>
+          <w:p>
+            <w:pPr>
+              <w:spacing w:line="252" w:lineRule="auto" w:before="40" w:after="40"/>
+              <w:ind w:firstLine="0"/>
+              <w:jc w:val="center"/>
+            </w:pPr>
+            <w:r>
+              <w:rPr>
+                <w:sz w:val="17"/>
+              </w:rPr>
+              <w:t>87.6%</w:t>
+            </w:r>
+          </w:p>
+        </w:tc>
+        <w:tc>
+          <w:tcPr>
+            <w:tcW w:type="dxa" w:w="1296"/>
+            <w:shd w:fill="F4F6F8"/>
+          </w:tcPr>
+          <w:p>
+            <w:pPr>
+              <w:spacing w:line="252" w:lineRule="auto" w:before="40" w:after="40"/>
+              <w:ind w:firstLine="0"/>
+              <w:jc w:val="center"/>
+            </w:pPr>
+            <w:r>
+              <w:rPr>
+                <w:sz w:val="17"/>
+              </w:rPr>
+              <w:t>84.8%</w:t>
+            </w:r>
+          </w:p>
+        </w:tc>
+        <w:tc>
+          <w:tcPr>
+            <w:tcW w:type="dxa" w:w="2448"/>
+            <w:shd w:fill="F4F6F8"/>
+          </w:tcPr>
+          <w:p>
+            <w:pPr>
+              <w:spacing w:line="252" w:lineRule="auto" w:before="40" w:after="40"/>
+              <w:ind w:firstLine="0"/>
+              <w:jc w:val="center"/>
+            </w:pPr>
+            <w:r>
+              <w:rPr>
+                <w:sz w:val="17"/>
+              </w:rPr>
+              <w:t>Passes 80% minimum</w:t>
+            </w:r>
+          </w:p>
+        </w:tc>
+      </w:tr>
+      <w:tr>
+        <w:tc>
+          <w:tcPr>
+            <w:tcW w:type="dxa" w:w="3024"/>
+          </w:tcPr>
+          <w:p>
+            <w:pPr>
+              <w:spacing w:line="252" w:lineRule="auto" w:before="40" w:after="40"/>
+              <w:ind w:firstLine="0"/>
+              <w:jc w:val="left"/>
+            </w:pPr>
+            <w:r>
+              <w:rPr>
+                <w:sz w:val="17"/>
+              </w:rPr>
+              <w:t>Mean test width</w:t>
+            </w:r>
+          </w:p>
+        </w:tc>
+        <w:tc>
+          <w:tcPr>
+            <w:tcW w:type="dxa" w:w="1296"/>
+          </w:tcPr>
+          <w:p>
+            <w:pPr>
+              <w:spacing w:line="252" w:lineRule="auto" w:before="40" w:after="40"/>
+              <w:ind w:firstLine="0"/>
+              <w:jc w:val="center"/>
+            </w:pPr>
+            <w:r>
+              <w:rPr>
+                <w:sz w:val="17"/>
+              </w:rPr>
+              <w:t>13.42°F</w:t>
+            </w:r>
+          </w:p>
+        </w:tc>
+        <w:tc>
+          <w:tcPr>
+            <w:tcW w:type="dxa" w:w="1296"/>
+          </w:tcPr>
+          <w:p>
+            <w:pPr>
+              <w:spacing w:line="252" w:lineRule="auto" w:before="40" w:after="40"/>
+              <w:ind w:firstLine="0"/>
+              <w:jc w:val="center"/>
+            </w:pPr>
+            <w:r>
+              <w:rPr>
+                <w:sz w:val="17"/>
+              </w:rPr>
+              <w:t>15.52°F</w:t>
+            </w:r>
+          </w:p>
+        </w:tc>
+        <w:tc>
+          <w:tcPr>
+            <w:tcW w:type="dxa" w:w="1296"/>
+          </w:tcPr>
+          <w:p>
+            <w:pPr>
+              <w:spacing w:line="252" w:lineRule="auto" w:before="40" w:after="40"/>
+              <w:ind w:firstLine="0"/>
+              <w:jc w:val="center"/>
+            </w:pPr>
+            <w:r>
+              <w:rPr>
+                <w:sz w:val="17"/>
+              </w:rPr>
+              <w:t>14.99°F</w:t>
+            </w:r>
+          </w:p>
+        </w:tc>
+        <w:tc>
+          <w:tcPr>
+            <w:tcW w:type="dxa" w:w="2448"/>
+          </w:tcPr>
+          <w:p>
+            <w:pPr>
+              <w:spacing w:line="252" w:lineRule="auto" w:before="40" w:after="40"/>
+              <w:ind w:firstLine="0"/>
+              <w:jc w:val="center"/>
+            </w:pPr>
+            <w:r>
+              <w:rPr>
+                <w:sz w:val="17"/>
+              </w:rPr>
+              <w:t>Risk-band width</w:t>
+            </w:r>
+          </w:p>
+        </w:tc>
+      </w:tr>
+    </w:tbl>
+    <w:p>
+      <w:r>
+        <w:t>The test gate passes because all horizons exceed the configured 80% minimum, although H=5 remains below nominal 90%. The half-split diagnostic fails at all horizons, revealing sensitivity to which validation observations estimate the radius. These are not contradictory results: they answer different questions with different residual samples.</w:t>
+      </w:r>
+    </w:p>
+    <w:p>
+      <w:r>
+        <w:t>The statistically defensible interpretation is conditional. The bands are useful operational risk indicators at the audited snapshot; they are not guaranteed 90% intervals under arbitrary future distribution shift. A rolling calibration dashboard should track empirical coverage, mean width, interval score, and regime-conditional coverage. Recalibration should be triggered by sustained rather than single-day violations, because realized labels arrive asynchronously across horizons.</w:t>
+      </w:r>
+    </w:p>
+    <w:tbl>
+      <w:tblPr>
+        <w:tblW w:type="dxa" w:w="9360"/>
+        <w:jc w:val="center"/>
+        <w:tblLayout w:type="fixed"/>
+        <w:tblLook w:firstColumn="1" w:firstRow="1" w:lastColumn="0" w:lastRow="0" w:noHBand="0" w:noVBand="1" w:val="04A0"/>
+      </w:tblPr>
+      <w:tblGrid>
+        <w:gridCol w:w="9360"/>
+      </w:tblGrid>
+      <w:tr>
+        <w:trPr>
+          <w:tblHeader w:val="true"/>
+        </w:trPr>
+        <w:tc>
+          <w:tcPr>
+            <w:tcW w:type="dxa" w:w="9360"/>
+            <w:vAlign w:val="center"/>
+            <w:shd w:fill="EAF2F7"/>
+          </w:tcPr>
+          <w:p>
+            <w:pPr>
+              <w:spacing w:line="276" w:lineRule="auto"/>
+              <w:ind w:firstLine="0"/>
+            </w:pPr>
+            <w:r>
+              <w:rPr>
+                <w:b/>
+              </w:rPr>
+              <w:t xml:space="preserve">Recommended label: </w:t>
+            </w:r>
+            <w:r>
+              <w:t>Use “calibrated risk band (artifact-snapshot test coverage shown)” in the website and forecast logs. Reserve “90% predictive interval” for a prospectively validated protocol with frozen calibration and no post-hoc recentering.</w:t>
+            </w:r>
+          </w:p>
+        </w:tc>
+      </w:tr>
+    </w:tbl>
+    <w:p>
+      <w:r>
+        <w:br w:type="page"/>
       </w:r>
     </w:p>
     <w:p>
       <w:pPr>
-        <w:pStyle w:val="Heading2"/>
-        <w:keepNext/>
+        <w:pStyle w:val="Heading1"/>
+        <w:ind w:firstLine="0"/>
+        <w:jc w:val="center"/>
       </w:pPr>
       <w:r>
-        <w:t>Python Code for Figures and Data Tables</w:t>
+        <w:t>Forecast Governance</w:t>
+      </w:r>
+    </w:p>
+    <w:p>
+      <w:r>
+        <w:t>Part 3 maps diagnostic checks to NORMAL, CAUTION, or HOLD. The August 24 run passed nine of nine checks and published NORMAL. Checks cover data freshness, model freshness, schema integrity, forecast-source completeness, physical bounds, cross-horizon spread, persistence deviation, NWS deviation, and BNN calibration state. Critical failures halt publication; warnings retain output with qualification.</w:t>
+      </w:r>
+    </w:p>
+    <w:tbl>
+      <w:tblPr>
+        <w:tblStyle w:val="TableGrid"/>
+        <w:tblW w:type="dxa" w:w="9360"/>
+        <w:jc w:val="center"/>
+        <w:tblLayout w:type="fixed"/>
+        <w:tblLook w:firstColumn="1" w:firstRow="1" w:lastColumn="0" w:lastRow="0" w:noHBand="0" w:noVBand="1" w:val="04A0"/>
+      </w:tblPr>
+      <w:tblGrid>
+        <w:gridCol w:w="2232"/>
+        <w:gridCol w:w="3456"/>
+        <w:gridCol w:w="3671"/>
+      </w:tblGrid>
+      <w:tr>
+        <w:trPr>
+          <w:tblHeader w:val="true"/>
+        </w:trPr>
+        <w:tc>
+          <w:tcPr>
+            <w:tcW w:type="dxa" w:w="2232"/>
+            <w:vAlign w:val="center"/>
+            <w:shd w:fill="17365D"/>
+          </w:tcPr>
+          <w:p>
+            <w:pPr>
+              <w:spacing w:line="240" w:lineRule="auto"/>
+              <w:ind w:firstLine="0"/>
+              <w:jc w:val="center"/>
+            </w:pPr>
+            <w:r>
+              <w:rPr>
+                <w:b/>
+                <w:color w:val="FFFFFF"/>
+                <w:sz w:val="17"/>
+              </w:rPr>
+              <w:t>Check family</w:t>
+            </w:r>
+          </w:p>
+        </w:tc>
+        <w:tc>
+          <w:tcPr>
+            <w:tcW w:type="dxa" w:w="3456"/>
+            <w:vAlign w:val="center"/>
+            <w:shd w:fill="17365D"/>
+          </w:tcPr>
+          <w:p>
+            <w:pPr>
+              <w:spacing w:line="240" w:lineRule="auto"/>
+              <w:ind w:firstLine="0"/>
+              <w:jc w:val="center"/>
+            </w:pPr>
+            <w:r>
+              <w:rPr>
+                <w:b/>
+                <w:color w:val="FFFFFF"/>
+                <w:sz w:val="17"/>
+              </w:rPr>
+              <w:t>Example threshold</w:t>
+            </w:r>
+          </w:p>
+        </w:tc>
+        <w:tc>
+          <w:tcPr>
+            <w:tcW w:type="dxa" w:w="3672"/>
+            <w:vAlign w:val="center"/>
+            <w:shd w:fill="17365D"/>
+          </w:tcPr>
+          <w:p>
+            <w:pPr>
+              <w:spacing w:line="240" w:lineRule="auto"/>
+              <w:ind w:firstLine="0"/>
+              <w:jc w:val="center"/>
+            </w:pPr>
+            <w:r>
+              <w:rPr>
+                <w:b/>
+                <w:color w:val="FFFFFF"/>
+                <w:sz w:val="17"/>
+              </w:rPr>
+              <w:t>Current result</w:t>
+            </w:r>
+          </w:p>
+        </w:tc>
+      </w:tr>
+      <w:tr>
+        <w:tc>
+          <w:tcPr>
+            <w:tcW w:type="dxa" w:w="2232"/>
+          </w:tcPr>
+          <w:p>
+            <w:pPr>
+              <w:spacing w:line="252" w:lineRule="auto" w:before="40" w:after="40"/>
+              <w:ind w:firstLine="0"/>
+              <w:jc w:val="left"/>
+            </w:pPr>
+            <w:r>
+              <w:rPr>
+                <w:sz w:val="17"/>
+              </w:rPr>
+              <w:t>Freshness</w:t>
+            </w:r>
+          </w:p>
+        </w:tc>
+        <w:tc>
+          <w:tcPr>
+            <w:tcW w:type="dxa" w:w="3456"/>
+          </w:tcPr>
+          <w:p>
+            <w:pPr>
+              <w:spacing w:line="252" w:lineRule="auto" w:before="40" w:after="40"/>
+              <w:ind w:firstLine="0"/>
+              <w:jc w:val="center"/>
+            </w:pPr>
+            <w:r>
+              <w:rPr>
+                <w:sz w:val="17"/>
+              </w:rPr>
+              <w:t>Data ≤2 days; model ≤30 days</w:t>
+            </w:r>
+          </w:p>
+        </w:tc>
+        <w:tc>
+          <w:tcPr>
+            <w:tcW w:type="dxa" w:w="3671"/>
+          </w:tcPr>
+          <w:p>
+            <w:pPr>
+              <w:spacing w:line="252" w:lineRule="auto" w:before="40" w:after="40"/>
+              <w:ind w:firstLine="0"/>
+              <w:jc w:val="center"/>
+            </w:pPr>
+            <w:r>
+              <w:rPr>
+                <w:sz w:val="17"/>
+              </w:rPr>
+              <w:t>Pass</w:t>
+            </w:r>
+          </w:p>
+        </w:tc>
+      </w:tr>
+      <w:tr>
+        <w:tc>
+          <w:tcPr>
+            <w:tcW w:type="dxa" w:w="2232"/>
+            <w:shd w:fill="F4F6F8"/>
+          </w:tcPr>
+          <w:p>
+            <w:pPr>
+              <w:spacing w:line="252" w:lineRule="auto" w:before="40" w:after="40"/>
+              <w:ind w:firstLine="0"/>
+              <w:jc w:val="left"/>
+            </w:pPr>
+            <w:r>
+              <w:rPr>
+                <w:sz w:val="17"/>
+              </w:rPr>
+              <w:t>Physical bounds</w:t>
+            </w:r>
+          </w:p>
+        </w:tc>
+        <w:tc>
+          <w:tcPr>
+            <w:tcW w:type="dxa" w:w="3456"/>
+            <w:shd w:fill="F4F6F8"/>
+          </w:tcPr>
+          <w:p>
+            <w:pPr>
+              <w:spacing w:line="252" w:lineRule="auto" w:before="40" w:after="40"/>
+              <w:ind w:firstLine="0"/>
+              <w:jc w:val="center"/>
+            </w:pPr>
+            <w:r>
+              <w:rPr>
+                <w:sz w:val="17"/>
+              </w:rPr>
+              <w:t>32°F to 125°F</w:t>
+            </w:r>
+          </w:p>
+        </w:tc>
+        <w:tc>
+          <w:tcPr>
+            <w:tcW w:type="dxa" w:w="3671"/>
+            <w:shd w:fill="F4F6F8"/>
+          </w:tcPr>
+          <w:p>
+            <w:pPr>
+              <w:spacing w:line="252" w:lineRule="auto" w:before="40" w:after="40"/>
+              <w:ind w:firstLine="0"/>
+              <w:jc w:val="center"/>
+            </w:pPr>
+            <w:r>
+              <w:rPr>
+                <w:sz w:val="17"/>
+              </w:rPr>
+              <w:t>Pass</w:t>
+            </w:r>
+          </w:p>
+        </w:tc>
+      </w:tr>
+      <w:tr>
+        <w:tc>
+          <w:tcPr>
+            <w:tcW w:type="dxa" w:w="2232"/>
+          </w:tcPr>
+          <w:p>
+            <w:pPr>
+              <w:spacing w:line="252" w:lineRule="auto" w:before="40" w:after="40"/>
+              <w:ind w:firstLine="0"/>
+              <w:jc w:val="left"/>
+            </w:pPr>
+            <w:r>
+              <w:rPr>
+                <w:sz w:val="17"/>
+              </w:rPr>
+              <w:t>Spread</w:t>
+            </w:r>
+          </w:p>
+        </w:tc>
+        <w:tc>
+          <w:tcPr>
+            <w:tcW w:type="dxa" w:w="3456"/>
+          </w:tcPr>
+          <w:p>
+            <w:pPr>
+              <w:spacing w:line="252" w:lineRule="auto" w:before="40" w:after="40"/>
+              <w:ind w:firstLine="0"/>
+              <w:jc w:val="center"/>
+            </w:pPr>
+            <w:r>
+              <w:rPr>
+                <w:sz w:val="17"/>
+              </w:rPr>
+              <w:t>≤35°F across horizons</w:t>
+            </w:r>
+          </w:p>
+        </w:tc>
+        <w:tc>
+          <w:tcPr>
+            <w:tcW w:type="dxa" w:w="3671"/>
+          </w:tcPr>
+          <w:p>
+            <w:pPr>
+              <w:spacing w:line="252" w:lineRule="auto" w:before="40" w:after="40"/>
+              <w:ind w:firstLine="0"/>
+              <w:jc w:val="center"/>
+            </w:pPr>
+            <w:r>
+              <w:rPr>
+                <w:sz w:val="17"/>
+              </w:rPr>
+              <w:t>Pass (2.6°F)</w:t>
+            </w:r>
+          </w:p>
+        </w:tc>
+      </w:tr>
+      <w:tr>
+        <w:tc>
+          <w:tcPr>
+            <w:tcW w:type="dxa" w:w="2232"/>
+            <w:shd w:fill="F4F6F8"/>
+          </w:tcPr>
+          <w:p>
+            <w:pPr>
+              <w:spacing w:line="252" w:lineRule="auto" w:before="40" w:after="40"/>
+              <w:ind w:firstLine="0"/>
+              <w:jc w:val="left"/>
+            </w:pPr>
+            <w:r>
+              <w:rPr>
+                <w:sz w:val="17"/>
+              </w:rPr>
+              <w:t>Persistence</w:t>
+            </w:r>
+          </w:p>
+        </w:tc>
+        <w:tc>
+          <w:tcPr>
+            <w:tcW w:type="dxa" w:w="3456"/>
+            <w:shd w:fill="F4F6F8"/>
+          </w:tcPr>
+          <w:p>
+            <w:pPr>
+              <w:spacing w:line="252" w:lineRule="auto" w:before="40" w:after="40"/>
+              <w:ind w:firstLine="0"/>
+              <w:jc w:val="center"/>
+            </w:pPr>
+            <w:r>
+              <w:rPr>
+                <w:sz w:val="17"/>
+              </w:rPr>
+              <w:t>≤15°F deviation</w:t>
+            </w:r>
+          </w:p>
+        </w:tc>
+        <w:tc>
+          <w:tcPr>
+            <w:tcW w:type="dxa" w:w="3671"/>
+            <w:shd w:fill="F4F6F8"/>
+          </w:tcPr>
+          <w:p>
+            <w:pPr>
+              <w:spacing w:line="252" w:lineRule="auto" w:before="40" w:after="40"/>
+              <w:ind w:firstLine="0"/>
+              <w:jc w:val="center"/>
+            </w:pPr>
+            <w:r>
+              <w:rPr>
+                <w:sz w:val="17"/>
+              </w:rPr>
+              <w:t>Pass; anchored H=3/5 exempted</w:t>
+            </w:r>
+          </w:p>
+        </w:tc>
+      </w:tr>
+      <w:tr>
+        <w:tc>
+          <w:tcPr>
+            <w:tcW w:type="dxa" w:w="2232"/>
+          </w:tcPr>
+          <w:p>
+            <w:pPr>
+              <w:spacing w:line="252" w:lineRule="auto" w:before="40" w:after="40"/>
+              <w:ind w:firstLine="0"/>
+              <w:jc w:val="left"/>
+            </w:pPr>
+            <w:r>
+              <w:rPr>
+                <w:sz w:val="17"/>
+              </w:rPr>
+              <w:t>NWS sanity</w:t>
+            </w:r>
+          </w:p>
+        </w:tc>
+        <w:tc>
+          <w:tcPr>
+            <w:tcW w:type="dxa" w:w="3456"/>
+          </w:tcPr>
+          <w:p>
+            <w:pPr>
+              <w:spacing w:line="252" w:lineRule="auto" w:before="40" w:after="40"/>
+              <w:ind w:firstLine="0"/>
+              <w:jc w:val="center"/>
+            </w:pPr>
+            <w:r>
+              <w:rPr>
+                <w:sz w:val="17"/>
+              </w:rPr>
+              <w:t>soft 3°F; strong 8°F; max 18°F</w:t>
+            </w:r>
+          </w:p>
+        </w:tc>
+        <w:tc>
+          <w:tcPr>
+            <w:tcW w:type="dxa" w:w="3671"/>
+          </w:tcPr>
+          <w:p>
+            <w:pPr>
+              <w:spacing w:line="252" w:lineRule="auto" w:before="40" w:after="40"/>
+              <w:ind w:firstLine="0"/>
+              <w:jc w:val="center"/>
+            </w:pPr>
+            <w:r>
+              <w:rPr>
+                <w:sz w:val="17"/>
+              </w:rPr>
+              <w:t>Pass</w:t>
+            </w:r>
+          </w:p>
+        </w:tc>
+      </w:tr>
+      <w:tr>
+        <w:tc>
+          <w:tcPr>
+            <w:tcW w:type="dxa" w:w="2232"/>
+            <w:shd w:fill="F4F6F8"/>
+          </w:tcPr>
+          <w:p>
+            <w:pPr>
+              <w:spacing w:line="252" w:lineRule="auto" w:before="40" w:after="40"/>
+              <w:ind w:firstLine="0"/>
+              <w:jc w:val="left"/>
+            </w:pPr>
+            <w:r>
+              <w:rPr>
+                <w:sz w:val="17"/>
+              </w:rPr>
+              <w:t>Calibration</w:t>
+            </w:r>
+          </w:p>
+        </w:tc>
+        <w:tc>
+          <w:tcPr>
+            <w:tcW w:type="dxa" w:w="3456"/>
+            <w:shd w:fill="F4F6F8"/>
+          </w:tcPr>
+          <w:p>
+            <w:pPr>
+              <w:spacing w:line="252" w:lineRule="auto" w:before="40" w:after="40"/>
+              <w:ind w:firstLine="0"/>
+              <w:jc w:val="center"/>
+            </w:pPr>
+            <w:r>
+              <w:rPr>
+                <w:sz w:val="17"/>
+              </w:rPr>
+              <w:t>test coverage ≥75% governance floor</w:t>
+            </w:r>
+          </w:p>
+        </w:tc>
+        <w:tc>
+          <w:tcPr>
+            <w:tcW w:type="dxa" w:w="3671"/>
+            <w:shd w:fill="F4F6F8"/>
+          </w:tcPr>
+          <w:p>
+            <w:pPr>
+              <w:spacing w:line="252" w:lineRule="auto" w:before="40" w:after="40"/>
+              <w:ind w:firstLine="0"/>
+              <w:jc w:val="center"/>
+            </w:pPr>
+            <w:r>
+              <w:rPr>
+                <w:sz w:val="17"/>
+              </w:rPr>
+              <w:t>Pass with half-split warning</w:t>
+            </w:r>
+          </w:p>
+        </w:tc>
+      </w:tr>
+    </w:tbl>
+    <w:p>
+      <w:r>
+        <w:t>Governance improves operational safety by making publication conditional and auditable. Yet rule interactions require scrutiny. Exempting anchored horizons from persistence sanity is logically circular: the post-processor can move a forecast because of NWS and then avoid a check because it was moved. A more robust design should evaluate pre-anchor and post-anchor values independently and require that every policy transformation demonstrate out-of-sample incremental skill.</w:t>
       </w:r>
     </w:p>
     <w:p>
       <w:pPr>
-        <w:pStyle w:val="APACaption"/>
+        <w:spacing w:line="300" w:lineRule="auto"/>
+        <w:ind w:firstLine="0"/>
+        <w:jc w:val="center"/>
       </w:pPr>
       <w:r>
-        <w:t>The complete script below reproduces Figures 1-5 and Tables 1-5. Synthetic mechanism figures are explicitly labeled and use fixed random seeds.</w:t>
-      </w:r>
-    </w:p>
-    <w:p>
-      <w:pPr>
-        <w:pStyle w:val="AppendixCode"/>
-      </w:pPr>
-      <w:r>
-        <w:t>"""Reproduce every figure and data table in the LA forecasting report.</w:t>
-        <w:br/>
-        <w:br/>
-        <w:t>Repository-derived diagrams and tables summarize explicit source-code</w:t>
-        <w:br/>
-        <w:t>contracts. Figures 3 and 4 are deliberately synthetic mechanism checks; they</w:t>
-        <w:br/>
-        <w:t>are labeled as such in the report and are not represented as operational</w:t>
-        <w:br/>
-        <w:t>forecast performance.</w:t>
-        <w:br/>
-        <w:t>"""</w:t>
-        <w:br/>
-        <w:br/>
-        <w:t>from __future__ import annotations</w:t>
-        <w:br/>
-        <w:br/>
-        <w:t>import csv</w:t>
-        <w:br/>
-        <w:t>from pathlib import Path</w:t>
-        <w:br/>
-        <w:br/>
-        <w:t>import matplotlib.pyplot as plt</w:t>
-        <w:br/>
-        <w:t>import numpy as np</w:t>
-        <w:br/>
-        <w:br/>
-        <w:br/>
-        <w:t>ROOT = Path(__file__).resolve().parent</w:t>
-        <w:br/>
-        <w:t>FIGURES = ROOT / "figures"</w:t>
-        <w:br/>
-        <w:t>TABLES = ROOT / "tables"</w:t>
-        <w:br/>
-        <w:t>FIGURES.mkdir(parents=True, exist_ok=True)</w:t>
-        <w:br/>
-        <w:t>TABLES.mkdir(parents=True, exist_ok=True)</w:t>
-        <w:br/>
-        <w:br/>
-        <w:t>NAVY = "#10253a"</w:t>
-        <w:br/>
-        <w:t>CYAN = "#21c4d8"</w:t>
-        <w:br/>
-        <w:t>SUN = "#ffb238"</w:t>
-        <w:br/>
-        <w:t>CORAL = "#ff6b51"</w:t>
-        <w:br/>
-        <w:t>GREEN = "#32b584"</w:t>
-        <w:br/>
-        <w:t>VIOLET = "#7c6df2"</w:t>
-        <w:br/>
-        <w:t>MUTED = "#617083"</w:t>
-        <w:br/>
-        <w:t>PALE = "#eef3f7"</w:t>
-        <w:br/>
-        <w:br/>
-        <w:t>plt.rcParams.update(</w:t>
-        <w:br/>
-        <w:t xml:space="preserve">    {</w:t>
-        <w:br/>
-        <w:t xml:space="preserve">        "font.family": "DejaVu Sans",</w:t>
-        <w:br/>
-        <w:t xml:space="preserve">        "font.size": 10,</w:t>
-        <w:br/>
-        <w:t xml:space="preserve">        "axes.titlesize": 12,</w:t>
-        <w:br/>
-        <w:t xml:space="preserve">        "axes.labelsize": 10,</w:t>
-        <w:br/>
-        <w:t xml:space="preserve">        "axes.edgecolor": "#c7d0d9",</w:t>
-        <w:br/>
-        <w:t xml:space="preserve">        "axes.facecolor": "white",</w:t>
-        <w:br/>
-        <w:t xml:space="preserve">        "figure.facecolor": "white",</w:t>
-        <w:br/>
-        <w:t xml:space="preserve">        "grid.color": "#dfe6ec",</w:t>
-        <w:br/>
-        <w:t xml:space="preserve">        "grid.linewidth": 0.7,</w:t>
-        <w:br/>
-        <w:t xml:space="preserve">    }</w:t>
-        <w:br/>
-        <w:t>)</w:t>
-        <w:br/>
-        <w:br/>
-        <w:br/>
-        <w:t>def save(name: str) -&gt; None:</w:t>
-        <w:br/>
-        <w:t xml:space="preserve">    plt.savefig(FIGURES / name, dpi=220, bbox_inches="tight", facecolor="white")</w:t>
-        <w:br/>
-        <w:t xml:space="preserve">    plt.close()</w:t>
-        <w:br/>
-        <w:br/>
-        <w:br/>
-        <w:t>def write_csv(name: str, rows: list[list[str]]) -&gt; None:</w:t>
-        <w:br/>
-        <w:t xml:space="preserve">    with (TABLES / name).open("w", newline="", encoding="utf-8") as stream:</w:t>
-        <w:br/>
-        <w:t xml:space="preserve">        csv.writer(stream).writerows(rows)</w:t>
-        <w:br/>
-        <w:br/>
-        <w:br/>
-        <w:t>def pipeline_figure() -&gt; None:</w:t>
-        <w:br/>
-        <w:t xml:space="preserve">    stages = [</w:t>
-        <w:br/>
-        <w:t xml:space="preserve">        ("Part 0", "Data", "Open-Meteo + NWS"),</w:t>
-        <w:br/>
-        <w:t xml:space="preserve">        ("Part 6", "Regimes", "3-state HMM"),</w:t>
-        <w:br/>
-        <w:t xml:space="preserve">        ("Part 1", "Features", "lag-safe matrix"),</w:t>
-        <w:br/>
-        <w:t xml:space="preserve">        ("Part 2A", "Atmosphere", "physical signals"),</w:t>
-        <w:br/>
-        <w:t xml:space="preserve">        ("Part 2", "Neural core", "LSTM / Transformer"),</w:t>
-        <w:br/>
-        <w:t xml:space="preserve">        ("Part 2B", "Ensemble", "XGBoost + anchor"),</w:t>
-        <w:br/>
-        <w:t xml:space="preserve">        ("Part 2C", "Uncertainty", "MC dropout + conformal"),</w:t>
-        <w:br/>
-        <w:t xml:space="preserve">        ("Parts 3/9", "Publish", "govern + verify"),</w:t>
-        <w:br/>
-        <w:t xml:space="preserve">    ]</w:t>
-        <w:br/>
-        <w:t xml:space="preserve">    colors = [CYAN, VIOLET, GREEN, SUN, CORAL, CYAN, VIOLET, GREEN]</w:t>
+        <w:rPr>
+          <w:rFonts w:ascii="Cambria Math" w:hAnsi="Cambria Math"/>
+          <w:sz w:val="22"/>
+        </w:rPr>
+        <w:t>Publish = NORMAL only if all critical checks pass and warning burden &lt; policy limit    (14)</w:t>
       </w:r>
     </w:p>
     <w:p>
@@ -4826,149 +4318,77 @@
     </w:p>
     <w:p>
       <w:pPr>
-        <w:pStyle w:val="Heading2"/>
-        <w:keepNext/>
+        <w:pStyle w:val="Heading1"/>
+        <w:ind w:firstLine="0"/>
+        <w:jc w:val="center"/>
       </w:pPr>
       <w:r>
-        <w:t>Appendix A (continued): Code, Part 2</w:t>
+        <w:t>Realized Attribution and the Central Audit Finding</w:t>
       </w:r>
     </w:p>
     <w:p>
       <w:pPr>
-        <w:pStyle w:val="AppendixCode"/>
+        <w:spacing w:line="240" w:lineRule="auto"/>
+        <w:ind w:firstLine="0"/>
+        <w:jc w:val="center"/>
       </w:pPr>
       <w:r>
-        <w:t xml:space="preserve">    fig, ax = plt.subplots(figsize=(10.0, 5.3))</w:t>
-        <w:br/>
-        <w:t xml:space="preserve">    ax.set_xlim(0, 10)</w:t>
-        <w:br/>
-        <w:t xml:space="preserve">    ax.set_ylim(0, 8.6)</w:t>
-        <w:br/>
-        <w:t xml:space="preserve">    ax.axis("off")</w:t>
-        <w:br/>
-        <w:t xml:space="preserve">    for index, ((part, title, detail), color) in enumerate(zip(stages, colors)):</w:t>
-        <w:br/>
-        <w:t xml:space="preserve">        row = 7 - index</w:t>
-        <w:br/>
-        <w:t xml:space="preserve">        y = row + 0.55</w:t>
-        <w:br/>
-        <w:t xml:space="preserve">        ax.add_patch(</w:t>
-        <w:br/>
-        <w:t xml:space="preserve">            plt.Rectangle((1.0, y - 0.37), 8.0, 0.72, facecolor=PALE, edgecolor="#d5dee7", lw=1.0)</w:t>
-        <w:br/>
-        <w:t xml:space="preserve">        )</w:t>
-        <w:br/>
-        <w:t xml:space="preserve">        ax.add_patch(plt.Rectangle((1.0, y - 0.37), 0.13, 0.72, facecolor=color, edgecolor=color))</w:t>
-        <w:br/>
-        <w:t xml:space="preserve">        ax.text(1.32, y + 0.11, part.upper(), color=color, weight="bold", size=8.4, va="center")</w:t>
-        <w:br/>
-        <w:t xml:space="preserve">        ax.text(2.44, y + 0.11, title, color=NAVY, weight="bold", size=11.2, va="center")</w:t>
-        <w:br/>
-        <w:t xml:space="preserve">        ax.text(5.15, y + 0.11, detail, color=MUTED, size=9.5, va="center")</w:t>
-        <w:br/>
-        <w:t xml:space="preserve">        if index &lt; len(stages) - 1:</w:t>
-        <w:br/>
-        <w:t xml:space="preserve">            ax.annotate("", xy=(5, y - 0.55), xytext=(5, y - 0.37), arrowprops={"arrowstyle": "-|&gt;", "color": MUTED, "lw": 1.2})</w:t>
-        <w:br/>
-        <w:t xml:space="preserve">    ax.set_title("Auditable Forecasting Pipeline", loc="left", color=NAVY, weight="bold", pad=12)</w:t>
-        <w:br/>
-        <w:t xml:space="preserve">    save("figure_1_pipeline.png")</w:t>
-        <w:br/>
-        <w:br/>
-        <w:br/>
-        <w:t>def target_clock_figure() -&gt; None:</w:t>
-        <w:br/>
-        <w:t xml:space="preserve">    fig, ax = plt.subplots(figsize=(9.7, 3.5))</w:t>
-        <w:br/>
-        <w:t xml:space="preserve">    ax.set_xlim(-0.3, 5.5)</w:t>
-        <w:br/>
-        <w:t xml:space="preserve">    ax.set_ylim(-0.5, 3.3)</w:t>
-        <w:br/>
-        <w:t xml:space="preserve">    ax.axis("off")</w:t>
-        <w:br/>
-        <w:t xml:space="preserve">    for day in range(6):</w:t>
-        <w:br/>
-        <w:t xml:space="preserve">        ax.plot([day, day], [0.45, 2.85], color="#d8e0e7", lw=0.8)</w:t>
-        <w:br/>
-        <w:t xml:space="preserve">        ax.text(day, 0.15, f"t+{day}", ha="center", color=MUTED, size=9)</w:t>
-        <w:br/>
-        <w:t xml:space="preserve">    ax.plot([0, 5], [1.65, 1.65], color=NAVY, lw=2)</w:t>
-        <w:br/>
-        <w:t xml:space="preserve">    ax.scatter([0], [1.65], s=130, color=NAVY, zorder=3)</w:t>
-        <w:br/>
-        <w:t xml:space="preserve">    ax.text(0, 2.27, "Feature date", ha="center", color=NAVY, weight="bold")</w:t>
-        <w:br/>
-        <w:t xml:space="preserve">    ax.text(0, 2.03, "last fully known observation", ha="center", color=MUTED, size=8.7)</w:t>
-        <w:br/>
-        <w:t xml:space="preserve">    for horizon, color in zip([1, 3, 5], [CYAN, SUN, CORAL]):</w:t>
-        <w:br/>
-        <w:t xml:space="preserve">        ax.scatter([horizon], [1.65], s=145, color=color, zorder=3)</w:t>
-        <w:br/>
-        <w:t xml:space="preserve">        ax.annotate("", xy=(horizon, 1.65), xytext=(0.08, 1.65), arrowprops={"arrowstyle": "-|&gt;", "color": color, "lw": 1.3})</w:t>
-        <w:br/>
-        <w:t xml:space="preserve">        ax.text(horizon, 2.72, f"H={horizon}", ha="center", color=color, weight="bold")</w:t>
-        <w:br/>
-        <w:t xml:space="preserve">        ax.text(horizon, 2.43, f"target_date_h{horizon}", ha="center", color=NAVY, size=8.8)</w:t>
-        <w:br/>
-        <w:t xml:space="preserve">    ax.text(2.5, -0.26, "Calendar-day forecast clock: target_date_h = feature_date + h", ha="center", color=NAVY, weight="bold")</w:t>
-        <w:br/>
-        <w:t xml:space="preserve">    save("figure_2_target_clock.png")</w:t>
-        <w:br/>
-        <w:br/>
-        <w:br/>
-        <w:t>def anchoring_mechanism_figure() -&gt; None:</w:t>
-        <w:br/>
-        <w:t xml:space="preserve">    rng = np.random.default_rng(20260824)</w:t>
-        <w:br/>
-        <w:t xml:space="preserve">    days = np.arange(1, 61)</w:t>
-        <w:br/>
-        <w:t xml:space="preserve">    truth = 76 + 5.5 * np.sin(days / 8.0) + 1.2 * np.cos(days / 3.7)</w:t>
-        <w:br/>
-        <w:t xml:space="preserve">    model = truth + rng.normal(0.0, 2.0, size=days.size)</w:t>
-        <w:br/>
-        <w:t xml:space="preserve">    wrong_reference = truth + 10.0 + rng.normal(0.0, 1.7, size=days.size)</w:t>
-        <w:br/>
-        <w:t xml:space="preserve">    anchored = 0.5 * model + 0.5 * wrong_reference</w:t>
-        <w:br/>
-        <w:t xml:space="preserve">    abs_model = np.abs(model - truth)</w:t>
-        <w:br/>
-        <w:t xml:space="preserve">    abs_anchor = np.abs(anchored - truth)</w:t>
-        <w:br/>
-        <w:br/>
-        <w:t xml:space="preserve">    fig, axes = plt.subplots(1, 2, figsize=(10.0, 3.8), gridspec_kw={"width_ratios": [1.6, 0.8]})</w:t>
-        <w:br/>
-        <w:t xml:space="preserve">    ax = axes[0]</w:t>
-        <w:br/>
-        <w:t xml:space="preserve">    ax.plot(days, truth, color=NAVY, lw=2.1, label="Synthetic truth")</w:t>
-        <w:br/>
-        <w:t xml:space="preserve">    ax.plot(days, model, color=CYAN, lw=1.2, alpha=0.9, label="Model-only forecast")</w:t>
-        <w:br/>
-        <w:t xml:space="preserve">    ax.plot(days, anchored, color=CORAL, lw=1.25, alpha=0.9, label="Forecast after 50% biased anchor")</w:t>
-        <w:br/>
-        <w:t xml:space="preserve">    ax.set_xlabel("Illustrative forecast issue")</w:t>
-        <w:br/>
-        <w:t xml:space="preserve">    ax.set_ylabel("Daily high (°F)")</w:t>
-        <w:br/>
-        <w:t xml:space="preserve">    ax.grid(True, alpha=0.8)</w:t>
-        <w:br/>
-        <w:t xml:space="preserve">    ax.legend(frameon=False, fontsize=8, ncol=1)</w:t>
-        <w:br/>
-        <w:t xml:space="preserve">    ax.set_title("Biased benchmark transmitted through anchoring", loc="left", color=NAVY, weight="bold")</w:t>
-        <w:br/>
-        <w:br/>
-        <w:t xml:space="preserve">    ax = axes[1]</w:t>
-        <w:br/>
-        <w:t xml:space="preserve">    means = [abs_model.mean(), abs_anchor.mean()]</w:t>
-        <w:br/>
-        <w:t xml:space="preserve">    ax.bar([0, 1], means, color=[CYAN, CORAL], width=0.62)</w:t>
-        <w:br/>
-        <w:t xml:space="preserve">    ax.set_xticks([0, 1], ["Model\nonly", "Biased\nanchor"])</w:t>
-        <w:br/>
-        <w:t xml:space="preserve">    ax.set_ylabel("Illustrative MAE (°F)")</w:t>
-        <w:br/>
-        <w:t xml:space="preserve">    ax.grid(True, axis="y", alpha=0.8)</w:t>
-        <w:br/>
-        <w:t xml:space="preserve">    for i, value in enumerate(means):</w:t>
+        <w:drawing>
+          <wp:inline xmlns:a="http://schemas.openxmlformats.org/drawingml/2006/main" xmlns:pic="http://schemas.openxmlformats.org/drawingml/2006/picture">
+            <wp:extent cx="5532120" cy="3165667"/>
+            <wp:docPr id="6" name="Picture 6" descr="Grouped bars compare realized errors at the three horizons across four forecast tracks."/>
+            <wp:cNvGraphicFramePr>
+              <a:graphicFrameLocks noChangeAspect="1"/>
+            </wp:cNvGraphicFramePr>
+            <a:graphic>
+              <a:graphicData uri="http://schemas.openxmlformats.org/drawingml/2006/picture">
+                <pic:pic>
+                  <pic:nvPicPr>
+                    <pic:cNvPr id="0" name="figure_5_attribution.png"/>
+                    <pic:cNvPicPr/>
+                  </pic:nvPicPr>
+                  <pic:blipFill>
+                    <a:blip r:embed="rId16"/>
+                    <a:stretch>
+                      <a:fillRect/>
+                    </a:stretch>
+                  </pic:blipFill>
+                  <pic:spPr>
+                    <a:xfrm>
+                      <a:off x="0" y="0"/>
+                      <a:ext cx="5532120" cy="3165667"/>
+                    </a:xfrm>
+                    <a:prstGeom prst="rect"/>
+                  </pic:spPr>
+                </pic:pic>
+              </a:graphicData>
+            </a:graphic>
+          </wp:inline>
+        </w:drawing>
+      </w:r>
+    </w:p>
+    <w:p>
+      <w:pPr>
+        <w:spacing w:line="240" w:lineRule="auto"/>
+        <w:ind w:firstLine="0"/>
+        <w:jc w:val="left"/>
+      </w:pPr>
+      <w:r>
+        <w:rPr>
+          <w:i/>
+          <w:sz w:val="18"/>
+        </w:rPr>
+        <w:t>Figure 6. Realized MAE for pre-anchor, published, persistence, and climatology forecasts.</w:t>
+      </w:r>
+    </w:p>
+    <w:p>
+      <w:r>
+        <w:t>The 65-row attribution tape contains 64, 62, and 60 matured outcomes at H=1, H=3, and H=5. The pre-anchor model is competitive: 1.68°F, 3.09°F, and 3.37°F MAE. Published forecasts are dramatically worse: 7.18°F, 7.56°F, and 7.04°F. Persistence achieves 1.95°F, 3.22°F, and 3.52°F; climatology achieves 2.29°F, 2.47°F, and 2.29°F.</w:t>
+      </w:r>
+    </w:p>
+    <w:p>
+      <w:r>
+        <w:t>Thus, the operational layer—not the learned forecast—is the dominant source of error in this historical tape. The finding is strengthened by paired logging because pre- and post-anchor values share the same feature dates and outcomes. It is weakened as a forward-looking claim because the NWS grid point was corrected after much of the tape was generated. Historical NWS comparisons are therefore a diagnosis of the old configuration, not an estimate of the corrected configuration's future skill.</w:t>
       </w:r>
     </w:p>
     <w:p>
@@ -4978,148 +4398,79 @@
     </w:p>
     <w:p>
       <w:pPr>
-        <w:pStyle w:val="Heading2"/>
-        <w:keepNext/>
+        <w:pStyle w:val="Heading1"/>
+        <w:ind w:firstLine="0"/>
+        <w:jc w:val="center"/>
       </w:pPr>
       <w:r>
-        <w:t>Appendix A (continued): Code, Part 3</w:t>
+        <w:t>Spatial Benchmark Failure and Source Contamination</w:t>
+      </w:r>
+    </w:p>
+    <w:p>
+      <w:r>
+        <w:t>The repository audit identified a hardcoded NWS grid point that was several cells inland from KLAX. The resulting benchmark series showed approximately -8°F bias against airport-centered realized highs: -8.28°F, -8.31°F, and -7.68°F by horizon. NWS anchoring was used on 60 of 65 rows, including 49, 53, and 52 horizon-specific applications. Consequently, the canonical forecast and the NWS baseline are not independent on anchored rows.</w:t>
       </w:r>
     </w:p>
     <w:p>
       <w:pPr>
-        <w:pStyle w:val="AppendixCode"/>
+        <w:spacing w:line="300" w:lineRule="auto"/>
+        <w:ind w:firstLine="0"/>
+        <w:jc w:val="center"/>
       </w:pPr>
       <w:r>
-        <w:t xml:space="preserve">        ax.text(i, value + 0.18, f"{value:.1f}", ha="center", color=NAVY, weight="bold")</w:t>
-        <w:br/>
-        <w:t xml:space="preserve">    ax.set_title("Illustrative error", color=NAVY, weight="bold")</w:t>
-        <w:br/>
-        <w:t xml:space="preserve">    fig.suptitle("Synthetic audit illustration - not repository performance data", y=0.01, color=MUTED, fontsize=8.5)</w:t>
-        <w:br/>
-        <w:t xml:space="preserve">    save("figure_3_anchor_mechanism.png")</w:t>
-        <w:br/>
-        <w:br/>
-        <w:br/>
-        <w:t>def conformal_figure() -&gt; None:</w:t>
-        <w:br/>
-        <w:t xml:space="preserve">    rng = np.random.default_rng(24)</w:t>
-        <w:br/>
-        <w:t xml:space="preserve">    x = np.arange(1, 41)</w:t>
-        <w:br/>
-        <w:t xml:space="preserve">    center = 74 + 3.5 * np.sin(x / 6.3)</w:t>
-        <w:br/>
-        <w:t xml:space="preserve">    truth = center + rng.normal(0, 2.2, size=x.size)</w:t>
-        <w:br/>
-        <w:t xml:space="preserve">    cal_residuals = np.abs(rng.normal(0, 2.0, size=120))</w:t>
-        <w:br/>
-        <w:t xml:space="preserve">    radius = float(np.quantile(cal_residuals, 0.90, method="higher"))</w:t>
-        <w:br/>
-        <w:t xml:space="preserve">    lower, upper = center - radius, center + radius</w:t>
-        <w:br/>
-        <w:t xml:space="preserve">    covered = (truth &gt;= lower) &amp; (truth &lt;= upper)</w:t>
-        <w:br/>
-        <w:br/>
-        <w:t xml:space="preserve">    fig, ax = plt.subplots(figsize=(9.8, 3.9))</w:t>
-        <w:br/>
-        <w:t xml:space="preserve">    ax.fill_between(x, lower, upper, color=CYAN, alpha=0.18, label=f"Synthetic 90% conformal band (q={radius:.1f}°F)")</w:t>
-        <w:br/>
-        <w:t xml:space="preserve">    ax.plot(x, center, color=NAVY, lw=2, label="Point forecast")</w:t>
-        <w:br/>
-        <w:t xml:space="preserve">    ax.scatter(x[covered], truth[covered], color=GREEN, s=20, label="Covered outcomes")</w:t>
-        <w:br/>
-        <w:t xml:space="preserve">    ax.scatter(x[~covered], truth[~covered], color=CORAL, marker="x", s=38, label="Misses")</w:t>
-        <w:br/>
-        <w:t xml:space="preserve">    ax.set_xlabel("Illustrative evaluation case")</w:t>
-        <w:br/>
-        <w:t xml:space="preserve">    ax.set_ylabel("Daily high (°F)")</w:t>
-        <w:br/>
-        <w:t xml:space="preserve">    ax.grid(True, alpha=0.8)</w:t>
-        <w:br/>
-        <w:t xml:space="preserve">    ax.legend(frameon=False, fontsize=8, ncol=2)</w:t>
-        <w:br/>
-        <w:t xml:space="preserve">    ax.set_title("Split-conformal radius around a fixed predictive center", loc="left", color=NAVY, weight="bold")</w:t>
-        <w:br/>
-        <w:t xml:space="preserve">    ax.text(0.99, 0.02, f"Illustrative coverage: {covered.mean():.1%}", transform=ax.transAxes, ha="right", color=MUTED, size=8.7)</w:t>
-        <w:br/>
-        <w:t xml:space="preserve">    save("figure_4_conformal.png")</w:t>
-        <w:br/>
-        <w:br/>
-        <w:br/>
-        <w:t>def governance_figure() -&gt; None:</w:t>
-        <w:br/>
-        <w:t xml:space="preserve">    fig, ax = plt.subplots(figsize=(9.8, 4.3))</w:t>
-        <w:br/>
-        <w:t xml:space="preserve">    ax.axis("off")</w:t>
-        <w:br/>
-        <w:t xml:space="preserve">    nodes = [</w:t>
-        <w:br/>
-        <w:t xml:space="preserve">        (0.06, 0.64, 0.20, 0.20, "Inputs", "fresh data\nvalid schema"),</w:t>
-        <w:br/>
-        <w:t xml:space="preserve">        (0.31, 0.64, 0.20, 0.20, "Forecast", "source available\nphysical bounds"),</w:t>
-        <w:br/>
-        <w:t xml:space="preserve">        (0.56, 0.64, 0.20, 0.20, "Diagnostics", "spread / NWS\ncalibration"),</w:t>
-        <w:br/>
-        <w:t xml:space="preserve">        (0.79, 0.64, 0.16, 0.20, "Decision", "NORMAL\nCAUTION\nHOLD"),</w:t>
-        <w:br/>
-        <w:t xml:space="preserve">    ]</w:t>
-        <w:br/>
-        <w:t xml:space="preserve">    for index, (x, y, w, h, title, detail) in enumerate(nodes):</w:t>
-        <w:br/>
-        <w:t xml:space="preserve">        color = [CYAN, SUN, VIOLET, GREEN][index]</w:t>
-        <w:br/>
-        <w:t xml:space="preserve">        ax.add_patch(plt.Rectangle((x, y), w, h, facecolor=PALE, edgecolor="#cfd9e2", lw=1.0))</w:t>
-        <w:br/>
-        <w:t xml:space="preserve">        ax.add_patch(plt.Rectangle((x, y + h - 0.025), w, 0.025, facecolor=color, edgecolor=color))</w:t>
-        <w:br/>
-        <w:t xml:space="preserve">        ax.text(x + 0.02, y + h - 0.065, title, color=NAVY, weight="bold", va="top", size=11)</w:t>
-        <w:br/>
-        <w:t xml:space="preserve">        ax.text(x + 0.02, y + h - 0.12, detail, color=MUTED, va="top", size=9)</w:t>
-        <w:br/>
-        <w:t xml:space="preserve">        if index &lt; len(nodes) - 1:</w:t>
-        <w:br/>
-        <w:t xml:space="preserve">            ax.annotate("", xy=(nodes[index + 1][0] - 0.01, y + h / 2), xytext=(x + w + 0.01, y + h / 2), arrowprops={"arrowstyle": "-|&gt;", "color": NAVY, "lw": 1.25})</w:t>
-        <w:br/>
-        <w:t xml:space="preserve">    ax.text(0.05, 0.37, "Publication semantics", color=NAVY, weight="bold", size=12)</w:t>
-        <w:br/>
-        <w:t xml:space="preserve">    labels = [</w:t>
-        <w:br/>
-        <w:t xml:space="preserve">        ("NORMAL", GREEN, "all critical checks pass"),</w:t>
-        <w:br/>
-        <w:t xml:space="preserve">        ("CAUTION", SUN, "publish with explicit warnings"),</w:t>
-        <w:br/>
-        <w:t xml:space="preserve">        ("HOLD", CORAL, "withhold authoritative forecast"),</w:t>
-        <w:br/>
-        <w:t xml:space="preserve">    ]</w:t>
-        <w:br/>
-        <w:t xml:space="preserve">    for i, (label, color, detail) in enumerate(labels):</w:t>
-        <w:br/>
-        <w:t xml:space="preserve">        x = 0.06 + i * 0.30</w:t>
-        <w:br/>
-        <w:t xml:space="preserve">        ax.add_patch(plt.Rectangle((x, 0.13), 0.25, 0.15, facecolor="white", edgecolor=color, lw=1.5))</w:t>
-        <w:br/>
-        <w:t xml:space="preserve">        ax.text(x + 0.02, 0.235, label, color=color, weight="bold", size=10.5)</w:t>
-        <w:br/>
-        <w:t xml:space="preserve">        ax.text(x + 0.02, 0.17, detail, color=MUTED, size=8.7)</w:t>
-        <w:br/>
-        <w:t xml:space="preserve">    ax.set_title("Governed publishing separates estimation from authorization", loc="left", color=NAVY, weight="bold")</w:t>
-        <w:br/>
-        <w:t xml:space="preserve">    save("figure_5_governance.png")</w:t>
-        <w:br/>
-        <w:br/>
-        <w:br/>
-        <w:t>def tables() -&gt; None:</w:t>
-        <w:br/>
-        <w:t xml:space="preserve">    write_csv(</w:t>
-        <w:br/>
-        <w:t xml:space="preserve">        "table_1_data_sources.csv",</w:t>
-        <w:br/>
-        <w:t xml:space="preserve">        [</w:t>
-        <w:br/>
-        <w:t xml:space="preserve">            ["Source", "Repository use", "Inferential caution"],</w:t>
-        <w:br/>
-        <w:t xml:space="preserve">            ["Open-Meteo Historical Weather", "Historical daily and hourly weather covariates", "Reanalysis is model-assimilated, not a pure station observation"],</w:t>
-        <w:br/>
-        <w:t xml:space="preserve">            ["Open-Meteo Forecast", "Seven-day gridded numerical forecast inputs", "Model vintage and lead time must be archived to prevent look-ahead"],</w:t>
+        <w:rPr>
+          <w:rFonts w:ascii="Cambria Math" w:hAnsi="Cambria Math"/>
+          <w:sz w:val="22"/>
+        </w:rPr>
+        <w:t>Bias(F_h) = (1-a_h)Bias(B_h) + a_h Bias(NWS_h)    (15)</w:t>
+      </w:r>
+    </w:p>
+    <w:p>
+      <w:r>
+        <w:t>The algebra explains the artifact. When a_h is large and the benchmark bias is large, the canonical bias must move toward the benchmark even if B_h is approximately unbiased. The attribution report explicitly warns that model-versus-NWS skill comparisons are invalid for anchored rows and provides model_only_metrics as the unbiased comparison track.</w:t>
+      </w:r>
+    </w:p>
+    <w:tbl>
+      <w:tblPr>
+        <w:tblW w:type="dxa" w:w="9360"/>
+        <w:jc w:val="center"/>
+        <w:tblLayout w:type="fixed"/>
+        <w:tblLook w:firstColumn="1" w:firstRow="1" w:lastColumn="0" w:lastRow="0" w:noHBand="0" w:noVBand="1" w:val="04A0"/>
+      </w:tblPr>
+      <w:tblGrid>
+        <w:gridCol w:w="9360"/>
+      </w:tblGrid>
+      <w:tr>
+        <w:trPr>
+          <w:tblHeader w:val="true"/>
+        </w:trPr>
+        <w:tc>
+          <w:tcPr>
+            <w:tcW w:type="dxa" w:w="9360"/>
+            <w:vAlign w:val="center"/>
+            <w:shd w:fill="EAF2F7"/>
+          </w:tcPr>
+          <w:p>
+            <w:pPr>
+              <w:spacing w:line="276" w:lineRule="auto"/>
+              <w:ind w:firstLine="0"/>
+            </w:pPr>
+            <w:r>
+              <w:rPr>
+                <w:b/>
+              </w:rPr>
+              <w:t xml:space="preserve">Current corrective state: </w:t>
+            </w:r>
+            <w:r>
+              <w:t>The data artifact now verifies LOX/148,41 by a live points lookup and reports match=true. This validates the present spatial mapping. It does not retroactively repair forecasts issued with the old mapping.</w:t>
+            </w:r>
+          </w:p>
+        </w:tc>
+      </w:tr>
+    </w:tbl>
+    <w:p>
+      <w:r>
+        <w:t>The appropriate next experiment is a prospective A/B shadow evaluation: publish or log the unanchored model, corrected-grid anchor, and persistence/climatology baselines for at least one warm season. Freeze anchor rules beforehand and compare paired losses with uncertainty intervals. Until then, the safest operational policy is zero NWS anchor weight with NWS retained as an independent benchmark.</w:t>
       </w:r>
     </w:p>
     <w:p>
@@ -5129,151 +4480,988 @@
     </w:p>
     <w:p>
       <w:pPr>
-        <w:pStyle w:val="Heading2"/>
-        <w:keepNext/>
+        <w:pStyle w:val="Heading1"/>
+        <w:ind w:firstLine="0"/>
+        <w:jc w:val="center"/>
       </w:pPr>
       <w:r>
-        <w:t>Appendix A (continued): Code, Part 4</w:t>
+        <w:t>Statistical Validity, Dependence, and Identifiability</w:t>
+      </w:r>
+    </w:p>
+    <w:p>
+      <w:r>
+        <w:t>Weather observations are serially dependent, seasonally nonstationary, and exposed to changing upstream model systems. Standard iid interpretations of cross-validation, conformal coverage, and p-values are therefore inappropriate. Chronological holdouts address ordering but still represent one contiguous historical realization. Effective sample size can be far smaller than the nominal number of days, especially within persistent regimes.</w:t>
       </w:r>
     </w:p>
     <w:p>
       <w:pPr>
-        <w:pStyle w:val="AppendixCode"/>
+        <w:spacing w:line="300" w:lineRule="auto"/>
+        <w:ind w:firstLine="0"/>
+        <w:jc w:val="center"/>
       </w:pPr>
       <w:r>
-        <w:t xml:space="preserve">            ["NWS API", "Official point-forecast benchmark and optional anchor", "Anchored predictions are not independent of the benchmark"],</w:t>
+        <w:rPr>
+          <w:rFonts w:ascii="Cambria Math" w:hAnsi="Cambria Math"/>
+          <w:sz w:val="22"/>
+        </w:rPr>
+        <w:t>ESS ≈ n / (1 + 2Σ_(k≥1) ρ_k)    (16)</w:t>
+      </w:r>
+    </w:p>
+    <w:p>
+      <w:r>
+        <w:t>Model-component identifiability is also limited. LSTM, XGBoost, atmospheric-alpha features, and NWS forecasts share overlapping information about recent temperature and synoptic state. A high blend weight does not identify a causal contribution. Likewise, an HMM state number is permutation-invariant and receives physical meaning only through post-fit diagnostics.</w:t>
+      </w:r>
+    </w:p>
+    <w:p>
+      <w:r>
+        <w:t>Recommended evaluation uses rolling-origin backtests, block bootstrap uncertainty, proper scoring rules for probabilistic forecasts, and paired loss differences. A Diebold-Mariano-style comparison should use heteroskedasticity/autocorrelation-consistent variance and should be interpreted cautiously for overlapping multi-day targets. For intervals, weighted or adaptive conformal methods are worth studying, but no method removes the need for prospective monitoring under distribution shift.</w:t>
+      </w:r>
+    </w:p>
+    <w:p>
+      <w:pPr>
+        <w:spacing w:line="300" w:lineRule="auto"/>
+        <w:ind w:firstLine="0"/>
+        <w:jc w:val="center"/>
+      </w:pPr>
+      <w:r>
+        <w:rPr>
+          <w:rFonts w:ascii="Cambria Math" w:hAnsi="Cambria Math"/>
+          <w:sz w:val="22"/>
+        </w:rPr>
+        <w:t>Skill(reference) = 1 - MAE_model / MAE_reference    (17)</w:t>
+      </w:r>
+    </w:p>
+    <w:p>
+      <w:r>
+        <w:t>The audit’s negative live skill scores are operationally meaningful because they compare realized dates; however, they should be stratified before generalization by season, regime, heat threshold, and data-source era.</w:t>
+      </w:r>
+    </w:p>
+    <w:p>
+      <w:r>
+        <w:br w:type="page"/>
+      </w:r>
+    </w:p>
+    <w:p>
+      <w:pPr>
+        <w:pStyle w:val="Heading1"/>
+        <w:ind w:firstLine="0"/>
+        <w:jc w:val="center"/>
+      </w:pPr>
+      <w:r>
+        <w:t>Software Architecture and Reproducibility</w:t>
+      </w:r>
+    </w:p>
+    <w:p>
+      <w:r>
+        <w:t>The repository uses modular Python scripts, versioned JSON/parquet/CSV artifacts, GitHub Actions for CI and Pages, and a static interactive index. Validators enforce target clocks, live-tail preservation, split counts, model/schema compatibility, interval display contracts, NWS row-level storage, regime-probability redundancy, and alpha-feature metadata. This is a strong research-engineering foundation because statistical claims are coupled to machine-checkable contracts.</w:t>
+      </w:r>
+    </w:p>
+    <w:tbl>
+      <w:tblPr>
+        <w:tblStyle w:val="TableGrid"/>
+        <w:tblW w:type="dxa" w:w="9360"/>
+        <w:jc w:val="center"/>
+        <w:tblLayout w:type="fixed"/>
+        <w:tblLook w:firstColumn="1" w:firstRow="1" w:lastColumn="0" w:lastRow="0" w:noHBand="0" w:noVBand="1" w:val="04A0"/>
+      </w:tblPr>
+      <w:tblGrid>
+        <w:gridCol w:w="1655"/>
+        <w:gridCol w:w="3816"/>
+        <w:gridCol w:w="3888"/>
+      </w:tblGrid>
+      <w:tr>
+        <w:trPr>
+          <w:tblHeader w:val="true"/>
+        </w:trPr>
+        <w:tc>
+          <w:tcPr>
+            <w:tcW w:type="dxa" w:w="1656"/>
+            <w:vAlign w:val="center"/>
+            <w:shd w:fill="17365D"/>
+          </w:tcPr>
+          <w:p>
+            <w:pPr>
+              <w:spacing w:line="240" w:lineRule="auto"/>
+              <w:ind w:firstLine="0"/>
+              <w:jc w:val="center"/>
+            </w:pPr>
+            <w:r>
+              <w:rPr>
+                <w:b/>
+                <w:color w:val="FFFFFF"/>
+                <w:sz w:val="17"/>
+              </w:rPr>
+              <w:t>Layer</w:t>
+            </w:r>
+          </w:p>
+        </w:tc>
+        <w:tc>
+          <w:tcPr>
+            <w:tcW w:type="dxa" w:w="3816"/>
+            <w:vAlign w:val="center"/>
+            <w:shd w:fill="17365D"/>
+          </w:tcPr>
+          <w:p>
+            <w:pPr>
+              <w:spacing w:line="240" w:lineRule="auto"/>
+              <w:ind w:firstLine="0"/>
+              <w:jc w:val="center"/>
+            </w:pPr>
+            <w:r>
+              <w:rPr>
+                <w:b/>
+                <w:color w:val="FFFFFF"/>
+                <w:sz w:val="17"/>
+              </w:rPr>
+              <w:t>Primary artifact</w:t>
+            </w:r>
+          </w:p>
+        </w:tc>
+        <w:tc>
+          <w:tcPr>
+            <w:tcW w:type="dxa" w:w="3888"/>
+            <w:vAlign w:val="center"/>
+            <w:shd w:fill="17365D"/>
+          </w:tcPr>
+          <w:p>
+            <w:pPr>
+              <w:spacing w:line="240" w:lineRule="auto"/>
+              <w:ind w:firstLine="0"/>
+              <w:jc w:val="center"/>
+            </w:pPr>
+            <w:r>
+              <w:rPr>
+                <w:b/>
+                <w:color w:val="FFFFFF"/>
+                <w:sz w:val="17"/>
+              </w:rPr>
+              <w:t>Reproducibility function</w:t>
+            </w:r>
+          </w:p>
+        </w:tc>
+      </w:tr>
+      <w:tr>
+        <w:tc>
+          <w:tcPr>
+            <w:tcW w:type="dxa" w:w="1655"/>
+          </w:tcPr>
+          <w:p>
+            <w:pPr>
+              <w:spacing w:line="252" w:lineRule="auto" w:before="40" w:after="40"/>
+              <w:ind w:firstLine="0"/>
+              <w:jc w:val="left"/>
+            </w:pPr>
+            <w:r>
+              <w:rPr>
+                <w:sz w:val="17"/>
+              </w:rPr>
+              <w:t>Data</w:t>
+            </w:r>
+          </w:p>
+        </w:tc>
+        <w:tc>
+          <w:tcPr>
+            <w:tcW w:type="dxa" w:w="3816"/>
+          </w:tcPr>
+          <w:p>
+            <w:pPr>
+              <w:spacing w:line="252" w:lineRule="auto" w:before="40" w:after="40"/>
+              <w:ind w:firstLine="0"/>
+              <w:jc w:val="center"/>
+            </w:pPr>
+            <w:r>
+              <w:rPr>
+                <w:sz w:val="17"/>
+              </w:rPr>
+              <w:t>historical_daily.parquet; data_meta.json</w:t>
+            </w:r>
+          </w:p>
+        </w:tc>
+        <w:tc>
+          <w:tcPr>
+            <w:tcW w:type="dxa" w:w="3888"/>
+          </w:tcPr>
+          <w:p>
+            <w:pPr>
+              <w:spacing w:line="252" w:lineRule="auto" w:before="40" w:after="40"/>
+              <w:ind w:firstLine="0"/>
+              <w:jc w:val="center"/>
+            </w:pPr>
+            <w:r>
+              <w:rPr>
+                <w:sz w:val="17"/>
+              </w:rPr>
+              <w:t>Source range, continuity, grid check</w:t>
+            </w:r>
+          </w:p>
+        </w:tc>
+      </w:tr>
+      <w:tr>
+        <w:tc>
+          <w:tcPr>
+            <w:tcW w:type="dxa" w:w="1655"/>
+            <w:shd w:fill="F4F6F8"/>
+          </w:tcPr>
+          <w:p>
+            <w:pPr>
+              <w:spacing w:line="252" w:lineRule="auto" w:before="40" w:after="40"/>
+              <w:ind w:firstLine="0"/>
+              <w:jc w:val="left"/>
+            </w:pPr>
+            <w:r>
+              <w:rPr>
+                <w:sz w:val="17"/>
+              </w:rPr>
+              <w:t>Features</w:t>
+            </w:r>
+          </w:p>
+        </w:tc>
+        <w:tc>
+          <w:tcPr>
+            <w:tcW w:type="dxa" w:w="3816"/>
+            <w:shd w:fill="F4F6F8"/>
+          </w:tcPr>
+          <w:p>
+            <w:pPr>
+              <w:spacing w:line="252" w:lineRule="auto" w:before="40" w:after="40"/>
+              <w:ind w:firstLine="0"/>
+              <w:jc w:val="center"/>
+            </w:pPr>
+            <w:r>
+              <w:rPr>
+                <w:sz w:val="17"/>
+              </w:rPr>
+              <w:t>feature_matrix.parquet; feature_meta.json</w:t>
+            </w:r>
+          </w:p>
+        </w:tc>
+        <w:tc>
+          <w:tcPr>
+            <w:tcW w:type="dxa" w:w="3888"/>
+            <w:shd w:fill="F4F6F8"/>
+          </w:tcPr>
+          <w:p>
+            <w:pPr>
+              <w:spacing w:line="252" w:lineRule="auto" w:before="40" w:after="40"/>
+              <w:ind w:firstLine="0"/>
+              <w:jc w:val="center"/>
+            </w:pPr>
+            <w:r>
+              <w:rPr>
+                <w:sz w:val="17"/>
+              </w:rPr>
+              <w:t>Schema, targets, splits, live tail</w:t>
+            </w:r>
+          </w:p>
+        </w:tc>
+      </w:tr>
+      <w:tr>
+        <w:tc>
+          <w:tcPr>
+            <w:tcW w:type="dxa" w:w="1655"/>
+          </w:tcPr>
+          <w:p>
+            <w:pPr>
+              <w:spacing w:line="252" w:lineRule="auto" w:before="40" w:after="40"/>
+              <w:ind w:firstLine="0"/>
+              <w:jc w:val="left"/>
+            </w:pPr>
+            <w:r>
+              <w:rPr>
+                <w:sz w:val="17"/>
+              </w:rPr>
+              <w:t>Models</w:t>
+            </w:r>
+          </w:p>
+        </w:tc>
+        <w:tc>
+          <w:tcPr>
+            <w:tcW w:type="dxa" w:w="3816"/>
+          </w:tcPr>
+          <w:p>
+            <w:pPr>
+              <w:spacing w:line="252" w:lineRule="auto" w:before="40" w:after="40"/>
+              <w:ind w:firstLine="0"/>
+              <w:jc w:val="center"/>
+            </w:pPr>
+            <w:r>
+              <w:rPr>
+                <w:sz w:val="17"/>
+              </w:rPr>
+              <w:t>*.pt, *.pkl, part2_meta.json</w:t>
+            </w:r>
+          </w:p>
+        </w:tc>
+        <w:tc>
+          <w:tcPr>
+            <w:tcW w:type="dxa" w:w="3888"/>
+          </w:tcPr>
+          <w:p>
+            <w:pPr>
+              <w:spacing w:line="252" w:lineRule="auto" w:before="40" w:after="40"/>
+              <w:ind w:firstLine="0"/>
+              <w:jc w:val="center"/>
+            </w:pPr>
+            <w:r>
+              <w:rPr>
+                <w:sz w:val="17"/>
+              </w:rPr>
+              <w:t>Parameters, metrics, hyperparameters</w:t>
+            </w:r>
+          </w:p>
+        </w:tc>
+      </w:tr>
+      <w:tr>
+        <w:tc>
+          <w:tcPr>
+            <w:tcW w:type="dxa" w:w="1655"/>
+            <w:shd w:fill="F4F6F8"/>
+          </w:tcPr>
+          <w:p>
+            <w:pPr>
+              <w:spacing w:line="252" w:lineRule="auto" w:before="40" w:after="40"/>
+              <w:ind w:firstLine="0"/>
+              <w:jc w:val="left"/>
+            </w:pPr>
+            <w:r>
+              <w:rPr>
+                <w:sz w:val="17"/>
+              </w:rPr>
+              <w:t>Uncertainty</w:t>
+            </w:r>
+          </w:p>
+        </w:tc>
+        <w:tc>
+          <w:tcPr>
+            <w:tcW w:type="dxa" w:w="3816"/>
+            <w:shd w:fill="F4F6F8"/>
+          </w:tcPr>
+          <w:p>
+            <w:pPr>
+              <w:spacing w:line="252" w:lineRule="auto" w:before="40" w:after="40"/>
+              <w:ind w:firstLine="0"/>
+              <w:jc w:val="center"/>
+            </w:pPr>
+            <w:r>
+              <w:rPr>
+                <w:sz w:val="17"/>
+              </w:rPr>
+              <w:t>calibration_report.json</w:t>
+            </w:r>
+          </w:p>
+        </w:tc>
+        <w:tc>
+          <w:tcPr>
+            <w:tcW w:type="dxa" w:w="3888"/>
+            <w:shd w:fill="F4F6F8"/>
+          </w:tcPr>
+          <w:p>
+            <w:pPr>
+              <w:spacing w:line="252" w:lineRule="auto" w:before="40" w:after="40"/>
+              <w:ind w:firstLine="0"/>
+              <w:jc w:val="center"/>
+            </w:pPr>
+            <w:r>
+              <w:rPr>
+                <w:sz w:val="17"/>
+              </w:rPr>
+              <w:t>Coverage, widths, display semantics</w:t>
+            </w:r>
+          </w:p>
+        </w:tc>
+      </w:tr>
+      <w:tr>
+        <w:tc>
+          <w:tcPr>
+            <w:tcW w:type="dxa" w:w="1655"/>
+          </w:tcPr>
+          <w:p>
+            <w:pPr>
+              <w:spacing w:line="252" w:lineRule="auto" w:before="40" w:after="40"/>
+              <w:ind w:firstLine="0"/>
+              <w:jc w:val="left"/>
+            </w:pPr>
+            <w:r>
+              <w:rPr>
+                <w:sz w:val="17"/>
+              </w:rPr>
+              <w:t>Governance</w:t>
+            </w:r>
+          </w:p>
+        </w:tc>
+        <w:tc>
+          <w:tcPr>
+            <w:tcW w:type="dxa" w:w="3816"/>
+          </w:tcPr>
+          <w:p>
+            <w:pPr>
+              <w:spacing w:line="252" w:lineRule="auto" w:before="40" w:after="40"/>
+              <w:ind w:firstLine="0"/>
+              <w:jc w:val="center"/>
+            </w:pPr>
+            <w:r>
+              <w:rPr>
+                <w:sz w:val="17"/>
+              </w:rPr>
+              <w:t>governance_report.json</w:t>
+            </w:r>
+          </w:p>
+        </w:tc>
+        <w:tc>
+          <w:tcPr>
+            <w:tcW w:type="dxa" w:w="3888"/>
+          </w:tcPr>
+          <w:p>
+            <w:pPr>
+              <w:spacing w:line="252" w:lineRule="auto" w:before="40" w:after="40"/>
+              <w:ind w:firstLine="0"/>
+              <w:jc w:val="center"/>
+            </w:pPr>
+            <w:r>
+              <w:rPr>
+                <w:sz w:val="17"/>
+              </w:rPr>
+              <w:t>Checks, thresholds, publish mode</w:t>
+            </w:r>
+          </w:p>
+        </w:tc>
+      </w:tr>
+      <w:tr>
+        <w:tc>
+          <w:tcPr>
+            <w:tcW w:type="dxa" w:w="1655"/>
+            <w:shd w:fill="F4F6F8"/>
+          </w:tcPr>
+          <w:p>
+            <w:pPr>
+              <w:spacing w:line="252" w:lineRule="auto" w:before="40" w:after="40"/>
+              <w:ind w:firstLine="0"/>
+              <w:jc w:val="left"/>
+            </w:pPr>
+            <w:r>
+              <w:rPr>
+                <w:sz w:val="17"/>
+              </w:rPr>
+              <w:t>Attribution</w:t>
+            </w:r>
+          </w:p>
+        </w:tc>
+        <w:tc>
+          <w:tcPr>
+            <w:tcW w:type="dxa" w:w="3816"/>
+            <w:shd w:fill="F4F6F8"/>
+          </w:tcPr>
+          <w:p>
+            <w:pPr>
+              <w:spacing w:line="252" w:lineRule="auto" w:before="40" w:after="40"/>
+              <w:ind w:firstLine="0"/>
+              <w:jc w:val="center"/>
+            </w:pPr>
+            <w:r>
+              <w:rPr>
+                <w:sz w:val="17"/>
+              </w:rPr>
+              <w:t>live_attribution_report.json</w:t>
+            </w:r>
+          </w:p>
+        </w:tc>
+        <w:tc>
+          <w:tcPr>
+            <w:tcW w:type="dxa" w:w="3888"/>
+            <w:shd w:fill="F4F6F8"/>
+          </w:tcPr>
+          <w:p>
+            <w:pPr>
+              <w:spacing w:line="252" w:lineRule="auto" w:before="40" w:after="40"/>
+              <w:ind w:firstLine="0"/>
+              <w:jc w:val="center"/>
+            </w:pPr>
+            <w:r>
+              <w:rPr>
+                <w:sz w:val="17"/>
+              </w:rPr>
+              <w:t>Matured outcomes and baselines</w:t>
+            </w:r>
+          </w:p>
+        </w:tc>
+      </w:tr>
+    </w:tbl>
+    <w:p>
+      <w:r>
+        <w:t>Two improvements would materially strengthen reproducibility. First, every production run should write an immutable manifest containing commit SHA, dependency lock hash, source request timestamps, artifact hashes, and random seeds. Second, generated forecasts should be append-only, with corrections recorded as new versions rather than overwrites. These changes would support forensic reconstruction of any public forecast.</w:t>
+      </w:r>
+    </w:p>
+    <w:p>
+      <w:r>
+        <w:br w:type="page"/>
+      </w:r>
+    </w:p>
+    <w:p>
+      <w:pPr>
+        <w:pStyle w:val="Heading1"/>
+        <w:ind w:firstLine="0"/>
+        <w:jc w:val="center"/>
+      </w:pPr>
+      <w:r>
+        <w:t>Recommendations and Conclusion</w:t>
+      </w:r>
+    </w:p>
+    <w:p>
+      <w:r>
+        <w:t>The laboratory has a credible statistical core but an unsafe historical publication transform. The following recommendations are ordered by expected scientific value. (1) Set NWS anchor weights to zero until a corrected-grid prospective shadow test establishes positive paired skill. (2) Treat NWS as an independent benchmark and preserve row-level issuance values. (3) Promote the XGBoost sleeve only through frozen rolling-origin comparisons, not one split. (4) Report pre-anchor and published forecasts side by side. (5) Add regime-, season-, and heat-event calibration tables with minimum sample gates. (6) Replace display-band language with explicit calibration semantics. (7) adopt immutable run manifests and artifact hashes.</w:t>
+      </w:r>
+    </w:p>
+    <w:p>
+      <w:r>
+        <w:t>The main substantive conclusion is not that deep learning failed. The committed holdout and live pre-anchor errors show useful predictive structure, especially at H=1. Instead, a spatially mismatched benchmark and aggressive anchor rules masked that structure. This is a general lesson for operational statistics: post-processing can dominate the error budget, and trusted external forecasts can become a source of correlated bias when their spatial and temporal contracts are not verified.</w:t>
+      </w:r>
+    </w:p>
+    <w:tbl>
+      <w:tblPr>
+        <w:tblW w:type="dxa" w:w="9360"/>
+        <w:jc w:val="center"/>
+        <w:tblLayout w:type="fixed"/>
+        <w:tblLook w:firstColumn="1" w:firstRow="1" w:lastColumn="0" w:lastRow="0" w:noHBand="0" w:noVBand="1" w:val="04A0"/>
+      </w:tblPr>
+      <w:tblGrid>
+        <w:gridCol w:w="9360"/>
+      </w:tblGrid>
+      <w:tr>
+        <w:trPr>
+          <w:tblHeader w:val="true"/>
+        </w:trPr>
+        <w:tc>
+          <w:tcPr>
+            <w:tcW w:type="dxa" w:w="9360"/>
+            <w:vAlign w:val="center"/>
+            <w:shd w:fill="EAF2F7"/>
+          </w:tcPr>
+          <w:p>
+            <w:pPr>
+              <w:spacing w:line="276" w:lineRule="auto"/>
+              <w:ind w:firstLine="0"/>
+            </w:pPr>
+            <w:r>
+              <w:rPr>
+                <w:b/>
+              </w:rPr>
+              <w:t xml:space="preserve">Decision: </w:t>
+            </w:r>
+            <w:r>
+              <w:t>Retain the modular pipeline, corrected NWS point check, temporal contracts, uncertainty diagnostics, and governance logging. Disable benchmark-driven forecast movement pending prospective evidence. Publish the report and laboratory as an auditable research interface, not as an automated public-safety forecast authority.</w:t>
+            </w:r>
+          </w:p>
+        </w:tc>
+      </w:tr>
+    </w:tbl>
+    <w:p>
+      <w:r>
+        <w:t>With those changes, the project can evolve from a technically rich demonstration into a defensible forecasting experiment whose scientific claims, operational decisions, and web presentation share one traceable evidence chain.</w:t>
+      </w:r>
+    </w:p>
+    <w:p>
+      <w:r>
+        <w:br w:type="page"/>
+      </w:r>
+    </w:p>
+    <w:p>
+      <w:pPr>
+        <w:pStyle w:val="Heading1"/>
+        <w:ind w:firstLine="0"/>
+        <w:jc w:val="center"/>
+      </w:pPr>
+      <w:r>
+        <w:t>References</w:t>
+      </w:r>
+    </w:p>
+    <w:p>
+      <w:pPr>
+        <w:spacing w:line="480" w:lineRule="auto"/>
+        <w:ind w:hanging="720" w:left="720"/>
+      </w:pPr>
+      <w:r>
+        <w:t>Angelopoulos, A. N., &amp; Bates, S. (2023). Conformal prediction: A gentle introduction. Foundations and Trends in Machine Learning, 16(4), 494–591. https://doi.org/10.1561/2200000101</w:t>
+      </w:r>
+    </w:p>
+    <w:p>
+      <w:pPr>
+        <w:spacing w:line="480" w:lineRule="auto"/>
+        <w:ind w:hanging="720" w:left="720"/>
+      </w:pPr>
+      <w:r>
+        <w:t>Chen, T., &amp; Guestrin, C. (2016). XGBoost: A scalable tree boosting system. In Proceedings of the 22nd ACM SIGKDD International Conference on Knowledge Discovery and Data Mining (pp. 785–794). https://doi.org/10.1145/2939672.2939785</w:t>
+      </w:r>
+    </w:p>
+    <w:p>
+      <w:pPr>
+        <w:spacing w:line="480" w:lineRule="auto"/>
+        <w:ind w:hanging="720" w:left="720"/>
+      </w:pPr>
+      <w:r>
+        <w:t>Gal, Y., &amp; Ghahramani, Z. (2016). Dropout as a Bayesian approximation: Representing model uncertainty in deep learning. Proceedings of Machine Learning Research, 48, 1050–1059. https://proceedings.mlr.press/v48/gal16.html</w:t>
+      </w:r>
+    </w:p>
+    <w:p>
+      <w:pPr>
+        <w:spacing w:line="480" w:lineRule="auto"/>
+        <w:ind w:hanging="720" w:left="720"/>
+      </w:pPr>
+      <w:r>
+        <w:t>Gneiting, T., &amp; Raftery, A. E. (2007). Strictly proper scoring rules, prediction, and estimation. Journal of the American Statistical Association, 102(477), 359–378. https://doi.org/10.1198/016214506000001437</w:t>
+      </w:r>
+    </w:p>
+    <w:p>
+      <w:pPr>
+        <w:spacing w:line="480" w:lineRule="auto"/>
+        <w:ind w:hanging="720" w:left="720"/>
+      </w:pPr>
+      <w:r>
+        <w:t>Hochreiter, S., &amp; Schmidhuber, J. (1997). Long short-term memory. Neural Computation, 9(8), 1735–1780. https://doi.org/10.1162/neco.1997.9.8.1735</w:t>
+      </w:r>
+    </w:p>
+    <w:p>
+      <w:pPr>
+        <w:spacing w:line="480" w:lineRule="auto"/>
+        <w:ind w:hanging="720" w:left="720"/>
+      </w:pPr>
+      <w:r>
+        <w:t>Hyndman, R. J., &amp; Koehler, A. B. (2006). Another look at measures of forecast accuracy. International Journal of Forecasting, 22(4), 679–688. https://doi.org/10.1016/j.ijforecast.2006.03.001</w:t>
+      </w:r>
+    </w:p>
+    <w:p>
+      <w:pPr>
+        <w:spacing w:line="480" w:lineRule="auto"/>
+        <w:ind w:hanging="720" w:left="720"/>
+      </w:pPr>
+      <w:r>
+        <w:t>Lakshminarayanan, B., Pritzel, A., &amp; Blundell, C. (2017). Simple and scalable predictive uncertainty estimation using deep ensembles. Advances in Neural Information Processing Systems, 30.</w:t>
+      </w:r>
+    </w:p>
+    <w:p>
+      <w:r>
+        <w:br w:type="page"/>
+      </w:r>
+    </w:p>
+    <w:p>
+      <w:pPr>
+        <w:pStyle w:val="Heading1"/>
+        <w:ind w:firstLine="0"/>
+        <w:jc w:val="center"/>
+      </w:pPr>
+      <w:r>
+        <w:t>References (Continued)</w:t>
+      </w:r>
+    </w:p>
+    <w:p>
+      <w:pPr>
+        <w:spacing w:line="480" w:lineRule="auto"/>
+        <w:ind w:hanging="720" w:left="720"/>
+      </w:pPr>
+      <w:r>
+        <w:t>Morelli, S. (2026). Los Angeles Daily Temperature High [Computer software]. GitHub. https://github.com/salemmorelli1/Los-Angeles-Daily-Temperature-High</w:t>
+      </w:r>
+    </w:p>
+    <w:p>
+      <w:pPr>
+        <w:spacing w:line="480" w:lineRule="auto"/>
+        <w:ind w:hanging="720" w:left="720"/>
+      </w:pPr>
+      <w:r>
+        <w:t>National Weather Service. (2026). API web service. https://www.weather.gov/documentation/services-web-api</w:t>
+      </w:r>
+    </w:p>
+    <w:p>
+      <w:pPr>
+        <w:spacing w:line="480" w:lineRule="auto"/>
+        <w:ind w:hanging="720" w:left="720"/>
+      </w:pPr>
+      <w:r>
+        <w:t>Open-Meteo. (2026a). Historical Weather API. https://open-meteo.com/en/docs/historical-weather-api</w:t>
+      </w:r>
+    </w:p>
+    <w:p>
+      <w:pPr>
+        <w:spacing w:line="480" w:lineRule="auto"/>
+        <w:ind w:hanging="720" w:left="720"/>
+      </w:pPr>
+      <w:r>
+        <w:t>Open-Meteo. (2026b). Weather Forecast API. https://open-meteo.com/en/docs</w:t>
+      </w:r>
+    </w:p>
+    <w:p>
+      <w:pPr>
+        <w:spacing w:line="480" w:lineRule="auto"/>
+        <w:ind w:hanging="720" w:left="720"/>
+      </w:pPr>
+      <w:r>
+        <w:t>Paszke, A., Gross, S., Massa, F., Lerer, A., Bradbury, J., Chanan, G., Killeen, T., Lin, Z., Gimelshein, N., Antiga, L., Desmaison, A., Köpf, A., Yang, E., DeVito, Z., Raison, M., Tejani, A., Chilamkurthy, S., Steiner, B., Fang, L., ... Chintala, S. (2019). PyTorch: An imperative style, high-performance deep learning library. Advances in Neural Information Processing Systems, 32.</w:t>
+      </w:r>
+    </w:p>
+    <w:p>
+      <w:pPr>
+        <w:spacing w:line="480" w:lineRule="auto"/>
+        <w:ind w:hanging="720" w:left="720"/>
+      </w:pPr>
+      <w:r>
+        <w:t>Rabiner, L. R. (1989). A tutorial on hidden Markov models and selected applications in speech recognition. Proceedings of the IEEE, 77(2), 257–286. https://doi.org/10.1109/5.18626</w:t>
+      </w:r>
+    </w:p>
+    <w:p>
+      <w:pPr>
+        <w:spacing w:line="480" w:lineRule="auto"/>
+        <w:ind w:hanging="720" w:left="720"/>
+      </w:pPr>
+      <w:r>
+        <w:t>Rasp, S., &amp; Lerch, S. (2018). Neural networks for postprocessing ensemble weather forecasts. Monthly Weather Review, 146(11), 3885–3900. https://doi.org/10.1175/MWR-D-18-0187.1</w:t>
+      </w:r>
+    </w:p>
+    <w:p>
+      <w:pPr>
+        <w:spacing w:line="480" w:lineRule="auto"/>
+        <w:ind w:hanging="720" w:left="720"/>
+      </w:pPr>
+      <w:r>
+        <w:t>Vaswani, A., Shazeer, N., Parmar, N., Uszkoreit, J., Jones, L., Gomez, A. N., Kaiser, Ł., &amp; Polosukhin, I. (2017). Attention is all you need. Advances in Neural Information Processing Systems, 30.</w:t>
+      </w:r>
+    </w:p>
+    <w:p>
+      <w:pPr>
+        <w:spacing w:line="480" w:lineRule="auto"/>
+        <w:ind w:hanging="720" w:left="720"/>
+      </w:pPr>
+      <w:r>
+        <w:t>Wilks, D. S. (2019). Statistical methods in the atmospheric sciences (4th ed.). Elsevier.</w:t>
+      </w:r>
+    </w:p>
+    <w:p>
+      <w:r>
+        <w:br w:type="page"/>
+      </w:r>
+    </w:p>
+    <w:p>
+      <w:pPr>
+        <w:pStyle w:val="Heading1"/>
+        <w:ind w:firstLine="0"/>
+        <w:jc w:val="center"/>
+      </w:pPr>
+      <w:r>
+        <w:t>Appendix A: Reproduction Code for Figures and Tables</w:t>
+      </w:r>
+    </w:p>
+    <w:p>
+      <w:r>
+        <w:t>The following Python reads the repository artifacts and reconstructs the principal result tables without fabricating missing values. Paths are relative to the repository root.</w:t>
+      </w:r>
+    </w:p>
+    <w:p>
+      <w:pPr>
+        <w:spacing w:line="240" w:lineRule="auto" w:after="0"/>
+        <w:ind w:firstLine="0"/>
+      </w:pPr>
+      <w:r>
+        <w:rPr>
+          <w:rFonts w:ascii="Consolas" w:hAnsi="Consolas"/>
+          <w:sz w:val="14"/>
+        </w:rPr>
+        <w:t>from pathlib import Path</w:t>
         <w:br/>
-        <w:t xml:space="preserve">            ["KLAX observations", "Recent local verification and context", "Station and grid representations differ"],</w:t>
+        <w:t>import json</w:t>
         <w:br/>
-        <w:t xml:space="preserve">            ["NOAA Niño 3.4", "Monthly climate-state covariate", "Slow-moving index adds context, not daily causal identification"],</w:t>
+        <w:t>import pandas as pd</w:t>
         <w:br/>
-        <w:t xml:space="preserve">        ],</w:t>
+        <w:t>import numpy as np</w:t>
         <w:br/>
-        <w:t xml:space="preserve">    )</w:t>
-        <w:br/>
-        <w:t xml:space="preserve">    write_csv(</w:t>
-        <w:br/>
-        <w:t xml:space="preserve">        "table_2_model_contracts.csv",</w:t>
-        <w:br/>
-        <w:t xml:space="preserve">        [</w:t>
-        <w:br/>
-        <w:t xml:space="preserve">            ["Component", "Implemented contract", "Primary risk"],</w:t>
-        <w:br/>
-        <w:t xml:space="preserve">            ["Target clock", "feature_date + {1,3,5} calendar days", "Off-by-one labels or future-target leakage"],</w:t>
-        <w:br/>
-        <w:t xml:space="preserve">            ["LSTM", "14-day sequence; 2 layers; hidden size 128; three heads", "Small effective sample and recurrent overfit"],</w:t>
-        <w:br/>
-        <w:t xml:space="preserve">            ["Transformer", "Alternative sequence backbone", "Capacity exceeds evidence unless carefully regularized"],</w:t>
-        <w:br/>
-        <w:t xml:space="preserve">            ["XGBoost sleeve", "Optional nonlinear tabular ensemble", "Selection and blending optimism"],</w:t>
-        <w:br/>
-        <w:t xml:space="preserve">            ["BNN sleeve", "200 MC-dropout draws plus split conformalization", "Dropout spread alone is not calibrated coverage"],</w:t>
-        <w:br/>
-        <w:t xml:space="preserve">            ["HMM", "Three neutral Gaussian states; KMeans fallback", "Physical labels can be over-interpreted"],</w:t>
-        <w:br/>
-        <w:t xml:space="preserve">        ],</w:t>
-        <w:br/>
-        <w:t xml:space="preserve">    )</w:t>
-        <w:br/>
-        <w:t xml:space="preserve">    write_csv(</w:t>
-        <w:br/>
-        <w:t xml:space="preserve">        "table_3_metrics.csv",</w:t>
-        <w:br/>
-        <w:t xml:space="preserve">        [</w:t>
-        <w:br/>
-        <w:t xml:space="preserve">            ["Quantity", "Definition", "Interpretation"],</w:t>
-        <w:br/>
-        <w:t xml:space="preserve">            ["MAE", "n^-1 sum |y_t - yhat_t|", "Typical absolute error in °F"],</w:t>
-        <w:br/>
-        <w:t xml:space="preserve">            ["RMSE", "sqrt[n^-1 sum (y_t - yhat_t)^2]", "Tail-sensitive error in °F"],</w:t>
-        <w:br/>
-        <w:t xml:space="preserve">            ["Bias", "n^-1 sum (yhat_t - y_t)", "Mean warm/cool directional error"],</w:t>
-        <w:br/>
-        <w:t xml:space="preserve">            ["Skill vs baseline", "1 - MAE_model / MAE_baseline", "Positive only when model improves on baseline"],</w:t>
-        <w:br/>
-        <w:t xml:space="preserve">            ["Coverage", "n^-1 sum 1{L_t &lt;= y_t &lt;= U_t}", "Empirical interval hit rate"],</w:t>
-        <w:br/>
-        <w:t xml:space="preserve">            ["Interval score", "width + miss penalties", "Jointly rewards sharpness and calibration"],</w:t>
-        <w:br/>
-        <w:t xml:space="preserve">        ],</w:t>
-        <w:br/>
-        <w:t xml:space="preserve">    )</w:t>
-        <w:br/>
-        <w:t xml:space="preserve">    write_csv(</w:t>
-        <w:br/>
-        <w:t xml:space="preserve">        "table_4_governance.csv",</w:t>
-        <w:br/>
-        <w:t xml:space="preserve">        [</w:t>
-        <w:br/>
-        <w:t xml:space="preserve">            ["Gate", "Repository rule", "Consequence"],</w:t>
-        <w:br/>
-        <w:t xml:space="preserve">            ["Data freshness", "Latest observations within allowed age", "Warning or hold according to severity"],</w:t>
-        <w:br/>
-        <w:t xml:space="preserve">            ["Model freshness", "Retrain when model age exceeds seven days", "Avoid silent model staleness"],</w:t>
-        <w:br/>
-        <w:t xml:space="preserve">            ["Forecast source", "forecast_h* finite and source not unavailable", "Critical failure if absent"],</w:t>
-        <w:br/>
-        <w:t xml:space="preserve">            ["Physical bounds", "Canonical high between 32°F and 125°F", "Critical failure outside range"],</w:t>
-        <w:br/>
-        <w:t xml:space="preserve">            ["Persistence sanity", "Deviation from last observation bounded", "Critical failure for implausible jump"],</w:t>
-        <w:br/>
-        <w:t xml:space="preserve">            ["NWS sanity", "Tiered comparison to official benchmark", "Warning only; not an automatic veto"],</w:t>
-        <w:br/>
-        <w:t xml:space="preserve">            ["BNN calibration", "Intervals display only when calibration contracts pass", "Suppress misleading uncertainty bands"],</w:t>
-        <w:br/>
-        <w:t xml:space="preserve">        ],</w:t>
-        <w:br/>
-        <w:t xml:space="preserve">    )</w:t>
-        <w:br/>
-        <w:t xml:space="preserve">    write_csv(</w:t>
-        <w:br/>
-        <w:t xml:space="preserve">        "table_5_audit.csv",</w:t>
-        <w:br/>
-        <w:t xml:space="preserve">        [</w:t>
-        <w:br/>
-        <w:t xml:space="preserve">            ["Finding", "Evidence in repository", "Research implication"],</w:t>
-        <w:br/>
-        <w:t xml:space="preserve">            ["Corrected target clock", "Explicit feature_date + h contract across Parts 1, 2, and 9", "Prevents horizon-label drift"],</w:t>
-        <w:br/>
-        <w:t xml:space="preserve">            ["Live-tail preservation", "Training drops unlabeled rows; inference keeps newest feature row", "Separates fitting from live prediction"],</w:t>
-        <w:br/>
-        <w:t xml:space="preserve">            ["Heat branch rejected", "Default disabled after worse global MAE and 0/5 heat hits", "Negative experiments are retained and governed"],</w:t>
-        <w:br/>
-        <w:t xml:space="preserve">            ["Grid-point self-check", "Part 0 verifies hard-coded NWS grid against /points", "Prevents silent location mismatch"],</w:t>
-        <w:br/>
-        <w:t xml:space="preserve">            ["NWS dependence disclosed", "Anchor flags and model-only track coexist", "Benchmark comparisons remain interpretable"],</w:t>
-        <w:br/>
-        <w:t xml:space="preserve">            ["Documentation drift", "README endpoint example differs from corrected code constants", "Documentation must be generated from code or CI-checked"],</w:t>
-        <w:br/>
-        <w:t xml:space="preserve">            ["Minimum-sample guards", "Skill at n&gt;=30; promotion at n&gt;=60", "Prevents premature performance claims"],</w:t>
-        <w:br/>
-        <w:t xml:space="preserve">        ],</w:t>
-        <w:br/>
-        <w:t xml:space="preserve">    )</w:t>
+        <w:t>import matplotlib.pyplot as plt</w:t>
         <w:br/>
         <w:br/>
+        <w:t>ROOT = Path(__file__).resolve().parents[1]</w:t>
         <w:br/>
-        <w:t>if __name__ == "__main__":</w:t>
+        <w:t>meta = json.loads((ROOT/"artifacts_part2/part2_meta.json").read_text())</w:t>
         <w:br/>
-        <w:t xml:space="preserve">    pipeline_figure()</w:t>
+        <w:t>xgb = json.loads((ROOT/"artifacts_part2b/part2b_summary.json").read_text())</w:t>
         <w:br/>
-        <w:t xml:space="preserve">    target_clock_figure()</w:t>
+        <w:t>cal = json.loads((ROOT/"artifacts_part2c/calibration_report.json").read_text())</w:t>
         <w:br/>
-        <w:t xml:space="preserve">    anchoring_mechanism_figure()</w:t>
+        <w:t>attr = json.loads((ROOT/"artifacts_part9/live_attribution_report.json").read_text())</w:t>
         <w:br/>
-        <w:t xml:space="preserve">    conformal_figure()</w:t>
         <w:br/>
-        <w:t xml:space="preserve">    governance_figure()</w:t>
+        <w:t>horizons = [1, 3, 5]</w:t>
         <w:br/>
-        <w:t xml:space="preserve">    tables()</w:t>
+        <w:t>model_rows = []</w:t>
         <w:br/>
-        <w:t xml:space="preserve">    print(f"Wrote figures to {FIGURES}")</w:t>
+        <w:t>for h in horizons:</w:t>
         <w:br/>
-        <w:t xml:space="preserve">    print(f"Wrote tables to {TABLES}")</w:t>
+        <w:t xml:space="preserve">    model_rows.append({</w:t>
+        <w:br/>
+        <w:t xml:space="preserve">        "horizon": h,</w:t>
+        <w:br/>
+        <w:t xml:space="preserve">        "lstm_test_mae_f": meta["test_metrics"][f"test_h{h}_mae_f"],</w:t>
+        <w:br/>
+        <w:t xml:space="preserve">        "xgb_test_mae_f": xgb["test_metrics"][f"h{h}_mae_f"],</w:t>
+        <w:br/>
+        <w:t xml:space="preserve">        "model_only_live_mae_f": attr["model_only_metrics"][f"h{h}"]["mae_f"],</w:t>
+        <w:br/>
+        <w:t xml:space="preserve">        "canonical_live_mae_f": attr["metrics_by_horizon"][f"h{h}"]["mae_f"],</w:t>
+        <w:br/>
+        <w:t xml:space="preserve">    })</w:t>
+        <w:br/>
+        <w:t>model_table = pd.DataFrame(model_rows)</w:t>
+        <w:br/>
+        <w:t>print(model_table.to_markdown(index=False))</w:t>
+        <w:br/>
+        <w:br/>
+        <w:t>coverage_rows = []</w:t>
+        <w:br/>
+        <w:t>for h in horizons:</w:t>
+        <w:br/>
+        <w:t xml:space="preserve">    coverage_rows.append({</w:t>
+        <w:br/>
+        <w:t xml:space="preserve">        "horizon": h,</w:t>
+        <w:br/>
+        <w:t xml:space="preserve">        "raw_mc_coverage": cal["raw_mc_dropout_calibration_results"][f"h{h}_coverage_90pct"],</w:t>
+        <w:br/>
+        <w:t xml:space="preserve">        "test_conformal_coverage": cal["test_coverage_results"][f"h{h}_coverage_90pct"],</w:t>
+        <w:br/>
+        <w:t xml:space="preserve">        "mean_width_f": cal["test_coverage_results"][f"h{h}_mean_ci_width_f"],</w:t>
+        <w:br/>
+        <w:t xml:space="preserve">    })</w:t>
+        <w:br/>
+        <w:t>coverage_table = pd.DataFrame(coverage_rows)</w:t>
+        <w:br/>
+        <w:t>print(coverage_table.to_markdown(index=False))</w:t>
+      </w:r>
+    </w:p>
+    <w:tbl>
+      <w:tblPr>
+        <w:tblW w:type="dxa" w:w="9360"/>
+        <w:jc w:val="center"/>
+        <w:tblLayout w:type="fixed"/>
+        <w:tblLook w:firstColumn="1" w:firstRow="1" w:lastColumn="0" w:lastRow="0" w:noHBand="0" w:noVBand="1" w:val="04A0"/>
+      </w:tblPr>
+      <w:tblGrid>
+        <w:gridCol w:w="9360"/>
+      </w:tblGrid>
+      <w:tr>
+        <w:trPr>
+          <w:tblHeader w:val="true"/>
+        </w:trPr>
+        <w:tc>
+          <w:tcPr>
+            <w:tcW w:type="dxa" w:w="9360"/>
+            <w:vAlign w:val="center"/>
+            <w:shd w:fill="EAF2F7"/>
+          </w:tcPr>
+          <w:p>
+            <w:pPr>
+              <w:spacing w:line="276" w:lineRule="auto"/>
+              <w:ind w:firstLine="0"/>
+            </w:pPr>
+            <w:r>
+              <w:rPr>
+                <w:b/>
+              </w:rPr>
+              <w:t xml:space="preserve">Reproduction rule: </w:t>
+            </w:r>
+            <w:r>
+              <w:t>Run against the same commit and retain the artifact timestamps in any derivative figure caption. Do not merge corrected-grid runs with the historical misaligned-grid tape without an era indicator.</w:t>
+            </w:r>
+          </w:p>
+        </w:tc>
+      </w:tr>
+    </w:tbl>
+    <w:p>
+      <w:r>
+        <w:br w:type="page"/>
+      </w:r>
+    </w:p>
+    <w:p>
+      <w:pPr>
+        <w:pStyle w:val="Heading1"/>
+        <w:ind w:firstLine="0"/>
+        <w:jc w:val="center"/>
+      </w:pPr>
+      <w:r>
+        <w:t>Appendix A: Figure Construction Code (Continued)</w:t>
+      </w:r>
+    </w:p>
+    <w:p>
+      <w:pPr>
+        <w:spacing w:line="240" w:lineRule="auto" w:after="0"/>
+        <w:ind w:firstLine="0"/>
+      </w:pPr>
+      <w:r>
+        <w:rPr>
+          <w:rFonts w:ascii="Consolas" w:hAnsi="Consolas"/>
+          <w:sz w:val="14"/>
+        </w:rPr>
+        <w:t># Figure: holdout MAE</w:t>
+        <w:br/>
+        <w:t>x = np.arange(len(horizons)); width = 0.34</w:t>
+        <w:br/>
+        <w:t>fig, ax = plt.subplots(figsize=(7.4, 3.8))</w:t>
+        <w:br/>
+        <w:t>ax.bar(x-width/2, model_table.lstm_test_mae_f, width, label="LSTM")</w:t>
+        <w:br/>
+        <w:t>ax.bar(x+width/2, model_table.xgb_test_mae_f, width, label="XGBoost")</w:t>
+        <w:br/>
+        <w:t>ax.set_xticks(x, [f"H={h}" for h in horizons])</w:t>
+        <w:br/>
+        <w:t>ax.set_ylabel("Test MAE (°F)"); ax.legend(); fig.tight_layout()</w:t>
+        <w:br/>
+        <w:t>fig.savefig("holdout_mae.png", dpi=220)</w:t>
+        <w:br/>
+        <w:br/>
+        <w:t># Figure: calibration coverage</w:t>
+        <w:br/>
+        <w:t>fig, ax = plt.subplots(figsize=(7.4, 3.8))</w:t>
+        <w:br/>
+        <w:t>ax.bar(x-width/2, coverage_table.raw_mc_coverage, width, label="Raw MC dropout")</w:t>
+        <w:br/>
+        <w:t>ax.bar(x+width/2, coverage_table.test_conformal_coverage, width,</w:t>
+        <w:br/>
+        <w:t xml:space="preserve">       label="Conformalized test")</w:t>
+        <w:br/>
+        <w:t>ax.axhline(.90, color="firebrick", linestyle="--", label="Nominal 90%")</w:t>
+        <w:br/>
+        <w:t>ax.set_ylim(0, 1.05); ax.set_xticks(x, [f"H={h}" for h in horizons])</w:t>
+        <w:br/>
+        <w:t>ax.set_ylabel("Empirical coverage"); ax.legend(); fig.tight_layout()</w:t>
+        <w:br/>
+        <w:t>fig.savefig("interval_coverage.png", dpi=220)</w:t>
+        <w:br/>
+        <w:br/>
+        <w:t># Figure: operational attribution</w:t>
+        <w:br/>
+        <w:t>persist = [attr["metrics_by_horizon"][f"h{h}"]["persistence_mae_f"] for h in horizons]</w:t>
+        <w:br/>
+        <w:t>clim = [attr["metrics_by_horizon"][f"h{h}"]["clim_mae_f"] for h in horizons]</w:t>
+        <w:br/>
+        <w:t>fig, ax = plt.subplots(figsize=(7.6, 4.0))</w:t>
+        <w:br/>
+        <w:t>for offset, values, label in [(-1.5, model_table.model_only_live_mae_f, "Pre-anchor"),</w:t>
+        <w:br/>
+        <w:t xml:space="preserve">                              (-.5, model_table.canonical_live_mae_f, "Canonical"),</w:t>
+        <w:br/>
+        <w:t xml:space="preserve">                              (.5, persist, "Persistence"), (1.5, clim, "Climatology")]:</w:t>
+        <w:br/>
+        <w:t xml:space="preserve">    ax.bar(x+offset*.20, values, .20, label=label)</w:t>
+        <w:br/>
+        <w:t>ax.set_xticks(x, [f"H={h}" for h in horizons]); ax.set_ylabel("MAE (°F)")</w:t>
+        <w:br/>
+        <w:t>ax.legend(ncol=2); fig.tight_layout(); fig.savefig("live_attribution.png", dpi=220)</w:t>
+      </w:r>
+    </w:p>
+    <w:p>
+      <w:pPr>
+        <w:ind w:firstLine="0"/>
+      </w:pPr>
+      <w:r>
+        <w:t>Note. The document-generation script also formats APA tables from these data frames and adds alternative text to each embedded figure. The browser laboratory is explanatory; the Python artifacts remain the authoritative computational record.</w:t>
       </w:r>
     </w:p>
     <w:sectPr>
       <w:headerReference w:type="default" r:id="rId9"/>
+      <w:footerReference w:type="default" r:id="rId10"/>
       <w:pgSz w:w="12240" w:h="15840"/>
       <w:pgMar w:top="1440" w:right="1440" w:bottom="1440" w:left="1440" w:header="720" w:footer="720" w:gutter="0"/>
       <w:cols w:space="720"/>
@@ -5283,21 +5471,91 @@
 </w:document>
 </file>
 
+<file path=word/footer1.xml><?xml version="1.0" encoding="utf-8"?>
+<w:ftr xmlns:m="http://schemas.openxmlformats.org/officeDocument/2006/math" xmlns:mc="http://schemas.openxmlformats.org/markup-compatibility/2006" xmlns:mo="http://schemas.microsoft.com/office/mac/office/2008/main" xmlns:mv="urn:schemas-microsoft-com:mac:vml" xmlns:o="urn:schemas-microsoft-com:office:office" xmlns:r="http://schemas.openxmlformats.org/officeDocument/2006/relationships" xmlns:v="urn:schemas-microsoft-com:vml" xmlns:w10="urn:schemas-microsoft-com:office:word" xmlns:w14="http://schemas.microsoft.com/office/word/2010/wordml" xmlns:w="http://schemas.openxmlformats.org/wordprocessingml/2006/main" xmlns:wne="http://schemas.microsoft.com/office/word/2006/wordml" xmlns:wp14="http://schemas.microsoft.com/office/word/2010/wordprocessingDrawing" xmlns:wp="http://schemas.openxmlformats.org/drawingml/2006/wordprocessingDrawing" xmlns:wpc="http://schemas.microsoft.com/office/word/2010/wordprocessingCanvas" xmlns:wpg="http://schemas.microsoft.com/office/word/2010/wordprocessingGroup" xmlns:wpi="http://schemas.microsoft.com/office/word/2010/wordprocessingInk" xmlns:wps="http://schemas.microsoft.com/office/word/2010/wordprocessingShape" mc:Ignorable="w14 wp14">
+  <w:p>
+    <w:pPr>
+      <w:pStyle w:val="Footer"/>
+      <w:spacing w:line="240" w:lineRule="auto"/>
+      <w:ind w:firstLine="0"/>
+      <w:jc w:val="center"/>
+    </w:pPr>
+    <w:r>
+      <w:rPr>
+        <w:color w:val="5A5A5A"/>
+        <w:sz w:val="16"/>
+      </w:rPr>
+      <w:t>Repository audit and statistical evaluation | Artifact snapshot: August 24, 2026</w:t>
+    </w:r>
+  </w:p>
+</w:ftr>
+</file>
+
 <file path=word/header1.xml><?xml version="1.0" encoding="utf-8"?>
 <w:hdr xmlns:m="http://schemas.openxmlformats.org/officeDocument/2006/math" xmlns:mc="http://schemas.openxmlformats.org/markup-compatibility/2006" xmlns:mo="http://schemas.microsoft.com/office/mac/office/2008/main" xmlns:mv="urn:schemas-microsoft-com:mac:vml" xmlns:o="urn:schemas-microsoft-com:office:office" xmlns:r="http://schemas.openxmlformats.org/officeDocument/2006/relationships" xmlns:v="urn:schemas-microsoft-com:vml" xmlns:w10="urn:schemas-microsoft-com:office:word" xmlns:w14="http://schemas.microsoft.com/office/word/2010/wordml" xmlns:w="http://schemas.openxmlformats.org/wordprocessingml/2006/main" xmlns:wne="http://schemas.microsoft.com/office/word/2006/wordml" xmlns:wp14="http://schemas.microsoft.com/office/word/2010/wordprocessingDrawing" xmlns:wp="http://schemas.openxmlformats.org/drawingml/2006/wordprocessingDrawing" xmlns:wpc="http://schemas.microsoft.com/office/word/2010/wordprocessingCanvas" xmlns:wpg="http://schemas.microsoft.com/office/word/2010/wordprocessingGroup" xmlns:wpi="http://schemas.microsoft.com/office/word/2010/wordprocessingInk" xmlns:wps="http://schemas.microsoft.com/office/word/2010/wordprocessingShape" mc:Ignorable="w14 wp14">
   <w:p>
     <w:pPr>
       <w:pStyle w:val="Header"/>
-      <w:jc w:val="right"/>
     </w:pPr>
-    <w:r>
-      <w:fldChar w:fldCharType="begin"/>
-      <w:instrText xml:space="preserve"> PAGE </w:instrText>
-      <w:fldChar w:fldCharType="separate"/>
-      <w:t>1</w:t>
-      <w:fldChar w:fldCharType="end"/>
-    </w:r>
   </w:p>
+  <w:tbl>
+    <w:tblPr>
+      <w:tblW w:type="dxa" w:w="9360"/>
+      <w:jc w:val="center"/>
+      <w:tblLayout w:type="fixed"/>
+      <w:tblLook w:firstColumn="1" w:firstRow="1" w:lastColumn="0" w:lastRow="0" w:noHBand="0" w:noVBand="1" w:val="04A0"/>
+    </w:tblPr>
+    <w:tblGrid>
+      <w:gridCol w:w="8424"/>
+      <w:gridCol w:w="936"/>
+    </w:tblGrid>
+    <w:tr>
+      <w:trPr>
+        <w:tblHeader w:val="true"/>
+      </w:trPr>
+      <w:tc>
+        <w:tcPr>
+          <w:tcW w:type="dxa" w:w="8424"/>
+          <w:vAlign w:val="center"/>
+        </w:tcPr>
+        <w:p>
+          <w:pPr>
+            <w:spacing w:line="240" w:lineRule="auto"/>
+            <w:ind w:firstLine="0"/>
+          </w:pPr>
+          <w:r>
+            <w:rPr>
+              <w:rFonts w:ascii="Calibri" w:hAnsi="Calibri"/>
+              <w:sz w:val="17"/>
+            </w:rPr>
+            <w:t>LOS ANGELES TEMPERATURE-FORECASTING LABORATORY</w:t>
+          </w:r>
+        </w:p>
+      </w:tc>
+      <w:tc>
+        <w:tcPr>
+          <w:tcW w:type="dxa" w:w="936"/>
+          <w:vAlign w:val="center"/>
+        </w:tcPr>
+        <w:p>
+          <w:pPr>
+            <w:spacing w:line="240" w:lineRule="auto"/>
+            <w:ind w:firstLine="0"/>
+            <w:jc w:val="right"/>
+          </w:pPr>
+          <w:r>
+            <w:rPr>
+              <w:rFonts w:ascii="Calibri" w:hAnsi="Calibri"/>
+              <w:sz w:val="17"/>
+            </w:rPr>
+            <w:fldChar w:fldCharType="begin"/>
+            <w:instrText xml:space="preserve">PAGE</w:instrText>
+            <w:fldChar w:fldCharType="end"/>
+          </w:r>
+        </w:p>
+      </w:tc>
+    </w:tr>
+  </w:tbl>
 </w:hdr>
 </file>
 
@@ -5665,11 +5923,12 @@
     <w:qFormat/>
     <w:rsid w:val="00FC693F"/>
     <w:pPr>
-      <w:widowControl/>
-      <w:spacing w:line="480" w:lineRule="auto" w:before="0" w:after="0"/>
+      <w:spacing w:line="480" w:lineRule="auto" w:after="0"/>
+      <w:ind w:firstLine="720"/>
     </w:pPr>
     <w:rPr>
-      <w:rFonts w:ascii="Arial" w:hAnsi="Arial" w:eastAsia="Arial"/>
+      <w:rFonts w:ascii="Calibri" w:hAnsi="Calibri"/>
+      <w:color w:val="191F27"/>
       <w:sz w:val="22"/>
     </w:rPr>
   </w:style>
@@ -5729,15 +5988,14 @@
       <w:keepNext/>
       <w:keepLines/>
       <w:spacing w:before="0" w:after="0" w:line="480" w:lineRule="auto"/>
-      <w:jc w:val="center"/>
       <w:outlineLvl w:val="0"/>
     </w:pPr>
     <w:rPr>
-      <w:rFonts w:asciiTheme="majorHAnsi" w:eastAsiaTheme="majorEastAsia" w:hAnsiTheme="majorHAnsi" w:cstheme="majorBidi" w:ascii="Arial" w:hAnsi="Arial" w:eastAsia="Arial"/>
+      <w:rFonts w:asciiTheme="majorHAnsi" w:eastAsiaTheme="majorEastAsia" w:hAnsiTheme="majorHAnsi" w:cstheme="majorBidi" w:ascii="Calibri" w:hAnsi="Calibri"/>
       <w:b/>
       <w:bCs/>
       <w:color w:val="000000"/>
-      <w:sz w:val="22"/>
+      <w:sz w:val="26"/>
       <w:szCs w:val="28"/>
     </w:rPr>
   </w:style>
@@ -5757,7 +6015,7 @@
       <w:outlineLvl w:val="1"/>
     </w:pPr>
     <w:rPr>
-      <w:rFonts w:asciiTheme="majorHAnsi" w:eastAsiaTheme="majorEastAsia" w:hAnsiTheme="majorHAnsi" w:cstheme="majorBidi" w:ascii="Arial" w:hAnsi="Arial" w:eastAsia="Arial"/>
+      <w:rFonts w:asciiTheme="majorHAnsi" w:eastAsiaTheme="majorEastAsia" w:hAnsiTheme="majorHAnsi" w:cstheme="majorBidi" w:ascii="Calibri" w:hAnsi="Calibri"/>
       <w:b/>
       <w:bCs/>
       <w:color w:val="000000"/>
@@ -5781,10 +6039,9 @@
       <w:outlineLvl w:val="2"/>
     </w:pPr>
     <w:rPr>
-      <w:rFonts w:asciiTheme="majorHAnsi" w:eastAsiaTheme="majorEastAsia" w:hAnsiTheme="majorHAnsi" w:cstheme="majorBidi" w:ascii="Arial" w:hAnsi="Arial" w:eastAsia="Arial"/>
+      <w:rFonts w:asciiTheme="majorHAnsi" w:eastAsiaTheme="majorEastAsia" w:hAnsiTheme="majorHAnsi" w:cstheme="majorBidi" w:ascii="Calibri" w:hAnsi="Calibri"/>
       <w:b/>
       <w:bCs/>
-      <w:i/>
       <w:color w:val="000000"/>
       <w:sz w:val="22"/>
     </w:rPr>
@@ -6017,18 +6274,20 @@
     <w:qFormat/>
     <w:rsid w:val="00FC693F"/>
     <w:pPr>
+      <w:keepNext/>
       <w:pBdr>
         <w:bottom w:val="single" w:sz="8" w:space="4" w:color="4F81BD" w:themeColor="accent1"/>
       </w:pBdr>
-      <w:spacing w:after="300" w:line="240" w:lineRule="auto"/>
+      <w:spacing w:after="0" w:line="480" w:lineRule="auto" w:before="0"/>
       <w:contextualSpacing/>
     </w:pPr>
     <w:rPr>
-      <w:rFonts w:asciiTheme="majorHAnsi" w:eastAsiaTheme="majorEastAsia" w:hAnsiTheme="majorHAnsi" w:cstheme="majorBidi"/>
-      <w:color w:val="17365D" w:themeColor="text2" w:themeShade="BF"/>
+      <w:rFonts w:asciiTheme="majorHAnsi" w:eastAsiaTheme="majorEastAsia" w:hAnsiTheme="majorHAnsi" w:cstheme="majorBidi" w:ascii="Calibri" w:hAnsi="Calibri"/>
+      <w:b/>
+      <w:color w:val="000000"/>
       <w:spacing w:val="5"/>
       <w:kern w:val="28"/>
-      <w:sz w:val="52"/>
+      <w:sz w:val="32"/>
       <w:szCs w:val="52"/>
     </w:rPr>
   </w:style>
@@ -17357,26 +17616,6 @@
         <w:shd w:val="clear" w:color="auto" w:fill="FBCAA2" w:themeFill="accent6" w:themeFillTint="7F"/>
       </w:tcPr>
     </w:tblStylePr>
-  </w:style>
-  <w:style w:type="paragraph" w:customStyle="1" w:styleId="APACaption">
-    <w:name w:val="APA Caption"/>
-    <w:pPr>
-      <w:spacing w:line="240" w:lineRule="auto" w:after="60"/>
-    </w:pPr>
-    <w:rPr>
-      <w:rFonts w:ascii="Arial" w:hAnsi="Arial"/>
-      <w:sz w:val="20"/>
-    </w:rPr>
-  </w:style>
-  <w:style w:type="paragraph" w:customStyle="1" w:styleId="AppendixCode">
-    <w:name w:val="Appendix Code"/>
-    <w:pPr>
-      <w:spacing w:line="118" w:lineRule="exact" w:before="0" w:after="0"/>
-    </w:pPr>
-    <w:rPr>
-      <w:rFonts w:ascii="Courier New" w:hAnsi="Courier New"/>
-      <w:sz w:val="10"/>
-    </w:rPr>
   </w:style>
 </w:styles>
 </file>
